--- a/turnova-design-guide-v5.docx
+++ b/turnova-design-guide-v5.docx
@@ -15,7 +15,7 @@
           <w:sz w:val="34"/>
           <w:szCs w:val="34"/>
         </w:rPr>
-        <w:t xml:space="preserve">TURNOVA 디자인 가이드 v5 — Augustinus Bader 벤치마크 리셋</w:t>
+        <w:t xml:space="preserve">TURNOVA 디자인 가이드 v5.1 — Augustinus Bader 벤치마크</w:t>
       </w:r>
     </w:p>
     <w:p>
@@ -29,7 +29,7 @@
           <w:sz w:val="18"/>
           <w:szCs w:val="18"/>
         </w:rPr>
-        <w:t xml:space="preserve">디자인·마케팅팀 정리 · 2026년 10월 4일 · @Jin · v4까지의 "AB 거리두기" 방향을 폐기하고 다시 잡음</w:t>
+        <w:t xml:space="preserve">디자인·마케팅팀 정리 · 2026년 10월 4일 (v5.1: 메탈·패턴 추천, 6 SKU, 수출 RA 반영) · @Jin · v4까지의 "AB 거리두기" 방향을 폐기하고 다시 잡음</w:t>
       </w:r>
     </w:p>
     <w:p>
@@ -489,7 +489,7 @@
                 <w:sz w:val="19"/>
                 <w:szCs w:val="19"/>
               </w:rPr>
-              <w:t xml:space="preserve">선택: ∞(8) 고리를 이은 톤온톤 가는 선 패턴. 무광, 가까이서만 보이는 정도</w:t>
+              <w:t xml:space="preserve">∞(8) 고리를 이은 톤온톤 가는 선 패턴 — 6-2 참고</w:t>
             </w:r>
           </w:p>
         </w:tc>
@@ -2078,7 +2078,7 @@
         <w:rPr>
           <w:rFonts w:ascii="Malgun Gothic" w:cs="Malgun Gothic" w:eastAsia="Malgun Gothic" w:hAnsi="Malgun Gothic"/>
         </w:rPr>
-        <w:t xml:space="preserve">용량: 맨 아래, "50 mL / 1.7 fl oz" (스케치의 1.7ft.cz는 오타로 보고 수정)</w:t>
+        <w:t xml:space="preserve">용량: 맨 아래, SKU별 용량 + 미국 단위 (스케치의 1.7ft.cz는 fl oz 오타로 보고 수정, 단위는 9-1 RA 기준)</w:t>
       </w:r>
     </w:p>
     <w:p>
@@ -2580,7 +2580,7 @@
         <w:rPr>
           <w:rFonts w:ascii="Malgun Gothic" w:cs="Malgun Gothic" w:eastAsia="Malgun Gothic" w:hAnsi="Malgun Gothic"/>
         </w:rPr>
-        <w:t xml:space="preserve">재질: 금박·펄·유광 블랙이 원안 → 단상자에서는 코퍼 포일로 통일할지 오너 결정 필요</w:t>
+        <w:t xml:space="preserve">재질: 단상자·용기 = 유광 코퍼 포일로 통일. 펄·유광 블랙은 한정판·기획세트·굿즈에서만</w:t>
       </w:r>
     </w:p>
     <w:p>
@@ -2613,6 +2613,200 @@
           <w:rFonts w:ascii="Malgun Gothic" w:cs="Malgun Gothic" w:eastAsia="Malgun Gothic" w:hAnsi="Malgun Gothic"/>
         </w:rPr>
         <w:t xml:space="preserve">심볼 확정 후 도형 상표 별도 출원</w:t>
+      </w:r>
+    </w:p>
+    <w:p>
+      <w:pPr>
+        <w:pStyle w:val="Heading1"/>
+        <w:spacing w:after="120" w:before="280"/>
+      </w:pPr>
+      <w:r>
+        <w:rPr>
+          <w:rFonts w:ascii="Malgun Gothic" w:cs="Malgun Gothic" w:eastAsia="Malgun Gothic" w:hAnsi="Malgun Gothic"/>
+          <w:b/>
+          <w:bCs/>
+          <w:color w:val="1E22AA"/>
+          <w:sz w:val="28"/>
+          <w:szCs w:val="28"/>
+        </w:rPr>
+        <w:t xml:space="preserve">6-1. 메탈 추천 — 코퍼</w:t>
+      </w:r>
+    </w:p>
+    <w:p>
+      <w:pPr>
+        <w:pStyle w:val="ListParagraph"/>
+        <w:numPr>
+          <w:ilvl w:val="0"/>
+          <w:numId w:val="2"/>
+        </w:numPr>
+        <w:spacing w:after="40"/>
+      </w:pPr>
+      <w:r>
+        <w:rPr>
+          <w:rFonts w:ascii="Malgun Gothic" w:cs="Malgun Gothic" w:eastAsia="Malgun Gothic" w:hAnsi="Malgun Gothic"/>
+        </w:rPr>
+        <w:t xml:space="preserve">"메탈"이란: 캡·펌프·스포이드 링 같은 금속 부품과 로고 금박의 색. 지금 후보는 코퍼(구리색, 오렌지빛 금속)와 골드(노란빛 금속) 두 가지</w:t>
+      </w:r>
+    </w:p>
+    <w:p>
+      <w:pPr>
+        <w:pStyle w:val="ListParagraph"/>
+        <w:numPr>
+          <w:ilvl w:val="0"/>
+          <w:numId w:val="2"/>
+        </w:numPr>
+        <w:spacing w:after="40"/>
+      </w:pPr>
+      <w:r>
+        <w:rPr>
+          <w:rFonts w:ascii="Malgun Gothic" w:cs="Malgun Gothic" w:eastAsia="Malgun Gothic" w:hAnsi="Malgun Gothic"/>
+        </w:rPr>
+        <w:t xml:space="preserve">추천: 코퍼. ① 주신 배치안의 피치·주황 글자색이 곧 코퍼 ② 파랑과 주황은 보색이라 폰 사진·매대에서 가장 강하게 튀고 로고 반사도 잘 보임 ③ 원하신 AB 색감이 블루+코퍼</w:t>
+      </w:r>
+    </w:p>
+    <w:p>
+      <w:pPr>
+        <w:pStyle w:val="ListParagraph"/>
+        <w:numPr>
+          <w:ilvl w:val="0"/>
+          <w:numId w:val="2"/>
+        </w:numPr>
+        <w:spacing w:after="40"/>
+      </w:pPr>
+      <w:r>
+        <w:rPr>
+          <w:rFonts w:ascii="Malgun Gothic" w:cs="Malgun Gothic" w:eastAsia="Malgun Gothic" w:hAnsi="Malgun Gothic"/>
+        </w:rPr>
+        <w:t xml:space="preserve">차별 포인트: AB 코퍼는 핑크 기운(로즈골드 쪽). 터노바는 배치안처럼 피치·오렌지 쪽으로 잡아 AB와 한 톤 다르게. 핑크로 가면 반려</w:t>
+      </w:r>
+    </w:p>
+    <w:p>
+      <w:pPr>
+        <w:pStyle w:val="ListParagraph"/>
+        <w:numPr>
+          <w:ilvl w:val="0"/>
+          <w:numId w:val="2"/>
+        </w:numPr>
+        <w:spacing w:after="40"/>
+      </w:pPr>
+      <w:r>
+        <w:rPr>
+          <w:rFonts w:ascii="Malgun Gothic" w:cs="Malgun Gothic" w:eastAsia="Malgun Gothic" w:hAnsi="Malgun Gothic"/>
+        </w:rPr>
+        <w:t xml:space="preserve">골드를 고르면: AB와 거리는 멀어지지만, 원하신 색감과 배치안 색에서 멀어짐 → 비추천</w:t>
+      </w:r>
+    </w:p>
+    <w:p>
+      <w:pPr>
+        <w:pStyle w:val="ListParagraph"/>
+        <w:numPr>
+          <w:ilvl w:val="0"/>
+          <w:numId w:val="2"/>
+        </w:numPr>
+        <w:spacing w:after="40"/>
+      </w:pPr>
+      <w:r>
+        <w:rPr>
+          <w:rFonts w:ascii="Malgun Gothic" w:cs="Malgun Gothic" w:eastAsia="Malgun Gothic" w:hAnsi="Malgun Gothic"/>
+        </w:rPr>
+        <w:t xml:space="preserve">적용: 6 SKU 전부 캡·펌프·스포이드 링·로고 포일을 같은 코퍼로. 부품 업체가 달라도 코퍼 실물 칩 하나로 대조 승인</w:t>
+      </w:r>
+    </w:p>
+    <w:p>
+      <w:pPr>
+        <w:pStyle w:val="Heading1"/>
+        <w:spacing w:after="120" w:before="280"/>
+      </w:pPr>
+      <w:r>
+        <w:rPr>
+          <w:rFonts w:ascii="Malgun Gothic" w:cs="Malgun Gothic" w:eastAsia="Malgun Gothic" w:hAnsi="Malgun Gothic"/>
+          <w:b/>
+          <w:bCs/>
+          <w:color w:val="1E22AA"/>
+          <w:sz w:val="28"/>
+          <w:szCs w:val="28"/>
+        </w:rPr>
+        <w:t xml:space="preserve">6-2. 톤온톤 패턴 — 무엇이고 쓸지</w:t>
+      </w:r>
+    </w:p>
+    <w:p>
+      <w:pPr>
+        <w:pStyle w:val="ListParagraph"/>
+        <w:numPr>
+          <w:ilvl w:val="0"/>
+          <w:numId w:val="2"/>
+        </w:numPr>
+        <w:spacing w:after="40"/>
+      </w:pPr>
+      <w:r>
+        <w:rPr>
+          <w:rFonts w:ascii="Malgun Gothic" w:cs="Malgun Gothic" w:eastAsia="Malgun Gothic" w:hAnsi="Malgun Gothic"/>
+        </w:rPr>
+        <w:t xml:space="preserve">"톤온톤 패턴"이란: 바탕 파랑과 거의 같은 파랑(살짝 어둡거나 밝게)으로 가는 선 무늬를 깔아, 멀리선 단색이고 가까이서만 무늬가 보이게 하는 것. AB 튜브의 은은한 곡선 무늬가 이것</w:t>
+      </w:r>
+    </w:p>
+    <w:p>
+      <w:pPr>
+        <w:pStyle w:val="ListParagraph"/>
+        <w:numPr>
+          <w:ilvl w:val="0"/>
+          <w:numId w:val="2"/>
+        </w:numPr>
+        <w:spacing w:after="40"/>
+      </w:pPr>
+      <w:r>
+        <w:rPr>
+          <w:rFonts w:ascii="Malgun Gothic" w:cs="Malgun Gothic" w:eastAsia="Malgun Gothic" w:hAnsi="Malgun Gothic"/>
+        </w:rPr>
+        <w:t xml:space="preserve">터노바안: 뫼비우스 ∞(8) 고리를 이어 그린 아주 가는 선 무늬</w:t>
+      </w:r>
+    </w:p>
+    <w:p>
+      <w:pPr>
+        <w:pStyle w:val="ListParagraph"/>
+        <w:numPr>
+          <w:ilvl w:val="0"/>
+          <w:numId w:val="2"/>
+        </w:numPr>
+        <w:spacing w:after="40"/>
+      </w:pPr>
+      <w:r>
+        <w:rPr>
+          <w:rFonts w:ascii="Malgun Gothic" w:cs="Malgun Gothic" w:eastAsia="Malgun Gothic" w:hAnsi="Malgun Gothic"/>
+        </w:rPr>
+        <w:t xml:space="preserve">추천: 사용. 단상자와 80 mL 튜브처럼 큰 면에만, 3 mL·자·앰플·세럼처럼 작은 면은 생략</w:t>
+      </w:r>
+    </w:p>
+    <w:p>
+      <w:pPr>
+        <w:pStyle w:val="ListParagraph"/>
+        <w:numPr>
+          <w:ilvl w:val="0"/>
+          <w:numId w:val="2"/>
+        </w:numPr>
+        <w:spacing w:after="40"/>
+      </w:pPr>
+      <w:r>
+        <w:rPr>
+          <w:rFonts w:ascii="Malgun Gothic" w:cs="Malgun Gothic" w:eastAsia="Malgun Gothic" w:hAnsi="Malgun Gothic"/>
+        </w:rPr>
+        <w:t xml:space="preserve">이유: 폰 클로즈업·언박싱 영상에서 "비싸 보이는" 디테일이 생기고, 비용은 인쇄판 1개(파랑 1색) 추가 수준. 멀리선 여전히 단색 블록이라 매대 가시성은 그대로</w:t>
+      </w:r>
+    </w:p>
+    <w:p>
+      <w:pPr>
+        <w:pStyle w:val="ListParagraph"/>
+        <w:numPr>
+          <w:ilvl w:val="0"/>
+          <w:numId w:val="2"/>
+        </w:numPr>
+        <w:spacing w:after="40"/>
+      </w:pPr>
+      <w:r>
+        <w:rPr>
+          <w:rFonts w:ascii="Malgun Gothic" w:cs="Malgun Gothic" w:eastAsia="Malgun Gothic" w:hAnsi="Malgun Gothic"/>
+        </w:rPr>
+        <w:t xml:space="preserve">조건: 무광 인쇄, 선 굵기 0.1~0.15 mm, 바탕과 명도 차 아주 작게. 로고·제품명·필수 표시 뒤에는 깔지 않음(가독성)</w:t>
       </w:r>
     </w:p>
     <w:p>
@@ -2897,7 +3091,7 @@
                 <w:sz w:val="19"/>
                 <w:szCs w:val="19"/>
               </w:rPr>
-              <w:t xml:space="preserve">원료 코드 끝자리 — 단상자 표기 TRX-8™ (브랜드 문서의 TNV-8 가칭과 통일 필요)</w:t>
+              <w:t xml:space="preserve">원료 코드 TRX-8™ 확정 (브랜드 문서의 TNV-8 가칭은 폐기)</w:t>
             </w:r>
           </w:p>
         </w:tc>
@@ -3676,7 +3870,7 @@
                 <w:sz w:val="19"/>
                 <w:szCs w:val="19"/>
               </w:rPr>
-              <w:t xml:space="preserve">50 mL / 1.7 fl oz</w:t>
+              <w:t xml:space="preserve">용량 (예: 80 mL / 2.7 fl oz)</w:t>
             </w:r>
           </w:p>
         </w:tc>
@@ -3705,7 +3899,7 @@
                 <w:sz w:val="19"/>
                 <w:szCs w:val="19"/>
               </w:rPr>
-              <w:t xml:space="preserve">맨 아래, 가는 굵기</w:t>
+              <w:t xml:space="preserve">맨 아래, 가는 굵기. 크림·밤은 미국 중량 표기 가능성 → 9-1 참고</w:t>
             </w:r>
           </w:p>
         </w:tc>
@@ -3725,7 +3919,1930 @@
           <w:sz w:val="28"/>
           <w:szCs w:val="28"/>
         </w:rPr>
-        <w:t xml:space="preserve">9. 용기 라인업 방향</w:t>
+        <w:t xml:space="preserve">9. SKU 라인업 (6종)</w:t>
+      </w:r>
+    </w:p>
+    <w:tbl>
+      <w:tblPr>
+        <w:tblW w:type="dxa" w:w="9638"/>
+        <w:tblBorders>
+          <w:top w:val="single" w:color="auto" w:sz="4"/>
+          <w:left w:val="single" w:color="auto" w:sz="4"/>
+          <w:bottom w:val="single" w:color="auto" w:sz="4"/>
+          <w:right w:val="single" w:color="auto" w:sz="4"/>
+          <w:insideH w:val="single" w:color="auto" w:sz="4"/>
+          <w:insideV w:val="single" w:color="auto" w:sz="4"/>
+        </w:tblBorders>
+      </w:tblPr>
+      <w:tblGrid>
+        <w:gridCol w:w="1927"/>
+        <w:gridCol w:w="1638"/>
+        <w:gridCol w:w="1445"/>
+        <w:gridCol w:w="2891"/>
+        <w:gridCol w:w="1737"/>
+      </w:tblGrid>
+      <w:tr>
+        <w:trPr>
+          <w:tblHeader/>
+        </w:trPr>
+        <w:tc>
+          <w:tcPr>
+            <w:tcW w:type="dxa" w:w="1927"/>
+            <w:tcBorders>
+              <w:top w:val="single" w:color="C8CCD8" w:sz="4"/>
+              <w:left w:val="single" w:color="C8CCD8" w:sz="4"/>
+              <w:bottom w:val="single" w:color="C8CCD8" w:sz="4"/>
+              <w:right w:val="single" w:color="C8CCD8" w:sz="4"/>
+            </w:tcBorders>
+            <w:shd w:fill="E6E8F6" w:color="auto" w:val="clear"/>
+            <w:tcMar>
+              <w:top w:type="dxa" w:w="60"/>
+              <w:left w:type="dxa" w:w="100"/>
+              <w:bottom w:type="dxa" w:w="60"/>
+              <w:right w:type="dxa" w:w="100"/>
+            </w:tcMar>
+          </w:tcPr>
+          <w:p>
+            <w:r>
+              <w:rPr>
+                <w:rFonts w:ascii="Malgun Gothic" w:cs="Malgun Gothic" w:eastAsia="Malgun Gothic" w:hAnsi="Malgun Gothic"/>
+                <w:b/>
+                <w:bCs/>
+                <w:sz w:val="19"/>
+                <w:szCs w:val="19"/>
+              </w:rPr>
+              <w:t xml:space="preserve">SKU</w:t>
+            </w:r>
+          </w:p>
+        </w:tc>
+        <w:tc>
+          <w:tcPr>
+            <w:tcW w:type="dxa" w:w="1638"/>
+            <w:tcBorders>
+              <w:top w:val="single" w:color="C8CCD8" w:sz="4"/>
+              <w:left w:val="single" w:color="C8CCD8" w:sz="4"/>
+              <w:bottom w:val="single" w:color="C8CCD8" w:sz="4"/>
+              <w:right w:val="single" w:color="C8CCD8" w:sz="4"/>
+            </w:tcBorders>
+            <w:shd w:fill="E6E8F6" w:color="auto" w:val="clear"/>
+            <w:tcMar>
+              <w:top w:type="dxa" w:w="60"/>
+              <w:left w:type="dxa" w:w="100"/>
+              <w:bottom w:type="dxa" w:w="60"/>
+              <w:right w:type="dxa" w:w="100"/>
+            </w:tcMar>
+          </w:tcPr>
+          <w:p>
+            <w:r>
+              <w:rPr>
+                <w:rFonts w:ascii="Malgun Gothic" w:cs="Malgun Gothic" w:eastAsia="Malgun Gothic" w:hAnsi="Malgun Gothic"/>
+                <w:b/>
+                <w:bCs/>
+                <w:sz w:val="19"/>
+                <w:szCs w:val="19"/>
+              </w:rPr>
+              <w:t xml:space="preserve">용기</w:t>
+            </w:r>
+          </w:p>
+        </w:tc>
+        <w:tc>
+          <w:tcPr>
+            <w:tcW w:type="dxa" w:w="1445"/>
+            <w:tcBorders>
+              <w:top w:val="single" w:color="C8CCD8" w:sz="4"/>
+              <w:left w:val="single" w:color="C8CCD8" w:sz="4"/>
+              <w:bottom w:val="single" w:color="C8CCD8" w:sz="4"/>
+              <w:right w:val="single" w:color="C8CCD8" w:sz="4"/>
+            </w:tcBorders>
+            <w:shd w:fill="E6E8F6" w:color="auto" w:val="clear"/>
+            <w:tcMar>
+              <w:top w:type="dxa" w:w="60"/>
+              <w:left w:type="dxa" w:w="100"/>
+              <w:bottom w:type="dxa" w:w="60"/>
+              <w:right w:type="dxa" w:w="100"/>
+            </w:tcMar>
+          </w:tcPr>
+          <w:p>
+            <w:r>
+              <w:rPr>
+                <w:rFonts w:ascii="Malgun Gothic" w:cs="Malgun Gothic" w:eastAsia="Malgun Gothic" w:hAnsi="Malgun Gothic"/>
+                <w:b/>
+                <w:bCs/>
+                <w:sz w:val="19"/>
+                <w:szCs w:val="19"/>
+              </w:rPr>
+              <w:t xml:space="preserve">메탈 부위</w:t>
+            </w:r>
+          </w:p>
+        </w:tc>
+        <w:tc>
+          <w:tcPr>
+            <w:tcW w:type="dxa" w:w="2891"/>
+            <w:tcBorders>
+              <w:top w:val="single" w:color="C8CCD8" w:sz="4"/>
+              <w:left w:val="single" w:color="C8CCD8" w:sz="4"/>
+              <w:bottom w:val="single" w:color="C8CCD8" w:sz="4"/>
+              <w:right w:val="single" w:color="C8CCD8" w:sz="4"/>
+            </w:tcBorders>
+            <w:shd w:fill="E6E8F6" w:color="auto" w:val="clear"/>
+            <w:tcMar>
+              <w:top w:type="dxa" w:w="60"/>
+              <w:left w:type="dxa" w:w="100"/>
+              <w:bottom w:type="dxa" w:w="60"/>
+              <w:right w:type="dxa" w:w="100"/>
+            </w:tcMar>
+          </w:tcPr>
+          <w:p>
+            <w:r>
+              <w:rPr>
+                <w:rFonts w:ascii="Malgun Gothic" w:cs="Malgun Gothic" w:eastAsia="Malgun Gothic" w:hAnsi="Malgun Gothic"/>
+                <w:b/>
+                <w:bCs/>
+                <w:sz w:val="19"/>
+                <w:szCs w:val="19"/>
+              </w:rPr>
+              <w:t xml:space="preserve">정면(용기) 구성</w:t>
+            </w:r>
+          </w:p>
+        </w:tc>
+        <w:tc>
+          <w:tcPr>
+            <w:tcW w:type="dxa" w:w="1737"/>
+            <w:tcBorders>
+              <w:top w:val="single" w:color="C8CCD8" w:sz="4"/>
+              <w:left w:val="single" w:color="C8CCD8" w:sz="4"/>
+              <w:bottom w:val="single" w:color="C8CCD8" w:sz="4"/>
+              <w:right w:val="single" w:color="C8CCD8" w:sz="4"/>
+            </w:tcBorders>
+            <w:shd w:fill="E6E8F6" w:color="auto" w:val="clear"/>
+            <w:tcMar>
+              <w:top w:type="dxa" w:w="60"/>
+              <w:left w:type="dxa" w:w="100"/>
+              <w:bottom w:type="dxa" w:w="60"/>
+              <w:right w:type="dxa" w:w="100"/>
+            </w:tcMar>
+          </w:tcPr>
+          <w:p>
+            <w:r>
+              <w:rPr>
+                <w:rFonts w:ascii="Malgun Gothic" w:cs="Malgun Gothic" w:eastAsia="Malgun Gothic" w:hAnsi="Malgun Gothic"/>
+                <w:b/>
+                <w:bCs/>
+                <w:sz w:val="19"/>
+                <w:szCs w:val="19"/>
+              </w:rPr>
+              <w:t xml:space="preserve">단상자</w:t>
+            </w:r>
+          </w:p>
+        </w:tc>
+      </w:tr>
+      <w:tr>
+        <w:trPr>
+          <w:tblHeader w:val="false"/>
+        </w:trPr>
+        <w:tc>
+          <w:tcPr>
+            <w:tcW w:type="dxa" w:w="1927"/>
+            <w:tcBorders>
+              <w:top w:val="single" w:color="C8CCD8" w:sz="4"/>
+              <w:left w:val="single" w:color="C8CCD8" w:sz="4"/>
+              <w:bottom w:val="single" w:color="C8CCD8" w:sz="4"/>
+              <w:right w:val="single" w:color="C8CCD8" w:sz="4"/>
+            </w:tcBorders>
+            <w:tcMar>
+              <w:top w:type="dxa" w:w="60"/>
+              <w:left w:type="dxa" w:w="100"/>
+              <w:bottom w:type="dxa" w:w="60"/>
+              <w:right w:type="dxa" w:w="100"/>
+            </w:tcMar>
+          </w:tcPr>
+          <w:p>
+            <w:r>
+              <w:rPr>
+                <w:rFonts w:ascii="Malgun Gothic" w:cs="Malgun Gothic" w:eastAsia="Malgun Gothic" w:hAnsi="Malgun Gothic"/>
+                <w:b/>
+                <w:bCs/>
+                <w:sz w:val="19"/>
+                <w:szCs w:val="19"/>
+              </w:rPr>
+              <w:t xml:space="preserve">THE PEELING BALM CREAM 80 mL</w:t>
+            </w:r>
+          </w:p>
+        </w:tc>
+        <w:tc>
+          <w:tcPr>
+            <w:tcW w:type="dxa" w:w="1638"/>
+            <w:tcBorders>
+              <w:top w:val="single" w:color="C8CCD8" w:sz="4"/>
+              <w:left w:val="single" w:color="C8CCD8" w:sz="4"/>
+              <w:bottom w:val="single" w:color="C8CCD8" w:sz="4"/>
+              <w:right w:val="single" w:color="C8CCD8" w:sz="4"/>
+            </w:tcBorders>
+            <w:tcMar>
+              <w:top w:type="dxa" w:w="60"/>
+              <w:left w:type="dxa" w:w="100"/>
+              <w:bottom w:type="dxa" w:w="60"/>
+              <w:right w:type="dxa" w:w="100"/>
+            </w:tcMar>
+          </w:tcPr>
+          <w:p>
+            <w:r>
+              <w:rPr>
+                <w:rFonts w:ascii="Malgun Gothic" w:cs="Malgun Gothic" w:eastAsia="Malgun Gothic" w:hAnsi="Malgun Gothic"/>
+                <w:b w:val="false"/>
+                <w:bCs w:val="false"/>
+                <w:sz w:val="19"/>
+                <w:szCs w:val="19"/>
+              </w:rPr>
+              <w:t xml:space="preserve">튜브, 무광 로열블루</w:t>
+            </w:r>
+          </w:p>
+        </w:tc>
+        <w:tc>
+          <w:tcPr>
+            <w:tcW w:type="dxa" w:w="1445"/>
+            <w:tcBorders>
+              <w:top w:val="single" w:color="C8CCD8" w:sz="4"/>
+              <w:left w:val="single" w:color="C8CCD8" w:sz="4"/>
+              <w:bottom w:val="single" w:color="C8CCD8" w:sz="4"/>
+              <w:right w:val="single" w:color="C8CCD8" w:sz="4"/>
+            </w:tcBorders>
+            <w:tcMar>
+              <w:top w:type="dxa" w:w="60"/>
+              <w:left w:type="dxa" w:w="100"/>
+              <w:bottom w:type="dxa" w:w="60"/>
+              <w:right w:type="dxa" w:w="100"/>
+            </w:tcMar>
+          </w:tcPr>
+          <w:p>
+            <w:r>
+              <w:rPr>
+                <w:rFonts w:ascii="Malgun Gothic" w:cs="Malgun Gothic" w:eastAsia="Malgun Gothic" w:hAnsi="Malgun Gothic"/>
+                <w:b w:val="false"/>
+                <w:bCs w:val="false"/>
+                <w:sz w:val="19"/>
+                <w:szCs w:val="19"/>
+              </w:rPr>
+              <w:t xml:space="preserve">코퍼 캡</w:t>
+            </w:r>
+          </w:p>
+        </w:tc>
+        <w:tc>
+          <w:tcPr>
+            <w:tcW w:type="dxa" w:w="2891"/>
+            <w:tcBorders>
+              <w:top w:val="single" w:color="C8CCD8" w:sz="4"/>
+              <w:left w:val="single" w:color="C8CCD8" w:sz="4"/>
+              <w:bottom w:val="single" w:color="C8CCD8" w:sz="4"/>
+              <w:right w:val="single" w:color="C8CCD8" w:sz="4"/>
+            </w:tcBorders>
+            <w:tcMar>
+              <w:top w:type="dxa" w:w="60"/>
+              <w:left w:type="dxa" w:w="100"/>
+              <w:bottom w:type="dxa" w:w="60"/>
+              <w:right w:type="dxa" w:w="100"/>
+            </w:tcMar>
+          </w:tcPr>
+          <w:p>
+            <w:r>
+              <w:rPr>
+                <w:rFonts w:ascii="Malgun Gothic" w:cs="Malgun Gothic" w:eastAsia="Malgun Gothic" w:hAnsi="Malgun Gothic"/>
+                <w:b w:val="false"/>
+                <w:bCs w:val="false"/>
+                <w:sz w:val="19"/>
+                <w:szCs w:val="19"/>
+              </w:rPr>
+              <w:t xml:space="preserve">워드마크 → 심볼(한 줄) → 제품명 → TRX-8™ → 용량, 톤온톤 패턴</w:t>
+            </w:r>
+          </w:p>
+        </w:tc>
+        <w:tc>
+          <w:tcPr>
+            <w:tcW w:type="dxa" w:w="1737"/>
+            <w:tcBorders>
+              <w:top w:val="single" w:color="C8CCD8" w:sz="4"/>
+              <w:left w:val="single" w:color="C8CCD8" w:sz="4"/>
+              <w:bottom w:val="single" w:color="C8CCD8" w:sz="4"/>
+              <w:right w:val="single" w:color="C8CCD8" w:sz="4"/>
+            </w:tcBorders>
+            <w:tcMar>
+              <w:top w:type="dxa" w:w="60"/>
+              <w:left w:type="dxa" w:w="100"/>
+              <w:bottom w:type="dxa" w:w="60"/>
+              <w:right w:type="dxa" w:w="100"/>
+            </w:tcMar>
+          </w:tcPr>
+          <w:p>
+            <w:r>
+              <w:rPr>
+                <w:rFonts w:ascii="Malgun Gothic" w:cs="Malgun Gothic" w:eastAsia="Malgun Gothic" w:hAnsi="Malgun Gothic"/>
+                <w:b w:val="false"/>
+                <w:bCs w:val="false"/>
+                <w:sz w:val="19"/>
+                <w:szCs w:val="19"/>
+              </w:rPr>
+              <w:t xml:space="preserve">있음</w:t>
+            </w:r>
+          </w:p>
+        </w:tc>
+      </w:tr>
+      <w:tr>
+        <w:trPr>
+          <w:tblHeader w:val="false"/>
+        </w:trPr>
+        <w:tc>
+          <w:tcPr>
+            <w:tcW w:type="dxa" w:w="1927"/>
+            <w:tcBorders>
+              <w:top w:val="single" w:color="C8CCD8" w:sz="4"/>
+              <w:left w:val="single" w:color="C8CCD8" w:sz="4"/>
+              <w:bottom w:val="single" w:color="C8CCD8" w:sz="4"/>
+              <w:right w:val="single" w:color="C8CCD8" w:sz="4"/>
+            </w:tcBorders>
+            <w:tcMar>
+              <w:top w:type="dxa" w:w="60"/>
+              <w:left w:type="dxa" w:w="100"/>
+              <w:bottom w:type="dxa" w:w="60"/>
+              <w:right w:type="dxa" w:w="100"/>
+            </w:tcMar>
+          </w:tcPr>
+          <w:p>
+            <w:r>
+              <w:rPr>
+                <w:rFonts w:ascii="Malgun Gothic" w:cs="Malgun Gothic" w:eastAsia="Malgun Gothic" w:hAnsi="Malgun Gothic"/>
+                <w:b/>
+                <w:bCs/>
+                <w:sz w:val="19"/>
+                <w:szCs w:val="19"/>
+              </w:rPr>
+              <w:t xml:space="preserve">THE PEELING BALM CREAM 3 mL</w:t>
+            </w:r>
+          </w:p>
+        </w:tc>
+        <w:tc>
+          <w:tcPr>
+            <w:tcW w:type="dxa" w:w="1638"/>
+            <w:tcBorders>
+              <w:top w:val="single" w:color="C8CCD8" w:sz="4"/>
+              <w:left w:val="single" w:color="C8CCD8" w:sz="4"/>
+              <w:bottom w:val="single" w:color="C8CCD8" w:sz="4"/>
+              <w:right w:val="single" w:color="C8CCD8" w:sz="4"/>
+            </w:tcBorders>
+            <w:tcMar>
+              <w:top w:type="dxa" w:w="60"/>
+              <w:left w:type="dxa" w:w="100"/>
+              <w:bottom w:type="dxa" w:w="60"/>
+              <w:right w:type="dxa" w:w="100"/>
+            </w:tcMar>
+          </w:tcPr>
+          <w:p>
+            <w:r>
+              <w:rPr>
+                <w:rFonts w:ascii="Malgun Gothic" w:cs="Malgun Gothic" w:eastAsia="Malgun Gothic" w:hAnsi="Malgun Gothic"/>
+                <w:b w:val="false"/>
+                <w:bCs w:val="false"/>
+                <w:sz w:val="19"/>
+                <w:szCs w:val="19"/>
+              </w:rPr>
+              <w:t xml:space="preserve">미니 튜브</w:t>
+            </w:r>
+          </w:p>
+        </w:tc>
+        <w:tc>
+          <w:tcPr>
+            <w:tcW w:type="dxa" w:w="1445"/>
+            <w:tcBorders>
+              <w:top w:val="single" w:color="C8CCD8" w:sz="4"/>
+              <w:left w:val="single" w:color="C8CCD8" w:sz="4"/>
+              <w:bottom w:val="single" w:color="C8CCD8" w:sz="4"/>
+              <w:right w:val="single" w:color="C8CCD8" w:sz="4"/>
+            </w:tcBorders>
+            <w:tcMar>
+              <w:top w:type="dxa" w:w="60"/>
+              <w:left w:type="dxa" w:w="100"/>
+              <w:bottom w:type="dxa" w:w="60"/>
+              <w:right w:type="dxa" w:w="100"/>
+            </w:tcMar>
+          </w:tcPr>
+          <w:p>
+            <w:r>
+              <w:rPr>
+                <w:rFonts w:ascii="Malgun Gothic" w:cs="Malgun Gothic" w:eastAsia="Malgun Gothic" w:hAnsi="Malgun Gothic"/>
+                <w:b w:val="false"/>
+                <w:bCs w:val="false"/>
+                <w:sz w:val="19"/>
+                <w:szCs w:val="19"/>
+              </w:rPr>
+              <w:t xml:space="preserve">코퍼 캡</w:t>
+            </w:r>
+          </w:p>
+        </w:tc>
+        <w:tc>
+          <w:tcPr>
+            <w:tcW w:type="dxa" w:w="2891"/>
+            <w:tcBorders>
+              <w:top w:val="single" w:color="C8CCD8" w:sz="4"/>
+              <w:left w:val="single" w:color="C8CCD8" w:sz="4"/>
+              <w:bottom w:val="single" w:color="C8CCD8" w:sz="4"/>
+              <w:right w:val="single" w:color="C8CCD8" w:sz="4"/>
+            </w:tcBorders>
+            <w:tcMar>
+              <w:top w:type="dxa" w:w="60"/>
+              <w:left w:type="dxa" w:w="100"/>
+              <w:bottom w:type="dxa" w:w="60"/>
+              <w:right w:type="dxa" w:w="100"/>
+            </w:tcMar>
+          </w:tcPr>
+          <w:p>
+            <w:r>
+              <w:rPr>
+                <w:rFonts w:ascii="Malgun Gothic" w:cs="Malgun Gothic" w:eastAsia="Malgun Gothic" w:hAnsi="Malgun Gothic"/>
+                <w:b w:val="false"/>
+                <w:bCs w:val="false"/>
+                <w:sz w:val="19"/>
+                <w:szCs w:val="19"/>
+              </w:rPr>
+              <w:t xml:space="preserve">워드마크 + 제품명 + 용량만 (공간 한계)</w:t>
+            </w:r>
+          </w:p>
+        </w:tc>
+        <w:tc>
+          <w:tcPr>
+            <w:tcW w:type="dxa" w:w="1737"/>
+            <w:tcBorders>
+              <w:top w:val="single" w:color="C8CCD8" w:sz="4"/>
+              <w:left w:val="single" w:color="C8CCD8" w:sz="4"/>
+              <w:bottom w:val="single" w:color="C8CCD8" w:sz="4"/>
+              <w:right w:val="single" w:color="C8CCD8" w:sz="4"/>
+            </w:tcBorders>
+            <w:tcMar>
+              <w:top w:type="dxa" w:w="60"/>
+              <w:left w:type="dxa" w:w="100"/>
+              <w:bottom w:type="dxa" w:w="60"/>
+              <w:right w:type="dxa" w:w="100"/>
+            </w:tcMar>
+          </w:tcPr>
+          <w:p>
+            <w:r>
+              <w:rPr>
+                <w:rFonts w:ascii="Malgun Gothic" w:cs="Malgun Gothic" w:eastAsia="Malgun Gothic" w:hAnsi="Malgun Gothic"/>
+                <w:b w:val="false"/>
+                <w:bCs w:val="false"/>
+                <w:sz w:val="19"/>
+                <w:szCs w:val="19"/>
+              </w:rPr>
+              <w:t xml:space="preserve">없음 또는 세트 동봉 — 판매용이면 RA 확인</w:t>
+            </w:r>
+          </w:p>
+        </w:tc>
+      </w:tr>
+      <w:tr>
+        <w:trPr>
+          <w:tblHeader w:val="false"/>
+        </w:trPr>
+        <w:tc>
+          <w:tcPr>
+            <w:tcW w:type="dxa" w:w="1927"/>
+            <w:tcBorders>
+              <w:top w:val="single" w:color="C8CCD8" w:sz="4"/>
+              <w:left w:val="single" w:color="C8CCD8" w:sz="4"/>
+              <w:bottom w:val="single" w:color="C8CCD8" w:sz="4"/>
+              <w:right w:val="single" w:color="C8CCD8" w:sz="4"/>
+            </w:tcBorders>
+            <w:tcMar>
+              <w:top w:type="dxa" w:w="60"/>
+              <w:left w:type="dxa" w:w="100"/>
+              <w:bottom w:type="dxa" w:w="60"/>
+              <w:right w:type="dxa" w:w="100"/>
+            </w:tcMar>
+          </w:tcPr>
+          <w:p>
+            <w:r>
+              <w:rPr>
+                <w:rFonts w:ascii="Malgun Gothic" w:cs="Malgun Gothic" w:eastAsia="Malgun Gothic" w:hAnsi="Malgun Gothic"/>
+                <w:b/>
+                <w:bCs/>
+                <w:sz w:val="19"/>
+                <w:szCs w:val="19"/>
+              </w:rPr>
+              <w:t xml:space="preserve">크림 15 mL / 30 mL</w:t>
+            </w:r>
+          </w:p>
+        </w:tc>
+        <w:tc>
+          <w:tcPr>
+            <w:tcW w:type="dxa" w:w="1638"/>
+            <w:tcBorders>
+              <w:top w:val="single" w:color="C8CCD8" w:sz="4"/>
+              <w:left w:val="single" w:color="C8CCD8" w:sz="4"/>
+              <w:bottom w:val="single" w:color="C8CCD8" w:sz="4"/>
+              <w:right w:val="single" w:color="C8CCD8" w:sz="4"/>
+            </w:tcBorders>
+            <w:tcMar>
+              <w:top w:type="dxa" w:w="60"/>
+              <w:left w:type="dxa" w:w="100"/>
+              <w:bottom w:type="dxa" w:w="60"/>
+              <w:right w:type="dxa" w:w="100"/>
+            </w:tcMar>
+          </w:tcPr>
+          <w:p>
+            <w:r>
+              <w:rPr>
+                <w:rFonts w:ascii="Malgun Gothic" w:cs="Malgun Gothic" w:eastAsia="Malgun Gothic" w:hAnsi="Malgun Gothic"/>
+                <w:b w:val="false"/>
+                <w:bCs w:val="false"/>
+                <w:sz w:val="19"/>
+                <w:szCs w:val="19"/>
+              </w:rPr>
+              <w:t xml:space="preserve">자, 블루 유리 또는 무광 블루</w:t>
+            </w:r>
+          </w:p>
+        </w:tc>
+        <w:tc>
+          <w:tcPr>
+            <w:tcW w:type="dxa" w:w="1445"/>
+            <w:tcBorders>
+              <w:top w:val="single" w:color="C8CCD8" w:sz="4"/>
+              <w:left w:val="single" w:color="C8CCD8" w:sz="4"/>
+              <w:bottom w:val="single" w:color="C8CCD8" w:sz="4"/>
+              <w:right w:val="single" w:color="C8CCD8" w:sz="4"/>
+            </w:tcBorders>
+            <w:tcMar>
+              <w:top w:type="dxa" w:w="60"/>
+              <w:left w:type="dxa" w:w="100"/>
+              <w:bottom w:type="dxa" w:w="60"/>
+              <w:right w:type="dxa" w:w="100"/>
+            </w:tcMar>
+          </w:tcPr>
+          <w:p>
+            <w:r>
+              <w:rPr>
+                <w:rFonts w:ascii="Malgun Gothic" w:cs="Malgun Gothic" w:eastAsia="Malgun Gothic" w:hAnsi="Malgun Gothic"/>
+                <w:b w:val="false"/>
+                <w:bCs w:val="false"/>
+                <w:sz w:val="19"/>
+                <w:szCs w:val="19"/>
+              </w:rPr>
+              <w:t xml:space="preserve">코퍼 뚜껑, 윗면에 심볼 포일</w:t>
+            </w:r>
+          </w:p>
+        </w:tc>
+        <w:tc>
+          <w:tcPr>
+            <w:tcW w:type="dxa" w:w="2891"/>
+            <w:tcBorders>
+              <w:top w:val="single" w:color="C8CCD8" w:sz="4"/>
+              <w:left w:val="single" w:color="C8CCD8" w:sz="4"/>
+              <w:bottom w:val="single" w:color="C8CCD8" w:sz="4"/>
+              <w:right w:val="single" w:color="C8CCD8" w:sz="4"/>
+            </w:tcBorders>
+            <w:tcMar>
+              <w:top w:type="dxa" w:w="60"/>
+              <w:left w:type="dxa" w:w="100"/>
+              <w:bottom w:type="dxa" w:w="60"/>
+              <w:right w:type="dxa" w:w="100"/>
+            </w:tcMar>
+          </w:tcPr>
+          <w:p>
+            <w:r>
+              <w:rPr>
+                <w:rFonts w:ascii="Malgun Gothic" w:cs="Malgun Gothic" w:eastAsia="Malgun Gothic" w:hAnsi="Malgun Gothic"/>
+                <w:b w:val="false"/>
+                <w:bCs w:val="false"/>
+                <w:sz w:val="19"/>
+                <w:szCs w:val="19"/>
+              </w:rPr>
+              <w:t xml:space="preserve">워드마크 → 제품명 → TRX-8™ → 용량 (몸통 둘레)</w:t>
+            </w:r>
+          </w:p>
+        </w:tc>
+        <w:tc>
+          <w:tcPr>
+            <w:tcW w:type="dxa" w:w="1737"/>
+            <w:tcBorders>
+              <w:top w:val="single" w:color="C8CCD8" w:sz="4"/>
+              <w:left w:val="single" w:color="C8CCD8" w:sz="4"/>
+              <w:bottom w:val="single" w:color="C8CCD8" w:sz="4"/>
+              <w:right w:val="single" w:color="C8CCD8" w:sz="4"/>
+            </w:tcBorders>
+            <w:tcMar>
+              <w:top w:type="dxa" w:w="60"/>
+              <w:left w:type="dxa" w:w="100"/>
+              <w:bottom w:type="dxa" w:w="60"/>
+              <w:right w:type="dxa" w:w="100"/>
+            </w:tcMar>
+          </w:tcPr>
+          <w:p>
+            <w:r>
+              <w:rPr>
+                <w:rFonts w:ascii="Malgun Gothic" w:cs="Malgun Gothic" w:eastAsia="Malgun Gothic" w:hAnsi="Malgun Gothic"/>
+                <w:b w:val="false"/>
+                <w:bCs w:val="false"/>
+                <w:sz w:val="19"/>
+                <w:szCs w:val="19"/>
+              </w:rPr>
+              <w:t xml:space="preserve">있음</w:t>
+            </w:r>
+          </w:p>
+        </w:tc>
+      </w:tr>
+      <w:tr>
+        <w:trPr>
+          <w:tblHeader w:val="false"/>
+        </w:trPr>
+        <w:tc>
+          <w:tcPr>
+            <w:tcW w:type="dxa" w:w="1927"/>
+            <w:tcBorders>
+              <w:top w:val="single" w:color="C8CCD8" w:sz="4"/>
+              <w:left w:val="single" w:color="C8CCD8" w:sz="4"/>
+              <w:bottom w:val="single" w:color="C8CCD8" w:sz="4"/>
+              <w:right w:val="single" w:color="C8CCD8" w:sz="4"/>
+            </w:tcBorders>
+            <w:tcMar>
+              <w:top w:type="dxa" w:w="60"/>
+              <w:left w:type="dxa" w:w="100"/>
+              <w:bottom w:type="dxa" w:w="60"/>
+              <w:right w:type="dxa" w:w="100"/>
+            </w:tcMar>
+          </w:tcPr>
+          <w:p>
+            <w:r>
+              <w:rPr>
+                <w:rFonts w:ascii="Malgun Gothic" w:cs="Malgun Gothic" w:eastAsia="Malgun Gothic" w:hAnsi="Malgun Gothic"/>
+                <w:b/>
+                <w:bCs/>
+                <w:sz w:val="19"/>
+                <w:szCs w:val="19"/>
+              </w:rPr>
+              <w:t xml:space="preserve">앰플 30 mL</w:t>
+            </w:r>
+          </w:p>
+        </w:tc>
+        <w:tc>
+          <w:tcPr>
+            <w:tcW w:type="dxa" w:w="1638"/>
+            <w:tcBorders>
+              <w:top w:val="single" w:color="C8CCD8" w:sz="4"/>
+              <w:left w:val="single" w:color="C8CCD8" w:sz="4"/>
+              <w:bottom w:val="single" w:color="C8CCD8" w:sz="4"/>
+              <w:right w:val="single" w:color="C8CCD8" w:sz="4"/>
+            </w:tcBorders>
+            <w:tcMar>
+              <w:top w:type="dxa" w:w="60"/>
+              <w:left w:type="dxa" w:w="100"/>
+              <w:bottom w:type="dxa" w:w="60"/>
+              <w:right w:type="dxa" w:w="100"/>
+            </w:tcMar>
+          </w:tcPr>
+          <w:p>
+            <w:r>
+              <w:rPr>
+                <w:rFonts w:ascii="Malgun Gothic" w:cs="Malgun Gothic" w:eastAsia="Malgun Gothic" w:hAnsi="Malgun Gothic"/>
+                <w:b w:val="false"/>
+                <w:bCs w:val="false"/>
+                <w:sz w:val="19"/>
+                <w:szCs w:val="19"/>
+              </w:rPr>
+              <w:t xml:space="preserve">스포이드 병, 블루 유리</w:t>
+            </w:r>
+          </w:p>
+        </w:tc>
+        <w:tc>
+          <w:tcPr>
+            <w:tcW w:type="dxa" w:w="1445"/>
+            <w:tcBorders>
+              <w:top w:val="single" w:color="C8CCD8" w:sz="4"/>
+              <w:left w:val="single" w:color="C8CCD8" w:sz="4"/>
+              <w:bottom w:val="single" w:color="C8CCD8" w:sz="4"/>
+              <w:right w:val="single" w:color="C8CCD8" w:sz="4"/>
+            </w:tcBorders>
+            <w:tcMar>
+              <w:top w:type="dxa" w:w="60"/>
+              <w:left w:type="dxa" w:w="100"/>
+              <w:bottom w:type="dxa" w:w="60"/>
+              <w:right w:type="dxa" w:w="100"/>
+            </w:tcMar>
+          </w:tcPr>
+          <w:p>
+            <w:r>
+              <w:rPr>
+                <w:rFonts w:ascii="Malgun Gothic" w:cs="Malgun Gothic" w:eastAsia="Malgun Gothic" w:hAnsi="Malgun Gothic"/>
+                <w:b w:val="false"/>
+                <w:bCs w:val="false"/>
+                <w:sz w:val="19"/>
+                <w:szCs w:val="19"/>
+              </w:rPr>
+              <w:t xml:space="preserve">코퍼 스포이드 링</w:t>
+            </w:r>
+          </w:p>
+        </w:tc>
+        <w:tc>
+          <w:tcPr>
+            <w:tcW w:type="dxa" w:w="2891"/>
+            <w:tcBorders>
+              <w:top w:val="single" w:color="C8CCD8" w:sz="4"/>
+              <w:left w:val="single" w:color="C8CCD8" w:sz="4"/>
+              <w:bottom w:val="single" w:color="C8CCD8" w:sz="4"/>
+              <w:right w:val="single" w:color="C8CCD8" w:sz="4"/>
+            </w:tcBorders>
+            <w:tcMar>
+              <w:top w:type="dxa" w:w="60"/>
+              <w:left w:type="dxa" w:w="100"/>
+              <w:bottom w:type="dxa" w:w="60"/>
+              <w:right w:type="dxa" w:w="100"/>
+            </w:tcMar>
+          </w:tcPr>
+          <w:p>
+            <w:r>
+              <w:rPr>
+                <w:rFonts w:ascii="Malgun Gothic" w:cs="Malgun Gothic" w:eastAsia="Malgun Gothic" w:hAnsi="Malgun Gothic"/>
+                <w:b w:val="false"/>
+                <w:bCs w:val="false"/>
+                <w:sz w:val="19"/>
+                <w:szCs w:val="19"/>
+              </w:rPr>
+              <w:t xml:space="preserve">워드마크 → 심볼 → 제품명 → TRX-8™ → 용량</w:t>
+            </w:r>
+          </w:p>
+        </w:tc>
+        <w:tc>
+          <w:tcPr>
+            <w:tcW w:type="dxa" w:w="1737"/>
+            <w:tcBorders>
+              <w:top w:val="single" w:color="C8CCD8" w:sz="4"/>
+              <w:left w:val="single" w:color="C8CCD8" w:sz="4"/>
+              <w:bottom w:val="single" w:color="C8CCD8" w:sz="4"/>
+              <w:right w:val="single" w:color="C8CCD8" w:sz="4"/>
+            </w:tcBorders>
+            <w:tcMar>
+              <w:top w:type="dxa" w:w="60"/>
+              <w:left w:type="dxa" w:w="100"/>
+              <w:bottom w:type="dxa" w:w="60"/>
+              <w:right w:type="dxa" w:w="100"/>
+            </w:tcMar>
+          </w:tcPr>
+          <w:p>
+            <w:r>
+              <w:rPr>
+                <w:rFonts w:ascii="Malgun Gothic" w:cs="Malgun Gothic" w:eastAsia="Malgun Gothic" w:hAnsi="Malgun Gothic"/>
+                <w:b w:val="false"/>
+                <w:bCs w:val="false"/>
+                <w:sz w:val="19"/>
+                <w:szCs w:val="19"/>
+              </w:rPr>
+              <w:t xml:space="preserve">있음</w:t>
+            </w:r>
+          </w:p>
+        </w:tc>
+      </w:tr>
+      <w:tr>
+        <w:trPr>
+          <w:tblHeader w:val="false"/>
+        </w:trPr>
+        <w:tc>
+          <w:tcPr>
+            <w:tcW w:type="dxa" w:w="1927"/>
+            <w:tcBorders>
+              <w:top w:val="single" w:color="C8CCD8" w:sz="4"/>
+              <w:left w:val="single" w:color="C8CCD8" w:sz="4"/>
+              <w:bottom w:val="single" w:color="C8CCD8" w:sz="4"/>
+              <w:right w:val="single" w:color="C8CCD8" w:sz="4"/>
+            </w:tcBorders>
+            <w:tcMar>
+              <w:top w:type="dxa" w:w="60"/>
+              <w:left w:type="dxa" w:w="100"/>
+              <w:bottom w:type="dxa" w:w="60"/>
+              <w:right w:type="dxa" w:w="100"/>
+            </w:tcMar>
+          </w:tcPr>
+          <w:p>
+            <w:r>
+              <w:rPr>
+                <w:rFonts w:ascii="Malgun Gothic" w:cs="Malgun Gothic" w:eastAsia="Malgun Gothic" w:hAnsi="Malgun Gothic"/>
+                <w:b/>
+                <w:bCs/>
+                <w:sz w:val="19"/>
+                <w:szCs w:val="19"/>
+              </w:rPr>
+              <w:t xml:space="preserve">세럼 30 mL</w:t>
+            </w:r>
+          </w:p>
+        </w:tc>
+        <w:tc>
+          <w:tcPr>
+            <w:tcW w:type="dxa" w:w="1638"/>
+            <w:tcBorders>
+              <w:top w:val="single" w:color="C8CCD8" w:sz="4"/>
+              <w:left w:val="single" w:color="C8CCD8" w:sz="4"/>
+              <w:bottom w:val="single" w:color="C8CCD8" w:sz="4"/>
+              <w:right w:val="single" w:color="C8CCD8" w:sz="4"/>
+            </w:tcBorders>
+            <w:tcMar>
+              <w:top w:type="dxa" w:w="60"/>
+              <w:left w:type="dxa" w:w="100"/>
+              <w:bottom w:type="dxa" w:w="60"/>
+              <w:right w:type="dxa" w:w="100"/>
+            </w:tcMar>
+          </w:tcPr>
+          <w:p>
+            <w:r>
+              <w:rPr>
+                <w:rFonts w:ascii="Malgun Gothic" w:cs="Malgun Gothic" w:eastAsia="Malgun Gothic" w:hAnsi="Malgun Gothic"/>
+                <w:b w:val="false"/>
+                <w:bCs w:val="false"/>
+                <w:sz w:val="19"/>
+                <w:szCs w:val="19"/>
+              </w:rPr>
+              <w:t xml:space="preserve">펌프 병, 무광 블루</w:t>
+            </w:r>
+          </w:p>
+        </w:tc>
+        <w:tc>
+          <w:tcPr>
+            <w:tcW w:type="dxa" w:w="1445"/>
+            <w:tcBorders>
+              <w:top w:val="single" w:color="C8CCD8" w:sz="4"/>
+              <w:left w:val="single" w:color="C8CCD8" w:sz="4"/>
+              <w:bottom w:val="single" w:color="C8CCD8" w:sz="4"/>
+              <w:right w:val="single" w:color="C8CCD8" w:sz="4"/>
+            </w:tcBorders>
+            <w:tcMar>
+              <w:top w:type="dxa" w:w="60"/>
+              <w:left w:type="dxa" w:w="100"/>
+              <w:bottom w:type="dxa" w:w="60"/>
+              <w:right w:type="dxa" w:w="100"/>
+            </w:tcMar>
+          </w:tcPr>
+          <w:p>
+            <w:r>
+              <w:rPr>
+                <w:rFonts w:ascii="Malgun Gothic" w:cs="Malgun Gothic" w:eastAsia="Malgun Gothic" w:hAnsi="Malgun Gothic"/>
+                <w:b w:val="false"/>
+                <w:bCs w:val="false"/>
+                <w:sz w:val="19"/>
+                <w:szCs w:val="19"/>
+              </w:rPr>
+              <w:t xml:space="preserve">코퍼 펌프·캡</w:t>
+            </w:r>
+          </w:p>
+        </w:tc>
+        <w:tc>
+          <w:tcPr>
+            <w:tcW w:type="dxa" w:w="2891"/>
+            <w:tcBorders>
+              <w:top w:val="single" w:color="C8CCD8" w:sz="4"/>
+              <w:left w:val="single" w:color="C8CCD8" w:sz="4"/>
+              <w:bottom w:val="single" w:color="C8CCD8" w:sz="4"/>
+              <w:right w:val="single" w:color="C8CCD8" w:sz="4"/>
+            </w:tcBorders>
+            <w:tcMar>
+              <w:top w:type="dxa" w:w="60"/>
+              <w:left w:type="dxa" w:w="100"/>
+              <w:bottom w:type="dxa" w:w="60"/>
+              <w:right w:type="dxa" w:w="100"/>
+            </w:tcMar>
+          </w:tcPr>
+          <w:p>
+            <w:r>
+              <w:rPr>
+                <w:rFonts w:ascii="Malgun Gothic" w:cs="Malgun Gothic" w:eastAsia="Malgun Gothic" w:hAnsi="Malgun Gothic"/>
+                <w:b w:val="false"/>
+                <w:bCs w:val="false"/>
+                <w:sz w:val="19"/>
+                <w:szCs w:val="19"/>
+              </w:rPr>
+              <w:t xml:space="preserve">워드마크 → 심볼 → 제품명 → TRX-8™ → 용량</w:t>
+            </w:r>
+          </w:p>
+        </w:tc>
+        <w:tc>
+          <w:tcPr>
+            <w:tcW w:type="dxa" w:w="1737"/>
+            <w:tcBorders>
+              <w:top w:val="single" w:color="C8CCD8" w:sz="4"/>
+              <w:left w:val="single" w:color="C8CCD8" w:sz="4"/>
+              <w:bottom w:val="single" w:color="C8CCD8" w:sz="4"/>
+              <w:right w:val="single" w:color="C8CCD8" w:sz="4"/>
+            </w:tcBorders>
+            <w:tcMar>
+              <w:top w:type="dxa" w:w="60"/>
+              <w:left w:type="dxa" w:w="100"/>
+              <w:bottom w:type="dxa" w:w="60"/>
+              <w:right w:type="dxa" w:w="100"/>
+            </w:tcMar>
+          </w:tcPr>
+          <w:p>
+            <w:r>
+              <w:rPr>
+                <w:rFonts w:ascii="Malgun Gothic" w:cs="Malgun Gothic" w:eastAsia="Malgun Gothic" w:hAnsi="Malgun Gothic"/>
+                <w:b w:val="false"/>
+                <w:bCs w:val="false"/>
+                <w:sz w:val="19"/>
+                <w:szCs w:val="19"/>
+              </w:rPr>
+              <w:t xml:space="preserve">있음</w:t>
+            </w:r>
+          </w:p>
+        </w:tc>
+      </w:tr>
+    </w:tbl>
+    <w:p>
+      <w:pPr>
+        <w:pStyle w:val="Heading1"/>
+        <w:spacing w:after="120" w:before="280"/>
+      </w:pPr>
+      <w:r>
+        <w:rPr>
+          <w:rFonts w:ascii="Malgun Gothic" w:cs="Malgun Gothic" w:eastAsia="Malgun Gothic" w:hAnsi="Malgun Gothic"/>
+          <w:b/>
+          <w:bCs/>
+          <w:color w:val="1E22AA"/>
+          <w:sz w:val="28"/>
+          <w:szCs w:val="28"/>
+        </w:rPr>
+        <w:t xml:space="preserve">9-1. 해외 수출 RA — 전 SKU 공통</w:t>
+      </w:r>
+    </w:p>
+    <w:tbl>
+      <w:tblPr>
+        <w:tblW w:type="dxa" w:w="9638"/>
+        <w:tblBorders>
+          <w:top w:val="single" w:color="auto" w:sz="4"/>
+          <w:left w:val="single" w:color="auto" w:sz="4"/>
+          <w:bottom w:val="single" w:color="auto" w:sz="4"/>
+          <w:right w:val="single" w:color="auto" w:sz="4"/>
+          <w:insideH w:val="single" w:color="auto" w:sz="4"/>
+          <w:insideV w:val="single" w:color="auto" w:sz="4"/>
+        </w:tblBorders>
+      </w:tblPr>
+      <w:tblGrid>
+        <w:gridCol w:w="1927"/>
+        <w:gridCol w:w="7711"/>
+      </w:tblGrid>
+      <w:tr>
+        <w:trPr>
+          <w:tblHeader/>
+        </w:trPr>
+        <w:tc>
+          <w:tcPr>
+            <w:tcW w:type="dxa" w:w="1927"/>
+            <w:tcBorders>
+              <w:top w:val="single" w:color="C8CCD8" w:sz="4"/>
+              <w:left w:val="single" w:color="C8CCD8" w:sz="4"/>
+              <w:bottom w:val="single" w:color="C8CCD8" w:sz="4"/>
+              <w:right w:val="single" w:color="C8CCD8" w:sz="4"/>
+            </w:tcBorders>
+            <w:shd w:fill="E6E8F6" w:color="auto" w:val="clear"/>
+            <w:tcMar>
+              <w:top w:type="dxa" w:w="60"/>
+              <w:left w:type="dxa" w:w="100"/>
+              <w:bottom w:type="dxa" w:w="60"/>
+              <w:right w:type="dxa" w:w="100"/>
+            </w:tcMar>
+          </w:tcPr>
+          <w:p>
+            <w:r>
+              <w:rPr>
+                <w:rFonts w:ascii="Malgun Gothic" w:cs="Malgun Gothic" w:eastAsia="Malgun Gothic" w:hAnsi="Malgun Gothic"/>
+                <w:b/>
+                <w:bCs/>
+                <w:sz w:val="19"/>
+                <w:szCs w:val="19"/>
+              </w:rPr>
+              <w:t xml:space="preserve">항목</w:t>
+            </w:r>
+          </w:p>
+        </w:tc>
+        <w:tc>
+          <w:tcPr>
+            <w:tcW w:type="dxa" w:w="7711"/>
+            <w:tcBorders>
+              <w:top w:val="single" w:color="C8CCD8" w:sz="4"/>
+              <w:left w:val="single" w:color="C8CCD8" w:sz="4"/>
+              <w:bottom w:val="single" w:color="C8CCD8" w:sz="4"/>
+              <w:right w:val="single" w:color="C8CCD8" w:sz="4"/>
+            </w:tcBorders>
+            <w:shd w:fill="E6E8F6" w:color="auto" w:val="clear"/>
+            <w:tcMar>
+              <w:top w:type="dxa" w:w="60"/>
+              <w:left w:type="dxa" w:w="100"/>
+              <w:bottom w:type="dxa" w:w="60"/>
+              <w:right w:type="dxa" w:w="100"/>
+            </w:tcMar>
+          </w:tcPr>
+          <w:p>
+            <w:r>
+              <w:rPr>
+                <w:rFonts w:ascii="Malgun Gothic" w:cs="Malgun Gothic" w:eastAsia="Malgun Gothic" w:hAnsi="Malgun Gothic"/>
+                <w:b/>
+                <w:bCs/>
+                <w:sz w:val="19"/>
+                <w:szCs w:val="19"/>
+              </w:rPr>
+              <w:t xml:space="preserve">규칙 (수출 기준, 최종은 국가별 현지 RA 검토)</w:t>
+            </w:r>
+          </w:p>
+        </w:tc>
+      </w:tr>
+      <w:tr>
+        <w:trPr>
+          <w:tblHeader w:val="false"/>
+        </w:trPr>
+        <w:tc>
+          <w:tcPr>
+            <w:tcW w:type="dxa" w:w="1927"/>
+            <w:tcBorders>
+              <w:top w:val="single" w:color="C8CCD8" w:sz="4"/>
+              <w:left w:val="single" w:color="C8CCD8" w:sz="4"/>
+              <w:bottom w:val="single" w:color="C8CCD8" w:sz="4"/>
+              <w:right w:val="single" w:color="C8CCD8" w:sz="4"/>
+            </w:tcBorders>
+            <w:tcMar>
+              <w:top w:type="dxa" w:w="60"/>
+              <w:left w:type="dxa" w:w="100"/>
+              <w:bottom w:type="dxa" w:w="60"/>
+              <w:right w:type="dxa" w:w="100"/>
+            </w:tcMar>
+          </w:tcPr>
+          <w:p>
+            <w:r>
+              <w:rPr>
+                <w:rFonts w:ascii="Malgun Gothic" w:cs="Malgun Gothic" w:eastAsia="Malgun Gothic" w:hAnsi="Malgun Gothic"/>
+                <w:b/>
+                <w:bCs/>
+                <w:sz w:val="19"/>
+                <w:szCs w:val="19"/>
+              </w:rPr>
+              <w:t xml:space="preserve">용량 표기 단위</w:t>
+            </w:r>
+          </w:p>
+        </w:tc>
+        <w:tc>
+          <w:tcPr>
+            <w:tcW w:type="dxa" w:w="7711"/>
+            <w:tcBorders>
+              <w:top w:val="single" w:color="C8CCD8" w:sz="4"/>
+              <w:left w:val="single" w:color="C8CCD8" w:sz="4"/>
+              <w:bottom w:val="single" w:color="C8CCD8" w:sz="4"/>
+              <w:right w:val="single" w:color="C8CCD8" w:sz="4"/>
+            </w:tcBorders>
+            <w:tcMar>
+              <w:top w:type="dxa" w:w="60"/>
+              <w:left w:type="dxa" w:w="100"/>
+              <w:bottom w:type="dxa" w:w="60"/>
+              <w:right w:type="dxa" w:w="100"/>
+            </w:tcMar>
+          </w:tcPr>
+          <w:p>
+            <w:r>
+              <w:rPr>
+                <w:rFonts w:ascii="Malgun Gothic" w:cs="Malgun Gothic" w:eastAsia="Malgun Gothic" w:hAnsi="Malgun Gothic"/>
+                <w:b w:val="false"/>
+                <w:bCs w:val="false"/>
+                <w:sz w:val="19"/>
+                <w:szCs w:val="19"/>
+              </w:rPr>
+              <w:t xml:space="preserve">액상(앰플·세럼)은 mL + fl oz. 크림·밤 같은 반고형(튜브·자)은 미국에서 중량(g + oz) 표기가 원칙일 가능성 높음 → 크림·밤 SKU의 mL 표기 여부 RA 확인 필수 (확인 필요)</w:t>
+            </w:r>
+          </w:p>
+        </w:tc>
+      </w:tr>
+      <w:tr>
+        <w:trPr>
+          <w:tblHeader w:val="false"/>
+        </w:trPr>
+        <w:tc>
+          <w:tcPr>
+            <w:tcW w:type="dxa" w:w="1927"/>
+            <w:tcBorders>
+              <w:top w:val="single" w:color="C8CCD8" w:sz="4"/>
+              <w:left w:val="single" w:color="C8CCD8" w:sz="4"/>
+              <w:bottom w:val="single" w:color="C8CCD8" w:sz="4"/>
+              <w:right w:val="single" w:color="C8CCD8" w:sz="4"/>
+            </w:tcBorders>
+            <w:tcMar>
+              <w:top w:type="dxa" w:w="60"/>
+              <w:left w:type="dxa" w:w="100"/>
+              <w:bottom w:type="dxa" w:w="60"/>
+              <w:right w:type="dxa" w:w="100"/>
+            </w:tcMar>
+          </w:tcPr>
+          <w:p>
+            <w:r>
+              <w:rPr>
+                <w:rFonts w:ascii="Malgun Gothic" w:cs="Malgun Gothic" w:eastAsia="Malgun Gothic" w:hAnsi="Malgun Gothic"/>
+                <w:b/>
+                <w:bCs/>
+                <w:sz w:val="19"/>
+                <w:szCs w:val="19"/>
+              </w:rPr>
+              <w:t xml:space="preserve">미국 단위 환산</w:t>
+            </w:r>
+          </w:p>
+        </w:tc>
+        <w:tc>
+          <w:tcPr>
+            <w:tcW w:type="dxa" w:w="7711"/>
+            <w:tcBorders>
+              <w:top w:val="single" w:color="C8CCD8" w:sz="4"/>
+              <w:left w:val="single" w:color="C8CCD8" w:sz="4"/>
+              <w:bottom w:val="single" w:color="C8CCD8" w:sz="4"/>
+              <w:right w:val="single" w:color="C8CCD8" w:sz="4"/>
+            </w:tcBorders>
+            <w:tcMar>
+              <w:top w:type="dxa" w:w="60"/>
+              <w:left w:type="dxa" w:w="100"/>
+              <w:bottom w:type="dxa" w:w="60"/>
+              <w:right w:type="dxa" w:w="100"/>
+            </w:tcMar>
+          </w:tcPr>
+          <w:p>
+            <w:r>
+              <w:rPr>
+                <w:rFonts w:ascii="Malgun Gothic" w:cs="Malgun Gothic" w:eastAsia="Malgun Gothic" w:hAnsi="Malgun Gothic"/>
+                <w:b w:val="false"/>
+                <w:bCs w:val="false"/>
+                <w:sz w:val="19"/>
+                <w:szCs w:val="19"/>
+              </w:rPr>
+              <w:t xml:space="preserve">80 mL = 2.7 fl oz / 30 mL = 1.0 fl oz / 15 mL = 0.5 fl oz / 3 mL = 0.1 fl oz (중량 표기로 바뀌면 재계산)</w:t>
+            </w:r>
+          </w:p>
+        </w:tc>
+      </w:tr>
+      <w:tr>
+        <w:trPr>
+          <w:tblHeader w:val="false"/>
+        </w:trPr>
+        <w:tc>
+          <w:tcPr>
+            <w:tcW w:type="dxa" w:w="1927"/>
+            <w:tcBorders>
+              <w:top w:val="single" w:color="C8CCD8" w:sz="4"/>
+              <w:left w:val="single" w:color="C8CCD8" w:sz="4"/>
+              <w:bottom w:val="single" w:color="C8CCD8" w:sz="4"/>
+              <w:right w:val="single" w:color="C8CCD8" w:sz="4"/>
+            </w:tcBorders>
+            <w:tcMar>
+              <w:top w:type="dxa" w:w="60"/>
+              <w:left w:type="dxa" w:w="100"/>
+              <w:bottom w:type="dxa" w:w="60"/>
+              <w:right w:type="dxa" w:w="100"/>
+            </w:tcMar>
+          </w:tcPr>
+          <w:p>
+            <w:r>
+              <w:rPr>
+                <w:rFonts w:ascii="Malgun Gothic" w:cs="Malgun Gothic" w:eastAsia="Malgun Gothic" w:hAnsi="Malgun Gothic"/>
+                <w:b/>
+                <w:bCs/>
+                <w:sz w:val="19"/>
+                <w:szCs w:val="19"/>
+              </w:rPr>
+              <w:t xml:space="preserve">정면(미국 PDP)</w:t>
+            </w:r>
+          </w:p>
+        </w:tc>
+        <w:tc>
+          <w:tcPr>
+            <w:tcW w:type="dxa" w:w="7711"/>
+            <w:tcBorders>
+              <w:top w:val="single" w:color="C8CCD8" w:sz="4"/>
+              <w:left w:val="single" w:color="C8CCD8" w:sz="4"/>
+              <w:bottom w:val="single" w:color="C8CCD8" w:sz="4"/>
+              <w:right w:val="single" w:color="C8CCD8" w:sz="4"/>
+            </w:tcBorders>
+            <w:tcMar>
+              <w:top w:type="dxa" w:w="60"/>
+              <w:left w:type="dxa" w:w="100"/>
+              <w:bottom w:type="dxa" w:w="60"/>
+              <w:right w:type="dxa" w:w="100"/>
+            </w:tcMar>
+          </w:tcPr>
+          <w:p>
+            <w:r>
+              <w:rPr>
+                <w:rFonts w:ascii="Malgun Gothic" w:cs="Malgun Gothic" w:eastAsia="Malgun Gothic" w:hAnsi="Malgun Gothic"/>
+                <w:b w:val="false"/>
+                <w:bCs w:val="false"/>
+                <w:sz w:val="19"/>
+                <w:szCs w:val="19"/>
+              </w:rPr>
+              <w:t xml:space="preserve">영문 제품 유형 + 용량, 하단 30% 안. 6 SKU 모두 단상자 정면에 적용</w:t>
+            </w:r>
+          </w:p>
+        </w:tc>
+      </w:tr>
+      <w:tr>
+        <w:trPr>
+          <w:tblHeader w:val="false"/>
+        </w:trPr>
+        <w:tc>
+          <w:tcPr>
+            <w:tcW w:type="dxa" w:w="1927"/>
+            <w:tcBorders>
+              <w:top w:val="single" w:color="C8CCD8" w:sz="4"/>
+              <w:left w:val="single" w:color="C8CCD8" w:sz="4"/>
+              <w:bottom w:val="single" w:color="C8CCD8" w:sz="4"/>
+              <w:right w:val="single" w:color="C8CCD8" w:sz="4"/>
+            </w:tcBorders>
+            <w:tcMar>
+              <w:top w:type="dxa" w:w="60"/>
+              <w:left w:type="dxa" w:w="100"/>
+              <w:bottom w:type="dxa" w:w="60"/>
+              <w:right w:type="dxa" w:w="100"/>
+            </w:tcMar>
+          </w:tcPr>
+          <w:p>
+            <w:r>
+              <w:rPr>
+                <w:rFonts w:ascii="Malgun Gothic" w:cs="Malgun Gothic" w:eastAsia="Malgun Gothic" w:hAnsi="Malgun Gothic"/>
+                <w:b/>
+                <w:bCs/>
+                <w:sz w:val="19"/>
+                <w:szCs w:val="19"/>
+              </w:rPr>
+              <w:t xml:space="preserve">1차 포장(용기) 필수</w:t>
+            </w:r>
+          </w:p>
+        </w:tc>
+        <w:tc>
+          <w:tcPr>
+            <w:tcW w:type="dxa" w:w="7711"/>
+            <w:tcBorders>
+              <w:top w:val="single" w:color="C8CCD8" w:sz="4"/>
+              <w:left w:val="single" w:color="C8CCD8" w:sz="4"/>
+              <w:bottom w:val="single" w:color="C8CCD8" w:sz="4"/>
+              <w:right w:val="single" w:color="C8CCD8" w:sz="4"/>
+            </w:tcBorders>
+            <w:tcMar>
+              <w:top w:type="dxa" w:w="60"/>
+              <w:left w:type="dxa" w:w="100"/>
+              <w:bottom w:type="dxa" w:w="60"/>
+              <w:right w:type="dxa" w:w="100"/>
+            </w:tcMar>
+          </w:tcPr>
+          <w:p>
+            <w:r>
+              <w:rPr>
+                <w:rFonts w:ascii="Malgun Gothic" w:cs="Malgun Gothic" w:eastAsia="Malgun Gothic" w:hAnsi="Malgun Gothic"/>
+                <w:b w:val="false"/>
+                <w:bCs w:val="false"/>
+                <w:sz w:val="19"/>
+                <w:szCs w:val="19"/>
+              </w:rPr>
+              <w:t xml:space="preserve">한국: 용기에도 제조번호 + 사용기한(또는 개봉 후 사용기간 + 제조연월일) → 6 SKU 전부 용기 코딩 공정 필요. 튜브는 끝 실링부, 자는 바닥, 병은 바닥에 코딩</w:t>
+            </w:r>
+          </w:p>
+        </w:tc>
+      </w:tr>
+      <w:tr>
+        <w:trPr>
+          <w:tblHeader w:val="false"/>
+        </w:trPr>
+        <w:tc>
+          <w:tcPr>
+            <w:tcW w:type="dxa" w:w="1927"/>
+            <w:tcBorders>
+              <w:top w:val="single" w:color="C8CCD8" w:sz="4"/>
+              <w:left w:val="single" w:color="C8CCD8" w:sz="4"/>
+              <w:bottom w:val="single" w:color="C8CCD8" w:sz="4"/>
+              <w:right w:val="single" w:color="C8CCD8" w:sz="4"/>
+            </w:tcBorders>
+            <w:tcMar>
+              <w:top w:type="dxa" w:w="60"/>
+              <w:left w:type="dxa" w:w="100"/>
+              <w:bottom w:type="dxa" w:w="60"/>
+              <w:right w:type="dxa" w:w="100"/>
+            </w:tcMar>
+          </w:tcPr>
+          <w:p>
+            <w:r>
+              <w:rPr>
+                <w:rFonts w:ascii="Malgun Gothic" w:cs="Malgun Gothic" w:eastAsia="Malgun Gothic" w:hAnsi="Malgun Gothic"/>
+                <w:b/>
+                <w:bCs/>
+                <w:sz w:val="19"/>
+                <w:szCs w:val="19"/>
+              </w:rPr>
+              <w:t xml:space="preserve">소용량 3 mL·15 mL</w:t>
+            </w:r>
+          </w:p>
+        </w:tc>
+        <w:tc>
+          <w:tcPr>
+            <w:tcW w:type="dxa" w:w="7711"/>
+            <w:tcBorders>
+              <w:top w:val="single" w:color="C8CCD8" w:sz="4"/>
+              <w:left w:val="single" w:color="C8CCD8" w:sz="4"/>
+              <w:bottom w:val="single" w:color="C8CCD8" w:sz="4"/>
+              <w:right w:val="single" w:color="C8CCD8" w:sz="4"/>
+            </w:tcBorders>
+            <w:tcMar>
+              <w:top w:type="dxa" w:w="60"/>
+              <w:left w:type="dxa" w:w="100"/>
+              <w:bottom w:type="dxa" w:w="60"/>
+              <w:right w:type="dxa" w:w="100"/>
+            </w:tcMar>
+          </w:tcPr>
+          <w:p>
+            <w:r>
+              <w:rPr>
+                <w:rFonts w:ascii="Malgun Gothic" w:cs="Malgun Gothic" w:eastAsia="Malgun Gothic" w:hAnsi="Malgun Gothic"/>
+                <w:b w:val="false"/>
+                <w:bCs w:val="false"/>
+                <w:sz w:val="19"/>
+                <w:szCs w:val="19"/>
+              </w:rPr>
+              <w:t xml:space="preserve">한국은 10 mL 이하 소용량·비매품에 표시 간소화 규정이 있음 → 3 mL는 간소화 대상 가능성, 15 mL는 대상 아님 (확인 필요). EU는 용기가 너무 작으면 필수 정보를 단상자·첨부 라벨로 (손+책 기호) → 3 mL는 판매 방식(단품/세트/샘플)부터 확정</w:t>
+            </w:r>
+          </w:p>
+        </w:tc>
+      </w:tr>
+      <w:tr>
+        <w:trPr>
+          <w:tblHeader w:val="false"/>
+        </w:trPr>
+        <w:tc>
+          <w:tcPr>
+            <w:tcW w:type="dxa" w:w="1927"/>
+            <w:tcBorders>
+              <w:top w:val="single" w:color="C8CCD8" w:sz="4"/>
+              <w:left w:val="single" w:color="C8CCD8" w:sz="4"/>
+              <w:bottom w:val="single" w:color="C8CCD8" w:sz="4"/>
+              <w:right w:val="single" w:color="C8CCD8" w:sz="4"/>
+            </w:tcBorders>
+            <w:tcMar>
+              <w:top w:type="dxa" w:w="60"/>
+              <w:left w:type="dxa" w:w="100"/>
+              <w:bottom w:type="dxa" w:w="60"/>
+              <w:right w:type="dxa" w:w="100"/>
+            </w:tcMar>
+          </w:tcPr>
+          <w:p>
+            <w:r>
+              <w:rPr>
+                <w:rFonts w:ascii="Malgun Gothic" w:cs="Malgun Gothic" w:eastAsia="Malgun Gothic" w:hAnsi="Malgun Gothic"/>
+                <w:b/>
+                <w:bCs/>
+                <w:sz w:val="19"/>
+                <w:szCs w:val="19"/>
+              </w:rPr>
+              <w:t xml:space="preserve">EU</w:t>
+            </w:r>
+          </w:p>
+        </w:tc>
+        <w:tc>
+          <w:tcPr>
+            <w:tcW w:type="dxa" w:w="7711"/>
+            <w:tcBorders>
+              <w:top w:val="single" w:color="C8CCD8" w:sz="4"/>
+              <w:left w:val="single" w:color="C8CCD8" w:sz="4"/>
+              <w:bottom w:val="single" w:color="C8CCD8" w:sz="4"/>
+              <w:right w:val="single" w:color="C8CCD8" w:sz="4"/>
+            </w:tcBorders>
+            <w:tcMar>
+              <w:top w:type="dxa" w:w="60"/>
+              <w:left w:type="dxa" w:w="100"/>
+              <w:bottom w:type="dxa" w:w="60"/>
+              <w:right w:type="dxa" w:w="100"/>
+            </w:tcMar>
+          </w:tcPr>
+          <w:p>
+            <w:r>
+              <w:rPr>
+                <w:rFonts w:ascii="Malgun Gothic" w:cs="Malgun Gothic" w:eastAsia="Malgun Gothic" w:hAnsi="Malgun Gothic"/>
+                <w:b w:val="false"/>
+                <w:bCs w:val="false"/>
+                <w:sz w:val="19"/>
+                <w:szCs w:val="19"/>
+              </w:rPr>
+              <w:t xml:space="preserve">Batch 필수, PAO 기호(예: 12M) 또는 30개월 이하면 Best before. EU/UK RP 이름·주소, Made in Korea. 판매국 언어 표기</w:t>
+            </w:r>
+          </w:p>
+        </w:tc>
+      </w:tr>
+      <w:tr>
+        <w:trPr>
+          <w:tblHeader w:val="false"/>
+        </w:trPr>
+        <w:tc>
+          <w:tcPr>
+            <w:tcW w:type="dxa" w:w="1927"/>
+            <w:tcBorders>
+              <w:top w:val="single" w:color="C8CCD8" w:sz="4"/>
+              <w:left w:val="single" w:color="C8CCD8" w:sz="4"/>
+              <w:bottom w:val="single" w:color="C8CCD8" w:sz="4"/>
+              <w:right w:val="single" w:color="C8CCD8" w:sz="4"/>
+            </w:tcBorders>
+            <w:tcMar>
+              <w:top w:type="dxa" w:w="60"/>
+              <w:left w:type="dxa" w:w="100"/>
+              <w:bottom w:type="dxa" w:w="60"/>
+              <w:right w:type="dxa" w:w="100"/>
+            </w:tcMar>
+          </w:tcPr>
+          <w:p>
+            <w:r>
+              <w:rPr>
+                <w:rFonts w:ascii="Malgun Gothic" w:cs="Malgun Gothic" w:eastAsia="Malgun Gothic" w:hAnsi="Malgun Gothic"/>
+                <w:b/>
+                <w:bCs/>
+                <w:sz w:val="19"/>
+                <w:szCs w:val="19"/>
+              </w:rPr>
+              <w:t xml:space="preserve">미국</w:t>
+            </w:r>
+          </w:p>
+        </w:tc>
+        <w:tc>
+          <w:tcPr>
+            <w:tcW w:type="dxa" w:w="7711"/>
+            <w:tcBorders>
+              <w:top w:val="single" w:color="C8CCD8" w:sz="4"/>
+              <w:left w:val="single" w:color="C8CCD8" w:sz="4"/>
+              <w:bottom w:val="single" w:color="C8CCD8" w:sz="4"/>
+              <w:right w:val="single" w:color="C8CCD8" w:sz="4"/>
+            </w:tcBorders>
+            <w:tcMar>
+              <w:top w:type="dxa" w:w="60"/>
+              <w:left w:type="dxa" w:w="100"/>
+              <w:bottom w:type="dxa" w:w="60"/>
+              <w:right w:type="dxa" w:w="100"/>
+            </w:tcMar>
+          </w:tcPr>
+          <w:p>
+            <w:r>
+              <w:rPr>
+                <w:rFonts w:ascii="Malgun Gothic" w:cs="Malgun Gothic" w:eastAsia="Malgun Gothic" w:hAnsi="Malgun Gothic"/>
+                <w:b w:val="false"/>
+                <w:bCs w:val="false"/>
+                <w:sz w:val="19"/>
+                <w:szCs w:val="19"/>
+              </w:rPr>
+              <w:t xml:space="preserve">Distributed by + MoCRA 이상사례 연락처, Made in Korea(CBP), 영문 INCI. LOT 권장</w:t>
+            </w:r>
+          </w:p>
+        </w:tc>
+      </w:tr>
+      <w:tr>
+        <w:trPr>
+          <w:tblHeader w:val="false"/>
+        </w:trPr>
+        <w:tc>
+          <w:tcPr>
+            <w:tcW w:type="dxa" w:w="1927"/>
+            <w:tcBorders>
+              <w:top w:val="single" w:color="C8CCD8" w:sz="4"/>
+              <w:left w:val="single" w:color="C8CCD8" w:sz="4"/>
+              <w:bottom w:val="single" w:color="C8CCD8" w:sz="4"/>
+              <w:right w:val="single" w:color="C8CCD8" w:sz="4"/>
+            </w:tcBorders>
+            <w:tcMar>
+              <w:top w:type="dxa" w:w="60"/>
+              <w:left w:type="dxa" w:w="100"/>
+              <w:bottom w:type="dxa" w:w="60"/>
+              <w:right w:type="dxa" w:w="100"/>
+            </w:tcMar>
+          </w:tcPr>
+          <w:p>
+            <w:r>
+              <w:rPr>
+                <w:rFonts w:ascii="Malgun Gothic" w:cs="Malgun Gothic" w:eastAsia="Malgun Gothic" w:hAnsi="Malgun Gothic"/>
+                <w:b/>
+                <w:bCs/>
+                <w:sz w:val="19"/>
+                <w:szCs w:val="19"/>
+              </w:rPr>
+              <w:t xml:space="preserve">중국·일본·ASEAN</w:t>
+            </w:r>
+          </w:p>
+        </w:tc>
+        <w:tc>
+          <w:tcPr>
+            <w:tcW w:type="dxa" w:w="7711"/>
+            <w:tcBorders>
+              <w:top w:val="single" w:color="C8CCD8" w:sz="4"/>
+              <w:left w:val="single" w:color="C8CCD8" w:sz="4"/>
+              <w:bottom w:val="single" w:color="C8CCD8" w:sz="4"/>
+              <w:right w:val="single" w:color="C8CCD8" w:sz="4"/>
+            </w:tcBorders>
+            <w:tcMar>
+              <w:top w:type="dxa" w:w="60"/>
+              <w:left w:type="dxa" w:w="100"/>
+              <w:bottom w:type="dxa" w:w="60"/>
+              <w:right w:type="dxa" w:w="100"/>
+            </w:tcMar>
+          </w:tcPr>
+          <w:p>
+            <w:r>
+              <w:rPr>
+                <w:rFonts w:ascii="Malgun Gothic" w:cs="Malgun Gothic" w:eastAsia="Malgun Gothic" w:hAnsi="Malgun Gothic"/>
+                <w:b w:val="false"/>
+                <w:bCs w:val="false"/>
+                <w:sz w:val="19"/>
+                <w:szCs w:val="19"/>
+              </w:rPr>
+              <w:t xml:space="preserve">수입자 현지어 스티커 → 모든 단상자 좌측면 하단 25~30% 무코팅 스티커 존</w:t>
+            </w:r>
+          </w:p>
+        </w:tc>
+      </w:tr>
+      <w:tr>
+        <w:trPr>
+          <w:tblHeader w:val="false"/>
+        </w:trPr>
+        <w:tc>
+          <w:tcPr>
+            <w:tcW w:type="dxa" w:w="1927"/>
+            <w:tcBorders>
+              <w:top w:val="single" w:color="C8CCD8" w:sz="4"/>
+              <w:left w:val="single" w:color="C8CCD8" w:sz="4"/>
+              <w:bottom w:val="single" w:color="C8CCD8" w:sz="4"/>
+              <w:right w:val="single" w:color="C8CCD8" w:sz="4"/>
+            </w:tcBorders>
+            <w:tcMar>
+              <w:top w:type="dxa" w:w="60"/>
+              <w:left w:type="dxa" w:w="100"/>
+              <w:bottom w:type="dxa" w:w="60"/>
+              <w:right w:type="dxa" w:w="100"/>
+            </w:tcMar>
+          </w:tcPr>
+          <w:p>
+            <w:r>
+              <w:rPr>
+                <w:rFonts w:ascii="Malgun Gothic" w:cs="Malgun Gothic" w:eastAsia="Malgun Gothic" w:hAnsi="Malgun Gothic"/>
+                <w:b/>
+                <w:bCs/>
+                <w:sz w:val="19"/>
+                <w:szCs w:val="19"/>
+              </w:rPr>
+              <w:t xml:space="preserve">전성분</w:t>
+            </w:r>
+          </w:p>
+        </w:tc>
+        <w:tc>
+          <w:tcPr>
+            <w:tcW w:type="dxa" w:w="7711"/>
+            <w:tcBorders>
+              <w:top w:val="single" w:color="C8CCD8" w:sz="4"/>
+              <w:left w:val="single" w:color="C8CCD8" w:sz="4"/>
+              <w:bottom w:val="single" w:color="C8CCD8" w:sz="4"/>
+              <w:right w:val="single" w:color="C8CCD8" w:sz="4"/>
+            </w:tcBorders>
+            <w:tcMar>
+              <w:top w:type="dxa" w:w="60"/>
+              <w:left w:type="dxa" w:w="100"/>
+              <w:bottom w:type="dxa" w:w="60"/>
+              <w:right w:type="dxa" w:w="100"/>
+            </w:tcMar>
+          </w:tcPr>
+          <w:p>
+            <w:r>
+              <w:rPr>
+                <w:rFonts w:ascii="Malgun Gothic" w:cs="Malgun Gothic" w:eastAsia="Malgun Gothic" w:hAnsi="Malgun Gothic"/>
+                <w:b w:val="false"/>
+                <w:bCs w:val="false"/>
+                <w:sz w:val="19"/>
+                <w:szCs w:val="19"/>
+              </w:rPr>
+              <w:t xml:space="preserve">영문 INCI 한 세트로 미국·EU 공용, 한글은 별도. 후면 공간 부족 시 바코드를 바닥으로</w:t>
+            </w:r>
+          </w:p>
+        </w:tc>
+      </w:tr>
+      <w:tr>
+        <w:trPr>
+          <w:tblHeader w:val="false"/>
+        </w:trPr>
+        <w:tc>
+          <w:tcPr>
+            <w:tcW w:type="dxa" w:w="1927"/>
+            <w:tcBorders>
+              <w:top w:val="single" w:color="C8CCD8" w:sz="4"/>
+              <w:left w:val="single" w:color="C8CCD8" w:sz="4"/>
+              <w:bottom w:val="single" w:color="C8CCD8" w:sz="4"/>
+              <w:right w:val="single" w:color="C8CCD8" w:sz="4"/>
+            </w:tcBorders>
+            <w:tcMar>
+              <w:top w:type="dxa" w:w="60"/>
+              <w:left w:type="dxa" w:w="100"/>
+              <w:bottom w:type="dxa" w:w="60"/>
+              <w:right w:type="dxa" w:w="100"/>
+            </w:tcMar>
+          </w:tcPr>
+          <w:p>
+            <w:r>
+              <w:rPr>
+                <w:rFonts w:ascii="Malgun Gothic" w:cs="Malgun Gothic" w:eastAsia="Malgun Gothic" w:hAnsi="Malgun Gothic"/>
+                <w:b/>
+                <w:bCs/>
+                <w:sz w:val="19"/>
+                <w:szCs w:val="19"/>
+              </w:rPr>
+              <w:t xml:space="preserve">글자 크기</w:t>
+            </w:r>
+          </w:p>
+        </w:tc>
+        <w:tc>
+          <w:tcPr>
+            <w:tcW w:type="dxa" w:w="7711"/>
+            <w:tcBorders>
+              <w:top w:val="single" w:color="C8CCD8" w:sz="4"/>
+              <w:left w:val="single" w:color="C8CCD8" w:sz="4"/>
+              <w:bottom w:val="single" w:color="C8CCD8" w:sz="4"/>
+              <w:right w:val="single" w:color="C8CCD8" w:sz="4"/>
+            </w:tcBorders>
+            <w:tcMar>
+              <w:top w:type="dxa" w:w="60"/>
+              <w:left w:type="dxa" w:w="100"/>
+              <w:bottom w:type="dxa" w:w="60"/>
+              <w:right w:type="dxa" w:w="100"/>
+            </w:tcMar>
+          </w:tcPr>
+          <w:p>
+            <w:r>
+              <w:rPr>
+                <w:rFonts w:ascii="Malgun Gothic" w:cs="Malgun Gothic" w:eastAsia="Malgun Gothic" w:hAnsi="Malgun Gothic"/>
+                <w:b w:val="false"/>
+                <w:bCs w:val="false"/>
+                <w:sz w:val="19"/>
+                <w:szCs w:val="19"/>
+              </w:rPr>
+              <w:t xml:space="preserve">한국 최소(5pt로 알려짐, 확인 필요), 미국 최소 1/16인치. 코퍼 무광 글씨는 대비가 낮을 수 있으니 필수 표시는 화이트 소자로</w:t>
+            </w:r>
+          </w:p>
+        </w:tc>
+      </w:tr>
+      <w:tr>
+        <w:trPr>
+          <w:tblHeader w:val="false"/>
+        </w:trPr>
+        <w:tc>
+          <w:tcPr>
+            <w:tcW w:type="dxa" w:w="1927"/>
+            <w:tcBorders>
+              <w:top w:val="single" w:color="C8CCD8" w:sz="4"/>
+              <w:left w:val="single" w:color="C8CCD8" w:sz="4"/>
+              <w:bottom w:val="single" w:color="C8CCD8" w:sz="4"/>
+              <w:right w:val="single" w:color="C8CCD8" w:sz="4"/>
+            </w:tcBorders>
+            <w:tcMar>
+              <w:top w:type="dxa" w:w="60"/>
+              <w:left w:type="dxa" w:w="100"/>
+              <w:bottom w:type="dxa" w:w="60"/>
+              <w:right w:type="dxa" w:w="100"/>
+            </w:tcMar>
+          </w:tcPr>
+          <w:p>
+            <w:r>
+              <w:rPr>
+                <w:rFonts w:ascii="Malgun Gothic" w:cs="Malgun Gothic" w:eastAsia="Malgun Gothic" w:hAnsi="Malgun Gothic"/>
+                <w:b/>
+                <w:bCs/>
+                <w:sz w:val="19"/>
+                <w:szCs w:val="19"/>
+              </w:rPr>
+              <w:t xml:space="preserve">TRX-8™ 표기</w:t>
+            </w:r>
+          </w:p>
+        </w:tc>
+        <w:tc>
+          <w:tcPr>
+            <w:tcW w:type="dxa" w:w="7711"/>
+            <w:tcBorders>
+              <w:top w:val="single" w:color="C8CCD8" w:sz="4"/>
+              <w:left w:val="single" w:color="C8CCD8" w:sz="4"/>
+              <w:bottom w:val="single" w:color="C8CCD8" w:sz="4"/>
+              <w:right w:val="single" w:color="C8CCD8" w:sz="4"/>
+            </w:tcBorders>
+            <w:tcMar>
+              <w:top w:type="dxa" w:w="60"/>
+              <w:left w:type="dxa" w:w="100"/>
+              <w:bottom w:type="dxa" w:w="60"/>
+              <w:right w:type="dxa" w:w="100"/>
+            </w:tcMar>
+          </w:tcPr>
+          <w:p>
+            <w:r>
+              <w:rPr>
+                <w:rFonts w:ascii="Malgun Gothic" w:cs="Malgun Gothic" w:eastAsia="Malgun Gothic" w:hAnsi="Malgun Gothic"/>
+                <w:b w:val="false"/>
+                <w:bCs w:val="false"/>
+                <w:sz w:val="19"/>
+                <w:szCs w:val="19"/>
+              </w:rPr>
+              <w:t xml:space="preserve">™는 상표 출원 전에도 사용 가능, ®는 등록 후에만. 국가별 상표 출원 일정 확인</w:t>
+            </w:r>
+          </w:p>
+        </w:tc>
+      </w:tr>
+      <w:tr>
+        <w:trPr>
+          <w:tblHeader w:val="false"/>
+        </w:trPr>
+        <w:tc>
+          <w:tcPr>
+            <w:tcW w:type="dxa" w:w="1927"/>
+            <w:tcBorders>
+              <w:top w:val="single" w:color="C8CCD8" w:sz="4"/>
+              <w:left w:val="single" w:color="C8CCD8" w:sz="4"/>
+              <w:bottom w:val="single" w:color="C8CCD8" w:sz="4"/>
+              <w:right w:val="single" w:color="C8CCD8" w:sz="4"/>
+            </w:tcBorders>
+            <w:tcMar>
+              <w:top w:type="dxa" w:w="60"/>
+              <w:left w:type="dxa" w:w="100"/>
+              <w:bottom w:type="dxa" w:w="60"/>
+              <w:right w:type="dxa" w:w="100"/>
+            </w:tcMar>
+          </w:tcPr>
+          <w:p>
+            <w:r>
+              <w:rPr>
+                <w:rFonts w:ascii="Malgun Gothic" w:cs="Malgun Gothic" w:eastAsia="Malgun Gothic" w:hAnsi="Malgun Gothic"/>
+                <w:b/>
+                <w:bCs/>
+                <w:sz w:val="19"/>
+                <w:szCs w:val="19"/>
+              </w:rPr>
+              <w:t xml:space="preserve">USP면 클레임</w:t>
+            </w:r>
+          </w:p>
+        </w:tc>
+        <w:tc>
+          <w:tcPr>
+            <w:tcW w:type="dxa" w:w="7711"/>
+            <w:tcBorders>
+              <w:top w:val="single" w:color="C8CCD8" w:sz="4"/>
+              <w:left w:val="single" w:color="C8CCD8" w:sz="4"/>
+              <w:bottom w:val="single" w:color="C8CCD8" w:sz="4"/>
+              <w:right w:val="single" w:color="C8CCD8" w:sz="4"/>
+            </w:tcBorders>
+            <w:tcMar>
+              <w:top w:type="dxa" w:w="60"/>
+              <w:left w:type="dxa" w:w="100"/>
+              <w:bottom w:type="dxa" w:w="60"/>
+              <w:right w:type="dxa" w:w="100"/>
+            </w:tcMar>
+          </w:tcPr>
+          <w:p>
+            <w:r>
+              <w:rPr>
+                <w:rFonts w:ascii="Malgun Gothic" w:cs="Malgun Gothic" w:eastAsia="Malgun Gothic" w:hAnsi="Malgun Gothic"/>
+                <w:b w:val="false"/>
+                <w:bCs w:val="false"/>
+                <w:sz w:val="19"/>
+                <w:szCs w:val="19"/>
+              </w:rPr>
+              <w:t xml:space="preserve">국가별 교체 가능한 판·슬리브 또는 최소공통 문구. 한국 % 문구는 인체적용시험 실증 + 조건 병기, 미국은 외관 표현만, EU 보정 사진 금지, 중국 功效宣称 평가, 일본 56개 효능 범위</w:t>
+            </w:r>
+          </w:p>
+        </w:tc>
+      </w:tr>
+      <w:tr>
+        <w:trPr>
+          <w:tblHeader w:val="false"/>
+        </w:trPr>
+        <w:tc>
+          <w:tcPr>
+            <w:tcW w:type="dxa" w:w="1927"/>
+            <w:tcBorders>
+              <w:top w:val="single" w:color="C8CCD8" w:sz="4"/>
+              <w:left w:val="single" w:color="C8CCD8" w:sz="4"/>
+              <w:bottom w:val="single" w:color="C8CCD8" w:sz="4"/>
+              <w:right w:val="single" w:color="C8CCD8" w:sz="4"/>
+            </w:tcBorders>
+            <w:tcMar>
+              <w:top w:type="dxa" w:w="60"/>
+              <w:left w:type="dxa" w:w="100"/>
+              <w:bottom w:type="dxa" w:w="60"/>
+              <w:right w:type="dxa" w:w="100"/>
+            </w:tcMar>
+          </w:tcPr>
+          <w:p>
+            <w:r>
+              <w:rPr>
+                <w:rFonts w:ascii="Malgun Gothic" w:cs="Malgun Gothic" w:eastAsia="Malgun Gothic" w:hAnsi="Malgun Gothic"/>
+                <w:b/>
+                <w:bCs/>
+                <w:sz w:val="19"/>
+                <w:szCs w:val="19"/>
+              </w:rPr>
+              <w:t xml:space="preserve">QR</w:t>
+            </w:r>
+          </w:p>
+        </w:tc>
+        <w:tc>
+          <w:tcPr>
+            <w:tcW w:type="dxa" w:w="7711"/>
+            <w:tcBorders>
+              <w:top w:val="single" w:color="C8CCD8" w:sz="4"/>
+              <w:left w:val="single" w:color="C8CCD8" w:sz="4"/>
+              <w:bottom w:val="single" w:color="C8CCD8" w:sz="4"/>
+              <w:right w:val="single" w:color="C8CCD8" w:sz="4"/>
+            </w:tcBorders>
+            <w:tcMar>
+              <w:top w:type="dxa" w:w="60"/>
+              <w:left w:type="dxa" w:w="100"/>
+              <w:bottom w:type="dxa" w:w="60"/>
+              <w:right w:type="dxa" w:w="100"/>
+            </w:tcMar>
+          </w:tcPr>
+          <w:p>
+            <w:r>
+              <w:rPr>
+                <w:rFonts w:ascii="Malgun Gothic" w:cs="Malgun Gothic" w:eastAsia="Malgun Gothic" w:hAnsi="Malgun Gothic"/>
+                <w:b w:val="false"/>
+                <w:bCs w:val="false"/>
+                <w:sz w:val="19"/>
+                <w:szCs w:val="19"/>
+              </w:rPr>
+              <w:t xml:space="preserve">다국어 정보 보조 수단일 뿐, 필수 기재사항 대체 불가</w:t>
+            </w:r>
+          </w:p>
+        </w:tc>
+      </w:tr>
+      <w:tr>
+        <w:trPr>
+          <w:tblHeader w:val="false"/>
+        </w:trPr>
+        <w:tc>
+          <w:tcPr>
+            <w:tcW w:type="dxa" w:w="1927"/>
+            <w:tcBorders>
+              <w:top w:val="single" w:color="C8CCD8" w:sz="4"/>
+              <w:left w:val="single" w:color="C8CCD8" w:sz="4"/>
+              <w:bottom w:val="single" w:color="C8CCD8" w:sz="4"/>
+              <w:right w:val="single" w:color="C8CCD8" w:sz="4"/>
+            </w:tcBorders>
+            <w:tcMar>
+              <w:top w:type="dxa" w:w="60"/>
+              <w:left w:type="dxa" w:w="100"/>
+              <w:bottom w:type="dxa" w:w="60"/>
+              <w:right w:type="dxa" w:w="100"/>
+            </w:tcMar>
+          </w:tcPr>
+          <w:p>
+            <w:r>
+              <w:rPr>
+                <w:rFonts w:ascii="Malgun Gothic" w:cs="Malgun Gothic" w:eastAsia="Malgun Gothic" w:hAnsi="Malgun Gothic"/>
+                <w:b/>
+                <w:bCs/>
+                <w:sz w:val="19"/>
+                <w:szCs w:val="19"/>
+              </w:rPr>
+              <w:t xml:space="preserve">분리배출</w:t>
+            </w:r>
+          </w:p>
+        </w:tc>
+        <w:tc>
+          <w:tcPr>
+            <w:tcW w:type="dxa" w:w="7711"/>
+            <w:tcBorders>
+              <w:top w:val="single" w:color="C8CCD8" w:sz="4"/>
+              <w:left w:val="single" w:color="C8CCD8" w:sz="4"/>
+              <w:bottom w:val="single" w:color="C8CCD8" w:sz="4"/>
+              <w:right w:val="single" w:color="C8CCD8" w:sz="4"/>
+            </w:tcBorders>
+            <w:tcMar>
+              <w:top w:type="dxa" w:w="60"/>
+              <w:left w:type="dxa" w:w="100"/>
+              <w:bottom w:type="dxa" w:w="60"/>
+              <w:right w:type="dxa" w:w="100"/>
+            </w:tcMar>
+          </w:tcPr>
+          <w:p>
+            <w:r>
+              <w:rPr>
+                <w:rFonts w:ascii="Malgun Gothic" w:cs="Malgun Gothic" w:eastAsia="Malgun Gothic" w:hAnsi="Malgun Gothic"/>
+                <w:b w:val="false"/>
+                <w:bCs w:val="false"/>
+                <w:sz w:val="19"/>
+                <w:szCs w:val="19"/>
+              </w:rPr>
+              <w:t xml:space="preserve">합성수지 용기(튜브·펌프병)는 분리배출 표시 의무. 유리 자·앰플은 유리 표시. 라미 필름 단상자는 재활용 등급 영향 확인 → 수성 코팅 대안 검토</w:t>
+            </w:r>
+          </w:p>
+        </w:tc>
+      </w:tr>
+    </w:tbl>
+    <w:p>
+      <w:pPr>
+        <w:pStyle w:val="Heading1"/>
+        <w:spacing w:after="120" w:before="280"/>
+      </w:pPr>
+      <w:r>
+        <w:rPr>
+          <w:rFonts w:ascii="Malgun Gothic" w:cs="Malgun Gothic" w:eastAsia="Malgun Gothic" w:hAnsi="Malgun Gothic"/>
+          <w:b/>
+          <w:bCs/>
+          <w:color w:val="1E22AA"/>
+          <w:sz w:val="28"/>
+          <w:szCs w:val="28"/>
+        </w:rPr>
+        <w:t xml:space="preserve">10. v4에서 폐기하는 규칙</w:t>
       </w:r>
     </w:p>
     <w:p>
@@ -3741,7 +5858,7 @@
         <w:rPr>
           <w:rFonts w:ascii="Malgun Gothic" w:cs="Malgun Gothic" w:eastAsia="Malgun Gothic" w:hAnsi="Malgun Gothic"/>
         </w:rPr>
-        <w:t xml:space="preserve">튜브(필링 밤 크림 1순위 후보): AB 튜브처럼 로열블루 무광 바디 + 코퍼 캡, 정면 배치는 단상자와 동일</w:t>
+        <w:t xml:space="preserve">로즈골드·코퍼 금지 → 폐기 (코퍼가 메인 메탈)</w:t>
       </w:r>
     </w:p>
     <w:p>
@@ -3757,7 +5874,7 @@
         <w:rPr>
           <w:rFonts w:ascii="Malgun Gothic" w:cs="Malgun Gothic" w:eastAsia="Malgun Gothic" w:hAnsi="Malgun Gothic"/>
         </w:rPr>
-        <w:t xml:space="preserve">자(크림): 블루 유리 또는 무광 블루 + 코퍼 뚜껑, 뚜껑 윗면에 심볼</w:t>
+        <w:t xml:space="preserve">AB 요소 금지 / AB 3요소 동시 사용 금지 → "구조는 벤치마크, 시그니처 형태(모노그램·엠블럼·문구)는 복제 금지"로 교체</w:t>
       </w:r>
     </w:p>
     <w:p>
@@ -3773,7 +5890,7 @@
         <w:rPr>
           <w:rFonts w:ascii="Malgun Gothic" w:cs="Malgun Gothic" w:eastAsia="Malgun Gothic" w:hAnsi="Malgun Gothic"/>
         </w:rPr>
-        <w:t xml:space="preserve">세럼 병: 블루 바디 + 코퍼 펌프/캡</w:t>
+        <w:t xml:space="preserve">블루 B안 2935C 권장 → 폐기 (로열블루 3후보로 재샘플)</w:t>
       </w:r>
     </w:p>
     <w:p>
@@ -3789,24 +5906,7 @@
         <w:rPr>
           <w:rFonts w:ascii="Malgun Gothic" w:cs="Malgun Gothic" w:eastAsia="Malgun Gothic" w:hAnsi="Malgun Gothic"/>
         </w:rPr>
-        <w:t xml:space="preserve">도구(스파출라 등): 코퍼 — AB와 같은 장치이므로 선택 사항</w:t>
-      </w:r>
-    </w:p>
-    <w:p>
-      <w:pPr>
-        <w:pStyle w:val="Heading1"/>
-        <w:spacing w:after="120" w:before="280"/>
-      </w:pPr>
-      <w:r>
-        <w:rPr>
-          <w:rFonts w:ascii="Malgun Gothic" w:cs="Malgun Gothic" w:eastAsia="Malgun Gothic" w:hAnsi="Malgun Gothic"/>
-          <w:b/>
-          <w:bCs/>
-          <w:color w:val="1E22AA"/>
-          <w:sz w:val="28"/>
-          <w:szCs w:val="28"/>
-        </w:rPr>
-        <w:t xml:space="preserve">10. v4에서 폐기하는 규칙</w:t>
+        <w:t xml:space="preserve">871C 옐로 골드 → 코퍼 876C 기준으로 교체</w:t>
       </w:r>
     </w:p>
     <w:p>
@@ -3822,7 +5922,7 @@
         <w:rPr>
           <w:rFonts w:ascii="Malgun Gothic" w:cs="Malgun Gothic" w:eastAsia="Malgun Gothic" w:hAnsi="Malgun Gothic"/>
         </w:rPr>
-        <w:t xml:space="preserve">로즈골드·코퍼 금지 → 폐기 (코퍼가 메인 메탈)</w:t>
+        <w:t xml:space="preserve">제품명 화이트 → 코퍼 무광 인쇄</w:t>
       </w:r>
     </w:p>
     <w:p>
@@ -3838,7 +5938,7 @@
         <w:rPr>
           <w:rFonts w:ascii="Malgun Gothic" w:cs="Malgun Gothic" w:eastAsia="Malgun Gothic" w:hAnsi="Malgun Gothic"/>
         </w:rPr>
-        <w:t xml:space="preserve">AB 요소 금지 / AB 3요소 동시 사용 금지 → "구조는 벤치마크, 시그니처 형태(모노그램·엠블럼·문구)는 복제 금지"로 교체</w:t>
+        <w:t xml:space="preserve">정면 테두리선·물결 언더라인(1차 배치안) → 최신 배치안에서 빠졌으므로 제외</w:t>
       </w:r>
     </w:p>
     <w:p>
@@ -3854,7 +5954,24 @@
         <w:rPr>
           <w:rFonts w:ascii="Malgun Gothic" w:cs="Malgun Gothic" w:eastAsia="Malgun Gothic" w:hAnsi="Malgun Gothic"/>
         </w:rPr>
-        <w:t xml:space="preserve">블루 B안 2935C 권장 → 폐기 (로열블루 3후보로 재샘플)</w:t>
+        <w:t xml:space="preserve">1·2차 힉스필드 시안 전부 → 참고용 보관, 방향 근거로 쓰지 않음</w:t>
+      </w:r>
+    </w:p>
+    <w:p>
+      <w:pPr>
+        <w:pStyle w:val="Heading2"/>
+        <w:spacing w:after="120" w:before="280"/>
+      </w:pPr>
+      <w:r>
+        <w:rPr>
+          <w:rFonts w:ascii="Malgun Gothic" w:cs="Malgun Gothic" w:eastAsia="Malgun Gothic" w:hAnsi="Malgun Gothic"/>
+          <w:b/>
+          <w:bCs/>
+          <w:color w:val="1E22AA"/>
+          <w:sz w:val="24"/>
+          <w:szCs w:val="24"/>
+        </w:rPr>
+        <w:t xml:space="preserve">v4에서 유지하는 규칙</w:t>
       </w:r>
     </w:p>
     <w:p>
@@ -3870,7 +5987,7 @@
         <w:rPr>
           <w:rFonts w:ascii="Malgun Gothic" w:cs="Malgun Gothic" w:eastAsia="Malgun Gothic" w:hAnsi="Malgun Gothic"/>
         </w:rPr>
-        <w:t xml:space="preserve">871C 옐로 골드 → 코퍼 876C 기준으로 교체</w:t>
+        <w:t xml:space="preserve">로고만 유광, 나머지 무광 원칙 (유광 = 워드마크·심볼 포일)</w:t>
       </w:r>
     </w:p>
     <w:p>
@@ -3886,7 +6003,7 @@
         <w:rPr>
           <w:rFonts w:ascii="Malgun Gothic" w:cs="Malgun Gothic" w:eastAsia="Malgun Gothic" w:hAnsi="Malgun Gothic"/>
         </w:rPr>
-        <w:t xml:space="preserve">제품명 화이트 → 코퍼 무광 인쇄</w:t>
+        <w:t xml:space="preserve">형압 없음</w:t>
       </w:r>
     </w:p>
     <w:p>
@@ -3902,7 +6019,7 @@
         <w:rPr>
           <w:rFonts w:ascii="Malgun Gothic" w:cs="Malgun Gothic" w:eastAsia="Malgun Gothic" w:hAnsi="Malgun Gothic"/>
         </w:rPr>
-        <w:t xml:space="preserve">정면 테두리선·물결 언더라인(1차 배치안) → 최신 배치안에서 빠졌으므로 제외</w:t>
+        <w:t xml:space="preserve">단상자 우측면 USP(RoC 구조), 후면·바닥·칼선·수출 표시 기준 (아래 부록)</w:t>
       </w:r>
     </w:p>
     <w:p>
@@ -3918,24 +6035,7 @@
         <w:rPr>
           <w:rFonts w:ascii="Malgun Gothic" w:cs="Malgun Gothic" w:eastAsia="Malgun Gothic" w:hAnsi="Malgun Gothic"/>
         </w:rPr>
-        <w:t xml:space="preserve">1·2차 힉스필드 시안 전부 → 참고용 보관, 방향 근거로 쓰지 않음</w:t>
-      </w:r>
-    </w:p>
-    <w:p>
-      <w:pPr>
-        <w:pStyle w:val="Heading2"/>
-        <w:spacing w:after="120" w:before="280"/>
-      </w:pPr>
-      <w:r>
-        <w:rPr>
-          <w:rFonts w:ascii="Malgun Gothic" w:cs="Malgun Gothic" w:eastAsia="Malgun Gothic" w:hAnsi="Malgun Gothic"/>
-          <w:b/>
-          <w:bCs/>
-          <w:color w:val="1E22AA"/>
-          <w:sz w:val="24"/>
-          <w:szCs w:val="24"/>
-        </w:rPr>
-        <w:t xml:space="preserve">v4에서 유지하는 규칙</w:t>
+        <w:t xml:space="preserve">SNS·매대 가시성 필터와 폰 촬영 승인 절차</w:t>
       </w:r>
     </w:p>
     <w:p>
@@ -3951,7 +6051,24 @@
         <w:rPr>
           <w:rFonts w:ascii="Malgun Gothic" w:cs="Malgun Gothic" w:eastAsia="Malgun Gothic" w:hAnsi="Malgun Gothic"/>
         </w:rPr>
-        <w:t xml:space="preserve">로고만 유광, 나머지 무광 원칙 (유광 = 워드마크·심볼 포일)</w:t>
+        <w:t xml:space="preserve">레드 라인 확장</w:t>
+      </w:r>
+    </w:p>
+    <w:p>
+      <w:pPr>
+        <w:pStyle w:val="Heading1"/>
+        <w:spacing w:after="120" w:before="280"/>
+      </w:pPr>
+      <w:r>
+        <w:rPr>
+          <w:rFonts w:ascii="Malgun Gothic" w:cs="Malgun Gothic" w:eastAsia="Malgun Gothic" w:hAnsi="Malgun Gothic"/>
+          <w:b/>
+          <w:bCs/>
+          <w:color w:val="1E22AA"/>
+          <w:sz w:val="28"/>
+          <w:szCs w:val="28"/>
+        </w:rPr>
+        <w:t xml:space="preserve">11. 오너 결정 필요</w:t>
       </w:r>
     </w:p>
     <w:p>
@@ -3967,7 +6084,7 @@
         <w:rPr>
           <w:rFonts w:ascii="Malgun Gothic" w:cs="Malgun Gothic" w:eastAsia="Malgun Gothic" w:hAnsi="Malgun Gothic"/>
         </w:rPr>
-        <w:t xml:space="preserve">형압 없음</w:t>
+        <w:t xml:space="preserve">로열블루 3후보 중 1개 (실물 샘플 + 폰 촬영으로)</w:t>
       </w:r>
     </w:p>
     <w:p>
@@ -3983,7 +6100,7 @@
         <w:rPr>
           <w:rFonts w:ascii="Malgun Gothic" w:cs="Malgun Gothic" w:eastAsia="Malgun Gothic" w:hAnsi="Malgun Gothic"/>
         </w:rPr>
-        <w:t xml:space="preserve">단상자 우측면 USP(RoC 구조), 후면·바닥·칼선·수출 표시 기준 (아래 부록)</w:t>
+        <w:t xml:space="preserve">코퍼 톤: 피치·오렌지 쪽 확정 (샘플북에서 2~3개 칩)</w:t>
       </w:r>
     </w:p>
     <w:p>
@@ -3999,7 +6116,7 @@
         <w:rPr>
           <w:rFonts w:ascii="Malgun Gothic" w:cs="Malgun Gothic" w:eastAsia="Malgun Gothic" w:hAnsi="Malgun Gothic"/>
         </w:rPr>
-        <w:t xml:space="preserve">SNS·매대 가시성 필터와 폰 촬영 승인 절차</w:t>
+        <w:t xml:space="preserve">3 mL 튜브 판매 방식: 단품 판매 / 세트 동봉 / 샘플(비매품) — 표시 규정이 달라짐</w:t>
       </w:r>
     </w:p>
     <w:p>
@@ -4015,88 +6132,7 @@
         <w:rPr>
           <w:rFonts w:ascii="Malgun Gothic" w:cs="Malgun Gothic" w:eastAsia="Malgun Gothic" w:hAnsi="Malgun Gothic"/>
         </w:rPr>
-        <w:t xml:space="preserve">레드 라인 확장</w:t>
-      </w:r>
-    </w:p>
-    <w:p>
-      <w:pPr>
-        <w:pStyle w:val="Heading1"/>
-        <w:spacing w:after="120" w:before="280"/>
-      </w:pPr>
-      <w:r>
-        <w:rPr>
-          <w:rFonts w:ascii="Malgun Gothic" w:cs="Malgun Gothic" w:eastAsia="Malgun Gothic" w:hAnsi="Malgun Gothic"/>
-          <w:b/>
-          <w:bCs/>
-          <w:color w:val="1E22AA"/>
-          <w:sz w:val="28"/>
-          <w:szCs w:val="28"/>
-        </w:rPr>
-        <w:t xml:space="preserve">11. 오너 결정 필요</w:t>
-      </w:r>
-    </w:p>
-    <w:p>
-      <w:pPr>
-        <w:pStyle w:val="ListParagraph"/>
-        <w:numPr>
-          <w:ilvl w:val="0"/>
-          <w:numId w:val="2"/>
-        </w:numPr>
-        <w:spacing w:after="40"/>
-      </w:pPr>
-      <w:r>
-        <w:rPr>
-          <w:rFonts w:ascii="Malgun Gothic" w:cs="Malgun Gothic" w:eastAsia="Malgun Gothic" w:hAnsi="Malgun Gothic"/>
-        </w:rPr>
-        <w:t xml:space="preserve">메탈을 코퍼로 확정하는지 (브랜드 문서의 "금박·펄·유광 블랙"과 다름)</w:t>
-      </w:r>
-    </w:p>
-    <w:p>
-      <w:pPr>
-        <w:pStyle w:val="ListParagraph"/>
-        <w:numPr>
-          <w:ilvl w:val="0"/>
-          <w:numId w:val="2"/>
-        </w:numPr>
-        <w:spacing w:after="40"/>
-      </w:pPr>
-      <w:r>
-        <w:rPr>
-          <w:rFonts w:ascii="Malgun Gothic" w:cs="Malgun Gothic" w:eastAsia="Malgun Gothic" w:hAnsi="Malgun Gothic"/>
-        </w:rPr>
-        <w:t xml:space="preserve">원료 코드 표기: TRX-8 vs TNV-8</w:t>
-      </w:r>
-    </w:p>
-    <w:p>
-      <w:pPr>
-        <w:pStyle w:val="ListParagraph"/>
-        <w:numPr>
-          <w:ilvl w:val="0"/>
-          <w:numId w:val="2"/>
-        </w:numPr>
-        <w:spacing w:after="40"/>
-      </w:pPr>
-      <w:r>
-        <w:rPr>
-          <w:rFonts w:ascii="Malgun Gothic" w:cs="Malgun Gothic" w:eastAsia="Malgun Gothic" w:hAnsi="Malgun Gothic"/>
-        </w:rPr>
-        <w:t xml:space="preserve">용기 형태: 튜브 / 자 / 병 중 필링 밤 크림의 용기</w:t>
-      </w:r>
-    </w:p>
-    <w:p>
-      <w:pPr>
-        <w:pStyle w:val="ListParagraph"/>
-        <w:numPr>
-          <w:ilvl w:val="0"/>
-          <w:numId w:val="2"/>
-        </w:numPr>
-        <w:spacing w:after="40"/>
-      </w:pPr>
-      <w:r>
-        <w:rPr>
-          <w:rFonts w:ascii="Malgun Gothic" w:cs="Malgun Gothic" w:eastAsia="Malgun Gothic" w:hAnsi="Malgun Gothic"/>
-        </w:rPr>
-        <w:t xml:space="preserve">톤온톤 ∞ 패턴 사용 여부</w:t>
+        <w:t xml:space="preserve">1차 수출국 우선순위 (표시안·클레임·스티커 설계 순서 결정)</w:t>
       </w:r>
     </w:p>
     <w:p>

--- a/turnova-design-guide-v5.docx
+++ b/turnova-design-guide-v5.docx
@@ -15,7 +15,7 @@
           <w:sz w:val="34"/>
           <w:szCs w:val="34"/>
         </w:rPr>
-        <w:t xml:space="preserve">TURNOVA 디자인 가이드 v5.1 — Augustinus Bader 벤치마크</w:t>
+        <w:t xml:space="preserve">TURNOVA 디자인 가이드 v5.2 — Augustinus Bader 벤치마크</w:t>
       </w:r>
     </w:p>
     <w:p>
@@ -29,7 +29,7 @@
           <w:sz w:val="18"/>
           <w:szCs w:val="18"/>
         </w:rPr>
-        <w:t xml:space="preserve">디자인·마케팅팀 정리 · 2026년 10월 4일 (v5.1: 메탈·패턴 추천, 6 SKU, 수출 RA 반영) · @Jin · v4까지의 "AB 거리두기" 방향을 폐기하고 다시 잡음</w:t>
+        <w:t xml:space="preserve">디자인·마케팅팀 정리 · 2026년 10월 4일 (v5.2: 8잎 심볼 확정) · @Jin · v4까지의 "AB 거리두기" 방향을 폐기하고 다시 잡음</w:t>
       </w:r>
     </w:p>
     <w:p>
@@ -141,7 +141,7 @@
           <w:b/>
           <w:bCs/>
         </w:rPr>
-        <w:t xml:space="preserve">깊은 로열블루 위에 코퍼 메탈 하나. 끝없이 돌아가는 뫼비우스 띠(8)가 다시 피어 별(NOVA)이 된다. — "밤의 럭셔리"</w:t>
+        <w:t xml:space="preserve">깊은 로열블루 위에 코퍼 메탈 하나, 그리고 8잎 꽃 하나. ∞(8)가 다시 피어 별(NOVA)이 된다. — "밤의 럭셔리"</w:t>
       </w:r>
     </w:p>
     <w:p>
@@ -2111,7 +2111,7 @@
           <w:sz w:val="28"/>
           <w:szCs w:val="28"/>
         </w:rPr>
-        <w:t xml:space="preserve">6. 심볼 — 뫼비우스 띠</w:t>
+        <w:t xml:space="preserve">6. 심볼 — 8잎 꽃 (확정)</w:t>
       </w:r>
     </w:p>
     <w:tbl>
@@ -2516,7 +2516,7 @@
         <w:rPr>
           <w:rFonts w:ascii="Malgun Gothic" w:cs="Malgun Gothic" w:eastAsia="Malgun Gothic" w:hAnsi="Malgun Gothic"/>
         </w:rPr>
-        <w:t xml:space="preserve">단상자·필름: 꼬임이 보이는 입체 심볼 (코퍼 포일)</w:t>
+        <w:t xml:space="preserve">확정 형태 (2026.10.4 오너 지정): 오너 스케치 그대로의 8잎 한 줄 꽃 — 꽃잎 8장이 한 중심점에서 만나는 선 드로잉. 공식 파일: turnova-brand-assets/turnova-symbol-8.svg (수학 곡선 r = cos 4θ로 그린 정확한 벡터)</w:t>
       </w:r>
     </w:p>
     <w:p>
@@ -2532,7 +2532,7 @@
         <w:rPr>
           <w:rFonts w:ascii="Malgun Gothic" w:cs="Malgun Gothic" w:eastAsia="Malgun Gothic" w:hAnsi="Malgun Gothic"/>
         </w:rPr>
-        <w:t xml:space="preserve">용기 인쇄: 한 줄 드로잉 심볼</w:t>
+        <w:t xml:space="preserve">꽃잎은 무조건 8장. 5·6·7·10장 등 변형 금지, 리본·입체 표현 금지, 시안 생성 시 꽃잎 수 반드시 검수</w:t>
       </w:r>
     </w:p>
     <w:p>
@@ -2548,7 +2548,7 @@
         <w:rPr>
           <w:rFonts w:ascii="Malgun Gothic" w:cs="Malgun Gothic" w:eastAsia="Malgun Gothic" w:hAnsi="Malgun Gothic"/>
         </w:rPr>
-        <w:t xml:space="preserve">파비콘·프로필: 숫자 8 하나</w:t>
+        <w:t xml:space="preserve">의미: ∞(8)를 45°씩 4번 돌린 형태 = 꽃잎 8장 = 8각 별(NOVA). 뫼비우스 스토리는 브랜드 이야기로 유지</w:t>
       </w:r>
     </w:p>
     <w:p>
@@ -2564,7 +2564,7 @@
         <w:rPr>
           <w:rFonts w:ascii="Malgun Gothic" w:cs="Malgun Gothic" w:eastAsia="Malgun Gothic" w:hAnsi="Malgun Gothic"/>
         </w:rPr>
-        <w:t xml:space="preserve">꽃을 완성하지 않는다 — 띠가 겹치는 자국을 남겨 "돌아가는 중"으로 보이게 (피스마이너스원과 차별)</w:t>
+        <w:t xml:space="preserve">크기별 사용: 단상자·용기 = 같은 8잎 선 심볼(코퍼 포일) / 파비콘·프로필 = 숫자 8 또는 8잎 심볼</w:t>
       </w:r>
     </w:p>
     <w:p>
@@ -2580,7 +2580,7 @@
         <w:rPr>
           <w:rFonts w:ascii="Malgun Gothic" w:cs="Malgun Gothic" w:eastAsia="Malgun Gothic" w:hAnsi="Malgun Gothic"/>
         </w:rPr>
-        <w:t xml:space="preserve">재질: 단상자·용기 = 유광 코퍼 포일로 통일. 펄·유광 블랙은 한정판·기획세트·굿즈에서만</w:t>
+        <w:t xml:space="preserve">배치: 워드마크 아래, 제품명 위, 워드마크 폭의 25~30%</w:t>
       </w:r>
     </w:p>
     <w:p>
@@ -2596,7 +2596,7 @@
         <w:rPr>
           <w:rFonts w:ascii="Malgun Gothic" w:cs="Malgun Gothic" w:eastAsia="Malgun Gothic" w:hAnsi="Malgun Gothic"/>
         </w:rPr>
-        <w:t xml:space="preserve">배치: AB 엠블럼 자리 = 제품명 바로 위, 작게. 정면의 주인공은 워드마크</w:t>
+        <w:t xml:space="preserve">선 굵기: 포일 최소 0.3 mm. 3 mL 등 작은 용기에서 선이 뭉치면 심볼 생략 가능</w:t>
       </w:r>
     </w:p>
     <w:p>
@@ -2612,7 +2612,7 @@
         <w:rPr>
           <w:rFonts w:ascii="Malgun Gothic" w:cs="Malgun Gothic" w:eastAsia="Malgun Gothic" w:hAnsi="Malgun Gothic"/>
         </w:rPr>
-        <w:t xml:space="preserve">심볼 확정 후 도형 상표 별도 출원</w:t>
+        <w:t xml:space="preserve">심볼 확정 → 도형 상표 출원</w:t>
       </w:r>
     </w:p>
     <w:p>

--- a/turnova-design-guide-v5.docx
+++ b/turnova-design-guide-v5.docx
@@ -15,7 +15,7 @@
           <w:sz w:val="34"/>
           <w:szCs w:val="34"/>
         </w:rPr>
-        <w:t xml:space="preserve">TURNOVA 디자인 가이드 v5.2 — Augustinus Bader 벤치마크</w:t>
+        <w:t xml:space="preserve">TURNOVA 디자인 가이드 v5.3 — Augustinus Bader 벤치마크</w:t>
       </w:r>
     </w:p>
     <w:p>
@@ -29,7 +29,7 @@
           <w:sz w:val="18"/>
           <w:szCs w:val="18"/>
         </w:rPr>
-        <w:t xml:space="preserve">디자인·마케팅팀 정리 · 2026년 10월 4일 (v5.2: 8잎 심볼 확정) · @Jin · v4까지의 "AB 거리두기" 방향을 폐기하고 다시 잡음</w:t>
+        <w:t xml:space="preserve">디자인·마케팅팀 정리 · 2026년 10월 4일 (v5.3: 8잎 심볼 확정, 샤넬식 비율) · @Jin · v4까지의 "AB 거리두기" 방향을 폐기하고 다시 잡음</w:t>
       </w:r>
     </w:p>
     <w:p>
@@ -2580,7 +2580,7 @@
         <w:rPr>
           <w:rFonts w:ascii="Malgun Gothic" w:cs="Malgun Gothic" w:eastAsia="Malgun Gothic" w:hAnsi="Malgun Gothic"/>
         </w:rPr>
-        <w:t xml:space="preserve">배치: 워드마크 아래, 제품명 위, 워드마크 폭의 25~30%</w:t>
+        <w:t xml:space="preserve">배치: 워드마크 아래, 제품명 위, 워드마크 폭의 약 1/5 (패널 폭 10~15%)</w:t>
       </w:r>
     </w:p>
     <w:p>
@@ -3237,7 +3237,7 @@
           <w:sz w:val="28"/>
           <w:szCs w:val="28"/>
         </w:rPr>
-        <w:t xml:space="preserve">8. 단상자 정면 배치 (오너 배치안 = AB 튜브 구조)</w:t>
+        <w:t xml:space="preserve">8. 단상자 정면 배치 — AB 구조 + 샤넬식 비율</w:t>
       </w:r>
     </w:p>
     <w:tbl>
@@ -3347,7 +3347,7 @@
                 <w:sz w:val="19"/>
                 <w:szCs w:val="19"/>
               </w:rPr>
-              <w:t xml:space="preserve">규칙</w:t>
+              <w:t xml:space="preserve">비율 (샤넬식, 패널 기준)</w:t>
             </w:r>
           </w:p>
         </w:tc>
@@ -3439,7 +3439,7 @@
                 <w:sz w:val="19"/>
                 <w:szCs w:val="19"/>
               </w:rPr>
-              <w:t xml:space="preserve">상단, 유광 코퍼 포일, 가장 큼</w:t>
+              <w:t xml:space="preserve">폭 = 패널 폭의 약 55%, 윗선 = 높이 20% 지점. 유광 코퍼 포일</w:t>
             </w:r>
           </w:p>
         </w:tc>
@@ -3502,7 +3502,7 @@
                 <w:sz w:val="19"/>
                 <w:szCs w:val="19"/>
               </w:rPr>
-              <w:t xml:space="preserve">뫼비우스 심볼</w:t>
+              <w:t xml:space="preserve">8잎 심볼</w:t>
             </w:r>
           </w:p>
         </w:tc>
@@ -3531,7 +3531,7 @@
                 <w:sz w:val="19"/>
                 <w:szCs w:val="19"/>
               </w:rPr>
-              <w:t xml:space="preserve">가운데, 작게(워드마크 폭의 25~30%), 유광 코퍼 포일</w:t>
+              <w:t xml:space="preserve">폭 = 패널 폭의 약 10~15% (워드마크 폭의 약 1/5), 중심 = 높이 38% 지점</w:t>
             </w:r>
           </w:p>
         </w:tc>
@@ -3594,7 +3594,7 @@
                 <w:sz w:val="19"/>
                 <w:szCs w:val="19"/>
               </w:rPr>
-              <w:t xml:space="preserve">THE PEELING / BALM CREAM</w:t>
+              <w:t xml:space="preserve">THE PEELING BALM CREAM</w:t>
             </w:r>
           </w:p>
         </w:tc>
@@ -3623,7 +3623,7 @@
                 <w:sz w:val="19"/>
                 <w:szCs w:val="19"/>
               </w:rPr>
-              <w:t xml:space="preserve">볼드 대문자 2줄, 코퍼 무광 인쇄</w:t>
+              <w:t xml:space="preserve">한 줄, 높이 50% 지점. 미디엄 굵기 대문자 + 넓은 자간, 글자 높이 = 워드마크의 약 1/3</w:t>
             </w:r>
           </w:p>
         </w:tc>
@@ -3715,7 +3715,7 @@
                 <w:sz w:val="19"/>
                 <w:szCs w:val="19"/>
               </w:rPr>
-              <w:t xml:space="preserve">가는 굵기, 코퍼 라이트</w:t>
+              <w:t xml:space="preserve">제품명 바로 아래, 제품명의 약 1/2 크기, 넓은 자간</w:t>
             </w:r>
           </w:p>
         </w:tc>
@@ -3807,7 +3807,7 @@
                 <w:sz w:val="19"/>
                 <w:szCs w:val="19"/>
               </w:rPr>
-              <w:t xml:space="preserve">로열블루 면을 크게 비움 — AB처럼 파란 덩어리가 매대·SNS에서 먼저 보이게</w:t>
+              <w:t xml:space="preserve">나머지는 비움 — 정면의 약 절반이 빈 로열블루</w:t>
             </w:r>
           </w:p>
         </w:tc>
@@ -3870,7 +3870,7 @@
                 <w:sz w:val="19"/>
                 <w:szCs w:val="19"/>
               </w:rPr>
-              <w:t xml:space="preserve">용량 (예: 80 mL / 2.7 fl oz)</w:t>
+              <w:t xml:space="preserve">용량</w:t>
             </w:r>
           </w:p>
         </w:tc>
@@ -3899,7 +3899,99 @@
                 <w:sz w:val="19"/>
                 <w:szCs w:val="19"/>
               </w:rPr>
-              <w:t xml:space="preserve">맨 아래, 가는 굵기. 크림·밤은 미국 중량 표기 가능성 → 9-1 참고</w:t>
+              <w:t xml:space="preserve">가장 작은 글씨, 아래 여백 넉넉히. 크림·밤 단위는 9-1 RA 참고</w:t>
+            </w:r>
+          </w:p>
+        </w:tc>
+      </w:tr>
+      <w:tr>
+        <w:trPr>
+          <w:tblHeader w:val="false"/>
+        </w:trPr>
+        <w:tc>
+          <w:tcPr>
+            <w:tcW w:type="dxa" w:w="963"/>
+            <w:tcBorders>
+              <w:top w:val="single" w:color="C8CCD8" w:sz="4"/>
+              <w:left w:val="single" w:color="C8CCD8" w:sz="4"/>
+              <w:bottom w:val="single" w:color="C8CCD8" w:sz="4"/>
+              <w:right w:val="single" w:color="C8CCD8" w:sz="4"/>
+            </w:tcBorders>
+            <w:tcMar>
+              <w:top w:type="dxa" w:w="60"/>
+              <w:left w:type="dxa" w:w="100"/>
+              <w:bottom w:type="dxa" w:w="60"/>
+              <w:right w:type="dxa" w:w="100"/>
+            </w:tcMar>
+          </w:tcPr>
+          <w:p>
+            <w:r>
+              <w:rPr>
+                <w:rFonts w:ascii="Malgun Gothic" w:cs="Malgun Gothic" w:eastAsia="Malgun Gothic" w:hAnsi="Malgun Gothic"/>
+                <w:b/>
+                <w:bCs/>
+                <w:sz w:val="19"/>
+                <w:szCs w:val="19"/>
+              </w:rPr>
+              <w:t xml:space="preserve">원칙</w:t>
+            </w:r>
+          </w:p>
+        </w:tc>
+        <w:tc>
+          <w:tcPr>
+            <w:tcW w:type="dxa" w:w="3373"/>
+            <w:tcBorders>
+              <w:top w:val="single" w:color="C8CCD8" w:sz="4"/>
+              <w:left w:val="single" w:color="C8CCD8" w:sz="4"/>
+              <w:bottom w:val="single" w:color="C8CCD8" w:sz="4"/>
+              <w:right w:val="single" w:color="C8CCD8" w:sz="4"/>
+            </w:tcBorders>
+            <w:tcMar>
+              <w:top w:type="dxa" w:w="60"/>
+              <w:left w:type="dxa" w:w="100"/>
+              <w:bottom w:type="dxa" w:w="60"/>
+              <w:right w:type="dxa" w:w="100"/>
+            </w:tcMar>
+          </w:tcPr>
+          <w:p>
+            <w:r>
+              <w:rPr>
+                <w:rFonts w:ascii="Malgun Gothic" w:cs="Malgun Gothic" w:eastAsia="Malgun Gothic" w:hAnsi="Malgun Gothic"/>
+                <w:b w:val="false"/>
+                <w:bCs w:val="false"/>
+                <w:sz w:val="19"/>
+                <w:szCs w:val="19"/>
+              </w:rPr>
+              <w:t xml:space="preserve">—</w:t>
+            </w:r>
+          </w:p>
+        </w:tc>
+        <w:tc>
+          <w:tcPr>
+            <w:tcW w:type="dxa" w:w="5302"/>
+            <w:tcBorders>
+              <w:top w:val="single" w:color="C8CCD8" w:sz="4"/>
+              <w:left w:val="single" w:color="C8CCD8" w:sz="4"/>
+              <w:bottom w:val="single" w:color="C8CCD8" w:sz="4"/>
+              <w:right w:val="single" w:color="C8CCD8" w:sz="4"/>
+            </w:tcBorders>
+            <w:tcMar>
+              <w:top w:type="dxa" w:w="60"/>
+              <w:left w:type="dxa" w:w="100"/>
+              <w:bottom w:type="dxa" w:w="60"/>
+              <w:right w:type="dxa" w:w="100"/>
+            </w:tcMar>
+          </w:tcPr>
+          <w:p>
+            <w:r>
+              <w:rPr>
+                <w:rFonts w:ascii="Malgun Gothic" w:cs="Malgun Gothic" w:eastAsia="Malgun Gothic" w:hAnsi="Malgun Gothic"/>
+                <w:b w:val="false"/>
+                <w:bCs w:val="false"/>
+                <w:sz w:val="19"/>
+                <w:szCs w:val="19"/>
+              </w:rPr>
+              <w:t xml:space="preserve">완전 중앙 대칭, 요소 수 최소, 작은 글자·넓은 자간으로 고급감. 튜브·용기도 같은 비율</w:t>
             </w:r>
           </w:p>
         </w:tc>

--- a/turnova-design-guide-v5.docx
+++ b/turnova-design-guide-v5.docx
@@ -15,7 +15,7 @@
           <w:sz w:val="34"/>
           <w:szCs w:val="34"/>
         </w:rPr>
-        <w:t xml:space="preserve">TURNOVA 디자인 가이드 v5.3 — Augustinus Bader 벤치마크</w:t>
+        <w:t xml:space="preserve">TURNOVA 디자인 가이드 v5.4 — Augustinus Bader 벤치마크</w:t>
       </w:r>
     </w:p>
     <w:p>
@@ -29,7 +29,7 @@
           <w:sz w:val="18"/>
           <w:szCs w:val="18"/>
         </w:rPr>
-        <w:t xml:space="preserve">디자인·마케팅팀 정리 · 2026년 10월 4일 (v5.3: 8잎 심볼 확정, 샤넬식 비율) · @Jin · v4까지의 "AB 거리두기" 방향을 폐기하고 다시 잡음</w:t>
+        <w:t xml:space="preserve">디자인·마케팅팀 정리 · 2026년 10월 4일 (v5.4: 디자인팀장·커머스팀장 검토 반영) · @Jin · v4까지의 "AB 거리두기" 방향을 폐기하고 다시 잡음</w:t>
       </w:r>
     </w:p>
     <w:p>
@@ -2580,23 +2580,23 @@
         <w:rPr>
           <w:rFonts w:ascii="Malgun Gothic" w:cs="Malgun Gothic" w:eastAsia="Malgun Gothic" w:hAnsi="Malgun Gothic"/>
         </w:rPr>
-        <w:t xml:space="preserve">배치: 워드마크 아래, 제품명 위, 워드마크 폭의 약 1/5 (패널 폭 10~15%)</w:t>
-      </w:r>
-    </w:p>
-    <w:p>
-      <w:pPr>
-        <w:pStyle w:val="ListParagraph"/>
-        <w:numPr>
-          <w:ilvl w:val="0"/>
-          <w:numId w:val="2"/>
-        </w:numPr>
-        <w:spacing w:after="40"/>
-      </w:pPr>
-      <w:r>
-        <w:rPr>
-          <w:rFonts w:ascii="Malgun Gothic" w:cs="Malgun Gothic" w:eastAsia="Malgun Gothic" w:hAnsi="Malgun Gothic"/>
-        </w:rPr>
-        <w:t xml:space="preserve">선 굵기: 포일 최소 0.3 mm. 3 mL 등 작은 용기에서 선이 뭉치면 심볼 생략 가능</w:t>
+        <w:t xml:space="preserve">배치: 워드마크 아래, 제품명 위, 패널 폭 약 18%. 3 mL 튜브는 심볼 생략, 15 mL 자는 뚜껑 윗면에만(지름 14 mm 이상)</w:t>
+      </w:r>
+    </w:p>
+    <w:p>
+      <w:pPr>
+        <w:pStyle w:val="ListParagraph"/>
+        <w:numPr>
+          <w:ilvl w:val="0"/>
+          <w:numId w:val="2"/>
+        </w:numPr>
+        <w:spacing w:after="40"/>
+      </w:pPr>
+      <w:r>
+        <w:rPr>
+          <w:rFonts w:ascii="Malgun Gothic" w:cs="Malgun Gothic" w:eastAsia="Malgun Gothic" w:hAnsi="Malgun Gothic"/>
+        </w:rPr>
+        <w:t xml:space="preserve">크기별 마스터: 12 mm 이하는 선 굵기 지름의 3%, 12~25 mm는 2%, 중심점 지름 0.4 mm 녹아웃(포일 뭉침 방지). 꽃잎 8장 형태는 동일</w:t>
       </w:r>
     </w:p>
     <w:p>
@@ -3347,7 +3347,7 @@
                 <w:sz w:val="19"/>
                 <w:szCs w:val="19"/>
               </w:rPr>
-              <w:t xml:space="preserve">비율 (샤넬식, 패널 기준)</w:t>
+              <w:t xml:space="preserve">비율 (디자인팀장·커머스팀장 검토 반영)</w:t>
             </w:r>
           </w:p>
         </w:tc>
@@ -3439,7 +3439,7 @@
                 <w:sz w:val="19"/>
                 <w:szCs w:val="19"/>
               </w:rPr>
-              <w:t xml:space="preserve">폭 = 패널 폭의 약 55%, 윗선 = 높이 20% 지점. 유광 코퍼 포일</w:t>
+              <w:t xml:space="preserve">패널 폭 약 62%, 윗선 높이 20%. 유광 코퍼 포일</w:t>
             </w:r>
           </w:p>
         </w:tc>
@@ -3531,7 +3531,7 @@
                 <w:sz w:val="19"/>
                 <w:szCs w:val="19"/>
               </w:rPr>
-              <w:t xml:space="preserve">폭 = 패널 폭의 약 10~15% (워드마크 폭의 약 1/5), 중심 = 높이 38% 지점</w:t>
+              <w:t xml:space="preserve">패널 폭 약 18% (15% 미만은 매대·SNS에서 형태 붕괴). 워드마크↔심볼 간격 = 심볼↔제품명 간격, 광학 중심 1~2% 위</w:t>
             </w:r>
           </w:p>
         </w:tc>
@@ -3623,7 +3623,7 @@
                 <w:sz w:val="19"/>
                 <w:szCs w:val="19"/>
               </w:rPr>
-              <w:t xml:space="preserve">한 줄, 높이 50% 지점. 미디엄 굵기 대문자 + 넓은 자간, 글자 높이 = 워드마크의 약 1/3</w:t>
+              <w:t xml:space="preserve">한 줄, 세미볼드(600) 대문자, 자간 +120, 글자 높이 = 워드마크의 40~45%, 최소 2.5 mm. 200px 썸네일에서 읽혀야 함</w:t>
             </w:r>
           </w:p>
         </w:tc>
@@ -3715,7 +3715,7 @@
                 <w:sz w:val="19"/>
                 <w:szCs w:val="19"/>
               </w:rPr>
-              <w:t xml:space="preserve">제품명 바로 아래, 제품명의 약 1/2 크기, 넓은 자간</w:t>
+              <w:t xml:space="preserve">띄어쓰기 없이, 레귤러, 제품명의 약 60%, 최소 7 pt</w:t>
             </w:r>
           </w:p>
         </w:tc>
@@ -3778,7 +3778,7 @@
                 <w:sz w:val="19"/>
                 <w:szCs w:val="19"/>
               </w:rPr>
-              <w:t xml:space="preserve">(여백)</w:t>
+              <w:t xml:space="preserve">효능 한 줄</w:t>
             </w:r>
           </w:p>
         </w:tc>
@@ -3807,7 +3807,7 @@
                 <w:sz w:val="19"/>
                 <w:szCs w:val="19"/>
               </w:rPr>
-              <w:t xml:space="preserve">나머지는 비움 — 정면의 약 절반이 빈 로열블루</w:t>
+              <w:t xml:space="preserve">OVERNIGHT RESURFACING · SMOOTHER-LOOKING SKIN (미국 외관 표현 수준, 국가별 RA 확인)</w:t>
             </w:r>
           </w:p>
         </w:tc>
@@ -3899,7 +3899,7 @@
                 <w:sz w:val="19"/>
                 <w:szCs w:val="19"/>
               </w:rPr>
-              <w:t xml:space="preserve">가장 작은 글씨, 아래 여백 넉넉히. 크림·밤 단위는 9-1 RA 참고</w:t>
+              <w:t xml:space="preserve">숫자 높이 3.2 mm 이상(미국 PDP), 베이스라인 높이 90~91%</w:t>
             </w:r>
           </w:p>
         </w:tc>
@@ -3933,6 +3933,98 @@
                 <w:sz w:val="19"/>
                 <w:szCs w:val="19"/>
               </w:rPr>
+              <w:t xml:space="preserve">7</w:t>
+            </w:r>
+          </w:p>
+        </w:tc>
+        <w:tc>
+          <w:tcPr>
+            <w:tcW w:type="dxa" w:w="3373"/>
+            <w:tcBorders>
+              <w:top w:val="single" w:color="C8CCD8" w:sz="4"/>
+              <w:left w:val="single" w:color="C8CCD8" w:sz="4"/>
+              <w:bottom w:val="single" w:color="C8CCD8" w:sz="4"/>
+              <w:right w:val="single" w:color="C8CCD8" w:sz="4"/>
+            </w:tcBorders>
+            <w:tcMar>
+              <w:top w:type="dxa" w:w="60"/>
+              <w:left w:type="dxa" w:w="100"/>
+              <w:bottom w:type="dxa" w:w="60"/>
+              <w:right w:type="dxa" w:w="100"/>
+            </w:tcMar>
+          </w:tcPr>
+          <w:p>
+            <w:r>
+              <w:rPr>
+                <w:rFonts w:ascii="Malgun Gothic" w:cs="Malgun Gothic" w:eastAsia="Malgun Gothic" w:hAnsi="Malgun Gothic"/>
+                <w:b w:val="false"/>
+                <w:bCs w:val="false"/>
+                <w:sz w:val="19"/>
+                <w:szCs w:val="19"/>
+              </w:rPr>
+              <w:t xml:space="preserve">배경</w:t>
+            </w:r>
+          </w:p>
+        </w:tc>
+        <w:tc>
+          <w:tcPr>
+            <w:tcW w:type="dxa" w:w="5302"/>
+            <w:tcBorders>
+              <w:top w:val="single" w:color="C8CCD8" w:sz="4"/>
+              <w:left w:val="single" w:color="C8CCD8" w:sz="4"/>
+              <w:bottom w:val="single" w:color="C8CCD8" w:sz="4"/>
+              <w:right w:val="single" w:color="C8CCD8" w:sz="4"/>
+            </w:tcBorders>
+            <w:tcMar>
+              <w:top w:type="dxa" w:w="60"/>
+              <w:left w:type="dxa" w:w="100"/>
+              <w:bottom w:type="dxa" w:w="60"/>
+              <w:right w:type="dxa" w:w="100"/>
+            </w:tcMar>
+          </w:tcPr>
+          <w:p>
+            <w:r>
+              <w:rPr>
+                <w:rFonts w:ascii="Malgun Gothic" w:cs="Malgun Gothic" w:eastAsia="Malgun Gothic" w:hAnsi="Malgun Gothic"/>
+                <w:b w:val="false"/>
+                <w:bCs w:val="false"/>
+                <w:sz w:val="19"/>
+                <w:szCs w:val="19"/>
+              </w:rPr>
+              <w:t xml:space="preserve">로열블루 + 톤온톤 ∞ 가는 선 패턴(글자 뒤 제외)</w:t>
+            </w:r>
+          </w:p>
+        </w:tc>
+      </w:tr>
+      <w:tr>
+        <w:trPr>
+          <w:tblHeader w:val="false"/>
+        </w:trPr>
+        <w:tc>
+          <w:tcPr>
+            <w:tcW w:type="dxa" w:w="963"/>
+            <w:tcBorders>
+              <w:top w:val="single" w:color="C8CCD8" w:sz="4"/>
+              <w:left w:val="single" w:color="C8CCD8" w:sz="4"/>
+              <w:bottom w:val="single" w:color="C8CCD8" w:sz="4"/>
+              <w:right w:val="single" w:color="C8CCD8" w:sz="4"/>
+            </w:tcBorders>
+            <w:tcMar>
+              <w:top w:type="dxa" w:w="60"/>
+              <w:left w:type="dxa" w:w="100"/>
+              <w:bottom w:type="dxa" w:w="60"/>
+              <w:right w:type="dxa" w:w="100"/>
+            </w:tcMar>
+          </w:tcPr>
+          <w:p>
+            <w:r>
+              <w:rPr>
+                <w:rFonts w:ascii="Malgun Gothic" w:cs="Malgun Gothic" w:eastAsia="Malgun Gothic" w:hAnsi="Malgun Gothic"/>
+                <w:b/>
+                <w:bCs/>
+                <w:sz w:val="19"/>
+                <w:szCs w:val="19"/>
+              </w:rPr>
               <w:t xml:space="preserve">원칙</w:t>
             </w:r>
           </w:p>
@@ -3991,7 +4083,7 @@
                 <w:sz w:val="19"/>
                 <w:szCs w:val="19"/>
               </w:rPr>
-              <w:t xml:space="preserve">완전 중앙 대칭, 요소 수 최소, 작은 글자·넓은 자간으로 고급감. 튜브·용기도 같은 비율</w:t>
+              <w:t xml:space="preserve">중앙 대칭·절제. 유광은 워드마크·심볼만, 나머지 코퍼 무광 잉크(포일 칩 대비 드로다운 승인)</w:t>
             </w:r>
           </w:p>
         </w:tc>
@@ -5920,6 +6012,216 @@
         </w:tc>
       </w:tr>
     </w:tbl>
+    <w:p>
+      <w:pPr>
+        <w:pStyle w:val="Heading1"/>
+        <w:spacing w:after="120" w:before="280"/>
+      </w:pPr>
+      <w:r>
+        <w:rPr>
+          <w:rFonts w:ascii="Malgun Gothic" w:cs="Malgun Gothic" w:eastAsia="Malgun Gothic" w:hAnsi="Malgun Gothic"/>
+          <w:b/>
+          <w:bCs/>
+          <w:color w:val="1E22AA"/>
+          <w:sz w:val="28"/>
+          <w:szCs w:val="28"/>
+        </w:rPr>
+        <w:t xml:space="preserve">9-2. 커머스 기준 (커머스 마케팅팀장 검토)</w:t>
+      </w:r>
+    </w:p>
+    <w:p>
+      <w:pPr>
+        <w:pStyle w:val="ListParagraph"/>
+        <w:numPr>
+          <w:ilvl w:val="0"/>
+          <w:numId w:val="2"/>
+        </w:numPr>
+        <w:spacing w:after="40"/>
+      </w:pPr>
+      <w:r>
+        <w:rPr>
+          <w:rFonts w:ascii="Malgun Gothic" w:cs="Malgun Gothic" w:eastAsia="Malgun Gothic" w:hAnsi="Malgun Gothic"/>
+        </w:rPr>
+        <w:t xml:space="preserve">모든 용기에 제품명 + 용량 필수 (SKU 혼동·오배송 방지). 제품명 체계 예: THE PEELING BALM CREAM / THE CREAM / THE AMPOULE / THE SERUM (가칭, 오너 확정 필요)</w:t>
+      </w:r>
+    </w:p>
+    <w:p>
+      <w:pPr>
+        <w:pStyle w:val="ListParagraph"/>
+        <w:numPr>
+          <w:ilvl w:val="0"/>
+          <w:numId w:val="2"/>
+        </w:numPr>
+        <w:spacing w:after="40"/>
+      </w:pPr>
+      <w:r>
+        <w:rPr>
+          <w:rFonts w:ascii="Malgun Gothic" w:cs="Malgun Gothic" w:eastAsia="Malgun Gothic" w:hAnsi="Malgun Gothic"/>
+        </w:rPr>
+        <w:t xml:space="preserve">3 mL = 비매품 체험용 "TRIAL · 3 mL" + 정품 구매·리뷰 QR. 올리브영 증정·아마존 Vine·DTC 체험 키트</w:t>
+      </w:r>
+    </w:p>
+    <w:p>
+      <w:pPr>
+        <w:pStyle w:val="ListParagraph"/>
+        <w:numPr>
+          <w:ilvl w:val="0"/>
+          <w:numId w:val="2"/>
+        </w:numPr>
+        <w:spacing w:after="40"/>
+      </w:pPr>
+      <w:r>
+        <w:rPr>
+          <w:rFonts w:ascii="Malgun Gothic" w:cs="Malgun Gothic" w:eastAsia="Malgun Gothic" w:hAnsi="Malgun Gothic"/>
+        </w:rPr>
+        <w:t xml:space="preserve">온라인 대표 이미지: SKU별 흰 배경(RGB 255), 제품이 화면 85% 이상, 코퍼 반사 살린 조명</w:t>
+      </w:r>
+    </w:p>
+    <w:p>
+      <w:pPr>
+        <w:pStyle w:val="ListParagraph"/>
+        <w:numPr>
+          <w:ilvl w:val="0"/>
+          <w:numId w:val="2"/>
+        </w:numPr>
+        <w:spacing w:after="40"/>
+      </w:pPr>
+      <w:r>
+        <w:rPr>
+          <w:rFonts w:ascii="Malgun Gothic" w:cs="Malgun Gothic" w:eastAsia="Malgun Gothic" w:hAnsi="Malgun Gothic"/>
+        </w:rPr>
+        <w:t xml:space="preserve">단상자 안쪽 날개: "8 PM — YOUR TURN" + 8잎 심볼 (언박싱 컷 노출, 매월 8일 드롭 해시태그 연결)</w:t>
+      </w:r>
+    </w:p>
+    <w:p>
+      <w:pPr>
+        <w:pStyle w:val="ListParagraph"/>
+        <w:numPr>
+          <w:ilvl w:val="0"/>
+          <w:numId w:val="2"/>
+        </w:numPr>
+        <w:spacing w:after="40"/>
+      </w:pPr>
+      <w:r>
+        <w:rPr>
+          <w:rFonts w:ascii="Malgun Gothic" w:cs="Malgun Gothic" w:eastAsia="Malgun Gothic" w:hAnsi="Malgun Gothic"/>
+        </w:rPr>
+        <w:t xml:space="preserve">측면 94%·비포/애프터: 무광 코퍼 또는 화이트(포일 금지), 실증 전 인쇄 금지, 시험 조건 병기, 국가별 교체 슬리브. 리스팅은 보조 이미지로만</w:t>
+      </w:r>
+    </w:p>
+    <w:p>
+      <w:pPr>
+        <w:pStyle w:val="ListParagraph"/>
+        <w:numPr>
+          <w:ilvl w:val="0"/>
+          <w:numId w:val="2"/>
+        </w:numPr>
+        <w:spacing w:after="40"/>
+      </w:pPr>
+      <w:r>
+        <w:rPr>
+          <w:rFonts w:ascii="Malgun Gothic" w:cs="Malgun Gothic" w:eastAsia="Malgun Gothic" w:hAnsi="Malgun Gothic"/>
+        </w:rPr>
+        <w:t xml:space="preserve">가격 포지션: 블루+코퍼는 럭셔리 신호 → AB 대비 40~60% 프레스티지 K-뷰티로 확정, 출시 전 트레이드드레스 검토 + 아마존 Brand Registry</w:t>
+      </w:r>
+    </w:p>
+    <w:p>
+      <w:pPr>
+        <w:pStyle w:val="ListParagraph"/>
+        <w:numPr>
+          <w:ilvl w:val="0"/>
+          <w:numId w:val="2"/>
+        </w:numPr>
+        <w:spacing w:after="40"/>
+      </w:pPr>
+      <w:r>
+        <w:rPr>
+          <w:rFonts w:ascii="Malgun Gothic" w:cs="Malgun Gothic" w:eastAsia="Malgun Gothic" w:hAnsi="Malgun Gothic"/>
+        </w:rPr>
+        <w:t xml:space="preserve">리스팅 제목: Brand + Overnight Exfoliating Balm Cream + 핵심 성분 + 용량</w:t>
+      </w:r>
+    </w:p>
+    <w:p>
+      <w:pPr>
+        <w:pStyle w:val="Heading1"/>
+        <w:spacing w:after="120" w:before="280"/>
+      </w:pPr>
+      <w:r>
+        <w:rPr>
+          <w:rFonts w:ascii="Malgun Gothic" w:cs="Malgun Gothic" w:eastAsia="Malgun Gothic" w:hAnsi="Malgun Gothic"/>
+          <w:b/>
+          <w:bCs/>
+          <w:color w:val="1E22AA"/>
+          <w:sz w:val="28"/>
+          <w:szCs w:val="28"/>
+        </w:rPr>
+        <w:t xml:space="preserve">9-3. 인쇄소 전달 자료 (디자인팀장 검토)</w:t>
+      </w:r>
+    </w:p>
+    <w:p>
+      <w:pPr>
+        <w:pStyle w:val="ListParagraph"/>
+        <w:numPr>
+          <w:ilvl w:val="0"/>
+          <w:numId w:val="2"/>
+        </w:numPr>
+        <w:spacing w:after="40"/>
+      </w:pPr>
+      <w:r>
+        <w:rPr>
+          <w:rFonts w:ascii="Malgun Gothic" w:cs="Malgun Gothic" w:eastAsia="Malgun Gothic" w:hAnsi="Malgun Gothic"/>
+        </w:rPr>
+        <w:t xml:space="preserve">블루 Pantone 확정본, 포일 품번, 코퍼 잉크 스폿 지정</w:t>
+      </w:r>
+    </w:p>
+    <w:p>
+      <w:pPr>
+        <w:pStyle w:val="ListParagraph"/>
+        <w:numPr>
+          <w:ilvl w:val="0"/>
+          <w:numId w:val="2"/>
+        </w:numPr>
+        <w:spacing w:after="40"/>
+      </w:pPr>
+      <w:r>
+        <w:rPr>
+          <w:rFonts w:ascii="Malgun Gothic" w:cs="Malgun Gothic" w:eastAsia="Malgun Gothic" w:hAnsi="Malgun Gothic"/>
+        </w:rPr>
+        <w:t xml:space="preserve">요소별 위치 mm 표기 칼선, 포일 맞춤 허용 오차 ±0.3 mm</w:t>
+      </w:r>
+    </w:p>
+    <w:p>
+      <w:pPr>
+        <w:pStyle w:val="ListParagraph"/>
+        <w:numPr>
+          <w:ilvl w:val="0"/>
+          <w:numId w:val="2"/>
+        </w:numPr>
+        <w:spacing w:after="40"/>
+      </w:pPr>
+      <w:r>
+        <w:rPr>
+          <w:rFonts w:ascii="Malgun Gothic" w:cs="Malgun Gothic" w:eastAsia="Malgun Gothic" w:hAnsi="Malgun Gothic"/>
+        </w:rPr>
+        <w:t xml:space="preserve">공정별 최소 선 굵기: 튜브 핫스탬핑 / 유리 실크+핫스탬핑</w:t>
+      </w:r>
+    </w:p>
+    <w:p>
+      <w:pPr>
+        <w:pStyle w:val="ListParagraph"/>
+        <w:numPr>
+          <w:ilvl w:val="0"/>
+          <w:numId w:val="2"/>
+        </w:numPr>
+        <w:spacing w:after="40"/>
+      </w:pPr>
+      <w:r>
+        <w:rPr>
+          <w:rFonts w:ascii="Malgun Gothic" w:cs="Malgun Gothic" w:eastAsia="Malgun Gothic" w:hAnsi="Malgun Gothic"/>
+        </w:rPr>
+        <w:t xml:space="preserve">바닥 코딩창·좌측 스티커 존 표시, 폰 촬영 승인 기준</w:t>
+      </w:r>
+    </w:p>
     <w:p>
       <w:pPr>
         <w:pStyle w:val="Heading1"/>

--- a/turnova-design-guide-v5.docx
+++ b/turnova-design-guide-v5.docx
@@ -15,7 +15,7 @@
           <w:sz w:val="34"/>
           <w:szCs w:val="34"/>
         </w:rPr>
-        <w:t xml:space="preserve">TURNOVA 디자인 가이드 v5.4 — Augustinus Bader 벤치마크</w:t>
+        <w:t xml:space="preserve">TURNOVA 디자인 가이드 v5.5 — Augustinus Bader 벤치마크</w:t>
       </w:r>
     </w:p>
     <w:p>
@@ -29,9 +29,1059 @@
           <w:sz w:val="18"/>
           <w:szCs w:val="18"/>
         </w:rPr>
-        <w:t xml:space="preserve">디자인·마케팅팀 정리 · 2026년 10월 4일 (v5.4: 디자인팀장·커머스팀장 검토 반영) · @Jin · v4까지의 "AB 거리두기" 방향을 폐기하고 다시 잡음</w:t>
-      </w:r>
-    </w:p>
+        <w:t xml:space="preserve">디자인·마케팅팀 정리 · 2026년 10월 4일 (v5.5: 무광 라미네이팅·에칭, 칼선, 변경 이력) · @Jin · v4까지의 "AB 거리두기" 방향을 폐기하고 다시 잡음</w:t>
+      </w:r>
+    </w:p>
+    <w:p>
+      <w:pPr>
+        <w:pStyle w:val="Heading1"/>
+        <w:spacing w:after="120" w:before="280"/>
+      </w:pPr>
+      <w:r>
+        <w:rPr>
+          <w:rFonts w:ascii="Malgun Gothic" w:cs="Malgun Gothic" w:eastAsia="Malgun Gothic" w:hAnsi="Malgun Gothic"/>
+          <w:b/>
+          <w:bCs/>
+          <w:color w:val="1E22AA"/>
+          <w:sz w:val="28"/>
+          <w:szCs w:val="28"/>
+        </w:rPr>
+        <w:t xml:space="preserve">변경 이력 — 오너 의견 반영 기록</w:t>
+      </w:r>
+    </w:p>
+    <w:tbl>
+      <w:tblPr>
+        <w:tblW w:type="dxa" w:w="9638"/>
+        <w:tblBorders>
+          <w:top w:val="single" w:color="auto" w:sz="4"/>
+          <w:left w:val="single" w:color="auto" w:sz="4"/>
+          <w:bottom w:val="single" w:color="auto" w:sz="4"/>
+          <w:right w:val="single" w:color="auto" w:sz="4"/>
+          <w:insideH w:val="single" w:color="auto" w:sz="4"/>
+          <w:insideV w:val="single" w:color="auto" w:sz="4"/>
+        </w:tblBorders>
+      </w:tblPr>
+      <w:tblGrid>
+        <w:gridCol w:w="963"/>
+        <w:gridCol w:w="4337"/>
+        <w:gridCol w:w="4338"/>
+      </w:tblGrid>
+      <w:tr>
+        <w:trPr>
+          <w:tblHeader/>
+        </w:trPr>
+        <w:tc>
+          <w:tcPr>
+            <w:tcW w:type="dxa" w:w="963"/>
+            <w:tcBorders>
+              <w:top w:val="single" w:color="C8CCD8" w:sz="4"/>
+              <w:left w:val="single" w:color="C8CCD8" w:sz="4"/>
+              <w:bottom w:val="single" w:color="C8CCD8" w:sz="4"/>
+              <w:right w:val="single" w:color="C8CCD8" w:sz="4"/>
+            </w:tcBorders>
+            <w:shd w:fill="E6E8F6" w:color="auto" w:val="clear"/>
+            <w:tcMar>
+              <w:top w:type="dxa" w:w="60"/>
+              <w:left w:type="dxa" w:w="100"/>
+              <w:bottom w:type="dxa" w:w="60"/>
+              <w:right w:type="dxa" w:w="100"/>
+            </w:tcMar>
+          </w:tcPr>
+          <w:p>
+            <w:r>
+              <w:rPr>
+                <w:rFonts w:ascii="Malgun Gothic" w:cs="Malgun Gothic" w:eastAsia="Malgun Gothic" w:hAnsi="Malgun Gothic"/>
+                <w:b/>
+                <w:bCs/>
+                <w:sz w:val="19"/>
+                <w:szCs w:val="19"/>
+              </w:rPr>
+              <w:t xml:space="preserve">날짜</w:t>
+            </w:r>
+          </w:p>
+        </w:tc>
+        <w:tc>
+          <w:tcPr>
+            <w:tcW w:type="dxa" w:w="4337"/>
+            <w:tcBorders>
+              <w:top w:val="single" w:color="C8CCD8" w:sz="4"/>
+              <w:left w:val="single" w:color="C8CCD8" w:sz="4"/>
+              <w:bottom w:val="single" w:color="C8CCD8" w:sz="4"/>
+              <w:right w:val="single" w:color="C8CCD8" w:sz="4"/>
+            </w:tcBorders>
+            <w:shd w:fill="E6E8F6" w:color="auto" w:val="clear"/>
+            <w:tcMar>
+              <w:top w:type="dxa" w:w="60"/>
+              <w:left w:type="dxa" w:w="100"/>
+              <w:bottom w:type="dxa" w:w="60"/>
+              <w:right w:type="dxa" w:w="100"/>
+            </w:tcMar>
+          </w:tcPr>
+          <w:p>
+            <w:r>
+              <w:rPr>
+                <w:rFonts w:ascii="Malgun Gothic" w:cs="Malgun Gothic" w:eastAsia="Malgun Gothic" w:hAnsi="Malgun Gothic"/>
+                <w:b/>
+                <w:bCs/>
+                <w:sz w:val="19"/>
+                <w:szCs w:val="19"/>
+              </w:rPr>
+              <w:t xml:space="preserve">오너 의견</w:t>
+            </w:r>
+          </w:p>
+        </w:tc>
+        <w:tc>
+          <w:tcPr>
+            <w:tcW w:type="dxa" w:w="4338"/>
+            <w:tcBorders>
+              <w:top w:val="single" w:color="C8CCD8" w:sz="4"/>
+              <w:left w:val="single" w:color="C8CCD8" w:sz="4"/>
+              <w:bottom w:val="single" w:color="C8CCD8" w:sz="4"/>
+              <w:right w:val="single" w:color="C8CCD8" w:sz="4"/>
+            </w:tcBorders>
+            <w:shd w:fill="E6E8F6" w:color="auto" w:val="clear"/>
+            <w:tcMar>
+              <w:top w:type="dxa" w:w="60"/>
+              <w:left w:type="dxa" w:w="100"/>
+              <w:bottom w:type="dxa" w:w="60"/>
+              <w:right w:type="dxa" w:w="100"/>
+            </w:tcMar>
+          </w:tcPr>
+          <w:p>
+            <w:r>
+              <w:rPr>
+                <w:rFonts w:ascii="Malgun Gothic" w:cs="Malgun Gothic" w:eastAsia="Malgun Gothic" w:hAnsi="Malgun Gothic"/>
+                <w:b/>
+                <w:bCs/>
+                <w:sz w:val="19"/>
+                <w:szCs w:val="19"/>
+              </w:rPr>
+              <w:t xml:space="preserve">가이드 반영</w:t>
+            </w:r>
+          </w:p>
+        </w:tc>
+      </w:tr>
+      <w:tr>
+        <w:trPr>
+          <w:tblHeader w:val="false"/>
+        </w:trPr>
+        <w:tc>
+          <w:tcPr>
+            <w:tcW w:type="dxa" w:w="963"/>
+            <w:tcBorders>
+              <w:top w:val="single" w:color="C8CCD8" w:sz="4"/>
+              <w:left w:val="single" w:color="C8CCD8" w:sz="4"/>
+              <w:bottom w:val="single" w:color="C8CCD8" w:sz="4"/>
+              <w:right w:val="single" w:color="C8CCD8" w:sz="4"/>
+            </w:tcBorders>
+            <w:tcMar>
+              <w:top w:type="dxa" w:w="60"/>
+              <w:left w:type="dxa" w:w="100"/>
+              <w:bottom w:type="dxa" w:w="60"/>
+              <w:right w:type="dxa" w:w="100"/>
+            </w:tcMar>
+          </w:tcPr>
+          <w:p>
+            <w:r>
+              <w:rPr>
+                <w:rFonts w:ascii="Malgun Gothic" w:cs="Malgun Gothic" w:eastAsia="Malgun Gothic" w:hAnsi="Malgun Gothic"/>
+                <w:b/>
+                <w:bCs/>
+                <w:sz w:val="19"/>
+                <w:szCs w:val="19"/>
+              </w:rPr>
+              <w:t xml:space="preserve">10/4</w:t>
+            </w:r>
+          </w:p>
+        </w:tc>
+        <w:tc>
+          <w:tcPr>
+            <w:tcW w:type="dxa" w:w="4337"/>
+            <w:tcBorders>
+              <w:top w:val="single" w:color="C8CCD8" w:sz="4"/>
+              <w:left w:val="single" w:color="C8CCD8" w:sz="4"/>
+              <w:bottom w:val="single" w:color="C8CCD8" w:sz="4"/>
+              <w:right w:val="single" w:color="C8CCD8" w:sz="4"/>
+            </w:tcBorders>
+            <w:tcMar>
+              <w:top w:type="dxa" w:w="60"/>
+              <w:left w:type="dxa" w:w="100"/>
+              <w:bottom w:type="dxa" w:w="60"/>
+              <w:right w:type="dxa" w:w="100"/>
+            </w:tcMar>
+          </w:tcPr>
+          <w:p>
+            <w:r>
+              <w:rPr>
+                <w:rFonts w:ascii="Malgun Gothic" w:cs="Malgun Gothic" w:eastAsia="Malgun Gothic" w:hAnsi="Malgun Gothic"/>
+                <w:b w:val="false"/>
+                <w:bCs w:val="false"/>
+                <w:sz w:val="19"/>
+                <w:szCs w:val="19"/>
+              </w:rPr>
+              <w:t xml:space="preserve">브랜드명 TURNOVA, 오너 배치안</w:t>
+            </w:r>
+          </w:p>
+        </w:tc>
+        <w:tc>
+          <w:tcPr>
+            <w:tcW w:type="dxa" w:w="4338"/>
+            <w:tcBorders>
+              <w:top w:val="single" w:color="C8CCD8" w:sz="4"/>
+              <w:left w:val="single" w:color="C8CCD8" w:sz="4"/>
+              <w:bottom w:val="single" w:color="C8CCD8" w:sz="4"/>
+              <w:right w:val="single" w:color="C8CCD8" w:sz="4"/>
+            </w:tcBorders>
+            <w:tcMar>
+              <w:top w:type="dxa" w:w="60"/>
+              <w:left w:type="dxa" w:w="100"/>
+              <w:bottom w:type="dxa" w:w="60"/>
+              <w:right w:type="dxa" w:w="100"/>
+            </w:tcMar>
+          </w:tcPr>
+          <w:p>
+            <w:r>
+              <w:rPr>
+                <w:rFonts w:ascii="Malgun Gothic" w:cs="Malgun Gothic" w:eastAsia="Malgun Gothic" w:hAnsi="Malgun Gothic"/>
+                <w:b w:val="false"/>
+                <w:bCs w:val="false"/>
+                <w:sz w:val="19"/>
+                <w:szCs w:val="19"/>
+              </w:rPr>
+              <w:t xml:space="preserve">전 문서 TURNOVA로 정정, 정면 배치 고정</w:t>
+            </w:r>
+          </w:p>
+        </w:tc>
+      </w:tr>
+      <w:tr>
+        <w:trPr>
+          <w:tblHeader w:val="false"/>
+        </w:trPr>
+        <w:tc>
+          <w:tcPr>
+            <w:tcW w:type="dxa" w:w="963"/>
+            <w:tcBorders>
+              <w:top w:val="single" w:color="C8CCD8" w:sz="4"/>
+              <w:left w:val="single" w:color="C8CCD8" w:sz="4"/>
+              <w:bottom w:val="single" w:color="C8CCD8" w:sz="4"/>
+              <w:right w:val="single" w:color="C8CCD8" w:sz="4"/>
+            </w:tcBorders>
+            <w:tcMar>
+              <w:top w:type="dxa" w:w="60"/>
+              <w:left w:type="dxa" w:w="100"/>
+              <w:bottom w:type="dxa" w:w="60"/>
+              <w:right w:type="dxa" w:w="100"/>
+            </w:tcMar>
+          </w:tcPr>
+          <w:p>
+            <w:r>
+              <w:rPr>
+                <w:rFonts w:ascii="Malgun Gothic" w:cs="Malgun Gothic" w:eastAsia="Malgun Gothic" w:hAnsi="Malgun Gothic"/>
+                <w:b/>
+                <w:bCs/>
+                <w:sz w:val="19"/>
+                <w:szCs w:val="19"/>
+              </w:rPr>
+              <w:t xml:space="preserve">10/4</w:t>
+            </w:r>
+          </w:p>
+        </w:tc>
+        <w:tc>
+          <w:tcPr>
+            <w:tcW w:type="dxa" w:w="4337"/>
+            <w:tcBorders>
+              <w:top w:val="single" w:color="C8CCD8" w:sz="4"/>
+              <w:left w:val="single" w:color="C8CCD8" w:sz="4"/>
+              <w:bottom w:val="single" w:color="C8CCD8" w:sz="4"/>
+              <w:right w:val="single" w:color="C8CCD8" w:sz="4"/>
+            </w:tcBorders>
+            <w:tcMar>
+              <w:top w:type="dxa" w:w="60"/>
+              <w:left w:type="dxa" w:w="100"/>
+              <w:bottom w:type="dxa" w:w="60"/>
+              <w:right w:type="dxa" w:w="100"/>
+            </w:tcMar>
+          </w:tcPr>
+          <w:p>
+            <w:r>
+              <w:rPr>
+                <w:rFonts w:ascii="Malgun Gothic" w:cs="Malgun Gothic" w:eastAsia="Malgun Gothic" w:hAnsi="Malgun Gothic"/>
+                <w:b w:val="false"/>
+                <w:bCs w:val="false"/>
+                <w:sz w:val="19"/>
+                <w:szCs w:val="19"/>
+              </w:rPr>
+              <w:t xml:space="preserve">AB 색감·시스템 벤치마크</w:t>
+            </w:r>
+          </w:p>
+        </w:tc>
+        <w:tc>
+          <w:tcPr>
+            <w:tcW w:type="dxa" w:w="4338"/>
+            <w:tcBorders>
+              <w:top w:val="single" w:color="C8CCD8" w:sz="4"/>
+              <w:left w:val="single" w:color="C8CCD8" w:sz="4"/>
+              <w:bottom w:val="single" w:color="C8CCD8" w:sz="4"/>
+              <w:right w:val="single" w:color="C8CCD8" w:sz="4"/>
+            </w:tcBorders>
+            <w:tcMar>
+              <w:top w:type="dxa" w:w="60"/>
+              <w:left w:type="dxa" w:w="100"/>
+              <w:bottom w:type="dxa" w:w="60"/>
+              <w:right w:type="dxa" w:w="100"/>
+            </w:tcMar>
+          </w:tcPr>
+          <w:p>
+            <w:r>
+              <w:rPr>
+                <w:rFonts w:ascii="Malgun Gothic" w:cs="Malgun Gothic" w:eastAsia="Malgun Gothic" w:hAnsi="Malgun Gothic"/>
+                <w:b w:val="false"/>
+                <w:bCs w:val="false"/>
+                <w:sz w:val="19"/>
+                <w:szCs w:val="19"/>
+              </w:rPr>
+              <w:t xml:space="preserve">v5 리셋: 로열블루 + 피치 코퍼, AB 구조</w:t>
+            </w:r>
+          </w:p>
+        </w:tc>
+      </w:tr>
+      <w:tr>
+        <w:trPr>
+          <w:tblHeader w:val="false"/>
+        </w:trPr>
+        <w:tc>
+          <w:tcPr>
+            <w:tcW w:type="dxa" w:w="963"/>
+            <w:tcBorders>
+              <w:top w:val="single" w:color="C8CCD8" w:sz="4"/>
+              <w:left w:val="single" w:color="C8CCD8" w:sz="4"/>
+              <w:bottom w:val="single" w:color="C8CCD8" w:sz="4"/>
+              <w:right w:val="single" w:color="C8CCD8" w:sz="4"/>
+            </w:tcBorders>
+            <w:tcMar>
+              <w:top w:type="dxa" w:w="60"/>
+              <w:left w:type="dxa" w:w="100"/>
+              <w:bottom w:type="dxa" w:w="60"/>
+              <w:right w:type="dxa" w:w="100"/>
+            </w:tcMar>
+          </w:tcPr>
+          <w:p>
+            <w:r>
+              <w:rPr>
+                <w:rFonts w:ascii="Malgun Gothic" w:cs="Malgun Gothic" w:eastAsia="Malgun Gothic" w:hAnsi="Malgun Gothic"/>
+                <w:b/>
+                <w:bCs/>
+                <w:sz w:val="19"/>
+                <w:szCs w:val="19"/>
+              </w:rPr>
+              <w:t xml:space="preserve">10/4</w:t>
+            </w:r>
+          </w:p>
+        </w:tc>
+        <w:tc>
+          <w:tcPr>
+            <w:tcW w:type="dxa" w:w="4337"/>
+            <w:tcBorders>
+              <w:top w:val="single" w:color="C8CCD8" w:sz="4"/>
+              <w:left w:val="single" w:color="C8CCD8" w:sz="4"/>
+              <w:bottom w:val="single" w:color="C8CCD8" w:sz="4"/>
+              <w:right w:val="single" w:color="C8CCD8" w:sz="4"/>
+            </w:tcBorders>
+            <w:tcMar>
+              <w:top w:type="dxa" w:w="60"/>
+              <w:left w:type="dxa" w:w="100"/>
+              <w:bottom w:type="dxa" w:w="60"/>
+              <w:right w:type="dxa" w:w="100"/>
+            </w:tcMar>
+          </w:tcPr>
+          <w:p>
+            <w:r>
+              <w:rPr>
+                <w:rFonts w:ascii="Malgun Gothic" w:cs="Malgun Gothic" w:eastAsia="Malgun Gothic" w:hAnsi="Malgun Gothic"/>
+                <w:b w:val="false"/>
+                <w:bCs w:val="false"/>
+                <w:sz w:val="19"/>
+                <w:szCs w:val="19"/>
+              </w:rPr>
+              <w:t xml:space="preserve">원료 코드 TRX-8, SKU 6종(튜브 80/3, 자 15/30, 앰플·세럼 30)</w:t>
+            </w:r>
+          </w:p>
+        </w:tc>
+        <w:tc>
+          <w:tcPr>
+            <w:tcW w:type="dxa" w:w="4338"/>
+            <w:tcBorders>
+              <w:top w:val="single" w:color="C8CCD8" w:sz="4"/>
+              <w:left w:val="single" w:color="C8CCD8" w:sz="4"/>
+              <w:bottom w:val="single" w:color="C8CCD8" w:sz="4"/>
+              <w:right w:val="single" w:color="C8CCD8" w:sz="4"/>
+            </w:tcBorders>
+            <w:tcMar>
+              <w:top w:type="dxa" w:w="60"/>
+              <w:left w:type="dxa" w:w="100"/>
+              <w:bottom w:type="dxa" w:w="60"/>
+              <w:right w:type="dxa" w:w="100"/>
+            </w:tcMar>
+          </w:tcPr>
+          <w:p>
+            <w:r>
+              <w:rPr>
+                <w:rFonts w:ascii="Malgun Gothic" w:cs="Malgun Gothic" w:eastAsia="Malgun Gothic" w:hAnsi="Malgun Gothic"/>
+                <w:b w:val="false"/>
+                <w:bCs w:val="false"/>
+                <w:sz w:val="19"/>
+                <w:szCs w:val="19"/>
+              </w:rPr>
+              <w:t xml:space="preserve">8·9장</w:t>
+            </w:r>
+          </w:p>
+        </w:tc>
+      </w:tr>
+      <w:tr>
+        <w:trPr>
+          <w:tblHeader w:val="false"/>
+        </w:trPr>
+        <w:tc>
+          <w:tcPr>
+            <w:tcW w:type="dxa" w:w="963"/>
+            <w:tcBorders>
+              <w:top w:val="single" w:color="C8CCD8" w:sz="4"/>
+              <w:left w:val="single" w:color="C8CCD8" w:sz="4"/>
+              <w:bottom w:val="single" w:color="C8CCD8" w:sz="4"/>
+              <w:right w:val="single" w:color="C8CCD8" w:sz="4"/>
+            </w:tcBorders>
+            <w:tcMar>
+              <w:top w:type="dxa" w:w="60"/>
+              <w:left w:type="dxa" w:w="100"/>
+              <w:bottom w:type="dxa" w:w="60"/>
+              <w:right w:type="dxa" w:w="100"/>
+            </w:tcMar>
+          </w:tcPr>
+          <w:p>
+            <w:r>
+              <w:rPr>
+                <w:rFonts w:ascii="Malgun Gothic" w:cs="Malgun Gothic" w:eastAsia="Malgun Gothic" w:hAnsi="Malgun Gothic"/>
+                <w:b/>
+                <w:bCs/>
+                <w:sz w:val="19"/>
+                <w:szCs w:val="19"/>
+              </w:rPr>
+              <w:t xml:space="preserve">10/4</w:t>
+            </w:r>
+          </w:p>
+        </w:tc>
+        <w:tc>
+          <w:tcPr>
+            <w:tcW w:type="dxa" w:w="4337"/>
+            <w:tcBorders>
+              <w:top w:val="single" w:color="C8CCD8" w:sz="4"/>
+              <w:left w:val="single" w:color="C8CCD8" w:sz="4"/>
+              <w:bottom w:val="single" w:color="C8CCD8" w:sz="4"/>
+              <w:right w:val="single" w:color="C8CCD8" w:sz="4"/>
+            </w:tcBorders>
+            <w:tcMar>
+              <w:top w:type="dxa" w:w="60"/>
+              <w:left w:type="dxa" w:w="100"/>
+              <w:bottom w:type="dxa" w:w="60"/>
+              <w:right w:type="dxa" w:w="100"/>
+            </w:tcMar>
+          </w:tcPr>
+          <w:p>
+            <w:r>
+              <w:rPr>
+                <w:rFonts w:ascii="Malgun Gothic" w:cs="Malgun Gothic" w:eastAsia="Malgun Gothic" w:hAnsi="Malgun Gothic"/>
+                <w:b w:val="false"/>
+                <w:bCs w:val="false"/>
+                <w:sz w:val="19"/>
+                <w:szCs w:val="19"/>
+              </w:rPr>
+              <w:t xml:space="preserve">해외 수출 RA 필수</w:t>
+            </w:r>
+          </w:p>
+        </w:tc>
+        <w:tc>
+          <w:tcPr>
+            <w:tcW w:type="dxa" w:w="4338"/>
+            <w:tcBorders>
+              <w:top w:val="single" w:color="C8CCD8" w:sz="4"/>
+              <w:left w:val="single" w:color="C8CCD8" w:sz="4"/>
+              <w:bottom w:val="single" w:color="C8CCD8" w:sz="4"/>
+              <w:right w:val="single" w:color="C8CCD8" w:sz="4"/>
+            </w:tcBorders>
+            <w:tcMar>
+              <w:top w:type="dxa" w:w="60"/>
+              <w:left w:type="dxa" w:w="100"/>
+              <w:bottom w:type="dxa" w:w="60"/>
+              <w:right w:type="dxa" w:w="100"/>
+            </w:tcMar>
+          </w:tcPr>
+          <w:p>
+            <w:r>
+              <w:rPr>
+                <w:rFonts w:ascii="Malgun Gothic" w:cs="Malgun Gothic" w:eastAsia="Malgun Gothic" w:hAnsi="Malgun Gothic"/>
+                <w:b w:val="false"/>
+                <w:bCs w:val="false"/>
+                <w:sz w:val="19"/>
+                <w:szCs w:val="19"/>
+              </w:rPr>
+              <w:t xml:space="preserve">9-1 수출 RA 본문화</w:t>
+            </w:r>
+          </w:p>
+        </w:tc>
+      </w:tr>
+      <w:tr>
+        <w:trPr>
+          <w:tblHeader w:val="false"/>
+        </w:trPr>
+        <w:tc>
+          <w:tcPr>
+            <w:tcW w:type="dxa" w:w="963"/>
+            <w:tcBorders>
+              <w:top w:val="single" w:color="C8CCD8" w:sz="4"/>
+              <w:left w:val="single" w:color="C8CCD8" w:sz="4"/>
+              <w:bottom w:val="single" w:color="C8CCD8" w:sz="4"/>
+              <w:right w:val="single" w:color="C8CCD8" w:sz="4"/>
+            </w:tcBorders>
+            <w:tcMar>
+              <w:top w:type="dxa" w:w="60"/>
+              <w:left w:type="dxa" w:w="100"/>
+              <w:bottom w:type="dxa" w:w="60"/>
+              <w:right w:type="dxa" w:w="100"/>
+            </w:tcMar>
+          </w:tcPr>
+          <w:p>
+            <w:r>
+              <w:rPr>
+                <w:rFonts w:ascii="Malgun Gothic" w:cs="Malgun Gothic" w:eastAsia="Malgun Gothic" w:hAnsi="Malgun Gothic"/>
+                <w:b/>
+                <w:bCs/>
+                <w:sz w:val="19"/>
+                <w:szCs w:val="19"/>
+              </w:rPr>
+              <w:t xml:space="preserve">10/4</w:t>
+            </w:r>
+          </w:p>
+        </w:tc>
+        <w:tc>
+          <w:tcPr>
+            <w:tcW w:type="dxa" w:w="4337"/>
+            <w:tcBorders>
+              <w:top w:val="single" w:color="C8CCD8" w:sz="4"/>
+              <w:left w:val="single" w:color="C8CCD8" w:sz="4"/>
+              <w:bottom w:val="single" w:color="C8CCD8" w:sz="4"/>
+              <w:right w:val="single" w:color="C8CCD8" w:sz="4"/>
+            </w:tcBorders>
+            <w:tcMar>
+              <w:top w:type="dxa" w:w="60"/>
+              <w:left w:type="dxa" w:w="100"/>
+              <w:bottom w:type="dxa" w:w="60"/>
+              <w:right w:type="dxa" w:w="100"/>
+            </w:tcMar>
+          </w:tcPr>
+          <w:p>
+            <w:r>
+              <w:rPr>
+                <w:rFonts w:ascii="Malgun Gothic" w:cs="Malgun Gothic" w:eastAsia="Malgun Gothic" w:hAnsi="Malgun Gothic"/>
+                <w:b w:val="false"/>
+                <w:bCs w:val="false"/>
+                <w:sz w:val="19"/>
+                <w:szCs w:val="19"/>
+              </w:rPr>
+              <w:t xml:space="preserve">심볼 = 오너 스케치 8잎, 무조건 8개</w:t>
+            </w:r>
+          </w:p>
+        </w:tc>
+        <w:tc>
+          <w:tcPr>
+            <w:tcW w:type="dxa" w:w="4338"/>
+            <w:tcBorders>
+              <w:top w:val="single" w:color="C8CCD8" w:sz="4"/>
+              <w:left w:val="single" w:color="C8CCD8" w:sz="4"/>
+              <w:bottom w:val="single" w:color="C8CCD8" w:sz="4"/>
+              <w:right w:val="single" w:color="C8CCD8" w:sz="4"/>
+            </w:tcBorders>
+            <w:tcMar>
+              <w:top w:type="dxa" w:w="60"/>
+              <w:left w:type="dxa" w:w="100"/>
+              <w:bottom w:type="dxa" w:w="60"/>
+              <w:right w:type="dxa" w:w="100"/>
+            </w:tcMar>
+          </w:tcPr>
+          <w:p>
+            <w:r>
+              <w:rPr>
+                <w:rFonts w:ascii="Malgun Gothic" w:cs="Malgun Gothic" w:eastAsia="Malgun Gothic" w:hAnsi="Malgun Gothic"/>
+                <w:b w:val="false"/>
+                <w:bCs w:val="false"/>
+                <w:sz w:val="19"/>
+                <w:szCs w:val="19"/>
+              </w:rPr>
+              <w:t xml:space="preserve">6장 확정, 공식 벡터 brand-assets/</w:t>
+            </w:r>
+          </w:p>
+        </w:tc>
+      </w:tr>
+      <w:tr>
+        <w:trPr>
+          <w:tblHeader w:val="false"/>
+        </w:trPr>
+        <w:tc>
+          <w:tcPr>
+            <w:tcW w:type="dxa" w:w="963"/>
+            <w:tcBorders>
+              <w:top w:val="single" w:color="C8CCD8" w:sz="4"/>
+              <w:left w:val="single" w:color="C8CCD8" w:sz="4"/>
+              <w:bottom w:val="single" w:color="C8CCD8" w:sz="4"/>
+              <w:right w:val="single" w:color="C8CCD8" w:sz="4"/>
+            </w:tcBorders>
+            <w:tcMar>
+              <w:top w:type="dxa" w:w="60"/>
+              <w:left w:type="dxa" w:w="100"/>
+              <w:bottom w:type="dxa" w:w="60"/>
+              <w:right w:type="dxa" w:w="100"/>
+            </w:tcMar>
+          </w:tcPr>
+          <w:p>
+            <w:r>
+              <w:rPr>
+                <w:rFonts w:ascii="Malgun Gothic" w:cs="Malgun Gothic" w:eastAsia="Malgun Gothic" w:hAnsi="Malgun Gothic"/>
+                <w:b/>
+                <w:bCs/>
+                <w:sz w:val="19"/>
+                <w:szCs w:val="19"/>
+              </w:rPr>
+              <w:t xml:space="preserve">10/4</w:t>
+            </w:r>
+          </w:p>
+        </w:tc>
+        <w:tc>
+          <w:tcPr>
+            <w:tcW w:type="dxa" w:w="4337"/>
+            <w:tcBorders>
+              <w:top w:val="single" w:color="C8CCD8" w:sz="4"/>
+              <w:left w:val="single" w:color="C8CCD8" w:sz="4"/>
+              <w:bottom w:val="single" w:color="C8CCD8" w:sz="4"/>
+              <w:right w:val="single" w:color="C8CCD8" w:sz="4"/>
+            </w:tcBorders>
+            <w:tcMar>
+              <w:top w:type="dxa" w:w="60"/>
+              <w:left w:type="dxa" w:w="100"/>
+              <w:bottom w:type="dxa" w:w="60"/>
+              <w:right w:type="dxa" w:w="100"/>
+            </w:tcMar>
+          </w:tcPr>
+          <w:p>
+            <w:r>
+              <w:rPr>
+                <w:rFonts w:ascii="Malgun Gothic" w:cs="Malgun Gothic" w:eastAsia="Malgun Gothic" w:hAnsi="Malgun Gothic"/>
+                <w:b w:val="false"/>
+                <w:bCs w:val="false"/>
+                <w:sz w:val="19"/>
+                <w:szCs w:val="19"/>
+              </w:rPr>
+              <w:t xml:space="preserve">심볼 더 작게, 샤넬식 비율</w:t>
+            </w:r>
+          </w:p>
+        </w:tc>
+        <w:tc>
+          <w:tcPr>
+            <w:tcW w:type="dxa" w:w="4338"/>
+            <w:tcBorders>
+              <w:top w:val="single" w:color="C8CCD8" w:sz="4"/>
+              <w:left w:val="single" w:color="C8CCD8" w:sz="4"/>
+              <w:bottom w:val="single" w:color="C8CCD8" w:sz="4"/>
+              <w:right w:val="single" w:color="C8CCD8" w:sz="4"/>
+            </w:tcBorders>
+            <w:tcMar>
+              <w:top w:type="dxa" w:w="60"/>
+              <w:left w:type="dxa" w:w="100"/>
+              <w:bottom w:type="dxa" w:w="60"/>
+              <w:right w:type="dxa" w:w="100"/>
+            </w:tcMar>
+          </w:tcPr>
+          <w:p>
+            <w:r>
+              <w:rPr>
+                <w:rFonts w:ascii="Malgun Gothic" w:cs="Malgun Gothic" w:eastAsia="Malgun Gothic" w:hAnsi="Malgun Gothic"/>
+                <w:b w:val="false"/>
+                <w:bCs w:val="false"/>
+                <w:sz w:val="19"/>
+                <w:szCs w:val="19"/>
+              </w:rPr>
+              <w:t xml:space="preserve">8장 비율표</w:t>
+            </w:r>
+          </w:p>
+        </w:tc>
+      </w:tr>
+      <w:tr>
+        <w:trPr>
+          <w:tblHeader w:val="false"/>
+        </w:trPr>
+        <w:tc>
+          <w:tcPr>
+            <w:tcW w:type="dxa" w:w="963"/>
+            <w:tcBorders>
+              <w:top w:val="single" w:color="C8CCD8" w:sz="4"/>
+              <w:left w:val="single" w:color="C8CCD8" w:sz="4"/>
+              <w:bottom w:val="single" w:color="C8CCD8" w:sz="4"/>
+              <w:right w:val="single" w:color="C8CCD8" w:sz="4"/>
+            </w:tcBorders>
+            <w:tcMar>
+              <w:top w:type="dxa" w:w="60"/>
+              <w:left w:type="dxa" w:w="100"/>
+              <w:bottom w:type="dxa" w:w="60"/>
+              <w:right w:type="dxa" w:w="100"/>
+            </w:tcMar>
+          </w:tcPr>
+          <w:p>
+            <w:r>
+              <w:rPr>
+                <w:rFonts w:ascii="Malgun Gothic" w:cs="Malgun Gothic" w:eastAsia="Malgun Gothic" w:hAnsi="Malgun Gothic"/>
+                <w:b/>
+                <w:bCs/>
+                <w:sz w:val="19"/>
+                <w:szCs w:val="19"/>
+              </w:rPr>
+              <w:t xml:space="preserve">10/4</w:t>
+            </w:r>
+          </w:p>
+        </w:tc>
+        <w:tc>
+          <w:tcPr>
+            <w:tcW w:type="dxa" w:w="4337"/>
+            <w:tcBorders>
+              <w:top w:val="single" w:color="C8CCD8" w:sz="4"/>
+              <w:left w:val="single" w:color="C8CCD8" w:sz="4"/>
+              <w:bottom w:val="single" w:color="C8CCD8" w:sz="4"/>
+              <w:right w:val="single" w:color="C8CCD8" w:sz="4"/>
+            </w:tcBorders>
+            <w:tcMar>
+              <w:top w:type="dxa" w:w="60"/>
+              <w:left w:type="dxa" w:w="100"/>
+              <w:bottom w:type="dxa" w:w="60"/>
+              <w:right w:type="dxa" w:w="100"/>
+            </w:tcMar>
+          </w:tcPr>
+          <w:p>
+            <w:r>
+              <w:rPr>
+                <w:rFonts w:ascii="Malgun Gothic" w:cs="Malgun Gothic" w:eastAsia="Malgun Gothic" w:hAnsi="Malgun Gothic"/>
+                <w:b w:val="false"/>
+                <w:bCs w:val="false"/>
+                <w:sz w:val="19"/>
+                <w:szCs w:val="19"/>
+              </w:rPr>
+              <w:t xml:space="preserve">디자인팀장·커머스팀장 검토</w:t>
+            </w:r>
+          </w:p>
+        </w:tc>
+        <w:tc>
+          <w:tcPr>
+            <w:tcW w:type="dxa" w:w="4338"/>
+            <w:tcBorders>
+              <w:top w:val="single" w:color="C8CCD8" w:sz="4"/>
+              <w:left w:val="single" w:color="C8CCD8" w:sz="4"/>
+              <w:bottom w:val="single" w:color="C8CCD8" w:sz="4"/>
+              <w:right w:val="single" w:color="C8CCD8" w:sz="4"/>
+            </w:tcBorders>
+            <w:tcMar>
+              <w:top w:type="dxa" w:w="60"/>
+              <w:left w:type="dxa" w:w="100"/>
+              <w:bottom w:type="dxa" w:w="60"/>
+              <w:right w:type="dxa" w:w="100"/>
+            </w:tcMar>
+          </w:tcPr>
+          <w:p>
+            <w:r>
+              <w:rPr>
+                <w:rFonts w:ascii="Malgun Gothic" w:cs="Malgun Gothic" w:eastAsia="Malgun Gothic" w:hAnsi="Malgun Gothic"/>
+                <w:b w:val="false"/>
+                <w:bCs w:val="false"/>
+                <w:sz w:val="19"/>
+                <w:szCs w:val="19"/>
+              </w:rPr>
+              <w:t xml:space="preserve">8장 수치, 9-2, 9-3</w:t>
+            </w:r>
+          </w:p>
+        </w:tc>
+      </w:tr>
+      <w:tr>
+        <w:trPr>
+          <w:tblHeader w:val="false"/>
+        </w:trPr>
+        <w:tc>
+          <w:tcPr>
+            <w:tcW w:type="dxa" w:w="963"/>
+            <w:tcBorders>
+              <w:top w:val="single" w:color="C8CCD8" w:sz="4"/>
+              <w:left w:val="single" w:color="C8CCD8" w:sz="4"/>
+              <w:bottom w:val="single" w:color="C8CCD8" w:sz="4"/>
+              <w:right w:val="single" w:color="C8CCD8" w:sz="4"/>
+            </w:tcBorders>
+            <w:tcMar>
+              <w:top w:type="dxa" w:w="60"/>
+              <w:left w:type="dxa" w:w="100"/>
+              <w:bottom w:type="dxa" w:w="60"/>
+              <w:right w:type="dxa" w:w="100"/>
+            </w:tcMar>
+          </w:tcPr>
+          <w:p>
+            <w:r>
+              <w:rPr>
+                <w:rFonts w:ascii="Malgun Gothic" w:cs="Malgun Gothic" w:eastAsia="Malgun Gothic" w:hAnsi="Malgun Gothic"/>
+                <w:b/>
+                <w:bCs/>
+                <w:sz w:val="19"/>
+                <w:szCs w:val="19"/>
+              </w:rPr>
+              <w:t xml:space="preserve">10/4</w:t>
+            </w:r>
+          </w:p>
+        </w:tc>
+        <w:tc>
+          <w:tcPr>
+            <w:tcW w:type="dxa" w:w="4337"/>
+            <w:tcBorders>
+              <w:top w:val="single" w:color="C8CCD8" w:sz="4"/>
+              <w:left w:val="single" w:color="C8CCD8" w:sz="4"/>
+              <w:bottom w:val="single" w:color="C8CCD8" w:sz="4"/>
+              <w:right w:val="single" w:color="C8CCD8" w:sz="4"/>
+            </w:tcBorders>
+            <w:tcMar>
+              <w:top w:type="dxa" w:w="60"/>
+              <w:left w:type="dxa" w:w="100"/>
+              <w:bottom w:type="dxa" w:w="60"/>
+              <w:right w:type="dxa" w:w="100"/>
+            </w:tcMar>
+          </w:tcPr>
+          <w:p>
+            <w:r>
+              <w:rPr>
+                <w:rFonts w:ascii="Malgun Gothic" w:cs="Malgun Gothic" w:eastAsia="Malgun Gothic" w:hAnsi="Malgun Gothic"/>
+                <w:b w:val="false"/>
+                <w:bCs w:val="false"/>
+                <w:sz w:val="19"/>
+                <w:szCs w:val="19"/>
+              </w:rPr>
+              <w:t xml:space="preserve">무광 라미네이팅 + 에칭</w:t>
+            </w:r>
+          </w:p>
+        </w:tc>
+        <w:tc>
+          <w:tcPr>
+            <w:tcW w:type="dxa" w:w="4338"/>
+            <w:tcBorders>
+              <w:top w:val="single" w:color="C8CCD8" w:sz="4"/>
+              <w:left w:val="single" w:color="C8CCD8" w:sz="4"/>
+              <w:bottom w:val="single" w:color="C8CCD8" w:sz="4"/>
+              <w:right w:val="single" w:color="C8CCD8" w:sz="4"/>
+            </w:tcBorders>
+            <w:tcMar>
+              <w:top w:type="dxa" w:w="60"/>
+              <w:left w:type="dxa" w:w="100"/>
+              <w:bottom w:type="dxa" w:w="60"/>
+              <w:right w:type="dxa" w:w="100"/>
+            </w:tcMar>
+          </w:tcPr>
+          <w:p>
+            <w:r>
+              <w:rPr>
+                <w:rFonts w:ascii="Malgun Gothic" w:cs="Malgun Gothic" w:eastAsia="Malgun Gothic" w:hAnsi="Malgun Gothic"/>
+                <w:b w:val="false"/>
+                <w:bCs w:val="false"/>
+                <w:sz w:val="19"/>
+                <w:szCs w:val="19"/>
+              </w:rPr>
+              <w:t xml:space="preserve">4장 마감, 6-2 패턴(에칭 UV), 9-4 공정</w:t>
+            </w:r>
+          </w:p>
+        </w:tc>
+      </w:tr>
+      <w:tr>
+        <w:trPr>
+          <w:tblHeader w:val="false"/>
+        </w:trPr>
+        <w:tc>
+          <w:tcPr>
+            <w:tcW w:type="dxa" w:w="963"/>
+            <w:tcBorders>
+              <w:top w:val="single" w:color="C8CCD8" w:sz="4"/>
+              <w:left w:val="single" w:color="C8CCD8" w:sz="4"/>
+              <w:bottom w:val="single" w:color="C8CCD8" w:sz="4"/>
+              <w:right w:val="single" w:color="C8CCD8" w:sz="4"/>
+            </w:tcBorders>
+            <w:tcMar>
+              <w:top w:type="dxa" w:w="60"/>
+              <w:left w:type="dxa" w:w="100"/>
+              <w:bottom w:type="dxa" w:w="60"/>
+              <w:right w:type="dxa" w:w="100"/>
+            </w:tcMar>
+          </w:tcPr>
+          <w:p>
+            <w:r>
+              <w:rPr>
+                <w:rFonts w:ascii="Malgun Gothic" w:cs="Malgun Gothic" w:eastAsia="Malgun Gothic" w:hAnsi="Malgun Gothic"/>
+                <w:b/>
+                <w:bCs/>
+                <w:sz w:val="19"/>
+                <w:szCs w:val="19"/>
+              </w:rPr>
+              <w:t xml:space="preserve">10/4</w:t>
+            </w:r>
+          </w:p>
+        </w:tc>
+        <w:tc>
+          <w:tcPr>
+            <w:tcW w:type="dxa" w:w="4337"/>
+            <w:tcBorders>
+              <w:top w:val="single" w:color="C8CCD8" w:sz="4"/>
+              <w:left w:val="single" w:color="C8CCD8" w:sz="4"/>
+              <w:bottom w:val="single" w:color="C8CCD8" w:sz="4"/>
+              <w:right w:val="single" w:color="C8CCD8" w:sz="4"/>
+            </w:tcBorders>
+            <w:tcMar>
+              <w:top w:type="dxa" w:w="60"/>
+              <w:left w:type="dxa" w:w="100"/>
+              <w:bottom w:type="dxa" w:w="60"/>
+              <w:right w:type="dxa" w:w="100"/>
+            </w:tcMar>
+          </w:tcPr>
+          <w:p>
+            <w:r>
+              <w:rPr>
+                <w:rFonts w:ascii="Malgun Gothic" w:cs="Malgun Gothic" w:eastAsia="Malgun Gothic" w:hAnsi="Malgun Gothic"/>
+                <w:b w:val="false"/>
+                <w:bCs w:val="false"/>
+                <w:sz w:val="19"/>
+                <w:szCs w:val="19"/>
+              </w:rPr>
+              <w:t xml:space="preserve">칼선 제작</w:t>
+            </w:r>
+          </w:p>
+        </w:tc>
+        <w:tc>
+          <w:tcPr>
+            <w:tcW w:type="dxa" w:w="4338"/>
+            <w:tcBorders>
+              <w:top w:val="single" w:color="C8CCD8" w:sz="4"/>
+              <w:left w:val="single" w:color="C8CCD8" w:sz="4"/>
+              <w:bottom w:val="single" w:color="C8CCD8" w:sz="4"/>
+              <w:right w:val="single" w:color="C8CCD8" w:sz="4"/>
+            </w:tcBorders>
+            <w:tcMar>
+              <w:top w:type="dxa" w:w="60"/>
+              <w:left w:type="dxa" w:w="100"/>
+              <w:bottom w:type="dxa" w:w="60"/>
+              <w:right w:type="dxa" w:w="100"/>
+            </w:tcMar>
+          </w:tcPr>
+          <w:p>
+            <w:r>
+              <w:rPr>
+                <w:rFonts w:ascii="Malgun Gothic" w:cs="Malgun Gothic" w:eastAsia="Malgun Gothic" w:hAnsi="Malgun Gothic"/>
+                <w:b w:val="false"/>
+                <w:bCs w:val="false"/>
+                <w:sz w:val="19"/>
+                <w:szCs w:val="19"/>
+              </w:rPr>
+              <w:t xml:space="preserve">9-4, turnova-dielines/</w:t>
+            </w:r>
+          </w:p>
+        </w:tc>
+      </w:tr>
+      <w:tr>
+        <w:trPr>
+          <w:tblHeader w:val="false"/>
+        </w:trPr>
+        <w:tc>
+          <w:tcPr>
+            <w:tcW w:type="dxa" w:w="963"/>
+            <w:tcBorders>
+              <w:top w:val="single" w:color="C8CCD8" w:sz="4"/>
+              <w:left w:val="single" w:color="C8CCD8" w:sz="4"/>
+              <w:bottom w:val="single" w:color="C8CCD8" w:sz="4"/>
+              <w:right w:val="single" w:color="C8CCD8" w:sz="4"/>
+            </w:tcBorders>
+            <w:tcMar>
+              <w:top w:type="dxa" w:w="60"/>
+              <w:left w:type="dxa" w:w="100"/>
+              <w:bottom w:type="dxa" w:w="60"/>
+              <w:right w:type="dxa" w:w="100"/>
+            </w:tcMar>
+          </w:tcPr>
+          <w:p>
+            <w:r>
+              <w:rPr>
+                <w:rFonts w:ascii="Malgun Gothic" w:cs="Malgun Gothic" w:eastAsia="Malgun Gothic" w:hAnsi="Malgun Gothic"/>
+                <w:b/>
+                <w:bCs/>
+                <w:sz w:val="19"/>
+                <w:szCs w:val="19"/>
+              </w:rPr>
+              <w:t xml:space="preserve">10/4</w:t>
+            </w:r>
+          </w:p>
+        </w:tc>
+        <w:tc>
+          <w:tcPr>
+            <w:tcW w:type="dxa" w:w="4337"/>
+            <w:tcBorders>
+              <w:top w:val="single" w:color="C8CCD8" w:sz="4"/>
+              <w:left w:val="single" w:color="C8CCD8" w:sz="4"/>
+              <w:bottom w:val="single" w:color="C8CCD8" w:sz="4"/>
+              <w:right w:val="single" w:color="C8CCD8" w:sz="4"/>
+            </w:tcBorders>
+            <w:tcMar>
+              <w:top w:type="dxa" w:w="60"/>
+              <w:left w:type="dxa" w:w="100"/>
+              <w:bottom w:type="dxa" w:w="60"/>
+              <w:right w:type="dxa" w:w="100"/>
+            </w:tcMar>
+          </w:tcPr>
+          <w:p>
+            <w:r>
+              <w:rPr>
+                <w:rFonts w:ascii="Malgun Gothic" w:cs="Malgun Gothic" w:eastAsia="Malgun Gothic" w:hAnsi="Malgun Gothic"/>
+                <w:b w:val="false"/>
+                <w:bCs w:val="false"/>
+                <w:sz w:val="19"/>
+                <w:szCs w:val="19"/>
+              </w:rPr>
+              <w:t xml:space="preserve">오너 의견마다 가이드 수정·보완</w:t>
+            </w:r>
+          </w:p>
+        </w:tc>
+        <w:tc>
+          <w:tcPr>
+            <w:tcW w:type="dxa" w:w="4338"/>
+            <w:tcBorders>
+              <w:top w:val="single" w:color="C8CCD8" w:sz="4"/>
+              <w:left w:val="single" w:color="C8CCD8" w:sz="4"/>
+              <w:bottom w:val="single" w:color="C8CCD8" w:sz="4"/>
+              <w:right w:val="single" w:color="C8CCD8" w:sz="4"/>
+            </w:tcBorders>
+            <w:tcMar>
+              <w:top w:type="dxa" w:w="60"/>
+              <w:left w:type="dxa" w:w="100"/>
+              <w:bottom w:type="dxa" w:w="60"/>
+              <w:right w:type="dxa" w:w="100"/>
+            </w:tcMar>
+          </w:tcPr>
+          <w:p>
+            <w:r>
+              <w:rPr>
+                <w:rFonts w:ascii="Malgun Gothic" w:cs="Malgun Gothic" w:eastAsia="Malgun Gothic" w:hAnsi="Malgun Gothic"/>
+                <w:b w:val="false"/>
+                <w:bCs w:val="false"/>
+                <w:sz w:val="19"/>
+                <w:szCs w:val="19"/>
+              </w:rPr>
+              <w:t xml:space="preserve">이 변경 이력 표 + 저장소 CLAUDE.md 규칙</w:t>
+            </w:r>
+          </w:p>
+        </w:tc>
+      </w:tr>
+    </w:tbl>
     <w:p>
       <w:pPr>
         <w:pStyle w:val="Heading1"/>
@@ -1597,7 +2647,7 @@
                 <w:sz w:val="19"/>
                 <w:szCs w:val="19"/>
               </w:rPr>
-              <w:t xml:space="preserve">무광(스커프 방지 무광 필름 또는 코팅)</w:t>
+              <w:t xml:space="preserve">무광 라미네이팅 (스커프 방지 무광 필름) — 오너 확정</w:t>
             </w:r>
           </w:p>
         </w:tc>
@@ -1626,7 +2676,7 @@
                 <w:sz w:val="19"/>
                 <w:szCs w:val="19"/>
               </w:rPr>
-              <w:t xml:space="preserve">그대로</w:t>
+              <w:t xml:space="preserve">필름 vs 코팅 미결 → 라미로 종결. 접힘선 갈라짐 방지에도 유리</w:t>
             </w:r>
           </w:p>
         </w:tc>
@@ -1660,7 +2710,7 @@
                 <w:sz w:val="19"/>
                 <w:szCs w:val="19"/>
               </w:rPr>
-              <w:t xml:space="preserve">워드마크 + 심볼</w:t>
+              <w:t xml:space="preserve">단상자 패턴</w:t>
             </w:r>
           </w:p>
         </w:tc>
@@ -1689,7 +2739,7 @@
                 <w:sz w:val="19"/>
                 <w:szCs w:val="19"/>
               </w:rPr>
-              <w:t xml:space="preserve">유광 코퍼 포일 (형압 없음)</w:t>
+              <w:t xml:space="preserve">에칭 UV (∞ 톤온톤 패턴) — 오너 확정</w:t>
             </w:r>
           </w:p>
         </w:tc>
@@ -1718,7 +2768,7 @@
                 <w:sz w:val="19"/>
                 <w:szCs w:val="19"/>
               </w:rPr>
-              <w:t xml:space="preserve">유일한 유광 요소</w:t>
+              <w:t xml:space="preserve">무광 라미 위에 까끌한 미세 질감 + 은은한 결. 4면 전체, 단 글자·포일·녹아웃 주변 2mm 제외. 광택은 로고 포일보다 반드시 낮게(유광 원칙의 예외)</w:t>
             </w:r>
           </w:p>
         </w:tc>
@@ -1752,7 +2802,7 @@
                 <w:sz w:val="19"/>
                 <w:szCs w:val="19"/>
               </w:rPr>
-              <w:t xml:space="preserve">제품명</w:t>
+              <w:t xml:space="preserve">워드마크 + 심볼</w:t>
             </w:r>
           </w:p>
         </w:tc>
@@ -1781,7 +2831,7 @@
                 <w:sz w:val="19"/>
                 <w:szCs w:val="19"/>
               </w:rPr>
-              <w:t xml:space="preserve">코퍼 무광 인쇄 (오너 배치안 색) — 메탈릭 잉크 아님</w:t>
+              <w:t xml:space="preserve">유광 코퍼 포일 (형압 없음)</w:t>
             </w:r>
           </w:p>
         </w:tc>
@@ -1810,7 +2860,7 @@
                 <w:sz w:val="19"/>
                 <w:szCs w:val="19"/>
               </w:rPr>
-              <w:t xml:space="preserve">v4의 "화이트" 규칙 폐기</w:t>
+              <w:t xml:space="preserve">유일한 유광 요소</w:t>
             </w:r>
           </w:p>
         </w:tc>
@@ -1844,6 +2894,98 @@
                 <w:sz w:val="19"/>
                 <w:szCs w:val="19"/>
               </w:rPr>
+              <w:t xml:space="preserve">제품명</w:t>
+            </w:r>
+          </w:p>
+        </w:tc>
+        <w:tc>
+          <w:tcPr>
+            <w:tcW w:type="dxa" w:w="3855"/>
+            <w:tcBorders>
+              <w:top w:val="single" w:color="C8CCD8" w:sz="4"/>
+              <w:left w:val="single" w:color="C8CCD8" w:sz="4"/>
+              <w:bottom w:val="single" w:color="C8CCD8" w:sz="4"/>
+              <w:right w:val="single" w:color="C8CCD8" w:sz="4"/>
+            </w:tcBorders>
+            <w:tcMar>
+              <w:top w:type="dxa" w:w="60"/>
+              <w:left w:type="dxa" w:w="100"/>
+              <w:bottom w:type="dxa" w:w="60"/>
+              <w:right w:type="dxa" w:w="100"/>
+            </w:tcMar>
+          </w:tcPr>
+          <w:p>
+            <w:r>
+              <w:rPr>
+                <w:rFonts w:ascii="Malgun Gothic" w:cs="Malgun Gothic" w:eastAsia="Malgun Gothic" w:hAnsi="Malgun Gothic"/>
+                <w:b w:val="false"/>
+                <w:bCs w:val="false"/>
+                <w:sz w:val="19"/>
+                <w:szCs w:val="19"/>
+              </w:rPr>
+              <w:t xml:space="preserve">코퍼 무광 인쇄 (오너 배치안 색) — 메탈릭 잉크 아님</w:t>
+            </w:r>
+          </w:p>
+        </w:tc>
+        <w:tc>
+          <w:tcPr>
+            <w:tcW w:type="dxa" w:w="3663"/>
+            <w:tcBorders>
+              <w:top w:val="single" w:color="C8CCD8" w:sz="4"/>
+              <w:left w:val="single" w:color="C8CCD8" w:sz="4"/>
+              <w:bottom w:val="single" w:color="C8CCD8" w:sz="4"/>
+              <w:right w:val="single" w:color="C8CCD8" w:sz="4"/>
+            </w:tcBorders>
+            <w:tcMar>
+              <w:top w:type="dxa" w:w="60"/>
+              <w:left w:type="dxa" w:w="100"/>
+              <w:bottom w:type="dxa" w:w="60"/>
+              <w:right w:type="dxa" w:w="100"/>
+            </w:tcMar>
+          </w:tcPr>
+          <w:p>
+            <w:r>
+              <w:rPr>
+                <w:rFonts w:ascii="Malgun Gothic" w:cs="Malgun Gothic" w:eastAsia="Malgun Gothic" w:hAnsi="Malgun Gothic"/>
+                <w:b w:val="false"/>
+                <w:bCs w:val="false"/>
+                <w:sz w:val="19"/>
+                <w:szCs w:val="19"/>
+              </w:rPr>
+              <w:t xml:space="preserve">v4의 "화이트" 규칙 폐기</w:t>
+            </w:r>
+          </w:p>
+        </w:tc>
+      </w:tr>
+      <w:tr>
+        <w:trPr>
+          <w:tblHeader w:val="false"/>
+        </w:trPr>
+        <w:tc>
+          <w:tcPr>
+            <w:tcW w:type="dxa" w:w="2120"/>
+            <w:tcBorders>
+              <w:top w:val="single" w:color="C8CCD8" w:sz="4"/>
+              <w:left w:val="single" w:color="C8CCD8" w:sz="4"/>
+              <w:bottom w:val="single" w:color="C8CCD8" w:sz="4"/>
+              <w:right w:val="single" w:color="C8CCD8" w:sz="4"/>
+            </w:tcBorders>
+            <w:tcMar>
+              <w:top w:type="dxa" w:w="60"/>
+              <w:left w:type="dxa" w:w="100"/>
+              <w:bottom w:type="dxa" w:w="60"/>
+              <w:right w:type="dxa" w:w="100"/>
+            </w:tcMar>
+          </w:tcPr>
+          <w:p>
+            <w:r>
+              <w:rPr>
+                <w:rFonts w:ascii="Malgun Gothic" w:cs="Malgun Gothic" w:eastAsia="Malgun Gothic" w:hAnsi="Malgun Gothic"/>
+                <w:b/>
+                <w:bCs/>
+                <w:sz w:val="19"/>
+                <w:szCs w:val="19"/>
+              </w:rPr>
               <w:t xml:space="preserve">용기 바디</w:t>
             </w:r>
           </w:p>
@@ -1873,7 +3015,7 @@
                 <w:sz w:val="19"/>
                 <w:szCs w:val="19"/>
               </w:rPr>
-              <w:t xml:space="preserve">무광 소프트 터치 느낌 코팅 (튜브) / 자는 블루 유리 검토</w:t>
+              <w:t xml:space="preserve">튜브: 무광 라미네이트 튜브(무광 외면) / 유리 자·앰플·세럼: 프로스트 에칭(산 에칭·샌드블라스트)으로 무광</w:t>
             </w:r>
           </w:p>
         </w:tc>
@@ -1902,7 +3044,7 @@
                 <w:sz w:val="19"/>
                 <w:szCs w:val="19"/>
               </w:rPr>
-              <w:t xml:space="preserve">AB는 튜브 무광·자 유광 유리 혼용</w:t>
+              <w:t xml:space="preserve">"제품에 무광 라미 + 에칭" 오너 지시를 용기에도 적용한 해석 — 확인 필요</w:t>
             </w:r>
           </w:p>
         </w:tc>
@@ -2742,7 +3884,7 @@
         <w:rPr>
           <w:rFonts w:ascii="Malgun Gothic" w:cs="Malgun Gothic" w:eastAsia="Malgun Gothic" w:hAnsi="Malgun Gothic"/>
         </w:rPr>
-        <w:t xml:space="preserve">"톤온톤 패턴"이란: 바탕 파랑과 거의 같은 파랑(살짝 어둡거나 밝게)으로 가는 선 무늬를 깔아, 멀리선 단색이고 가까이서만 무늬가 보이게 하는 것. AB 튜브의 은은한 곡선 무늬가 이것</w:t>
+        <w:t xml:space="preserve">"톤온톤 패턴"이란: 바탕과 같은 파랑 위에 가는 ∞(8) 고리 무늬를 넣어, 멀리선 단색이고 가까이서만 보이게 하는 것 (AB 튜브의 은은한 곡선 무늬와 같은 역할)</w:t>
       </w:r>
     </w:p>
     <w:p>
@@ -2758,7 +3900,7 @@
         <w:rPr>
           <w:rFonts w:ascii="Malgun Gothic" w:cs="Malgun Gothic" w:eastAsia="Malgun Gothic" w:hAnsi="Malgun Gothic"/>
         </w:rPr>
-        <w:t xml:space="preserve">터노바안: 뫼비우스 ∞(8) 고리를 이어 그린 아주 가는 선 무늬</w:t>
+        <w:t xml:space="preserve">구현 방식 확정: 잉크가 아니라 에칭 UV로 넣는다 (무광 라미 위의 질감 차이로만 보임). 잉크판 1개 대신 에칭 UV판 1개</w:t>
       </w:r>
     </w:p>
     <w:p>
@@ -2774,7 +3916,7 @@
         <w:rPr>
           <w:rFonts w:ascii="Malgun Gothic" w:cs="Malgun Gothic" w:eastAsia="Malgun Gothic" w:hAnsi="Malgun Gothic"/>
         </w:rPr>
-        <w:t xml:space="preserve">추천: 사용. 단상자와 80 mL 튜브처럼 큰 면에만, 3 mL·자·앰플·세럼처럼 작은 면은 생략</w:t>
+        <w:t xml:space="preserve">효과: 빛을 비스듬히 받을 때만 무늬가 살아남 → 폰 클로즈업·언박싱 영상에서 고급 디테일, 매대 거리에선 단색 블록 유지</w:t>
       </w:r>
     </w:p>
     <w:p>
@@ -2790,7 +3932,7 @@
         <w:rPr>
           <w:rFonts w:ascii="Malgun Gothic" w:cs="Malgun Gothic" w:eastAsia="Malgun Gothic" w:hAnsi="Malgun Gothic"/>
         </w:rPr>
-        <w:t xml:space="preserve">이유: 폰 클로즈업·언박싱 영상에서 "비싸 보이는" 디테일이 생기고, 비용은 인쇄판 1개(파랑 1색) 추가 수준. 멀리선 여전히 단색 블록이라 매대 가시성은 그대로</w:t>
+        <w:t xml:space="preserve">적용: 단상자 4면 + 80 mL 튜브(튜브는 인쇄 공정에 따라 잉크 톤온톤으로 대체 가능, 업체 확인). 3 mL·자·앰플·세럼 생략</w:t>
       </w:r>
     </w:p>
     <w:p>
@@ -2806,7 +3948,7 @@
         <w:rPr>
           <w:rFonts w:ascii="Malgun Gothic" w:cs="Malgun Gothic" w:eastAsia="Malgun Gothic" w:hAnsi="Malgun Gothic"/>
         </w:rPr>
-        <w:t xml:space="preserve">조건: 무광 인쇄, 선 굵기 0.1~0.15 mm, 바탕과 명도 차 아주 작게. 로고·제품명·필수 표시 뒤에는 깔지 않음(가독성)</w:t>
+        <w:t xml:space="preserve">조건: 선 굵기 0.15~0.25 mm(에칭 최소선 업체 확인), 글자·포일·바코드·QR·코딩창·스티커존·접착부 주변 2 mm 제외</w:t>
       </w:r>
     </w:p>
     <w:p>
@@ -6236,7 +7378,7 @@
           <w:sz w:val="28"/>
           <w:szCs w:val="28"/>
         </w:rPr>
-        <w:t xml:space="preserve">10. v4에서 폐기하는 규칙</w:t>
+        <w:t xml:space="preserve">9-4. 마감 공정·칼선</w:t>
       </w:r>
     </w:p>
     <w:p>
@@ -6252,7 +7394,7 @@
         <w:rPr>
           <w:rFonts w:ascii="Malgun Gothic" w:cs="Malgun Gothic" w:eastAsia="Malgun Gothic" w:hAnsi="Malgun Gothic"/>
         </w:rPr>
-        <w:t xml:space="preserve">로즈골드·코퍼 금지 → 폐기 (코퍼가 메인 메탈)</w:t>
+        <w:t xml:space="preserve">공정 순서(단상자): 인쇄 → 무광 라미네이팅 → 에칭 UV → 코퍼 핫포일 → 톰슨(칼선) → 접착 (업체 확인)</w:t>
       </w:r>
     </w:p>
     <w:p>
@@ -6268,7 +7410,7 @@
         <w:rPr>
           <w:rFonts w:ascii="Malgun Gothic" w:cs="Malgun Gothic" w:eastAsia="Malgun Gothic" w:hAnsi="Malgun Gothic"/>
         </w:rPr>
-        <w:t xml:space="preserve">AB 요소 금지 / AB 3요소 동시 사용 금지 → "구조는 벤치마크, 시그니처 형태(모노그램·엠블럼·문구)는 복제 금지"로 교체</w:t>
+        <w:t xml:space="preserve">무광 라미 필름은 UV·포일 적성 있는 등급으로 지정 (에칭 UV 밀착, 포일 밀착 테스트)</w:t>
       </w:r>
     </w:p>
     <w:p>
@@ -6284,7 +7426,7 @@
         <w:rPr>
           <w:rFonts w:ascii="Malgun Gothic" w:cs="Malgun Gothic" w:eastAsia="Malgun Gothic" w:hAnsi="Malgun Gothic"/>
         </w:rPr>
-        <w:t xml:space="preserve">블루 B안 2935C 권장 → 폐기 (로열블루 3후보로 재샘플)</w:t>
+        <w:t xml:space="preserve">접착날개: 라미는 부분 제거가 어려움 → 라미 전용 접착제 또는 접착부 표면 처리 (업체 확인), 에칭·잉크는 녹아웃</w:t>
       </w:r>
     </w:p>
     <w:p>
@@ -6300,7 +7442,7 @@
         <w:rPr>
           <w:rFonts w:ascii="Malgun Gothic" w:cs="Malgun Gothic" w:eastAsia="Malgun Gothic" w:hAnsi="Malgun Gothic"/>
         </w:rPr>
-        <w:t xml:space="preserve">871C 옐로 골드 → 코퍼 876C 기준으로 교체</w:t>
+        <w:t xml:space="preserve">바닥 코딩창: 라미 위 잉크젯은 밀착 불량 → 레이저 코딩 또는 라벨 방식으로 확정 필요</w:t>
       </w:r>
     </w:p>
     <w:p>
@@ -6316,7 +7458,7 @@
         <w:rPr>
           <w:rFonts w:ascii="Malgun Gothic" w:cs="Malgun Gothic" w:eastAsia="Malgun Gothic" w:hAnsi="Malgun Gothic"/>
         </w:rPr>
-        <w:t xml:space="preserve">제품명 화이트 → 코퍼 무광 인쇄</w:t>
+        <w:t xml:space="preserve">스티커 존: 라미 위 스티커 부착은 양호 → 에칭만 제외</w:t>
       </w:r>
     </w:p>
     <w:p>
@@ -6332,7 +7474,7 @@
         <w:rPr>
           <w:rFonts w:ascii="Malgun Gothic" w:cs="Malgun Gothic" w:eastAsia="Malgun Gothic" w:hAnsi="Malgun Gothic"/>
         </w:rPr>
-        <w:t xml:space="preserve">정면 테두리선·물결 언더라인(1차 배치안) → 최신 배치안에서 빠졌으므로 제외</w:t>
+        <w:t xml:space="preserve">재활용: 플라스틱 필름 라미는 종이 재활용 등급에 불리할 수 있음 → 등급 표시 영향 RA 확인</w:t>
       </w:r>
     </w:p>
     <w:p>
@@ -6348,12 +7490,12 @@
         <w:rPr>
           <w:rFonts w:ascii="Malgun Gothic" w:cs="Malgun Gothic" w:eastAsia="Malgun Gothic" w:hAnsi="Malgun Gothic"/>
         </w:rPr>
-        <w:t xml:space="preserve">1·2차 힉스필드 시안 전부 → 참고용 보관, 방향 근거로 쓰지 않음</w:t>
-      </w:r>
-    </w:p>
-    <w:p>
-      <w:pPr>
-        <w:pStyle w:val="Heading2"/>
+        <w:t xml:space="preserve">칼선 도면: turnova-dielines/ (SKU 5종, SVG·PDF 실척, 레이어: 칼선·괘선·도련·안전영역·포일·에칭·녹아웃). 치수는 가정값 → 용기 업체 도면 수령 후 make_dielines.py 수치만 수정해 재출력</w:t>
+      </w:r>
+    </w:p>
+    <w:p>
+      <w:pPr>
+        <w:pStyle w:val="Heading1"/>
         <w:spacing w:after="120" w:before="280"/>
       </w:pPr>
       <w:r>
@@ -6362,10 +7504,10 @@
           <w:b/>
           <w:bCs/>
           <w:color w:val="1E22AA"/>
-          <w:sz w:val="24"/>
-          <w:szCs w:val="24"/>
-        </w:rPr>
-        <w:t xml:space="preserve">v4에서 유지하는 규칙</w:t>
+          <w:sz w:val="28"/>
+          <w:szCs w:val="28"/>
+        </w:rPr>
+        <w:t xml:space="preserve">10. v4에서 폐기하는 규칙</w:t>
       </w:r>
     </w:p>
     <w:p>
@@ -6381,7 +7523,7 @@
         <w:rPr>
           <w:rFonts w:ascii="Malgun Gothic" w:cs="Malgun Gothic" w:eastAsia="Malgun Gothic" w:hAnsi="Malgun Gothic"/>
         </w:rPr>
-        <w:t xml:space="preserve">로고만 유광, 나머지 무광 원칙 (유광 = 워드마크·심볼 포일)</w:t>
+        <w:t xml:space="preserve">로즈골드·코퍼 금지 → 폐기 (코퍼가 메인 메탈)</w:t>
       </w:r>
     </w:p>
     <w:p>
@@ -6397,7 +7539,7 @@
         <w:rPr>
           <w:rFonts w:ascii="Malgun Gothic" w:cs="Malgun Gothic" w:eastAsia="Malgun Gothic" w:hAnsi="Malgun Gothic"/>
         </w:rPr>
-        <w:t xml:space="preserve">형압 없음</w:t>
+        <w:t xml:space="preserve">AB 요소 금지 / AB 3요소 동시 사용 금지 → "구조는 벤치마크, 시그니처 형태(모노그램·엠블럼·문구)는 복제 금지"로 교체</w:t>
       </w:r>
     </w:p>
     <w:p>
@@ -6413,7 +7555,7 @@
         <w:rPr>
           <w:rFonts w:ascii="Malgun Gothic" w:cs="Malgun Gothic" w:eastAsia="Malgun Gothic" w:hAnsi="Malgun Gothic"/>
         </w:rPr>
-        <w:t xml:space="preserve">단상자 우측면 USP(RoC 구조), 후면·바닥·칼선·수출 표시 기준 (아래 부록)</w:t>
+        <w:t xml:space="preserve">블루 B안 2935C 권장 → 폐기 (로열블루 3후보로 재샘플)</w:t>
       </w:r>
     </w:p>
     <w:p>
@@ -6429,7 +7571,7 @@
         <w:rPr>
           <w:rFonts w:ascii="Malgun Gothic" w:cs="Malgun Gothic" w:eastAsia="Malgun Gothic" w:hAnsi="Malgun Gothic"/>
         </w:rPr>
-        <w:t xml:space="preserve">SNS·매대 가시성 필터와 폰 촬영 승인 절차</w:t>
+        <w:t xml:space="preserve">871C 옐로 골드 → 코퍼 876C 기준으로 교체</w:t>
       </w:r>
     </w:p>
     <w:p>
@@ -6445,6 +7587,135 @@
         <w:rPr>
           <w:rFonts w:ascii="Malgun Gothic" w:cs="Malgun Gothic" w:eastAsia="Malgun Gothic" w:hAnsi="Malgun Gothic"/>
         </w:rPr>
+        <w:t xml:space="preserve">제품명 화이트 → 코퍼 무광 인쇄</w:t>
+      </w:r>
+    </w:p>
+    <w:p>
+      <w:pPr>
+        <w:pStyle w:val="ListParagraph"/>
+        <w:numPr>
+          <w:ilvl w:val="0"/>
+          <w:numId w:val="2"/>
+        </w:numPr>
+        <w:spacing w:after="40"/>
+      </w:pPr>
+      <w:r>
+        <w:rPr>
+          <w:rFonts w:ascii="Malgun Gothic" w:cs="Malgun Gothic" w:eastAsia="Malgun Gothic" w:hAnsi="Malgun Gothic"/>
+        </w:rPr>
+        <w:t xml:space="preserve">정면 테두리선·물결 언더라인(1차 배치안) → 최신 배치안에서 빠졌으므로 제외</w:t>
+      </w:r>
+    </w:p>
+    <w:p>
+      <w:pPr>
+        <w:pStyle w:val="ListParagraph"/>
+        <w:numPr>
+          <w:ilvl w:val="0"/>
+          <w:numId w:val="2"/>
+        </w:numPr>
+        <w:spacing w:after="40"/>
+      </w:pPr>
+      <w:r>
+        <w:rPr>
+          <w:rFonts w:ascii="Malgun Gothic" w:cs="Malgun Gothic" w:eastAsia="Malgun Gothic" w:hAnsi="Malgun Gothic"/>
+        </w:rPr>
+        <w:t xml:space="preserve">1·2차 힉스필드 시안 전부 → 참고용 보관, 방향 근거로 쓰지 않음</w:t>
+      </w:r>
+    </w:p>
+    <w:p>
+      <w:pPr>
+        <w:pStyle w:val="Heading2"/>
+        <w:spacing w:after="120" w:before="280"/>
+      </w:pPr>
+      <w:r>
+        <w:rPr>
+          <w:rFonts w:ascii="Malgun Gothic" w:cs="Malgun Gothic" w:eastAsia="Malgun Gothic" w:hAnsi="Malgun Gothic"/>
+          <w:b/>
+          <w:bCs/>
+          <w:color w:val="1E22AA"/>
+          <w:sz w:val="24"/>
+          <w:szCs w:val="24"/>
+        </w:rPr>
+        <w:t xml:space="preserve">v4에서 유지하는 규칙</w:t>
+      </w:r>
+    </w:p>
+    <w:p>
+      <w:pPr>
+        <w:pStyle w:val="ListParagraph"/>
+        <w:numPr>
+          <w:ilvl w:val="0"/>
+          <w:numId w:val="2"/>
+        </w:numPr>
+        <w:spacing w:after="40"/>
+      </w:pPr>
+      <w:r>
+        <w:rPr>
+          <w:rFonts w:ascii="Malgun Gothic" w:cs="Malgun Gothic" w:eastAsia="Malgun Gothic" w:hAnsi="Malgun Gothic"/>
+        </w:rPr>
+        <w:t xml:space="preserve">로고만 유광, 나머지 무광 원칙 (유광 = 워드마크·심볼 포일)</w:t>
+      </w:r>
+    </w:p>
+    <w:p>
+      <w:pPr>
+        <w:pStyle w:val="ListParagraph"/>
+        <w:numPr>
+          <w:ilvl w:val="0"/>
+          <w:numId w:val="2"/>
+        </w:numPr>
+        <w:spacing w:after="40"/>
+      </w:pPr>
+      <w:r>
+        <w:rPr>
+          <w:rFonts w:ascii="Malgun Gothic" w:cs="Malgun Gothic" w:eastAsia="Malgun Gothic" w:hAnsi="Malgun Gothic"/>
+        </w:rPr>
+        <w:t xml:space="preserve">형압 없음</w:t>
+      </w:r>
+    </w:p>
+    <w:p>
+      <w:pPr>
+        <w:pStyle w:val="ListParagraph"/>
+        <w:numPr>
+          <w:ilvl w:val="0"/>
+          <w:numId w:val="2"/>
+        </w:numPr>
+        <w:spacing w:after="40"/>
+      </w:pPr>
+      <w:r>
+        <w:rPr>
+          <w:rFonts w:ascii="Malgun Gothic" w:cs="Malgun Gothic" w:eastAsia="Malgun Gothic" w:hAnsi="Malgun Gothic"/>
+        </w:rPr>
+        <w:t xml:space="preserve">단상자 우측면 USP(RoC 구조), 후면·바닥·칼선·수출 표시 기준 (아래 부록)</w:t>
+      </w:r>
+    </w:p>
+    <w:p>
+      <w:pPr>
+        <w:pStyle w:val="ListParagraph"/>
+        <w:numPr>
+          <w:ilvl w:val="0"/>
+          <w:numId w:val="2"/>
+        </w:numPr>
+        <w:spacing w:after="40"/>
+      </w:pPr>
+      <w:r>
+        <w:rPr>
+          <w:rFonts w:ascii="Malgun Gothic" w:cs="Malgun Gothic" w:eastAsia="Malgun Gothic" w:hAnsi="Malgun Gothic"/>
+        </w:rPr>
+        <w:t xml:space="preserve">SNS·매대 가시성 필터와 폰 촬영 승인 절차</w:t>
+      </w:r>
+    </w:p>
+    <w:p>
+      <w:pPr>
+        <w:pStyle w:val="ListParagraph"/>
+        <w:numPr>
+          <w:ilvl w:val="0"/>
+          <w:numId w:val="2"/>
+        </w:numPr>
+        <w:spacing w:after="40"/>
+      </w:pPr>
+      <w:r>
+        <w:rPr>
+          <w:rFonts w:ascii="Malgun Gothic" w:cs="Malgun Gothic" w:eastAsia="Malgun Gothic" w:hAnsi="Malgun Gothic"/>
+        </w:rPr>
         <w:t xml:space="preserve">레드 라인 확장</w:t>
       </w:r>
     </w:p>
@@ -6463,6 +7734,54 @@
           <w:szCs w:val="28"/>
         </w:rPr>
         <w:t xml:space="preserve">11. 오너 결정 필요</w:t>
+      </w:r>
+    </w:p>
+    <w:p>
+      <w:pPr>
+        <w:pStyle w:val="ListParagraph"/>
+        <w:numPr>
+          <w:ilvl w:val="0"/>
+          <w:numId w:val="2"/>
+        </w:numPr>
+        <w:spacing w:after="40"/>
+      </w:pPr>
+      <w:r>
+        <w:rPr>
+          <w:rFonts w:ascii="Malgun Gothic" w:cs="Malgun Gothic" w:eastAsia="Malgun Gothic" w:hAnsi="Malgun Gothic"/>
+        </w:rPr>
+        <w:t xml:space="preserve">유리 용기(자·앰플·세럼)도 프로스트 에칭 무광으로 갈지</w:t>
+      </w:r>
+    </w:p>
+    <w:p>
+      <w:pPr>
+        <w:pStyle w:val="ListParagraph"/>
+        <w:numPr>
+          <w:ilvl w:val="0"/>
+          <w:numId w:val="2"/>
+        </w:numPr>
+        <w:spacing w:after="40"/>
+      </w:pPr>
+      <w:r>
+        <w:rPr>
+          <w:rFonts w:ascii="Malgun Gothic" w:cs="Malgun Gothic" w:eastAsia="Malgun Gothic" w:hAnsi="Malgun Gothic"/>
+        </w:rPr>
+        <w:t xml:space="preserve">바닥 코딩 방식: 레이저 vs 라벨</w:t>
+      </w:r>
+    </w:p>
+    <w:p>
+      <w:pPr>
+        <w:pStyle w:val="ListParagraph"/>
+        <w:numPr>
+          <w:ilvl w:val="0"/>
+          <w:numId w:val="2"/>
+        </w:numPr>
+        <w:spacing w:after="40"/>
+      </w:pPr>
+      <w:r>
+        <w:rPr>
+          <w:rFonts w:ascii="Malgun Gothic" w:cs="Malgun Gothic" w:eastAsia="Malgun Gothic" w:hAnsi="Malgun Gothic"/>
+        </w:rPr>
+        <w:t xml:space="preserve">실제 용기 도면(치수) 전달 → 칼선 확정</w:t>
       </w:r>
     </w:p>
     <w:p>

--- a/turnova-design-guide-v5.docx
+++ b/turnova-design-guide-v5.docx
@@ -15,7 +15,7 @@
           <w:sz w:val="34"/>
           <w:szCs w:val="34"/>
         </w:rPr>
-        <w:t xml:space="preserve">TURNOVA 디자인 가이드 v5.6 — Augustinus Bader 벤치마크</w:t>
+        <w:t xml:space="preserve">TURNOVA 디자인 가이드 v5.7 — Augustinus Bader 벤치마크</w:t>
       </w:r>
     </w:p>
     <w:p>
@@ -29,7 +29,7 @@
           <w:sz w:val="18"/>
           <w:szCs w:val="18"/>
         </w:rPr>
-        <w:t xml:space="preserve">디자인·마케팅팀 정리 · 2026년 10월 4일 (v5.6: 배경 ∞ 패턴 폐기) · @Jin · v4까지의 "AB 거리두기" 방향을 폐기하고 다시 잡음</w:t>
+        <w:t xml:space="preserve">디자인·마케팅팀 정리 · 2026년 10월 4일 (v5.7: 마스터 시안 고정, 용기 전부 무광 라미, 심볼 12%, 플립 단상자) · @Jin · v4까지의 "AB 거리두기" 방향을 폐기하고 다시 잡음</w:t>
       </w:r>
     </w:p>
     <w:p>
@@ -1173,7 +1173,472 @@
           </w:p>
         </w:tc>
       </w:tr>
+      <w:tr>
+        <w:trPr>
+          <w:tblHeader w:val="false"/>
+        </w:trPr>
+        <w:tc>
+          <w:tcPr>
+            <w:tcW w:type="dxa" w:w="963"/>
+            <w:tcBorders>
+              <w:top w:val="single" w:color="C8CCD8" w:sz="4"/>
+              <w:left w:val="single" w:color="C8CCD8" w:sz="4"/>
+              <w:bottom w:val="single" w:color="C8CCD8" w:sz="4"/>
+              <w:right w:val="single" w:color="C8CCD8" w:sz="4"/>
+            </w:tcBorders>
+            <w:tcMar>
+              <w:top w:type="dxa" w:w="60"/>
+              <w:left w:type="dxa" w:w="100"/>
+              <w:bottom w:type="dxa" w:w="60"/>
+              <w:right w:type="dxa" w:w="100"/>
+            </w:tcMar>
+          </w:tcPr>
+          <w:p>
+            <w:r>
+              <w:rPr>
+                <w:rFonts w:ascii="Malgun Gothic" w:cs="Malgun Gothic" w:eastAsia="Malgun Gothic" w:hAnsi="Malgun Gothic"/>
+                <w:b/>
+                <w:bCs/>
+                <w:sz w:val="19"/>
+                <w:szCs w:val="19"/>
+              </w:rPr>
+              <w:t xml:space="preserve">10/4</w:t>
+            </w:r>
+          </w:p>
+        </w:tc>
+        <w:tc>
+          <w:tcPr>
+            <w:tcW w:type="dxa" w:w="4337"/>
+            <w:tcBorders>
+              <w:top w:val="single" w:color="C8CCD8" w:sz="4"/>
+              <w:left w:val="single" w:color="C8CCD8" w:sz="4"/>
+              <w:bottom w:val="single" w:color="C8CCD8" w:sz="4"/>
+              <w:right w:val="single" w:color="C8CCD8" w:sz="4"/>
+            </w:tcBorders>
+            <w:tcMar>
+              <w:top w:type="dxa" w:w="60"/>
+              <w:left w:type="dxa" w:w="100"/>
+              <w:bottom w:type="dxa" w:w="60"/>
+              <w:right w:type="dxa" w:w="100"/>
+            </w:tcMar>
+          </w:tcPr>
+          <w:p>
+            <w:r>
+              <w:rPr>
+                <w:rFonts w:ascii="Malgun Gothic" w:cs="Malgun Gothic" w:eastAsia="Malgun Gothic" w:hAnsi="Malgun Gothic"/>
+                <w:b w:val="false"/>
+                <w:bCs w:val="false"/>
+                <w:sz w:val="19"/>
+                <w:szCs w:val="19"/>
+              </w:rPr>
+              <w:t xml:space="preserve">이 튜브 시안 기준으로 스타일·카피 고정</w:t>
+            </w:r>
+          </w:p>
+        </w:tc>
+        <w:tc>
+          <w:tcPr>
+            <w:tcW w:type="dxa" w:w="4338"/>
+            <w:tcBorders>
+              <w:top w:val="single" w:color="C8CCD8" w:sz="4"/>
+              <w:left w:val="single" w:color="C8CCD8" w:sz="4"/>
+              <w:bottom w:val="single" w:color="C8CCD8" w:sz="4"/>
+              <w:right w:val="single" w:color="C8CCD8" w:sz="4"/>
+            </w:tcBorders>
+            <w:tcMar>
+              <w:top w:type="dxa" w:w="60"/>
+              <w:left w:type="dxa" w:w="100"/>
+              <w:bottom w:type="dxa" w:w="60"/>
+              <w:right w:type="dxa" w:w="100"/>
+            </w:tcMar>
+          </w:tcPr>
+          <w:p>
+            <w:r>
+              <w:rPr>
+                <w:rFonts w:ascii="Malgun Gothic" w:cs="Malgun Gothic" w:eastAsia="Malgun Gothic" w:hAnsi="Malgun Gothic"/>
+                <w:b w:val="false"/>
+                <w:bCs w:val="false"/>
+                <w:sz w:val="19"/>
+                <w:szCs w:val="19"/>
+              </w:rPr>
+              <w:t xml:space="preserve">★ 마스터 시안·카피 덱 신설</w:t>
+            </w:r>
+          </w:p>
+        </w:tc>
+      </w:tr>
+      <w:tr>
+        <w:trPr>
+          <w:tblHeader w:val="false"/>
+        </w:trPr>
+        <w:tc>
+          <w:tcPr>
+            <w:tcW w:type="dxa" w:w="963"/>
+            <w:tcBorders>
+              <w:top w:val="single" w:color="C8CCD8" w:sz="4"/>
+              <w:left w:val="single" w:color="C8CCD8" w:sz="4"/>
+              <w:bottom w:val="single" w:color="C8CCD8" w:sz="4"/>
+              <w:right w:val="single" w:color="C8CCD8" w:sz="4"/>
+            </w:tcBorders>
+            <w:tcMar>
+              <w:top w:type="dxa" w:w="60"/>
+              <w:left w:type="dxa" w:w="100"/>
+              <w:bottom w:type="dxa" w:w="60"/>
+              <w:right w:type="dxa" w:w="100"/>
+            </w:tcMar>
+          </w:tcPr>
+          <w:p>
+            <w:r>
+              <w:rPr>
+                <w:rFonts w:ascii="Malgun Gothic" w:cs="Malgun Gothic" w:eastAsia="Malgun Gothic" w:hAnsi="Malgun Gothic"/>
+                <w:b/>
+                <w:bCs/>
+                <w:sz w:val="19"/>
+                <w:szCs w:val="19"/>
+              </w:rPr>
+              <w:t xml:space="preserve">10/4</w:t>
+            </w:r>
+          </w:p>
+        </w:tc>
+        <w:tc>
+          <w:tcPr>
+            <w:tcW w:type="dxa" w:w="4337"/>
+            <w:tcBorders>
+              <w:top w:val="single" w:color="C8CCD8" w:sz="4"/>
+              <w:left w:val="single" w:color="C8CCD8" w:sz="4"/>
+              <w:bottom w:val="single" w:color="C8CCD8" w:sz="4"/>
+              <w:right w:val="single" w:color="C8CCD8" w:sz="4"/>
+            </w:tcBorders>
+            <w:tcMar>
+              <w:top w:type="dxa" w:w="60"/>
+              <w:left w:type="dxa" w:w="100"/>
+              <w:bottom w:type="dxa" w:w="60"/>
+              <w:right w:type="dxa" w:w="100"/>
+            </w:tcMar>
+          </w:tcPr>
+          <w:p>
+            <w:r>
+              <w:rPr>
+                <w:rFonts w:ascii="Malgun Gothic" w:cs="Malgun Gothic" w:eastAsia="Malgun Gothic" w:hAnsi="Malgun Gothic"/>
+                <w:b w:val="false"/>
+                <w:bCs w:val="false"/>
+                <w:sz w:val="19"/>
+                <w:szCs w:val="19"/>
+              </w:rPr>
+              <w:t xml:space="preserve">용기 전부 무광 라미, 로고 유광</w:t>
+            </w:r>
+          </w:p>
+        </w:tc>
+        <w:tc>
+          <w:tcPr>
+            <w:tcW w:type="dxa" w:w="4338"/>
+            <w:tcBorders>
+              <w:top w:val="single" w:color="C8CCD8" w:sz="4"/>
+              <w:left w:val="single" w:color="C8CCD8" w:sz="4"/>
+              <w:bottom w:val="single" w:color="C8CCD8" w:sz="4"/>
+              <w:right w:val="single" w:color="C8CCD8" w:sz="4"/>
+            </w:tcBorders>
+            <w:tcMar>
+              <w:top w:type="dxa" w:w="60"/>
+              <w:left w:type="dxa" w:w="100"/>
+              <w:bottom w:type="dxa" w:w="60"/>
+              <w:right w:type="dxa" w:w="100"/>
+            </w:tcMar>
+          </w:tcPr>
+          <w:p>
+            <w:r>
+              <w:rPr>
+                <w:rFonts w:ascii="Malgun Gothic" w:cs="Malgun Gothic" w:eastAsia="Malgun Gothic" w:hAnsi="Malgun Gothic"/>
+                <w:b w:val="false"/>
+                <w:bCs w:val="false"/>
+                <w:sz w:val="19"/>
+                <w:szCs w:val="19"/>
+              </w:rPr>
+              <w:t xml:space="preserve">4장 용기 바디 → 전 SKU 무광 라미, 프로스트 유리 폐기</w:t>
+            </w:r>
+          </w:p>
+        </w:tc>
+      </w:tr>
+      <w:tr>
+        <w:trPr>
+          <w:tblHeader w:val="false"/>
+        </w:trPr>
+        <w:tc>
+          <w:tcPr>
+            <w:tcW w:type="dxa" w:w="963"/>
+            <w:tcBorders>
+              <w:top w:val="single" w:color="C8CCD8" w:sz="4"/>
+              <w:left w:val="single" w:color="C8CCD8" w:sz="4"/>
+              <w:bottom w:val="single" w:color="C8CCD8" w:sz="4"/>
+              <w:right w:val="single" w:color="C8CCD8" w:sz="4"/>
+            </w:tcBorders>
+            <w:tcMar>
+              <w:top w:type="dxa" w:w="60"/>
+              <w:left w:type="dxa" w:w="100"/>
+              <w:bottom w:type="dxa" w:w="60"/>
+              <w:right w:type="dxa" w:w="100"/>
+            </w:tcMar>
+          </w:tcPr>
+          <w:p>
+            <w:r>
+              <w:rPr>
+                <w:rFonts w:ascii="Malgun Gothic" w:cs="Malgun Gothic" w:eastAsia="Malgun Gothic" w:hAnsi="Malgun Gothic"/>
+                <w:b/>
+                <w:bCs/>
+                <w:sz w:val="19"/>
+                <w:szCs w:val="19"/>
+              </w:rPr>
+              <w:t xml:space="preserve">10/4</w:t>
+            </w:r>
+          </w:p>
+        </w:tc>
+        <w:tc>
+          <w:tcPr>
+            <w:tcW w:type="dxa" w:w="4337"/>
+            <w:tcBorders>
+              <w:top w:val="single" w:color="C8CCD8" w:sz="4"/>
+              <w:left w:val="single" w:color="C8CCD8" w:sz="4"/>
+              <w:bottom w:val="single" w:color="C8CCD8" w:sz="4"/>
+              <w:right w:val="single" w:color="C8CCD8" w:sz="4"/>
+            </w:tcBorders>
+            <w:tcMar>
+              <w:top w:type="dxa" w:w="60"/>
+              <w:left w:type="dxa" w:w="100"/>
+              <w:bottom w:type="dxa" w:w="60"/>
+              <w:right w:type="dxa" w:w="100"/>
+            </w:tcMar>
+          </w:tcPr>
+          <w:p>
+            <w:r>
+              <w:rPr>
+                <w:rFonts w:ascii="Malgun Gothic" w:cs="Malgun Gothic" w:eastAsia="Malgun Gothic" w:hAnsi="Malgun Gothic"/>
+                <w:b w:val="false"/>
+                <w:bCs w:val="false"/>
+                <w:sz w:val="19"/>
+                <w:szCs w:val="19"/>
+              </w:rPr>
+              <w:t xml:space="preserve">심볼 너무 큼</w:t>
+            </w:r>
+          </w:p>
+        </w:tc>
+        <w:tc>
+          <w:tcPr>
+            <w:tcW w:type="dxa" w:w="4338"/>
+            <w:tcBorders>
+              <w:top w:val="single" w:color="C8CCD8" w:sz="4"/>
+              <w:left w:val="single" w:color="C8CCD8" w:sz="4"/>
+              <w:bottom w:val="single" w:color="C8CCD8" w:sz="4"/>
+              <w:right w:val="single" w:color="C8CCD8" w:sz="4"/>
+            </w:tcBorders>
+            <w:tcMar>
+              <w:top w:type="dxa" w:w="60"/>
+              <w:left w:type="dxa" w:w="100"/>
+              <w:bottom w:type="dxa" w:w="60"/>
+              <w:right w:type="dxa" w:w="100"/>
+            </w:tcMar>
+          </w:tcPr>
+          <w:p>
+            <w:r>
+              <w:rPr>
+                <w:rFonts w:ascii="Malgun Gothic" w:cs="Malgun Gothic" w:eastAsia="Malgun Gothic" w:hAnsi="Malgun Gothic"/>
+                <w:b w:val="false"/>
+                <w:bCs w:val="false"/>
+                <w:sz w:val="19"/>
+                <w:szCs w:val="19"/>
+              </w:rPr>
+              <w:t xml:space="preserve">8장 심볼 18% → 12%</w:t>
+            </w:r>
+          </w:p>
+        </w:tc>
+      </w:tr>
+      <w:tr>
+        <w:trPr>
+          <w:tblHeader w:val="false"/>
+        </w:trPr>
+        <w:tc>
+          <w:tcPr>
+            <w:tcW w:type="dxa" w:w="963"/>
+            <w:tcBorders>
+              <w:top w:val="single" w:color="C8CCD8" w:sz="4"/>
+              <w:left w:val="single" w:color="C8CCD8" w:sz="4"/>
+              <w:bottom w:val="single" w:color="C8CCD8" w:sz="4"/>
+              <w:right w:val="single" w:color="C8CCD8" w:sz="4"/>
+            </w:tcBorders>
+            <w:tcMar>
+              <w:top w:type="dxa" w:w="60"/>
+              <w:left w:type="dxa" w:w="100"/>
+              <w:bottom w:type="dxa" w:w="60"/>
+              <w:right w:type="dxa" w:w="100"/>
+            </w:tcMar>
+          </w:tcPr>
+          <w:p>
+            <w:r>
+              <w:rPr>
+                <w:rFonts w:ascii="Malgun Gothic" w:cs="Malgun Gothic" w:eastAsia="Malgun Gothic" w:hAnsi="Malgun Gothic"/>
+                <w:b/>
+                <w:bCs/>
+                <w:sz w:val="19"/>
+                <w:szCs w:val="19"/>
+              </w:rPr>
+              <w:t xml:space="preserve">10/4</w:t>
+            </w:r>
+          </w:p>
+        </w:tc>
+        <w:tc>
+          <w:tcPr>
+            <w:tcW w:type="dxa" w:w="4337"/>
+            <w:tcBorders>
+              <w:top w:val="single" w:color="C8CCD8" w:sz="4"/>
+              <w:left w:val="single" w:color="C8CCD8" w:sz="4"/>
+              <w:bottom w:val="single" w:color="C8CCD8" w:sz="4"/>
+              <w:right w:val="single" w:color="C8CCD8" w:sz="4"/>
+            </w:tcBorders>
+            <w:tcMar>
+              <w:top w:type="dxa" w:w="60"/>
+              <w:left w:type="dxa" w:w="100"/>
+              <w:bottom w:type="dxa" w:w="60"/>
+              <w:right w:type="dxa" w:w="100"/>
+            </w:tcMar>
+          </w:tcPr>
+          <w:p>
+            <w:r>
+              <w:rPr>
+                <w:rFonts w:ascii="Malgun Gothic" w:cs="Malgun Gothic" w:eastAsia="Malgun Gothic" w:hAnsi="Malgun Gothic"/>
+                <w:b w:val="false"/>
+                <w:bCs w:val="false"/>
+                <w:sz w:val="19"/>
+                <w:szCs w:val="19"/>
+              </w:rPr>
+              <w:t xml:space="preserve">샬롯 틸버리처럼 열리는 단상자 칼선</w:t>
+            </w:r>
+          </w:p>
+        </w:tc>
+        <w:tc>
+          <w:tcPr>
+            <w:tcW w:type="dxa" w:w="4338"/>
+            <w:tcBorders>
+              <w:top w:val="single" w:color="C8CCD8" w:sz="4"/>
+              <w:left w:val="single" w:color="C8CCD8" w:sz="4"/>
+              <w:bottom w:val="single" w:color="C8CCD8" w:sz="4"/>
+              <w:right w:val="single" w:color="C8CCD8" w:sz="4"/>
+            </w:tcBorders>
+            <w:tcMar>
+              <w:top w:type="dxa" w:w="60"/>
+              <w:left w:type="dxa" w:w="100"/>
+              <w:bottom w:type="dxa" w:w="60"/>
+              <w:right w:type="dxa" w:w="100"/>
+            </w:tcMar>
+          </w:tcPr>
+          <w:p>
+            <w:r>
+              <w:rPr>
+                <w:rFonts w:ascii="Malgun Gothic" w:cs="Malgun Gothic" w:eastAsia="Malgun Gothic" w:hAnsi="Malgun Gothic"/>
+                <w:b w:val="false"/>
+                <w:bCs w:val="false"/>
+                <w:sz w:val="19"/>
+                <w:szCs w:val="19"/>
+              </w:rPr>
+              <w:t xml:space="preserve">9-5 플립 구조 + turnova-flip-dieline 5종</w:t>
+            </w:r>
+          </w:p>
+        </w:tc>
+      </w:tr>
     </w:tbl>
+    <w:p>
+      <w:pPr>
+        <w:pStyle w:val="Heading1"/>
+        <w:spacing w:after="120" w:before="280"/>
+      </w:pPr>
+      <w:r>
+        <w:rPr>
+          <w:rFonts w:ascii="Malgun Gothic" w:cs="Malgun Gothic" w:eastAsia="Malgun Gothic" w:hAnsi="Malgun Gothic"/>
+          <w:b/>
+          <w:bCs/>
+          <w:color w:val="1E22AA"/>
+          <w:sz w:val="28"/>
+          <w:szCs w:val="28"/>
+        </w:rPr>
+        <w:t xml:space="preserve">★ 마스터 시안·카피 덱 (고정)</w:t>
+      </w:r>
+    </w:p>
+    <w:p>
+      <w:pPr>
+        <w:pStyle w:val="ListParagraph"/>
+        <w:numPr>
+          <w:ilvl w:val="0"/>
+          <w:numId w:val="2"/>
+        </w:numPr>
+        <w:spacing w:after="40"/>
+      </w:pPr>
+      <w:r>
+        <w:rPr>
+          <w:rFonts w:ascii="Malgun Gothic" w:cs="Malgun Gothic" w:eastAsia="Malgun Gothic" w:hAnsi="Malgun Gothic"/>
+        </w:rPr>
+        <w:t xml:space="preserve">마스터 시안 (오너 지정 10/4): turnova-brand-assets/turnova-master-tube.png (80 mL 튜브 흰 배경) — 스타일·카피·위계의 유일한 기준</w:t>
+      </w:r>
+    </w:p>
+    <w:p>
+      <w:pPr>
+        <w:pStyle w:val="ListParagraph"/>
+        <w:numPr>
+          <w:ilvl w:val="0"/>
+          <w:numId w:val="2"/>
+        </w:numPr>
+        <w:spacing w:after="40"/>
+      </w:pPr>
+      <w:r>
+        <w:rPr>
+          <w:rFonts w:ascii="Malgun Gothic" w:cs="Malgun Gothic" w:eastAsia="Malgun Gothic" w:hAnsi="Malgun Gothic"/>
+        </w:rPr>
+        <w:t xml:space="preserve">적용 수정: 배경 패턴 제거, 심볼 12%. 수정 반영본: turnova-mockups/v9/v9_1_tube_master.png</w:t>
+      </w:r>
+    </w:p>
+    <w:p>
+      <w:pPr>
+        <w:pStyle w:val="ListParagraph"/>
+        <w:numPr>
+          <w:ilvl w:val="0"/>
+          <w:numId w:val="2"/>
+        </w:numPr>
+        <w:spacing w:after="40"/>
+      </w:pPr>
+      <w:r>
+        <w:rPr>
+          <w:rFonts w:ascii="Malgun Gothic" w:cs="Malgun Gothic" w:eastAsia="Malgun Gothic" w:hAnsi="Malgun Gothic"/>
+        </w:rPr>
+        <w:t xml:space="preserve">모든 시안은 마스터 이미지를 레퍼런스(1번)로 넣어 편집 생성. 새로 해석해서 스타일·카피가 바뀌면 반려</w:t>
+      </w:r>
+    </w:p>
+    <w:p>
+      <w:pPr>
+        <w:pStyle w:val="ListParagraph"/>
+        <w:numPr>
+          <w:ilvl w:val="0"/>
+          <w:numId w:val="2"/>
+        </w:numPr>
+        <w:spacing w:after="40"/>
+      </w:pPr>
+      <w:r>
+        <w:rPr>
+          <w:rFonts w:ascii="Malgun Gothic" w:cs="Malgun Gothic" w:eastAsia="Malgun Gothic" w:hAnsi="Malgun Gothic"/>
+        </w:rPr>
+        <w:t xml:space="preserve">카피 덱(정면, 고정): TURNOVA / [8잎 심볼] / THE PEELING BALM CREAM / TRX-8™ / OVERNIGHT RESURFACING · SMOOTHER-LOOKING SKIN / 80 mL / 2.7 fl oz</w:t>
+      </w:r>
+    </w:p>
+    <w:p>
+      <w:pPr>
+        <w:pStyle w:val="ListParagraph"/>
+        <w:numPr>
+          <w:ilvl w:val="0"/>
+          <w:numId w:val="2"/>
+        </w:numPr>
+        <w:spacing w:after="40"/>
+      </w:pPr>
+      <w:r>
+        <w:rPr>
+          <w:rFonts w:ascii="Malgun Gothic" w:cs="Malgun Gothic" w:eastAsia="Malgun Gothic" w:hAnsi="Malgun Gothic"/>
+        </w:rPr>
+        <w:t xml:space="preserve">카피 덱(타 SKU 가칭): THE CREAM · THE AMPOULE · THE SERUM · TRIAL · 3 mL — 같은 위계·서체</w:t>
+      </w:r>
+    </w:p>
     <w:p>
       <w:pPr>
         <w:pStyle w:val="Heading1"/>
@@ -3078,7 +3543,7 @@
                 <w:sz w:val="19"/>
                 <w:szCs w:val="19"/>
               </w:rPr>
-              <w:t xml:space="preserve">용기 바디</w:t>
+              <w:t xml:space="preserve">용기 바디 (전 SKU)</w:t>
             </w:r>
           </w:p>
         </w:tc>
@@ -3107,7 +3572,7 @@
                 <w:sz w:val="19"/>
                 <w:szCs w:val="19"/>
               </w:rPr>
-              <w:t xml:space="preserve">튜브: 무광 라미네이트 튜브(무광 외면) / 유리 자·앰플·세럼: 프로스트 에칭(산 에칭·샌드블라스트)으로 무광</w:t>
+              <w:t xml:space="preserve">무광 라미네이팅 — 오너 확정 (10/4). 튜브=무광 라미네이트 튜브, 자·앰플·세럼=무광 라미 동등 마감(무광 소프트 코팅/무광 필름 슬리브, 업체 확인)</w:t>
             </w:r>
           </w:p>
         </w:tc>
@@ -3136,7 +3601,7 @@
                 <w:sz w:val="19"/>
                 <w:szCs w:val="19"/>
               </w:rPr>
-              <w:t xml:space="preserve">"제품에 무광 라미 + 에칭" 오너 지시를 용기에도 적용한 해석 — 확인 필요</w:t>
+              <w:t xml:space="preserve">로고(워드마크·심볼)만 유광 코퍼 포일/핫스탬핑. 프로스트 유리안 폐기</w:t>
             </w:r>
           </w:p>
         </w:tc>
@@ -3814,7 +4279,7 @@
         <w:rPr>
           <w:rFonts w:ascii="Malgun Gothic" w:cs="Malgun Gothic" w:eastAsia="Malgun Gothic" w:hAnsi="Malgun Gothic"/>
         </w:rPr>
-        <w:t xml:space="preserve">배치: 워드마크 아래, 제품명 위, 패널 폭 약 18%. 3 mL 튜브는 심볼 생략, 15 mL 자는 뚜껑 윗면에만(지름 14 mm 이상)</w:t>
+        <w:t xml:space="preserve">배치: 워드마크 아래, 제품명 위, 패널 폭 약 12%. 3 mL 튜브는 심볼 생략, 15 mL 자는 뚜껑 윗면에만</w:t>
       </w:r>
     </w:p>
     <w:p>
@@ -4749,7 +5214,7 @@
                 <w:sz w:val="19"/>
                 <w:szCs w:val="19"/>
               </w:rPr>
-              <w:t xml:space="preserve">패널 폭 약 18% (15% 미만은 매대·SNS에서 형태 붕괴). 워드마크↔심볼 간격 = 심볼↔제품명 간격, 광학 중심 1~2% 위</w:t>
+              <w:t xml:space="preserve">패널 폭 약 12% (워드마크 폭의 약 1/5) — 오너 확정(10/4, 18%→12%). 선 굵기는 크기별 마스터로 보정. 워드마크↔심볼 간격 = 심볼↔제품명 간격</w:t>
             </w:r>
           </w:p>
         </w:tc>
@@ -7454,119 +7919,119 @@
           <w:sz w:val="28"/>
           <w:szCs w:val="28"/>
         </w:rPr>
-        <w:t xml:space="preserve">9-4. 마감 공정·칼선</w:t>
-      </w:r>
-    </w:p>
-    <w:p>
-      <w:pPr>
-        <w:pStyle w:val="ListParagraph"/>
-        <w:numPr>
-          <w:ilvl w:val="0"/>
-          <w:numId w:val="2"/>
-        </w:numPr>
-        <w:spacing w:after="40"/>
-      </w:pPr>
-      <w:r>
-        <w:rPr>
-          <w:rFonts w:ascii="Malgun Gothic" w:cs="Malgun Gothic" w:eastAsia="Malgun Gothic" w:hAnsi="Malgun Gothic"/>
-        </w:rPr>
-        <w:t xml:space="preserve">공정 순서(단상자): 인쇄 → 무광 라미네이팅 → 에칭 UV → 코퍼 핫포일 → 톰슨(칼선) → 접착 (업체 확인)</w:t>
-      </w:r>
-    </w:p>
-    <w:p>
-      <w:pPr>
-        <w:pStyle w:val="ListParagraph"/>
-        <w:numPr>
-          <w:ilvl w:val="0"/>
-          <w:numId w:val="2"/>
-        </w:numPr>
-        <w:spacing w:after="40"/>
-      </w:pPr>
-      <w:r>
-        <w:rPr>
-          <w:rFonts w:ascii="Malgun Gothic" w:cs="Malgun Gothic" w:eastAsia="Malgun Gothic" w:hAnsi="Malgun Gothic"/>
-        </w:rPr>
-        <w:t xml:space="preserve">무광 라미 필름은 UV·포일 적성 있는 등급으로 지정 (에칭 UV 밀착, 포일 밀착 테스트)</w:t>
-      </w:r>
-    </w:p>
-    <w:p>
-      <w:pPr>
-        <w:pStyle w:val="ListParagraph"/>
-        <w:numPr>
-          <w:ilvl w:val="0"/>
-          <w:numId w:val="2"/>
-        </w:numPr>
-        <w:spacing w:after="40"/>
-      </w:pPr>
-      <w:r>
-        <w:rPr>
-          <w:rFonts w:ascii="Malgun Gothic" w:cs="Malgun Gothic" w:eastAsia="Malgun Gothic" w:hAnsi="Malgun Gothic"/>
-        </w:rPr>
-        <w:t xml:space="preserve">접착날개: 라미는 부분 제거가 어려움 → 라미 전용 접착제 또는 접착부 표면 처리 (업체 확인), 에칭·잉크는 녹아웃</w:t>
-      </w:r>
-    </w:p>
-    <w:p>
-      <w:pPr>
-        <w:pStyle w:val="ListParagraph"/>
-        <w:numPr>
-          <w:ilvl w:val="0"/>
-          <w:numId w:val="2"/>
-        </w:numPr>
-        <w:spacing w:after="40"/>
-      </w:pPr>
-      <w:r>
-        <w:rPr>
-          <w:rFonts w:ascii="Malgun Gothic" w:cs="Malgun Gothic" w:eastAsia="Malgun Gothic" w:hAnsi="Malgun Gothic"/>
-        </w:rPr>
-        <w:t xml:space="preserve">바닥 코딩창: 라미 위 잉크젯은 밀착 불량 → 레이저 코딩 또는 라벨 방식으로 확정 필요</w:t>
-      </w:r>
-    </w:p>
-    <w:p>
-      <w:pPr>
-        <w:pStyle w:val="ListParagraph"/>
-        <w:numPr>
-          <w:ilvl w:val="0"/>
-          <w:numId w:val="2"/>
-        </w:numPr>
-        <w:spacing w:after="40"/>
-      </w:pPr>
-      <w:r>
-        <w:rPr>
-          <w:rFonts w:ascii="Malgun Gothic" w:cs="Malgun Gothic" w:eastAsia="Malgun Gothic" w:hAnsi="Malgun Gothic"/>
-        </w:rPr>
-        <w:t xml:space="preserve">스티커 존: 라미 위 스티커 부착은 양호 → 에칭만 제외</w:t>
-      </w:r>
-    </w:p>
-    <w:p>
-      <w:pPr>
-        <w:pStyle w:val="ListParagraph"/>
-        <w:numPr>
-          <w:ilvl w:val="0"/>
-          <w:numId w:val="2"/>
-        </w:numPr>
-        <w:spacing w:after="40"/>
-      </w:pPr>
-      <w:r>
-        <w:rPr>
-          <w:rFonts w:ascii="Malgun Gothic" w:cs="Malgun Gothic" w:eastAsia="Malgun Gothic" w:hAnsi="Malgun Gothic"/>
-        </w:rPr>
-        <w:t xml:space="preserve">재활용: 플라스틱 필름 라미는 종이 재활용 등급에 불리할 수 있음 → 등급 표시 영향 RA 확인</w:t>
-      </w:r>
-    </w:p>
-    <w:p>
-      <w:pPr>
-        <w:pStyle w:val="ListParagraph"/>
-        <w:numPr>
-          <w:ilvl w:val="0"/>
-          <w:numId w:val="2"/>
-        </w:numPr>
-        <w:spacing w:after="40"/>
-      </w:pPr>
-      <w:r>
-        <w:rPr>
-          <w:rFonts w:ascii="Malgun Gothic" w:cs="Malgun Gothic" w:eastAsia="Malgun Gothic" w:hAnsi="Malgun Gothic"/>
-        </w:rPr>
-        <w:t xml:space="preserve">칼선 도면: turnova-dielines/ (SKU 5종, SVG·PDF 실척, 레이어: 칼선·괘선·도련·안전영역·포일·에칭·녹아웃). 치수는 가정값 → 용기 업체 도면 수령 후 make_dielines.py 수치만 수정해 재출력</w:t>
+        <w:t xml:space="preserve">9-5. 단상자 구조 — 플립(앞표지 개폐)형</w:t>
+      </w:r>
+    </w:p>
+    <w:p>
+      <w:pPr>
+        <w:pStyle w:val="ListParagraph"/>
+        <w:numPr>
+          <w:ilvl w:val="0"/>
+          <w:numId w:val="2"/>
+        </w:numPr>
+        <w:spacing w:after="40"/>
+      </w:pPr>
+      <w:r>
+        <w:rPr>
+          <w:rFonts w:ascii="Malgun Gothic" w:cs="Malgun Gothic" w:eastAsia="Malgun Gothic" w:hAnsi="Malgun Gothic"/>
+        </w:rPr>
+        <w:t xml:space="preserve">구조 (오너 지정 10/4, 샬롯 틸버리식): 앞표지가 책 표지처럼 열리는 플립 단상자</w:t>
+      </w:r>
+    </w:p>
+    <w:p>
+      <w:pPr>
+        <w:pStyle w:val="ListParagraph"/>
+        <w:numPr>
+          <w:ilvl w:val="0"/>
+          <w:numId w:val="2"/>
+        </w:numPr>
+        <w:spacing w:after="40"/>
+      </w:pPr>
+      <w:r>
+        <w:rPr>
+          <w:rFonts w:ascii="Malgun Gothic" w:cs="Malgun Gothic" w:eastAsia="Malgun Gothic" w:hAnsi="Malgun Gothic"/>
+        </w:rPr>
+        <w:t xml:space="preserve">닫힘: 앞표지 = 마스터 정면 배치 (워드마크·심볼·제품명·TRX-8™·효능·용량)</w:t>
+      </w:r>
+    </w:p>
+    <w:p>
+      <w:pPr>
+        <w:pStyle w:val="ListParagraph"/>
+        <w:numPr>
+          <w:ilvl w:val="0"/>
+          <w:numId w:val="2"/>
+        </w:numPr>
+        <w:spacing w:after="40"/>
+      </w:pPr>
+      <w:r>
+        <w:rPr>
+          <w:rFonts w:ascii="Malgun Gothic" w:cs="Malgun Gothic" w:eastAsia="Malgun Gothic" w:hAnsi="Malgun Gothic"/>
+        </w:rPr>
+        <w:t xml:space="preserve">열림: 안쪽 정면 = 헤드라인 % 클레임 + 비포/애프터 2컷 + 체크리스트(□ TEXTURE 등) + 시험 조건 각주(*)</w:t>
+      </w:r>
+    </w:p>
+    <w:p>
+      <w:pPr>
+        <w:pStyle w:val="ListParagraph"/>
+        <w:numPr>
+          <w:ilvl w:val="0"/>
+          <w:numId w:val="2"/>
+        </w:numPr>
+        <w:spacing w:after="40"/>
+      </w:pPr>
+      <w:r>
+        <w:rPr>
+          <w:rFonts w:ascii="Malgun Gothic" w:cs="Malgun Gothic" w:eastAsia="Malgun Gothic" w:hAnsi="Malgun Gothic"/>
+        </w:rPr>
+        <w:t xml:space="preserve">우측면 = % 클레임 3줄 + 비포/애프터 2컷 + 각주. 좌측면 = 성분 스토리 + 스티커 존. 후면 = 법정 표시·바코드·QR</w:t>
+      </w:r>
+    </w:p>
+    <w:p>
+      <w:pPr>
+        <w:pStyle w:val="ListParagraph"/>
+        <w:numPr>
+          <w:ilvl w:val="0"/>
+          <w:numId w:val="2"/>
+        </w:numPr>
+        <w:spacing w:after="40"/>
+      </w:pPr>
+      <w:r>
+        <w:rPr>
+          <w:rFonts w:ascii="Malgun Gothic" w:cs="Malgun Gothic" w:eastAsia="Malgun Gothic" w:hAnsi="Malgun Gothic"/>
+        </w:rPr>
+        <w:t xml:space="preserve">표지 안쪽면(선택, 양면 인쇄): 사용법 · 8 PM 리추얼</w:t>
+      </w:r>
+    </w:p>
+    <w:p>
+      <w:pPr>
+        <w:pStyle w:val="ListParagraph"/>
+        <w:numPr>
+          <w:ilvl w:val="0"/>
+          <w:numId w:val="2"/>
+        </w:numPr>
+        <w:spacing w:after="40"/>
+      </w:pPr>
+      <w:r>
+        <w:rPr>
+          <w:rFonts w:ascii="Malgun Gothic" w:cs="Malgun Gothic" w:eastAsia="Malgun Gothic" w:hAnsi="Malgun Gothic"/>
+        </w:rPr>
+        <w:t xml:space="preserve">칼선: turnova-dielines/turnova-flip-dieline-*.svg/pdf (펼침 순서 앞표지|좌측|후면|우측|안쪽 정면|접착), 앞표지 자유단 엄지 홈, 경첩 이중 괘선</w:t>
+      </w:r>
+    </w:p>
+    <w:p>
+      <w:pPr>
+        <w:pStyle w:val="ListParagraph"/>
+        <w:numPr>
+          <w:ilvl w:val="0"/>
+          <w:numId w:val="2"/>
+        </w:numPr>
+        <w:spacing w:after="40"/>
+      </w:pPr>
+      <w:r>
+        <w:rPr>
+          <w:rFonts w:ascii="Malgun Gothic" w:cs="Malgun Gothic" w:eastAsia="Malgun Gothic" w:hAnsi="Malgun Gothic"/>
+        </w:rPr>
+        <w:t xml:space="preserve">클레임 카피 스타일은 레퍼런스처럼 % 대문자 헤드라인 + 체크리스트지만, 수치·사진은 실증 전 전부 "00%" 자리표시 (가이드 9-1)</w:t>
       </w:r>
     </w:p>
     <w:p>
@@ -7583,6 +8048,135 @@
           <w:sz w:val="28"/>
           <w:szCs w:val="28"/>
         </w:rPr>
+        <w:t xml:space="preserve">9-4. 마감 공정·칼선</w:t>
+      </w:r>
+    </w:p>
+    <w:p>
+      <w:pPr>
+        <w:pStyle w:val="ListParagraph"/>
+        <w:numPr>
+          <w:ilvl w:val="0"/>
+          <w:numId w:val="2"/>
+        </w:numPr>
+        <w:spacing w:after="40"/>
+      </w:pPr>
+      <w:r>
+        <w:rPr>
+          <w:rFonts w:ascii="Malgun Gothic" w:cs="Malgun Gothic" w:eastAsia="Malgun Gothic" w:hAnsi="Malgun Gothic"/>
+        </w:rPr>
+        <w:t xml:space="preserve">공정 순서(단상자): 인쇄 → 무광 라미네이팅 → 에칭 UV → 코퍼 핫포일 → 톰슨(칼선) → 접착 (업체 확인)</w:t>
+      </w:r>
+    </w:p>
+    <w:p>
+      <w:pPr>
+        <w:pStyle w:val="ListParagraph"/>
+        <w:numPr>
+          <w:ilvl w:val="0"/>
+          <w:numId w:val="2"/>
+        </w:numPr>
+        <w:spacing w:after="40"/>
+      </w:pPr>
+      <w:r>
+        <w:rPr>
+          <w:rFonts w:ascii="Malgun Gothic" w:cs="Malgun Gothic" w:eastAsia="Malgun Gothic" w:hAnsi="Malgun Gothic"/>
+        </w:rPr>
+        <w:t xml:space="preserve">무광 라미 필름은 UV·포일 적성 있는 등급으로 지정 (에칭 UV 밀착, 포일 밀착 테스트)</w:t>
+      </w:r>
+    </w:p>
+    <w:p>
+      <w:pPr>
+        <w:pStyle w:val="ListParagraph"/>
+        <w:numPr>
+          <w:ilvl w:val="0"/>
+          <w:numId w:val="2"/>
+        </w:numPr>
+        <w:spacing w:after="40"/>
+      </w:pPr>
+      <w:r>
+        <w:rPr>
+          <w:rFonts w:ascii="Malgun Gothic" w:cs="Malgun Gothic" w:eastAsia="Malgun Gothic" w:hAnsi="Malgun Gothic"/>
+        </w:rPr>
+        <w:t xml:space="preserve">접착날개: 라미는 부분 제거가 어려움 → 라미 전용 접착제 또는 접착부 표면 처리 (업체 확인), 에칭·잉크는 녹아웃</w:t>
+      </w:r>
+    </w:p>
+    <w:p>
+      <w:pPr>
+        <w:pStyle w:val="ListParagraph"/>
+        <w:numPr>
+          <w:ilvl w:val="0"/>
+          <w:numId w:val="2"/>
+        </w:numPr>
+        <w:spacing w:after="40"/>
+      </w:pPr>
+      <w:r>
+        <w:rPr>
+          <w:rFonts w:ascii="Malgun Gothic" w:cs="Malgun Gothic" w:eastAsia="Malgun Gothic" w:hAnsi="Malgun Gothic"/>
+        </w:rPr>
+        <w:t xml:space="preserve">바닥 코딩창: 라미 위 잉크젯은 밀착 불량 → 레이저 코딩 또는 라벨 방식으로 확정 필요</w:t>
+      </w:r>
+    </w:p>
+    <w:p>
+      <w:pPr>
+        <w:pStyle w:val="ListParagraph"/>
+        <w:numPr>
+          <w:ilvl w:val="0"/>
+          <w:numId w:val="2"/>
+        </w:numPr>
+        <w:spacing w:after="40"/>
+      </w:pPr>
+      <w:r>
+        <w:rPr>
+          <w:rFonts w:ascii="Malgun Gothic" w:cs="Malgun Gothic" w:eastAsia="Malgun Gothic" w:hAnsi="Malgun Gothic"/>
+        </w:rPr>
+        <w:t xml:space="preserve">스티커 존: 라미 위 스티커 부착은 양호 → 에칭만 제외</w:t>
+      </w:r>
+    </w:p>
+    <w:p>
+      <w:pPr>
+        <w:pStyle w:val="ListParagraph"/>
+        <w:numPr>
+          <w:ilvl w:val="0"/>
+          <w:numId w:val="2"/>
+        </w:numPr>
+        <w:spacing w:after="40"/>
+      </w:pPr>
+      <w:r>
+        <w:rPr>
+          <w:rFonts w:ascii="Malgun Gothic" w:cs="Malgun Gothic" w:eastAsia="Malgun Gothic" w:hAnsi="Malgun Gothic"/>
+        </w:rPr>
+        <w:t xml:space="preserve">재활용: 플라스틱 필름 라미는 종이 재활용 등급에 불리할 수 있음 → 등급 표시 영향 RA 확인</w:t>
+      </w:r>
+    </w:p>
+    <w:p>
+      <w:pPr>
+        <w:pStyle w:val="ListParagraph"/>
+        <w:numPr>
+          <w:ilvl w:val="0"/>
+          <w:numId w:val="2"/>
+        </w:numPr>
+        <w:spacing w:after="40"/>
+      </w:pPr>
+      <w:r>
+        <w:rPr>
+          <w:rFonts w:ascii="Malgun Gothic" w:cs="Malgun Gothic" w:eastAsia="Malgun Gothic" w:hAnsi="Malgun Gothic"/>
+        </w:rPr>
+        <w:t xml:space="preserve">칼선 도면: turnova-dielines/ (SKU 5종, SVG·PDF 실척, 레이어: 칼선·괘선·도련·안전영역·포일·에칭·녹아웃). 치수는 가정값 → 용기 업체 도면 수령 후 make_dielines.py 수치만 수정해 재출력</w:t>
+      </w:r>
+    </w:p>
+    <w:p>
+      <w:pPr>
+        <w:pStyle w:val="Heading1"/>
+        <w:spacing w:after="120" w:before="280"/>
+      </w:pPr>
+      <w:r>
+        <w:rPr>
+          <w:rFonts w:ascii="Malgun Gothic" w:cs="Malgun Gothic" w:eastAsia="Malgun Gothic" w:hAnsi="Malgun Gothic"/>
+          <w:b/>
+          <w:bCs/>
+          <w:color w:val="1E22AA"/>
+          <w:sz w:val="28"/>
+          <w:szCs w:val="28"/>
+        </w:rPr>
         <w:t xml:space="preserve">10. v4에서 폐기하는 규칙</w:t>
       </w:r>
     </w:p>
@@ -7825,7 +8419,7 @@
         <w:rPr>
           <w:rFonts w:ascii="Malgun Gothic" w:cs="Malgun Gothic" w:eastAsia="Malgun Gothic" w:hAnsi="Malgun Gothic"/>
         </w:rPr>
-        <w:t xml:space="preserve">유리 용기(자·앰플·세럼)도 프로스트 에칭 무광으로 갈지</w:t>
+        <w:t xml:space="preserve">플립 표지 닫힘 방식: 마찰 / 투명 원형 씰 / 마이크로 자석</w:t>
       </w:r>
     </w:p>
     <w:p>

--- a/turnova-design-guide-v5.docx
+++ b/turnova-design-guide-v5.docx
@@ -15,7 +15,7 @@
           <w:sz w:val="34"/>
           <w:szCs w:val="34"/>
         </w:rPr>
-        <w:t xml:space="preserve">TURNOVA 디자인 가이드 v5.7 — Augustinus Bader 벤치마크</w:t>
+        <w:t xml:space="preserve">TURNOVA 디자인 가이드 v5.8 — Augustinus Bader 벤치마크</w:t>
       </w:r>
     </w:p>
     <w:p>
@@ -29,7 +29,7 @@
           <w:sz w:val="18"/>
           <w:szCs w:val="18"/>
         </w:rPr>
-        <w:t xml:space="preserve">디자인·마케팅팀 정리 · 2026년 10월 4일 (v5.7: 마스터 시안 고정, 용기 전부 무광 라미, 심볼 12%, 플립 단상자) · @Jin · v4까지의 "AB 거리두기" 방향을 폐기하고 다시 잡음</w:t>
+        <w:t xml:space="preserve">디자인·마케팅팀 정리 · 2026년 10월 4일 (v5.8: 용기 형태 레퍼런스 5종 추가) · @Jin · v4까지의 "AB 거리두기" 방향을 폐기하고 다시 잡음</w:t>
       </w:r>
     </w:p>
     <w:p>
@@ -1537,6 +1537,98 @@
                 <w:szCs w:val="19"/>
               </w:rPr>
               <w:t xml:space="preserve">9-5 플립 구조 + turnova-flip-dieline 5종</w:t>
+            </w:r>
+          </w:p>
+        </w:tc>
+      </w:tr>
+      <w:tr>
+        <w:trPr>
+          <w:tblHeader w:val="false"/>
+        </w:trPr>
+        <w:tc>
+          <w:tcPr>
+            <w:tcW w:type="dxa" w:w="963"/>
+            <w:tcBorders>
+              <w:top w:val="single" w:color="C8CCD8" w:sz="4"/>
+              <w:left w:val="single" w:color="C8CCD8" w:sz="4"/>
+              <w:bottom w:val="single" w:color="C8CCD8" w:sz="4"/>
+              <w:right w:val="single" w:color="C8CCD8" w:sz="4"/>
+            </w:tcBorders>
+            <w:tcMar>
+              <w:top w:type="dxa" w:w="60"/>
+              <w:left w:type="dxa" w:w="100"/>
+              <w:bottom w:type="dxa" w:w="60"/>
+              <w:right w:type="dxa" w:w="100"/>
+            </w:tcMar>
+          </w:tcPr>
+          <w:p>
+            <w:r>
+              <w:rPr>
+                <w:rFonts w:ascii="Malgun Gothic" w:cs="Malgun Gothic" w:eastAsia="Malgun Gothic" w:hAnsi="Malgun Gothic"/>
+                <w:b/>
+                <w:bCs/>
+                <w:sz w:val="19"/>
+                <w:szCs w:val="19"/>
+              </w:rPr>
+              <w:t xml:space="preserve">10/4</w:t>
+            </w:r>
+          </w:p>
+        </w:tc>
+        <w:tc>
+          <w:tcPr>
+            <w:tcW w:type="dxa" w:w="4337"/>
+            <w:tcBorders>
+              <w:top w:val="single" w:color="C8CCD8" w:sz="4"/>
+              <w:left w:val="single" w:color="C8CCD8" w:sz="4"/>
+              <w:bottom w:val="single" w:color="C8CCD8" w:sz="4"/>
+              <w:right w:val="single" w:color="C8CCD8" w:sz="4"/>
+            </w:tcBorders>
+            <w:tcMar>
+              <w:top w:type="dxa" w:w="60"/>
+              <w:left w:type="dxa" w:w="100"/>
+              <w:bottom w:type="dxa" w:w="60"/>
+              <w:right w:type="dxa" w:w="100"/>
+            </w:tcMar>
+          </w:tcPr>
+          <w:p>
+            <w:r>
+              <w:rPr>
+                <w:rFonts w:ascii="Malgun Gothic" w:cs="Malgun Gothic" w:eastAsia="Malgun Gothic" w:hAnsi="Malgun Gothic"/>
+                <w:b w:val="false"/>
+                <w:bCs w:val="false"/>
+                <w:sz w:val="19"/>
+                <w:szCs w:val="19"/>
+              </w:rPr>
+              <w:t xml:space="preserve">AB 슬림튜브·미스트병, RoC 자·스틱, 코퍼 미니튜브 세트 레퍼런스로 추가 시안</w:t>
+            </w:r>
+          </w:p>
+        </w:tc>
+        <w:tc>
+          <w:tcPr>
+            <w:tcW w:type="dxa" w:w="4338"/>
+            <w:tcBorders>
+              <w:top w:val="single" w:color="C8CCD8" w:sz="4"/>
+              <w:left w:val="single" w:color="C8CCD8" w:sz="4"/>
+              <w:bottom w:val="single" w:color="C8CCD8" w:sz="4"/>
+              <w:right w:val="single" w:color="C8CCD8" w:sz="4"/>
+            </w:tcBorders>
+            <w:tcMar>
+              <w:top w:type="dxa" w:w="60"/>
+              <w:left w:type="dxa" w:w="100"/>
+              <w:bottom w:type="dxa" w:w="60"/>
+              <w:right w:type="dxa" w:w="100"/>
+            </w:tcMar>
+          </w:tcPr>
+          <w:p>
+            <w:r>
+              <w:rPr>
+                <w:rFonts w:ascii="Malgun Gothic" w:cs="Malgun Gothic" w:eastAsia="Malgun Gothic" w:hAnsi="Malgun Gothic"/>
+                <w:b w:val="false"/>
+                <w:bCs w:val="false"/>
+                <w:sz w:val="19"/>
+                <w:szCs w:val="19"/>
+              </w:rPr>
+              <w:t xml:space="preserve">9-0 용기 형태 레퍼런스 신설 + v10 시안 5종</w:t>
             </w:r>
           </w:p>
         </w:tc>
@@ -6728,6 +6820,135 @@
           <w:sz w:val="28"/>
           <w:szCs w:val="28"/>
         </w:rPr>
+        <w:t xml:space="preserve">9-0. 용기 형태 레퍼런스 (오너 지정)</w:t>
+      </w:r>
+    </w:p>
+    <w:p>
+      <w:pPr>
+        <w:pStyle w:val="ListParagraph"/>
+        <w:numPr>
+          <w:ilvl w:val="0"/>
+          <w:numId w:val="2"/>
+        </w:numPr>
+        <w:spacing w:after="40"/>
+      </w:pPr>
+      <w:r>
+        <w:rPr>
+          <w:rFonts w:ascii="Malgun Gothic" w:cs="Malgun Gothic" w:eastAsia="Malgun Gothic" w:hAnsi="Malgun Gothic"/>
+        </w:rPr>
+        <w:t xml:space="preserve">오너 지정 레퍼런스(10/4): AB 라이트크림 슬림 튜브 · RoC 크림 자 · AB 페이스미스트 병 · RoC 세럼 스틱 · 코퍼 멜더 미니튜브 세트 — 형태·구조만 차용, 상대 브랜드 로고·배치·문구·클레임은 절대 차용 금지 (트레이드드레스·광고 규정)</w:t>
+      </w:r>
+    </w:p>
+    <w:p>
+      <w:pPr>
+        <w:pStyle w:val="ListParagraph"/>
+        <w:numPr>
+          <w:ilvl w:val="0"/>
+          <w:numId w:val="2"/>
+        </w:numPr>
+        <w:spacing w:after="40"/>
+      </w:pPr>
+      <w:r>
+        <w:rPr>
+          <w:rFonts w:ascii="Malgun Gothic" w:cs="Malgun Gothic" w:eastAsia="Malgun Gothic" w:hAnsi="Malgun Gothic"/>
+        </w:rPr>
+        <w:t xml:space="preserve">앰플 30 mL → 슬림 에어리스 펌프 튜브 + 상단 코퍼 밴드 (v10_1). 정면 = 마스터 전체 카피 덱</w:t>
+      </w:r>
+    </w:p>
+    <w:p>
+      <w:pPr>
+        <w:pStyle w:val="ListParagraph"/>
+        <w:numPr>
+          <w:ilvl w:val="0"/>
+          <w:numId w:val="2"/>
+        </w:numPr>
+        <w:spacing w:after="40"/>
+      </w:pPr>
+      <w:r>
+        <w:rPr>
+          <w:rFonts w:ascii="Malgun Gothic" w:cs="Malgun Gothic" w:eastAsia="Malgun Gothic" w:hAnsi="Malgun Gothic"/>
+        </w:rPr>
+        <w:t xml:space="preserve">자 15/30 mL → 넓고 낮은 원형 자 + 깊은 스크류 뚜껑, 뚜껑·바디 경계 코퍼 라인 (v10_2). 정면 = 워드마크·심볼·제품명·TRX-8™·용량 (효능 줄 생략 가능)</w:t>
+      </w:r>
+    </w:p>
+    <w:p>
+      <w:pPr>
+        <w:pStyle w:val="ListParagraph"/>
+        <w:numPr>
+          <w:ilvl w:val="0"/>
+          <w:numId w:val="2"/>
+        </w:numPr>
+        <w:spacing w:after="40"/>
+      </w:pPr>
+      <w:r>
+        <w:rPr>
+          <w:rFonts w:ascii="Malgun Gothic" w:cs="Malgun Gothic" w:eastAsia="Malgun Gothic" w:hAnsi="Malgun Gothic"/>
+        </w:rPr>
+        <w:t xml:space="preserve">세럼 30 mL → 원통 유리병(무광 코팅) + 브러시드 코퍼 펌프·오버캡, 캡 윗면 심볼 소형 (v10_3)</w:t>
+      </w:r>
+    </w:p>
+    <w:p>
+      <w:pPr>
+        <w:pStyle w:val="ListParagraph"/>
+        <w:numPr>
+          <w:ilvl w:val="0"/>
+          <w:numId w:val="2"/>
+        </w:numPr>
+        <w:spacing w:after="40"/>
+      </w:pPr>
+      <w:r>
+        <w:rPr>
+          <w:rFonts w:ascii="Malgun Gothic" w:cs="Malgun Gothic" w:eastAsia="Malgun Gothic" w:hAnsi="Malgun Gothic"/>
+        </w:rPr>
+        <w:t xml:space="preserve">스틱(신규 제안, 미확정) → 트위스트업 스틱, 하단 코퍼 베이스 (v10_4). "THE PEELING BALM STICK"·15 g은 가칭·가정 — 오너 승인 전 사용 금지. 고형 제품은 순중량(g/oz) 표기</w:t>
+      </w:r>
+    </w:p>
+    <w:p>
+      <w:pPr>
+        <w:pStyle w:val="ListParagraph"/>
+        <w:numPr>
+          <w:ilvl w:val="0"/>
+          <w:numId w:val="2"/>
+        </w:numPr>
+        <w:spacing w:after="40"/>
+      </w:pPr>
+      <w:r>
+        <w:rPr>
+          <w:rFonts w:ascii="Malgun Gothic" w:cs="Malgun Gothic" w:eastAsia="Malgun Gothic" w:hAnsi="Malgun Gothic"/>
+        </w:rPr>
+        <w:t xml:space="preserve">트라이얼 키트 → 3 mL 미니튜브 8개(브랜드 숫자 8) + 앞이 열린 디스플레이 단상자 (v10_5). 키트 정면 "8 × 3 mL". 미니튜브는 심볼 생략, 소용량 표시 규정은 9-1 따름</w:t>
+      </w:r>
+    </w:p>
+    <w:p>
+      <w:pPr>
+        <w:pStyle w:val="ListParagraph"/>
+        <w:numPr>
+          <w:ilvl w:val="0"/>
+          <w:numId w:val="2"/>
+        </w:numPr>
+        <w:spacing w:after="40"/>
+      </w:pPr>
+      <w:r>
+        <w:rPr>
+          <w:rFonts w:ascii="Malgun Gothic" w:cs="Malgun Gothic" w:eastAsia="Malgun Gothic" w:hAnsi="Malgun Gothic"/>
+        </w:rPr>
+        <w:t xml:space="preserve">모든 형태 공통: 무광 라미/무광 코팅, 유광 코퍼는 워드마크·심볼만, 심볼 12%, 배경 패턴 없음</w:t>
+      </w:r>
+    </w:p>
+    <w:p>
+      <w:pPr>
+        <w:pStyle w:val="Heading1"/>
+        <w:spacing w:after="120" w:before="280"/>
+      </w:pPr>
+      <w:r>
+        <w:rPr>
+          <w:rFonts w:ascii="Malgun Gothic" w:cs="Malgun Gothic" w:eastAsia="Malgun Gothic" w:hAnsi="Malgun Gothic"/>
+          <w:b/>
+          <w:bCs/>
+          <w:color w:val="1E22AA"/>
+          <w:sz w:val="28"/>
+          <w:szCs w:val="28"/>
+        </w:rPr>
         <w:t xml:space="preserve">9-1. 해외 수출 RA — 전 SKU 공통</w:t>
       </w:r>
     </w:p>
@@ -8404,6 +8625,22 @@
           <w:szCs w:val="28"/>
         </w:rPr>
         <w:t xml:space="preserve">11. 오너 결정 필요</w:t>
+      </w:r>
+    </w:p>
+    <w:p>
+      <w:pPr>
+        <w:pStyle w:val="ListParagraph"/>
+        <w:numPr>
+          <w:ilvl w:val="0"/>
+          <w:numId w:val="2"/>
+        </w:numPr>
+        <w:spacing w:after="40"/>
+      </w:pPr>
+      <w:r>
+        <w:rPr>
+          <w:rFonts w:ascii="Malgun Gothic" w:cs="Malgun Gothic" w:eastAsia="Malgun Gothic" w:hAnsi="Malgun Gothic"/>
+        </w:rPr>
+        <w:t xml:space="preserve">스틱 SKU 추가 여부·제품명·용량, 트라이얼 키트 구성(8개) 확정</w:t>
       </w:r>
     </w:p>
     <w:p>

--- a/turnova-design-guide-v5.docx
+++ b/turnova-design-guide-v5.docx
@@ -15,7 +15,7 @@
           <w:sz w:val="34"/>
           <w:szCs w:val="34"/>
         </w:rPr>
-        <w:t xml:space="preserve">TURNOVA 디자인 가이드 v5.8 — Augustinus Bader 벤치마크</w:t>
+        <w:t xml:space="preserve">TURNOVA 디자인 가이드 v5.9 — Augustinus Bader 벤치마크</w:t>
       </w:r>
     </w:p>
     <w:p>
@@ -29,7 +29,7 @@
           <w:sz w:val="18"/>
           <w:szCs w:val="18"/>
         </w:rPr>
-        <w:t xml:space="preserve">디자인·마케팅팀 정리 · 2026년 10월 4일 (v5.8: 용기 형태 레퍼런스 5종 추가) · @Jin · v4까지의 "AB 거리두기" 방향을 폐기하고 다시 잡음</w:t>
+        <w:t xml:space="preserve">디자인·마케팅팀 정리 · 2026년 10월 6일 (v5.9: 자 띠 제거·코퍼 뚜껑, 스틱 올 블루) · @Jin · v4까지의 "AB 거리두기" 방향을 폐기하고 다시 잡음</w:t>
       </w:r>
     </w:p>
     <w:p>
@@ -1629,6 +1629,190 @@
                 <w:szCs w:val="19"/>
               </w:rPr>
               <w:t xml:space="preserve">9-0 용기 형태 레퍼런스 신설 + v10 시안 5종</w:t>
+            </w:r>
+          </w:p>
+        </w:tc>
+      </w:tr>
+      <w:tr>
+        <w:trPr>
+          <w:tblHeader w:val="false"/>
+        </w:trPr>
+        <w:tc>
+          <w:tcPr>
+            <w:tcW w:type="dxa" w:w="963"/>
+            <w:tcBorders>
+              <w:top w:val="single" w:color="C8CCD8" w:sz="4"/>
+              <w:left w:val="single" w:color="C8CCD8" w:sz="4"/>
+              <w:bottom w:val="single" w:color="C8CCD8" w:sz="4"/>
+              <w:right w:val="single" w:color="C8CCD8" w:sz="4"/>
+            </w:tcBorders>
+            <w:tcMar>
+              <w:top w:type="dxa" w:w="60"/>
+              <w:left w:type="dxa" w:w="100"/>
+              <w:bottom w:type="dxa" w:w="60"/>
+              <w:right w:type="dxa" w:w="100"/>
+            </w:tcMar>
+          </w:tcPr>
+          <w:p>
+            <w:r>
+              <w:rPr>
+                <w:rFonts w:ascii="Malgun Gothic" w:cs="Malgun Gothic" w:eastAsia="Malgun Gothic" w:hAnsi="Malgun Gothic"/>
+                <w:b/>
+                <w:bCs/>
+                <w:sz w:val="19"/>
+                <w:szCs w:val="19"/>
+              </w:rPr>
+              <w:t xml:space="preserve">10/6</w:t>
+            </w:r>
+          </w:p>
+        </w:tc>
+        <w:tc>
+          <w:tcPr>
+            <w:tcW w:type="dxa" w:w="4337"/>
+            <w:tcBorders>
+              <w:top w:val="single" w:color="C8CCD8" w:sz="4"/>
+              <w:left w:val="single" w:color="C8CCD8" w:sz="4"/>
+              <w:bottom w:val="single" w:color="C8CCD8" w:sz="4"/>
+              <w:right w:val="single" w:color="C8CCD8" w:sz="4"/>
+            </w:tcBorders>
+            <w:tcMar>
+              <w:top w:type="dxa" w:w="60"/>
+              <w:left w:type="dxa" w:w="100"/>
+              <w:bottom w:type="dxa" w:w="60"/>
+              <w:right w:type="dxa" w:w="100"/>
+            </w:tcMar>
+          </w:tcPr>
+          <w:p>
+            <w:r>
+              <w:rPr>
+                <w:rFonts w:ascii="Malgun Gothic" w:cs="Malgun Gothic" w:eastAsia="Malgun Gothic" w:hAnsi="Malgun Gothic"/>
+                <w:b w:val="false"/>
+                <w:bCs w:val="false"/>
+                <w:sz w:val="19"/>
+                <w:szCs w:val="19"/>
+              </w:rPr>
+              <w:t xml:space="preserve">자는 띠 없이 용기 블루·뚜껑 골드(코퍼)로 구분</w:t>
+            </w:r>
+          </w:p>
+        </w:tc>
+        <w:tc>
+          <w:tcPr>
+            <w:tcW w:type="dxa" w:w="4338"/>
+            <w:tcBorders>
+              <w:top w:val="single" w:color="C8CCD8" w:sz="4"/>
+              <w:left w:val="single" w:color="C8CCD8" w:sz="4"/>
+              <w:bottom w:val="single" w:color="C8CCD8" w:sz="4"/>
+              <w:right w:val="single" w:color="C8CCD8" w:sz="4"/>
+            </w:tcBorders>
+            <w:tcMar>
+              <w:top w:type="dxa" w:w="60"/>
+              <w:left w:type="dxa" w:w="100"/>
+              <w:bottom w:type="dxa" w:w="60"/>
+              <w:right w:type="dxa" w:w="100"/>
+            </w:tcMar>
+          </w:tcPr>
+          <w:p>
+            <w:r>
+              <w:rPr>
+                <w:rFonts w:ascii="Malgun Gothic" w:cs="Malgun Gothic" w:eastAsia="Malgun Gothic" w:hAnsi="Malgun Gothic"/>
+                <w:b w:val="false"/>
+                <w:bCs w:val="false"/>
+                <w:sz w:val="19"/>
+                <w:szCs w:val="19"/>
+              </w:rPr>
+              <w:t xml:space="preserve">9-0 자 항목 수정 + v11_1</w:t>
+            </w:r>
+          </w:p>
+        </w:tc>
+      </w:tr>
+      <w:tr>
+        <w:trPr>
+          <w:tblHeader w:val="false"/>
+        </w:trPr>
+        <w:tc>
+          <w:tcPr>
+            <w:tcW w:type="dxa" w:w="963"/>
+            <w:tcBorders>
+              <w:top w:val="single" w:color="C8CCD8" w:sz="4"/>
+              <w:left w:val="single" w:color="C8CCD8" w:sz="4"/>
+              <w:bottom w:val="single" w:color="C8CCD8" w:sz="4"/>
+              <w:right w:val="single" w:color="C8CCD8" w:sz="4"/>
+            </w:tcBorders>
+            <w:tcMar>
+              <w:top w:type="dxa" w:w="60"/>
+              <w:left w:type="dxa" w:w="100"/>
+              <w:bottom w:type="dxa" w:w="60"/>
+              <w:right w:type="dxa" w:w="100"/>
+            </w:tcMar>
+          </w:tcPr>
+          <w:p>
+            <w:r>
+              <w:rPr>
+                <w:rFonts w:ascii="Malgun Gothic" w:cs="Malgun Gothic" w:eastAsia="Malgun Gothic" w:hAnsi="Malgun Gothic"/>
+                <w:b/>
+                <w:bCs/>
+                <w:sz w:val="19"/>
+                <w:szCs w:val="19"/>
+              </w:rPr>
+              <w:t xml:space="preserve">10/6</w:t>
+            </w:r>
+          </w:p>
+        </w:tc>
+        <w:tc>
+          <w:tcPr>
+            <w:tcW w:type="dxa" w:w="4337"/>
+            <w:tcBorders>
+              <w:top w:val="single" w:color="C8CCD8" w:sz="4"/>
+              <w:left w:val="single" w:color="C8CCD8" w:sz="4"/>
+              <w:bottom w:val="single" w:color="C8CCD8" w:sz="4"/>
+              <w:right w:val="single" w:color="C8CCD8" w:sz="4"/>
+            </w:tcBorders>
+            <w:tcMar>
+              <w:top w:type="dxa" w:w="60"/>
+              <w:left w:type="dxa" w:w="100"/>
+              <w:bottom w:type="dxa" w:w="60"/>
+              <w:right w:type="dxa" w:w="100"/>
+            </w:tcMar>
+          </w:tcPr>
+          <w:p>
+            <w:r>
+              <w:rPr>
+                <w:rFonts w:ascii="Malgun Gothic" w:cs="Malgun Gothic" w:eastAsia="Malgun Gothic" w:hAnsi="Malgun Gothic"/>
+                <w:b w:val="false"/>
+                <w:bCs w:val="false"/>
+                <w:sz w:val="19"/>
+                <w:szCs w:val="19"/>
+              </w:rPr>
+              <w:t xml:space="preserve">스틱 블루로만 시안 추가</w:t>
+            </w:r>
+          </w:p>
+        </w:tc>
+        <w:tc>
+          <w:tcPr>
+            <w:tcW w:type="dxa" w:w="4338"/>
+            <w:tcBorders>
+              <w:top w:val="single" w:color="C8CCD8" w:sz="4"/>
+              <w:left w:val="single" w:color="C8CCD8" w:sz="4"/>
+              <w:bottom w:val="single" w:color="C8CCD8" w:sz="4"/>
+              <w:right w:val="single" w:color="C8CCD8" w:sz="4"/>
+            </w:tcBorders>
+            <w:tcMar>
+              <w:top w:type="dxa" w:w="60"/>
+              <w:left w:type="dxa" w:w="100"/>
+              <w:bottom w:type="dxa" w:w="60"/>
+              <w:right w:type="dxa" w:w="100"/>
+            </w:tcMar>
+          </w:tcPr>
+          <w:p>
+            <w:r>
+              <w:rPr>
+                <w:rFonts w:ascii="Malgun Gothic" w:cs="Malgun Gothic" w:eastAsia="Malgun Gothic" w:hAnsi="Malgun Gothic"/>
+                <w:b w:val="false"/>
+                <w:bCs w:val="false"/>
+                <w:sz w:val="19"/>
+                <w:szCs w:val="19"/>
+              </w:rPr>
+              <w:t xml:space="preserve">9-0 스틱 항목에 올 블루 기본안 + v11_2</w:t>
             </w:r>
           </w:p>
         </w:tc>
@@ -6868,7 +7052,7 @@
         <w:rPr>
           <w:rFonts w:ascii="Malgun Gothic" w:cs="Malgun Gothic" w:eastAsia="Malgun Gothic" w:hAnsi="Malgun Gothic"/>
         </w:rPr>
-        <w:t xml:space="preserve">자 15/30 mL → 넓고 낮은 원형 자 + 깊은 스크류 뚜껑, 뚜껑·바디 경계 코퍼 라인 (v10_2). 정면 = 워드마크·심볼·제품명·TRX-8™·용량 (효능 줄 생략 가능)</w:t>
+        <w:t xml:space="preserve">자 15/30 mL → 넓고 낮은 원형 자. 띠(코퍼 라인) 없음 — 오너 확정(10/6). 바디 = 무광 블루, 뚜껑 전체 = 브러시드 코퍼(골드 톤) 금속으로 색만으로 구분, 뚜껑 윗면 심볼 톤온톤 각인 (v11_1, v10_2 폐기). 정면 = 워드마크·심볼·제품명·TRX-8™·용량</w:t>
       </w:r>
     </w:p>
     <w:p>
@@ -6900,7 +7084,7 @@
         <w:rPr>
           <w:rFonts w:ascii="Malgun Gothic" w:cs="Malgun Gothic" w:eastAsia="Malgun Gothic" w:hAnsi="Malgun Gothic"/>
         </w:rPr>
-        <w:t xml:space="preserve">스틱(신규 제안, 미확정) → 트위스트업 스틱, 하단 코퍼 베이스 (v10_4). "THE PEELING BALM STICK"·15 g은 가칭·가정 — 오너 승인 전 사용 금지. 고형 제품은 순중량(g/oz) 표기</w:t>
+        <w:t xml:space="preserve">스틱(신규 제안, 미확정) → 트위스트업 스틱. 기본안 = 올 블루(바디·베이스·캡 전부 무광 블루, 코퍼 베이스 없음, 오너 요청 10/6, v11_2) / 대안 = 하단 코퍼 베이스 (v10_4). "THE PEELING BALM STICK"·15 g은 가칭·가정 — 오너 승인 전 사용 금지. 고형 제품은 순중량(g/oz) 표기</w:t>
       </w:r>
     </w:p>
     <w:p>

--- a/turnova-design-guide-v5.docx
+++ b/turnova-design-guide-v5.docx
@@ -15,7 +15,7 @@
           <w:sz w:val="34"/>
           <w:szCs w:val="34"/>
         </w:rPr>
-        <w:t xml:space="preserve">TURNOVA 디자인 가이드 v5.9 — Augustinus Bader 벤치마크</w:t>
+        <w:t xml:space="preserve">TURNOVA 디자인 가이드 v5.10 — Augustinus Bader 벤치마크</w:t>
       </w:r>
     </w:p>
     <w:p>
@@ -29,7 +29,7 @@
           <w:sz w:val="18"/>
           <w:szCs w:val="18"/>
         </w:rPr>
-        <w:t xml:space="preserve">디자인·마케팅팀 정리 · 2026년 10월 6일 (v5.9: 자 띠 제거·코퍼 뚜껑, 스틱 올 블루) · @Jin · v4까지의 "AB 거리두기" 방향을 폐기하고 다시 잡음</w:t>
+        <w:t xml:space="preserve">디자인·마케팅팀 정리 · 2026년 10월 6일 (v5.10: 비율 실측 검수 — 심볼·워드마크 과대 반려 규칙) · @Jin · v4까지의 "AB 거리두기" 방향을 폐기하고 다시 잡음</w:t>
       </w:r>
     </w:p>
     <w:p>
@@ -1813,6 +1813,98 @@
                 <w:szCs w:val="19"/>
               </w:rPr>
               <w:t xml:space="preserve">9-0 스틱 항목에 올 블루 기본안 + v11_2</w:t>
+            </w:r>
+          </w:p>
+        </w:tc>
+      </w:tr>
+      <w:tr>
+        <w:trPr>
+          <w:tblHeader w:val="false"/>
+        </w:trPr>
+        <w:tc>
+          <w:tcPr>
+            <w:tcW w:type="dxa" w:w="963"/>
+            <w:tcBorders>
+              <w:top w:val="single" w:color="C8CCD8" w:sz="4"/>
+              <w:left w:val="single" w:color="C8CCD8" w:sz="4"/>
+              <w:bottom w:val="single" w:color="C8CCD8" w:sz="4"/>
+              <w:right w:val="single" w:color="C8CCD8" w:sz="4"/>
+            </w:tcBorders>
+            <w:tcMar>
+              <w:top w:type="dxa" w:w="60"/>
+              <w:left w:type="dxa" w:w="100"/>
+              <w:bottom w:type="dxa" w:w="60"/>
+              <w:right w:type="dxa" w:w="100"/>
+            </w:tcMar>
+          </w:tcPr>
+          <w:p>
+            <w:r>
+              <w:rPr>
+                <w:rFonts w:ascii="Malgun Gothic" w:cs="Malgun Gothic" w:eastAsia="Malgun Gothic" w:hAnsi="Malgun Gothic"/>
+                <w:b/>
+                <w:bCs/>
+                <w:sz w:val="19"/>
+                <w:szCs w:val="19"/>
+              </w:rPr>
+              <w:t xml:space="preserve">10/6</w:t>
+            </w:r>
+          </w:p>
+        </w:tc>
+        <w:tc>
+          <w:tcPr>
+            <w:tcW w:type="dxa" w:w="4337"/>
+            <w:tcBorders>
+              <w:top w:val="single" w:color="C8CCD8" w:sz="4"/>
+              <w:left w:val="single" w:color="C8CCD8" w:sz="4"/>
+              <w:bottom w:val="single" w:color="C8CCD8" w:sz="4"/>
+              <w:right w:val="single" w:color="C8CCD8" w:sz="4"/>
+            </w:tcBorders>
+            <w:tcMar>
+              <w:top w:type="dxa" w:w="60"/>
+              <w:left w:type="dxa" w:w="100"/>
+              <w:bottom w:type="dxa" w:w="60"/>
+              <w:right w:type="dxa" w:w="100"/>
+            </w:tcMar>
+          </w:tcPr>
+          <w:p>
+            <w:r>
+              <w:rPr>
+                <w:rFonts w:ascii="Malgun Gothic" w:cs="Malgun Gothic" w:eastAsia="Malgun Gothic" w:hAnsi="Malgun Gothic"/>
+                <w:b w:val="false"/>
+                <w:bCs w:val="false"/>
+                <w:sz w:val="19"/>
+                <w:szCs w:val="19"/>
+              </w:rPr>
+              <w:t xml:space="preserve">샤넬 관점 비율·심볼 크기·브랜드 스토리 점검 요청 (심볼 크다)</w:t>
+            </w:r>
+          </w:p>
+        </w:tc>
+        <w:tc>
+          <w:tcPr>
+            <w:tcW w:type="dxa" w:w="4338"/>
+            <w:tcBorders>
+              <w:top w:val="single" w:color="C8CCD8" w:sz="4"/>
+              <w:left w:val="single" w:color="C8CCD8" w:sz="4"/>
+              <w:bottom w:val="single" w:color="C8CCD8" w:sz="4"/>
+              <w:right w:val="single" w:color="C8CCD8" w:sz="4"/>
+            </w:tcBorders>
+            <w:tcMar>
+              <w:top w:type="dxa" w:w="60"/>
+              <w:left w:type="dxa" w:w="100"/>
+              <w:bottom w:type="dxa" w:w="60"/>
+              <w:right w:type="dxa" w:w="100"/>
+            </w:tcMar>
+          </w:tcPr>
+          <w:p>
+            <w:r>
+              <w:rPr>
+                <w:rFonts w:ascii="Malgun Gothic" w:cs="Malgun Gothic" w:eastAsia="Malgun Gothic" w:hAnsi="Malgun Gothic"/>
+                <w:b w:val="false"/>
+                <w:bCs w:val="false"/>
+                <w:sz w:val="19"/>
+                <w:szCs w:val="19"/>
+              </w:rPr>
+              <w:t xml:space="preserve">8장 실측 검수 규칙 신설, 워드마크 62% 이하 여백 규칙, 벡터 라벨 방식 전환</w:t>
             </w:r>
           </w:p>
         </w:tc>
@@ -4491,6 +4583,22 @@
         <w:rPr>
           <w:rFonts w:ascii="Malgun Gothic" w:cs="Malgun Gothic" w:eastAsia="Malgun Gothic" w:hAnsi="Malgun Gothic"/>
         </w:rPr>
+        <w:t xml:space="preserve">★ 실측 검수 (10/6 오너 지적 "심볼 크지 않나"): v9~v11 시안 실측 결과 심볼이 패널 폭의 22~40%(튜브 24%, 앰플 40%, 세럼 26%, 스틱 22%) — 기준 12%를 2~3배 초과. 자(10%)만 통과. 원인: 이미지 생성기가 워드마크 크기에 맞춰 심볼을 키움. 대책: 정면 라벨을 벡터(SVG)로 정확한 비율로 먼저 만들고 그 라벨을 용기에 입히는 방식으로 전환. 시안마다 픽셀 실측해 심볼 &gt;12%·워드마크 &gt;62%면 반려</w:t>
+      </w:r>
+    </w:p>
+    <w:p>
+      <w:pPr>
+        <w:pStyle w:val="ListParagraph"/>
+        <w:numPr>
+          <w:ilvl w:val="0"/>
+          <w:numId w:val="2"/>
+        </w:numPr>
+        <w:spacing w:after="40"/>
+      </w:pPr>
+      <w:r>
+        <w:rPr>
+          <w:rFonts w:ascii="Malgun Gothic" w:cs="Malgun Gothic" w:eastAsia="Malgun Gothic" w:hAnsi="Malgun Gothic"/>
+        </w:rPr>
         <w:t xml:space="preserve">확정 형태 (2026.10.4 오너 지정): 오너 스케치 그대로의 8잎 한 줄 꽃 — 꽃잎 8장이 한 중심점에서 만나는 선 드로잉. 공식 파일: turnova-brand-assets/turnova-symbol-8.svg (수학 곡선 r = cos 4θ로 그린 정확한 벡터)</w:t>
       </w:r>
     </w:p>
@@ -5398,7 +5506,7 @@
                 <w:sz w:val="19"/>
                 <w:szCs w:val="19"/>
               </w:rPr>
-              <w:t xml:space="preserve">패널 폭 약 62%, 윗선 높이 20%. 유광 코퍼 포일</w:t>
+              <w:t xml:space="preserve">패널 폭 약 62% 이하(좌우 여백 각 19% 이상 — 샤넬식 여백), 윗선 높이 20%. 유광 코퍼 포일. 실측 결과 슬림 용기 시안은 83~92%로 가장자리까지 꽉 참 → 반려 대상</w:t>
             </w:r>
           </w:p>
         </w:tc>

--- a/turnova-design-guide-v5.docx
+++ b/turnova-design-guide-v5.docx
@@ -15,7 +15,7 @@
           <w:sz w:val="34"/>
           <w:szCs w:val="34"/>
         </w:rPr>
-        <w:t xml:space="preserve">TURNOVA 디자인 가이드 v5.10 — Augustinus Bader 벤치마크</w:t>
+        <w:t xml:space="preserve">TURNOVA 디자인 가이드 v6.0 — Augustinus Bader 벤치마크</w:t>
       </w:r>
     </w:p>
     <w:p>
@@ -29,7 +29,7 @@
           <w:sz w:val="18"/>
           <w:szCs w:val="18"/>
         </w:rPr>
-        <w:t xml:space="preserve">디자인·마케팅팀 정리 · 2026년 10월 6일 (v5.10: 비율 실측 검수 — 심볼·워드마크 과대 반려 규칙) · @Jin · v4까지의 "AB 거리두기" 방향을 폐기하고 다시 잡음</w:t>
+        <w:t xml:space="preserve">디자인·마케팅팀 정리 · 2026년 10월 6일 (v6.0: 전문가 검수 정책 — 묻기 전에 6개 관점 자동 검수) · @Jin · v4까지의 "AB 거리두기" 방향을 폐기하고 다시 잡음</w:t>
       </w:r>
     </w:p>
     <w:p>
@@ -1875,6 +1875,98 @@
                 <w:sz w:val="19"/>
                 <w:szCs w:val="19"/>
               </w:rPr>
+              <w:t xml:space="preserve">기준을 매번 묻지 않아도 전문가가 먼저 피드백하는 정책</w:t>
+            </w:r>
+          </w:p>
+        </w:tc>
+        <w:tc>
+          <w:tcPr>
+            <w:tcW w:type="dxa" w:w="4338"/>
+            <w:tcBorders>
+              <w:top w:val="single" w:color="C8CCD8" w:sz="4"/>
+              <w:left w:val="single" w:color="C8CCD8" w:sz="4"/>
+              <w:bottom w:val="single" w:color="C8CCD8" w:sz="4"/>
+              <w:right w:val="single" w:color="C8CCD8" w:sz="4"/>
+            </w:tcBorders>
+            <w:tcMar>
+              <w:top w:type="dxa" w:w="60"/>
+              <w:left w:type="dxa" w:w="100"/>
+              <w:bottom w:type="dxa" w:w="60"/>
+              <w:right w:type="dxa" w:w="100"/>
+            </w:tcMar>
+          </w:tcPr>
+          <w:p>
+            <w:r>
+              <w:rPr>
+                <w:rFonts w:ascii="Malgun Gothic" w:cs="Malgun Gothic" w:eastAsia="Malgun Gothic" w:hAnsi="Malgun Gothic"/>
+                <w:b w:val="false"/>
+                <w:bCs w:val="false"/>
+                <w:sz w:val="19"/>
+                <w:szCs w:val="19"/>
+              </w:rPr>
+              <w:t xml:space="preserve">★ 전문가 검수 정책 신설 + turnova-review 스킬 + measure_front.py</w:t>
+            </w:r>
+          </w:p>
+        </w:tc>
+      </w:tr>
+      <w:tr>
+        <w:trPr>
+          <w:tblHeader w:val="false"/>
+        </w:trPr>
+        <w:tc>
+          <w:tcPr>
+            <w:tcW w:type="dxa" w:w="963"/>
+            <w:tcBorders>
+              <w:top w:val="single" w:color="C8CCD8" w:sz="4"/>
+              <w:left w:val="single" w:color="C8CCD8" w:sz="4"/>
+              <w:bottom w:val="single" w:color="C8CCD8" w:sz="4"/>
+              <w:right w:val="single" w:color="C8CCD8" w:sz="4"/>
+            </w:tcBorders>
+            <w:tcMar>
+              <w:top w:type="dxa" w:w="60"/>
+              <w:left w:type="dxa" w:w="100"/>
+              <w:bottom w:type="dxa" w:w="60"/>
+              <w:right w:type="dxa" w:w="100"/>
+            </w:tcMar>
+          </w:tcPr>
+          <w:p>
+            <w:r>
+              <w:rPr>
+                <w:rFonts w:ascii="Malgun Gothic" w:cs="Malgun Gothic" w:eastAsia="Malgun Gothic" w:hAnsi="Malgun Gothic"/>
+                <w:b/>
+                <w:bCs/>
+                <w:sz w:val="19"/>
+                <w:szCs w:val="19"/>
+              </w:rPr>
+              <w:t xml:space="preserve">10/6</w:t>
+            </w:r>
+          </w:p>
+        </w:tc>
+        <w:tc>
+          <w:tcPr>
+            <w:tcW w:type="dxa" w:w="4337"/>
+            <w:tcBorders>
+              <w:top w:val="single" w:color="C8CCD8" w:sz="4"/>
+              <w:left w:val="single" w:color="C8CCD8" w:sz="4"/>
+              <w:bottom w:val="single" w:color="C8CCD8" w:sz="4"/>
+              <w:right w:val="single" w:color="C8CCD8" w:sz="4"/>
+            </w:tcBorders>
+            <w:tcMar>
+              <w:top w:type="dxa" w:w="60"/>
+              <w:left w:type="dxa" w:w="100"/>
+              <w:bottom w:type="dxa" w:w="60"/>
+              <w:right w:type="dxa" w:w="100"/>
+            </w:tcMar>
+          </w:tcPr>
+          <w:p>
+            <w:r>
+              <w:rPr>
+                <w:rFonts w:ascii="Malgun Gothic" w:cs="Malgun Gothic" w:eastAsia="Malgun Gothic" w:hAnsi="Malgun Gothic"/>
+                <w:b w:val="false"/>
+                <w:bCs w:val="false"/>
+                <w:sz w:val="19"/>
+                <w:szCs w:val="19"/>
+              </w:rPr>
               <w:t xml:space="preserve">샤넬 관점 비율·심볼 크기·브랜드 스토리 점검 요청 (심볼 크다)</w:t>
             </w:r>
           </w:p>
@@ -1910,6 +2002,167 @@
         </w:tc>
       </w:tr>
     </w:tbl>
+    <w:p>
+      <w:pPr>
+        <w:pStyle w:val="Heading1"/>
+        <w:spacing w:after="120" w:before="280"/>
+      </w:pPr>
+      <w:r>
+        <w:rPr>
+          <w:rFonts w:ascii="Malgun Gothic" w:cs="Malgun Gothic" w:eastAsia="Malgun Gothic" w:hAnsi="Malgun Gothic"/>
+          <w:b/>
+          <w:bCs/>
+          <w:color w:val="1E22AA"/>
+          <w:sz w:val="28"/>
+          <w:szCs w:val="28"/>
+        </w:rPr>
+        <w:t xml:space="preserve">★ 전문가 검수 정책 (모든 산출물 필수)</w:t>
+      </w:r>
+    </w:p>
+    <w:p>
+      <w:pPr>
+        <w:pStyle w:val="ListParagraph"/>
+        <w:numPr>
+          <w:ilvl w:val="0"/>
+          <w:numId w:val="2"/>
+        </w:numPr>
+        <w:spacing w:after="40"/>
+      </w:pPr>
+      <w:r>
+        <w:rPr>
+          <w:rFonts w:ascii="Malgun Gothic" w:cs="Malgun Gothic" w:eastAsia="Malgun Gothic" w:hAnsi="Malgun Gothic"/>
+        </w:rPr>
+        <w:t xml:space="preserve">원칙: 오너가 묻기 전에 전문가가 먼저 잡는다. 모든 시안·칼선·가이드 전달 시 6개 관점 검수 결과를 함께 보낸다 (상세: .claude/skills/turnova-review/SKILL.md)</w:t>
+      </w:r>
+    </w:p>
+    <w:p>
+      <w:pPr>
+        <w:pStyle w:val="ListParagraph"/>
+        <w:numPr>
+          <w:ilvl w:val="0"/>
+          <w:numId w:val="2"/>
+        </w:numPr>
+        <w:spacing w:after="40"/>
+      </w:pPr>
+      <w:r>
+        <w:rPr>
+          <w:rFonts w:ascii="Malgun Gothic" w:cs="Malgun Gothic" w:eastAsia="Malgun Gothic" w:hAnsi="Malgun Gothic"/>
+        </w:rPr>
+        <w:t xml:space="preserve">① 럭셔리 아트디렉터 — 워드마크 ≤62%(슬림 용기 55%), 심볼 10~12%, 간격 균등, 위계 6단, SKU 간 일관성, 여백 우선</w:t>
+      </w:r>
+    </w:p>
+    <w:p>
+      <w:pPr>
+        <w:pStyle w:val="ListParagraph"/>
+        <w:numPr>
+          <w:ilvl w:val="0"/>
+          <w:numId w:val="2"/>
+        </w:numPr>
+        <w:spacing w:after="40"/>
+      </w:pPr>
+      <w:r>
+        <w:rPr>
+          <w:rFonts w:ascii="Malgun Gothic" w:cs="Malgun Gothic" w:eastAsia="Malgun Gothic" w:hAnsi="Malgun Gothic"/>
+        </w:rPr>
+        <w:t xml:space="preserve">② 브랜드 전략 — 밤(블루)·별빛(코퍼)·8잎(8→NOVA)이 모든 SKU에 보이는지, 라인업 인식성, 스토리 노출 위치</w:t>
+      </w:r>
+    </w:p>
+    <w:p>
+      <w:pPr>
+        <w:pStyle w:val="ListParagraph"/>
+        <w:numPr>
+          <w:ilvl w:val="0"/>
+          <w:numId w:val="2"/>
+        </w:numPr>
+        <w:spacing w:after="40"/>
+      </w:pPr>
+      <w:r>
+        <w:rPr>
+          <w:rFonts w:ascii="Malgun Gothic" w:cs="Malgun Gothic" w:eastAsia="Malgun Gothic" w:hAnsi="Malgun Gothic"/>
+        </w:rPr>
+        <w:t xml:space="preserve">③ SNS·커머스 — 160px 썸네일 가독성, 로고 포일 반사, 매대 1.5 m 가독성, PDP 첫 컷 적합성</w:t>
+      </w:r>
+    </w:p>
+    <w:p>
+      <w:pPr>
+        <w:pStyle w:val="ListParagraph"/>
+        <w:numPr>
+          <w:ilvl w:val="0"/>
+          <w:numId w:val="2"/>
+        </w:numPr>
+        <w:spacing w:after="40"/>
+      </w:pPr>
+      <w:r>
+        <w:rPr>
+          <w:rFonts w:ascii="Malgun Gothic" w:cs="Malgun Gothic" w:eastAsia="Malgun Gothic" w:hAnsi="Malgun Gothic"/>
+        </w:rPr>
+        <w:t xml:space="preserve">④ 패키지 엔지니어·인쇄 — 마감 실현성, 포일 최소 선 0.15 mm·글자 2 mm, 칼선 도련·안전선·녹아웃, 가정 치수 명시</w:t>
+      </w:r>
+    </w:p>
+    <w:p>
+      <w:pPr>
+        <w:pStyle w:val="ListParagraph"/>
+        <w:numPr>
+          <w:ilvl w:val="0"/>
+          <w:numId w:val="2"/>
+        </w:numPr>
+        <w:spacing w:after="40"/>
+      </w:pPr>
+      <w:r>
+        <w:rPr>
+          <w:rFonts w:ascii="Malgun Gothic" w:cs="Malgun Gothic" w:eastAsia="Malgun Gothic" w:hAnsi="Malgun Gothic"/>
+        </w:rPr>
+        <w:t xml:space="preserve">⑤ 수출 RA — 9-1 표시 의무, 지어낸 클레임·제품명·각주 0건, % 클레임은 실증 전 00%</w:t>
+      </w:r>
+    </w:p>
+    <w:p>
+      <w:pPr>
+        <w:pStyle w:val="ListParagraph"/>
+        <w:numPr>
+          <w:ilvl w:val="0"/>
+          <w:numId w:val="2"/>
+        </w:numPr>
+        <w:spacing w:after="40"/>
+      </w:pPr>
+      <w:r>
+        <w:rPr>
+          <w:rFonts w:ascii="Malgun Gothic" w:cs="Malgun Gothic" w:eastAsia="Malgun Gothic" w:hAnsi="Malgun Gothic"/>
+        </w:rPr>
+        <w:t xml:space="preserve">⑥ 법무 — 레퍼런스 브랜드 요소 혼입 0건, AB 유사성 대비 차별 요소 유지, 출시 전 변호사 검토</w:t>
+      </w:r>
+    </w:p>
+    <w:p>
+      <w:pPr>
+        <w:pStyle w:val="ListParagraph"/>
+        <w:numPr>
+          <w:ilvl w:val="0"/>
+          <w:numId w:val="2"/>
+        </w:numPr>
+        <w:spacing w:after="40"/>
+      </w:pPr>
+      <w:r>
+        <w:rPr>
+          <w:rFonts w:ascii="Malgun Gothic" w:cs="Malgun Gothic" w:eastAsia="Malgun Gothic" w:hAnsi="Malgun Gothic"/>
+        </w:rPr>
+        <w:t xml:space="preserve">숫자로 판정: turnova-qa/measure_front.py 실측. 기준 미달은 내부 반려 후 재작업, 2회 후에도 미달이면 숫자 그대로 보고</w:t>
+      </w:r>
+    </w:p>
+    <w:p>
+      <w:pPr>
+        <w:pStyle w:val="ListParagraph"/>
+        <w:numPr>
+          <w:ilvl w:val="0"/>
+          <w:numId w:val="2"/>
+        </w:numPr>
+        <w:spacing w:after="40"/>
+      </w:pPr>
+      <w:r>
+        <w:rPr>
+          <w:rFonts w:ascii="Malgun Gothic" w:cs="Malgun Gothic" w:eastAsia="Malgun Gothic" w:hAnsi="Malgun Gothic"/>
+        </w:rPr>
+        <w:t xml:space="preserve">보고 형식: 종합 판정 → 관점별 판정·근거·조치 표 → 이미 고친 것 → 오너 결정 필요(최대 3개)</w:t>
+      </w:r>
+    </w:p>
     <w:p>
       <w:pPr>
         <w:pStyle w:val="Heading1"/>

--- a/turnova-design-guide-v5.docx
+++ b/turnova-design-guide-v5.docx
@@ -15,7 +15,7 @@
           <w:sz w:val="34"/>
           <w:szCs w:val="34"/>
         </w:rPr>
-        <w:t xml:space="preserve">TURNOVA 디자인 가이드 v6.0 — Augustinus Bader 벤치마크</w:t>
+        <w:t xml:space="preserve">TURNOVA 디자인 가이드 v6.1 — Augustinus Bader 벤치마크</w:t>
       </w:r>
     </w:p>
     <w:p>
@@ -29,7 +29,7 @@
           <w:sz w:val="18"/>
           <w:szCs w:val="18"/>
         </w:rPr>
-        <w:t xml:space="preserve">디자인·마케팅팀 정리 · 2026년 10월 6일 (v6.0: 전문가 검수 정책 — 묻기 전에 6개 관점 자동 검수) · @Jin · v4까지의 "AB 거리두기" 방향을 폐기하고 다시 잡음</w:t>
+        <w:t xml:space="preserve">디자인·마케팅팀 정리 · 2026년 10월 6일 (v6.1: 아트디렉터 검수 — v12 라벨 코드 합성, 최소 글자·위계 규정) · @Jin · v4까지의 "AB 거리두기" 방향을 폐기하고 다시 잡음</w:t>
       </w:r>
     </w:p>
     <w:p>
@@ -1875,7 +1875,7 @@
                 <w:sz w:val="19"/>
                 <w:szCs w:val="19"/>
               </w:rPr>
-              <w:t xml:space="preserve">기준을 매번 묻지 않아도 전문가가 먼저 피드백하는 정책</w:t>
+              <w:t xml:space="preserve">아트디렉터 기준 확인 검수 요청</w:t>
             </w:r>
           </w:p>
         </w:tc>
@@ -1904,7 +1904,7 @@
                 <w:sz w:val="19"/>
                 <w:szCs w:val="19"/>
               </w:rPr>
-              <w:t xml:space="preserve">★ 전문가 검수 정책 신설 + turnova-review 스킬 + measure_front.py</w:t>
+              <w:t xml:space="preserve">반려 4종+자 재작업 → v12 5종(라벨 코드 합성), 8장 AD-1~7 신설, 측정 스크립트 패널 인식 버그 수정</w:t>
             </w:r>
           </w:p>
         </w:tc>
@@ -1967,6 +1967,98 @@
                 <w:sz w:val="19"/>
                 <w:szCs w:val="19"/>
               </w:rPr>
+              <w:t xml:space="preserve">기준을 매번 묻지 않아도 전문가가 먼저 피드백하는 정책</w:t>
+            </w:r>
+          </w:p>
+        </w:tc>
+        <w:tc>
+          <w:tcPr>
+            <w:tcW w:type="dxa" w:w="4338"/>
+            <w:tcBorders>
+              <w:top w:val="single" w:color="C8CCD8" w:sz="4"/>
+              <w:left w:val="single" w:color="C8CCD8" w:sz="4"/>
+              <w:bottom w:val="single" w:color="C8CCD8" w:sz="4"/>
+              <w:right w:val="single" w:color="C8CCD8" w:sz="4"/>
+            </w:tcBorders>
+            <w:tcMar>
+              <w:top w:type="dxa" w:w="60"/>
+              <w:left w:type="dxa" w:w="100"/>
+              <w:bottom w:type="dxa" w:w="60"/>
+              <w:right w:type="dxa" w:w="100"/>
+            </w:tcMar>
+          </w:tcPr>
+          <w:p>
+            <w:r>
+              <w:rPr>
+                <w:rFonts w:ascii="Malgun Gothic" w:cs="Malgun Gothic" w:eastAsia="Malgun Gothic" w:hAnsi="Malgun Gothic"/>
+                <w:b w:val="false"/>
+                <w:bCs w:val="false"/>
+                <w:sz w:val="19"/>
+                <w:szCs w:val="19"/>
+              </w:rPr>
+              <w:t xml:space="preserve">★ 전문가 검수 정책 신설 + turnova-review 스킬 + measure_front.py</w:t>
+            </w:r>
+          </w:p>
+        </w:tc>
+      </w:tr>
+      <w:tr>
+        <w:trPr>
+          <w:tblHeader w:val="false"/>
+        </w:trPr>
+        <w:tc>
+          <w:tcPr>
+            <w:tcW w:type="dxa" w:w="963"/>
+            <w:tcBorders>
+              <w:top w:val="single" w:color="C8CCD8" w:sz="4"/>
+              <w:left w:val="single" w:color="C8CCD8" w:sz="4"/>
+              <w:bottom w:val="single" w:color="C8CCD8" w:sz="4"/>
+              <w:right w:val="single" w:color="C8CCD8" w:sz="4"/>
+            </w:tcBorders>
+            <w:tcMar>
+              <w:top w:type="dxa" w:w="60"/>
+              <w:left w:type="dxa" w:w="100"/>
+              <w:bottom w:type="dxa" w:w="60"/>
+              <w:right w:type="dxa" w:w="100"/>
+            </w:tcMar>
+          </w:tcPr>
+          <w:p>
+            <w:r>
+              <w:rPr>
+                <w:rFonts w:ascii="Malgun Gothic" w:cs="Malgun Gothic" w:eastAsia="Malgun Gothic" w:hAnsi="Malgun Gothic"/>
+                <w:b/>
+                <w:bCs/>
+                <w:sz w:val="19"/>
+                <w:szCs w:val="19"/>
+              </w:rPr>
+              <w:t xml:space="preserve">10/6</w:t>
+            </w:r>
+          </w:p>
+        </w:tc>
+        <w:tc>
+          <w:tcPr>
+            <w:tcW w:type="dxa" w:w="4337"/>
+            <w:tcBorders>
+              <w:top w:val="single" w:color="C8CCD8" w:sz="4"/>
+              <w:left w:val="single" w:color="C8CCD8" w:sz="4"/>
+              <w:bottom w:val="single" w:color="C8CCD8" w:sz="4"/>
+              <w:right w:val="single" w:color="C8CCD8" w:sz="4"/>
+            </w:tcBorders>
+            <w:tcMar>
+              <w:top w:type="dxa" w:w="60"/>
+              <w:left w:type="dxa" w:w="100"/>
+              <w:bottom w:type="dxa" w:w="60"/>
+              <w:right w:type="dxa" w:w="100"/>
+            </w:tcMar>
+          </w:tcPr>
+          <w:p>
+            <w:r>
+              <w:rPr>
+                <w:rFonts w:ascii="Malgun Gothic" w:cs="Malgun Gothic" w:eastAsia="Malgun Gothic" w:hAnsi="Malgun Gothic"/>
+                <w:b w:val="false"/>
+                <w:bCs w:val="false"/>
+                <w:sz w:val="19"/>
+                <w:szCs w:val="19"/>
+              </w:rPr>
               <w:t xml:space="preserve">샤넬 관점 비율·심볼 크기·브랜드 스토리 점검 요청 (심볼 크다)</w:t>
             </w:r>
           </w:p>
@@ -2209,7 +2301,7 @@
         <w:rPr>
           <w:rFonts w:ascii="Malgun Gothic" w:cs="Malgun Gothic" w:eastAsia="Malgun Gothic" w:hAnsi="Malgun Gothic"/>
         </w:rPr>
-        <w:t xml:space="preserve">적용 수정: 배경 패턴 제거, 심볼 12%. 수정 반영본: turnova-mockups/v9/v9_1_tube_master.png</w:t>
+        <w:t xml:space="preserve">적용 수정: 배경 패턴 제거, 심볼 12%. 비율 기준본(10/6): turnova-mockups/v12/ (v12_tube·ampoule·serum·stick·jar — 라벨 코드 합성, 실측 전부 통과). v9_1은 스타일·카피 참고용으로만</w:t>
       </w:r>
     </w:p>
     <w:p>
@@ -6404,6 +6496,650 @@
                 <w:szCs w:val="19"/>
               </w:rPr>
               <w:t xml:space="preserve">중앙 대칭·절제. 유광은 워드마크·심볼만, 나머지 코퍼 무광 잉크(포일 칩 대비 드로다운 승인)</w:t>
+            </w:r>
+          </w:p>
+        </w:tc>
+      </w:tr>
+      <w:tr>
+        <w:trPr>
+          <w:tblHeader w:val="false"/>
+        </w:trPr>
+        <w:tc>
+          <w:tcPr>
+            <w:tcW w:type="dxa" w:w="963"/>
+            <w:tcBorders>
+              <w:top w:val="single" w:color="C8CCD8" w:sz="4"/>
+              <w:left w:val="single" w:color="C8CCD8" w:sz="4"/>
+              <w:bottom w:val="single" w:color="C8CCD8" w:sz="4"/>
+              <w:right w:val="single" w:color="C8CCD8" w:sz="4"/>
+            </w:tcBorders>
+            <w:tcMar>
+              <w:top w:type="dxa" w:w="60"/>
+              <w:left w:type="dxa" w:w="100"/>
+              <w:bottom w:type="dxa" w:w="60"/>
+              <w:right w:type="dxa" w:w="100"/>
+            </w:tcMar>
+          </w:tcPr>
+          <w:p>
+            <w:r>
+              <w:rPr>
+                <w:rFonts w:ascii="Malgun Gothic" w:cs="Malgun Gothic" w:eastAsia="Malgun Gothic" w:hAnsi="Malgun Gothic"/>
+                <w:b/>
+                <w:bCs/>
+                <w:sz w:val="19"/>
+                <w:szCs w:val="19"/>
+              </w:rPr>
+              <w:t xml:space="preserve">AD-1</w:t>
+            </w:r>
+          </w:p>
+        </w:tc>
+        <w:tc>
+          <w:tcPr>
+            <w:tcW w:type="dxa" w:w="3373"/>
+            <w:tcBorders>
+              <w:top w:val="single" w:color="C8CCD8" w:sz="4"/>
+              <w:left w:val="single" w:color="C8CCD8" w:sz="4"/>
+              <w:bottom w:val="single" w:color="C8CCD8" w:sz="4"/>
+              <w:right w:val="single" w:color="C8CCD8" w:sz="4"/>
+            </w:tcBorders>
+            <w:tcMar>
+              <w:top w:type="dxa" w:w="60"/>
+              <w:left w:type="dxa" w:w="100"/>
+              <w:bottom w:type="dxa" w:w="60"/>
+              <w:right w:type="dxa" w:w="100"/>
+            </w:tcMar>
+          </w:tcPr>
+          <w:p>
+            <w:r>
+              <w:rPr>
+                <w:rFonts w:ascii="Malgun Gothic" w:cs="Malgun Gothic" w:eastAsia="Malgun Gothic" w:hAnsi="Malgun Gothic"/>
+                <w:b w:val="false"/>
+                <w:bCs w:val="false"/>
+                <w:sz w:val="19"/>
+                <w:szCs w:val="19"/>
+              </w:rPr>
+              <w:t xml:space="preserve">제작 방식 (10/6 아트디렉터 검수)</w:t>
+            </w:r>
+          </w:p>
+        </w:tc>
+        <w:tc>
+          <w:tcPr>
+            <w:tcW w:type="dxa" w:w="5302"/>
+            <w:tcBorders>
+              <w:top w:val="single" w:color="C8CCD8" w:sz="4"/>
+              <w:left w:val="single" w:color="C8CCD8" w:sz="4"/>
+              <w:bottom w:val="single" w:color="C8CCD8" w:sz="4"/>
+              <w:right w:val="single" w:color="C8CCD8" w:sz="4"/>
+            </w:tcBorders>
+            <w:tcMar>
+              <w:top w:type="dxa" w:w="60"/>
+              <w:left w:type="dxa" w:w="100"/>
+              <w:bottom w:type="dxa" w:w="60"/>
+              <w:right w:type="dxa" w:w="100"/>
+            </w:tcMar>
+          </w:tcPr>
+          <w:p>
+            <w:r>
+              <w:rPr>
+                <w:rFonts w:ascii="Malgun Gothic" w:cs="Malgun Gothic" w:eastAsia="Malgun Gothic" w:hAnsi="Malgun Gothic"/>
+                <w:b w:val="false"/>
+                <w:bCs w:val="false"/>
+                <w:sz w:val="19"/>
+                <w:szCs w:val="19"/>
+              </w:rPr>
+              <w:t xml:space="preserve">정면 라벨은 turnova-qa/compose_label.py로 코드 합성 — AI는 무지 용기·조명만 생성. AI에 비율을 맡기면 심볼 22~40%로 커짐(v9~v11 실측)</w:t>
+            </w:r>
+          </w:p>
+        </w:tc>
+      </w:tr>
+      <w:tr>
+        <w:trPr>
+          <w:tblHeader w:val="false"/>
+        </w:trPr>
+        <w:tc>
+          <w:tcPr>
+            <w:tcW w:type="dxa" w:w="963"/>
+            <w:tcBorders>
+              <w:top w:val="single" w:color="C8CCD8" w:sz="4"/>
+              <w:left w:val="single" w:color="C8CCD8" w:sz="4"/>
+              <w:bottom w:val="single" w:color="C8CCD8" w:sz="4"/>
+              <w:right w:val="single" w:color="C8CCD8" w:sz="4"/>
+            </w:tcBorders>
+            <w:tcMar>
+              <w:top w:type="dxa" w:w="60"/>
+              <w:left w:type="dxa" w:w="100"/>
+              <w:bottom w:type="dxa" w:w="60"/>
+              <w:right w:type="dxa" w:w="100"/>
+            </w:tcMar>
+          </w:tcPr>
+          <w:p>
+            <w:r>
+              <w:rPr>
+                <w:rFonts w:ascii="Malgun Gothic" w:cs="Malgun Gothic" w:eastAsia="Malgun Gothic" w:hAnsi="Malgun Gothic"/>
+                <w:b/>
+                <w:bCs/>
+                <w:sz w:val="19"/>
+                <w:szCs w:val="19"/>
+              </w:rPr>
+              <w:t xml:space="preserve">AD-2</w:t>
+            </w:r>
+          </w:p>
+        </w:tc>
+        <w:tc>
+          <w:tcPr>
+            <w:tcW w:type="dxa" w:w="3373"/>
+            <w:tcBorders>
+              <w:top w:val="single" w:color="C8CCD8" w:sz="4"/>
+              <w:left w:val="single" w:color="C8CCD8" w:sz="4"/>
+              <w:bottom w:val="single" w:color="C8CCD8" w:sz="4"/>
+              <w:right w:val="single" w:color="C8CCD8" w:sz="4"/>
+            </w:tcBorders>
+            <w:tcMar>
+              <w:top w:type="dxa" w:w="60"/>
+              <w:left w:type="dxa" w:w="100"/>
+              <w:bottom w:type="dxa" w:w="60"/>
+              <w:right w:type="dxa" w:w="100"/>
+            </w:tcMar>
+          </w:tcPr>
+          <w:p>
+            <w:r>
+              <w:rPr>
+                <w:rFonts w:ascii="Malgun Gothic" w:cs="Malgun Gothic" w:eastAsia="Malgun Gothic" w:hAnsi="Malgun Gothic"/>
+                <w:b w:val="false"/>
+                <w:bCs w:val="false"/>
+                <w:sz w:val="19"/>
+                <w:szCs w:val="19"/>
+              </w:rPr>
+              <w:t xml:space="preserve">최소 글자 높이 (용기)</w:t>
+            </w:r>
+          </w:p>
+        </w:tc>
+        <w:tc>
+          <w:tcPr>
+            <w:tcW w:type="dxa" w:w="5302"/>
+            <w:tcBorders>
+              <w:top w:val="single" w:color="C8CCD8" w:sz="4"/>
+              <w:left w:val="single" w:color="C8CCD8" w:sz="4"/>
+              <w:bottom w:val="single" w:color="C8CCD8" w:sz="4"/>
+              <w:right w:val="single" w:color="C8CCD8" w:sz="4"/>
+            </w:tcBorders>
+            <w:tcMar>
+              <w:top w:type="dxa" w:w="60"/>
+              <w:left w:type="dxa" w:w="100"/>
+              <w:bottom w:type="dxa" w:w="60"/>
+              <w:right w:type="dxa" w:w="100"/>
+            </w:tcMar>
+          </w:tcPr>
+          <w:p>
+            <w:r>
+              <w:rPr>
+                <w:rFonts w:ascii="Malgun Gothic" w:cs="Malgun Gothic" w:eastAsia="Malgun Gothic" w:hAnsi="Malgun Gothic"/>
+                <w:b w:val="false"/>
+                <w:bCs w:val="false"/>
+                <w:sz w:val="19"/>
+                <w:szCs w:val="19"/>
+              </w:rPr>
+              <w:t xml:space="preserve">잉크 대문자 1.2 mm 이상, 용량 1.6 mm 이상(US 소형 PDP 1/16 inch; 단상자는 6번 3.2 mm), 포일 선 0.15 mm 이상 — 심볼 선 굵기는 크기별 자동 보정</w:t>
+            </w:r>
+          </w:p>
+        </w:tc>
+      </w:tr>
+      <w:tr>
+        <w:trPr>
+          <w:tblHeader w:val="false"/>
+        </w:trPr>
+        <w:tc>
+          <w:tcPr>
+            <w:tcW w:type="dxa" w:w="963"/>
+            <w:tcBorders>
+              <w:top w:val="single" w:color="C8CCD8" w:sz="4"/>
+              <w:left w:val="single" w:color="C8CCD8" w:sz="4"/>
+              <w:bottom w:val="single" w:color="C8CCD8" w:sz="4"/>
+              <w:right w:val="single" w:color="C8CCD8" w:sz="4"/>
+            </w:tcBorders>
+            <w:tcMar>
+              <w:top w:type="dxa" w:w="60"/>
+              <w:left w:type="dxa" w:w="100"/>
+              <w:bottom w:type="dxa" w:w="60"/>
+              <w:right w:type="dxa" w:w="100"/>
+            </w:tcMar>
+          </w:tcPr>
+          <w:p>
+            <w:r>
+              <w:rPr>
+                <w:rFonts w:ascii="Malgun Gothic" w:cs="Malgun Gothic" w:eastAsia="Malgun Gothic" w:hAnsi="Malgun Gothic"/>
+                <w:b/>
+                <w:bCs/>
+                <w:sz w:val="19"/>
+                <w:szCs w:val="19"/>
+              </w:rPr>
+              <w:t xml:space="preserve">AD-3</w:t>
+            </w:r>
+          </w:p>
+        </w:tc>
+        <w:tc>
+          <w:tcPr>
+            <w:tcW w:type="dxa" w:w="3373"/>
+            <w:tcBorders>
+              <w:top w:val="single" w:color="C8CCD8" w:sz="4"/>
+              <w:left w:val="single" w:color="C8CCD8" w:sz="4"/>
+              <w:bottom w:val="single" w:color="C8CCD8" w:sz="4"/>
+              <w:right w:val="single" w:color="C8CCD8" w:sz="4"/>
+            </w:tcBorders>
+            <w:tcMar>
+              <w:top w:type="dxa" w:w="60"/>
+              <w:left w:type="dxa" w:w="100"/>
+              <w:bottom w:type="dxa" w:w="60"/>
+              <w:right w:type="dxa" w:w="100"/>
+            </w:tcMar>
+          </w:tcPr>
+          <w:p>
+            <w:r>
+              <w:rPr>
+                <w:rFonts w:ascii="Malgun Gothic" w:cs="Malgun Gothic" w:eastAsia="Malgun Gothic" w:hAnsi="Malgun Gothic"/>
+                <w:b w:val="false"/>
+                <w:bCs w:val="false"/>
+                <w:sz w:val="19"/>
+                <w:szCs w:val="19"/>
+              </w:rPr>
+              <w:t xml:space="preserve">위계 보호</w:t>
+            </w:r>
+          </w:p>
+        </w:tc>
+        <w:tc>
+          <w:tcPr>
+            <w:tcW w:type="dxa" w:w="5302"/>
+            <w:tcBorders>
+              <w:top w:val="single" w:color="C8CCD8" w:sz="4"/>
+              <w:left w:val="single" w:color="C8CCD8" w:sz="4"/>
+              <w:bottom w:val="single" w:color="C8CCD8" w:sz="4"/>
+              <w:right w:val="single" w:color="C8CCD8" w:sz="4"/>
+            </w:tcBorders>
+            <w:tcMar>
+              <w:top w:type="dxa" w:w="60"/>
+              <w:left w:type="dxa" w:w="100"/>
+              <w:bottom w:type="dxa" w:w="60"/>
+              <w:right w:type="dxa" w:w="100"/>
+            </w:tcMar>
+          </w:tcPr>
+          <w:p>
+            <w:r>
+              <w:rPr>
+                <w:rFonts w:ascii="Malgun Gothic" w:cs="Malgun Gothic" w:eastAsia="Malgun Gothic" w:hAnsi="Malgun Gothic"/>
+                <w:b w:val="false"/>
+                <w:bCs w:val="false"/>
+                <w:sz w:val="19"/>
+                <w:szCs w:val="19"/>
+              </w:rPr>
+              <w:t xml:space="preserve">제품명 높이 ≥ 용량 높이. 용량은 Light, 제품명 SemiBold 자간 넓게. 2줄 조판 시 효능 줄 가운뎃점(·) 생략</w:t>
+            </w:r>
+          </w:p>
+        </w:tc>
+      </w:tr>
+      <w:tr>
+        <w:trPr>
+          <w:tblHeader w:val="false"/>
+        </w:trPr>
+        <w:tc>
+          <w:tcPr>
+            <w:tcW w:type="dxa" w:w="963"/>
+            <w:tcBorders>
+              <w:top w:val="single" w:color="C8CCD8" w:sz="4"/>
+              <w:left w:val="single" w:color="C8CCD8" w:sz="4"/>
+              <w:bottom w:val="single" w:color="C8CCD8" w:sz="4"/>
+              <w:right w:val="single" w:color="C8CCD8" w:sz="4"/>
+            </w:tcBorders>
+            <w:tcMar>
+              <w:top w:type="dxa" w:w="60"/>
+              <w:left w:type="dxa" w:w="100"/>
+              <w:bottom w:type="dxa" w:w="60"/>
+              <w:right w:type="dxa" w:w="100"/>
+            </w:tcMar>
+          </w:tcPr>
+          <w:p>
+            <w:r>
+              <w:rPr>
+                <w:rFonts w:ascii="Malgun Gothic" w:cs="Malgun Gothic" w:eastAsia="Malgun Gothic" w:hAnsi="Malgun Gothic"/>
+                <w:b/>
+                <w:bCs/>
+                <w:sz w:val="19"/>
+                <w:szCs w:val="19"/>
+              </w:rPr>
+              <w:t xml:space="preserve">AD-4</w:t>
+            </w:r>
+          </w:p>
+        </w:tc>
+        <w:tc>
+          <w:tcPr>
+            <w:tcW w:type="dxa" w:w="3373"/>
+            <w:tcBorders>
+              <w:top w:val="single" w:color="C8CCD8" w:sz="4"/>
+              <w:left w:val="single" w:color="C8CCD8" w:sz="4"/>
+              <w:bottom w:val="single" w:color="C8CCD8" w:sz="4"/>
+              <w:right w:val="single" w:color="C8CCD8" w:sz="4"/>
+            </w:tcBorders>
+            <w:tcMar>
+              <w:top w:type="dxa" w:w="60"/>
+              <w:left w:type="dxa" w:w="100"/>
+              <w:bottom w:type="dxa" w:w="60"/>
+              <w:right w:type="dxa" w:w="100"/>
+            </w:tcMar>
+          </w:tcPr>
+          <w:p>
+            <w:r>
+              <w:rPr>
+                <w:rFonts w:ascii="Malgun Gothic" w:cs="Malgun Gothic" w:eastAsia="Malgun Gothic" w:hAnsi="Malgun Gothic"/>
+                <w:b w:val="false"/>
+                <w:bCs w:val="false"/>
+                <w:sz w:val="19"/>
+                <w:szCs w:val="19"/>
+              </w:rPr>
+              <w:t xml:space="preserve">효능 줄</w:t>
+            </w:r>
+          </w:p>
+        </w:tc>
+        <w:tc>
+          <w:tcPr>
+            <w:tcW w:type="dxa" w:w="5302"/>
+            <w:tcBorders>
+              <w:top w:val="single" w:color="C8CCD8" w:sz="4"/>
+              <w:left w:val="single" w:color="C8CCD8" w:sz="4"/>
+              <w:bottom w:val="single" w:color="C8CCD8" w:sz="4"/>
+              <w:right w:val="single" w:color="C8CCD8" w:sz="4"/>
+            </w:tcBorders>
+            <w:tcMar>
+              <w:top w:type="dxa" w:w="60"/>
+              <w:left w:type="dxa" w:w="100"/>
+              <w:bottom w:type="dxa" w:w="60"/>
+              <w:right w:type="dxa" w:w="100"/>
+            </w:tcMar>
+          </w:tcPr>
+          <w:p>
+            <w:r>
+              <w:rPr>
+                <w:rFonts w:ascii="Malgun Gothic" w:cs="Malgun Gothic" w:eastAsia="Malgun Gothic" w:hAnsi="Malgun Gothic"/>
+                <w:b w:val="false"/>
+                <w:bCs w:val="false"/>
+                <w:sz w:val="19"/>
+                <w:szCs w:val="19"/>
+              </w:rPr>
+              <w:t xml:space="preserve">정면 폭에서 1.2 mm로 들어갈 때만 정면에 (실측: 50 mm 튜브 O / 40 mm 스틱·36 mm 세럼·22 mm 앰플 X → 후면·단상자 정면으로 이동)</w:t>
+            </w:r>
+          </w:p>
+        </w:tc>
+      </w:tr>
+      <w:tr>
+        <w:trPr>
+          <w:tblHeader w:val="false"/>
+        </w:trPr>
+        <w:tc>
+          <w:tcPr>
+            <w:tcW w:type="dxa" w:w="963"/>
+            <w:tcBorders>
+              <w:top w:val="single" w:color="C8CCD8" w:sz="4"/>
+              <w:left w:val="single" w:color="C8CCD8" w:sz="4"/>
+              <w:bottom w:val="single" w:color="C8CCD8" w:sz="4"/>
+              <w:right w:val="single" w:color="C8CCD8" w:sz="4"/>
+            </w:tcBorders>
+            <w:tcMar>
+              <w:top w:type="dxa" w:w="60"/>
+              <w:left w:type="dxa" w:w="100"/>
+              <w:bottom w:type="dxa" w:w="60"/>
+              <w:right w:type="dxa" w:w="100"/>
+            </w:tcMar>
+          </w:tcPr>
+          <w:p>
+            <w:r>
+              <w:rPr>
+                <w:rFonts w:ascii="Malgun Gothic" w:cs="Malgun Gothic" w:eastAsia="Malgun Gothic" w:hAnsi="Malgun Gothic"/>
+                <w:b/>
+                <w:bCs/>
+                <w:sz w:val="19"/>
+                <w:szCs w:val="19"/>
+              </w:rPr>
+              <w:t xml:space="preserve">AD-5</w:t>
+            </w:r>
+          </w:p>
+        </w:tc>
+        <w:tc>
+          <w:tcPr>
+            <w:tcW w:type="dxa" w:w="3373"/>
+            <w:tcBorders>
+              <w:top w:val="single" w:color="C8CCD8" w:sz="4"/>
+              <w:left w:val="single" w:color="C8CCD8" w:sz="4"/>
+              <w:bottom w:val="single" w:color="C8CCD8" w:sz="4"/>
+              <w:right w:val="single" w:color="C8CCD8" w:sz="4"/>
+            </w:tcBorders>
+            <w:tcMar>
+              <w:top w:type="dxa" w:w="60"/>
+              <w:left w:type="dxa" w:w="100"/>
+              <w:bottom w:type="dxa" w:w="60"/>
+              <w:right w:type="dxa" w:w="100"/>
+            </w:tcMar>
+          </w:tcPr>
+          <w:p>
+            <w:r>
+              <w:rPr>
+                <w:rFonts w:ascii="Malgun Gothic" w:cs="Malgun Gothic" w:eastAsia="Malgun Gothic" w:hAnsi="Malgun Gothic"/>
+                <w:b w:val="false"/>
+                <w:bCs w:val="false"/>
+                <w:sz w:val="19"/>
+                <w:szCs w:val="19"/>
+              </w:rPr>
+              <w:t xml:space="preserve">좁은 용기</w:t>
+            </w:r>
+          </w:p>
+        </w:tc>
+        <w:tc>
+          <w:tcPr>
+            <w:tcW w:type="dxa" w:w="5302"/>
+            <w:tcBorders>
+              <w:top w:val="single" w:color="C8CCD8" w:sz="4"/>
+              <w:left w:val="single" w:color="C8CCD8" w:sz="4"/>
+              <w:bottom w:val="single" w:color="C8CCD8" w:sz="4"/>
+              <w:right w:val="single" w:color="C8CCD8" w:sz="4"/>
+            </w:tcBorders>
+            <w:tcMar>
+              <w:top w:type="dxa" w:w="60"/>
+              <w:left w:type="dxa" w:w="100"/>
+              <w:bottom w:type="dxa" w:w="60"/>
+              <w:right w:type="dxa" w:w="100"/>
+            </w:tcMar>
+          </w:tcPr>
+          <w:p>
+            <w:r>
+              <w:rPr>
+                <w:rFonts w:ascii="Malgun Gothic" w:cs="Malgun Gothic" w:eastAsia="Malgun Gothic" w:hAnsi="Malgun Gothic"/>
+                <w:b w:val="false"/>
+                <w:bCs w:val="false"/>
+                <w:sz w:val="19"/>
+                <w:szCs w:val="19"/>
+              </w:rPr>
+              <w:t xml:space="preserve">22 mm 앰플: 용량 2줄(30 mL / 1.0 fl oz), 제품명은 자간을 줄여 최소 높이 확보. 심볼 2.4 mm·선 0.15 mm</w:t>
+            </w:r>
+          </w:p>
+        </w:tc>
+      </w:tr>
+      <w:tr>
+        <w:trPr>
+          <w:tblHeader w:val="false"/>
+        </w:trPr>
+        <w:tc>
+          <w:tcPr>
+            <w:tcW w:type="dxa" w:w="963"/>
+            <w:tcBorders>
+              <w:top w:val="single" w:color="C8CCD8" w:sz="4"/>
+              <w:left w:val="single" w:color="C8CCD8" w:sz="4"/>
+              <w:bottom w:val="single" w:color="C8CCD8" w:sz="4"/>
+              <w:right w:val="single" w:color="C8CCD8" w:sz="4"/>
+            </w:tcBorders>
+            <w:tcMar>
+              <w:top w:type="dxa" w:w="60"/>
+              <w:left w:type="dxa" w:w="100"/>
+              <w:bottom w:type="dxa" w:w="60"/>
+              <w:right w:type="dxa" w:w="100"/>
+            </w:tcMar>
+          </w:tcPr>
+          <w:p>
+            <w:r>
+              <w:rPr>
+                <w:rFonts w:ascii="Malgun Gothic" w:cs="Malgun Gothic" w:eastAsia="Malgun Gothic" w:hAnsi="Malgun Gothic"/>
+                <w:b/>
+                <w:bCs/>
+                <w:sz w:val="19"/>
+                <w:szCs w:val="19"/>
+              </w:rPr>
+              <w:t xml:space="preserve">AD-6</w:t>
+            </w:r>
+          </w:p>
+        </w:tc>
+        <w:tc>
+          <w:tcPr>
+            <w:tcW w:type="dxa" w:w="3373"/>
+            <w:tcBorders>
+              <w:top w:val="single" w:color="C8CCD8" w:sz="4"/>
+              <w:left w:val="single" w:color="C8CCD8" w:sz="4"/>
+              <w:bottom w:val="single" w:color="C8CCD8" w:sz="4"/>
+              <w:right w:val="single" w:color="C8CCD8" w:sz="4"/>
+            </w:tcBorders>
+            <w:tcMar>
+              <w:top w:type="dxa" w:w="60"/>
+              <w:left w:type="dxa" w:w="100"/>
+              <w:bottom w:type="dxa" w:w="60"/>
+              <w:right w:type="dxa" w:w="100"/>
+            </w:tcMar>
+          </w:tcPr>
+          <w:p>
+            <w:r>
+              <w:rPr>
+                <w:rFonts w:ascii="Malgun Gothic" w:cs="Malgun Gothic" w:eastAsia="Malgun Gothic" w:hAnsi="Malgun Gothic"/>
+                <w:b w:val="false"/>
+                <w:bCs w:val="false"/>
+                <w:sz w:val="19"/>
+                <w:szCs w:val="19"/>
+              </w:rPr>
+              <w:t xml:space="preserve">낮고 넓은 정면 (자)</w:t>
+            </w:r>
+          </w:p>
+        </w:tc>
+        <w:tc>
+          <w:tcPr>
+            <w:tcW w:type="dxa" w:w="5302"/>
+            <w:tcBorders>
+              <w:top w:val="single" w:color="C8CCD8" w:sz="4"/>
+              <w:left w:val="single" w:color="C8CCD8" w:sz="4"/>
+              <w:bottom w:val="single" w:color="C8CCD8" w:sz="4"/>
+              <w:right w:val="single" w:color="C8CCD8" w:sz="4"/>
+            </w:tcBorders>
+            <w:tcMar>
+              <w:top w:type="dxa" w:w="60"/>
+              <w:left w:type="dxa" w:w="100"/>
+              <w:bottom w:type="dxa" w:w="60"/>
+              <w:right w:type="dxa" w:w="100"/>
+            </w:tcMar>
+          </w:tcPr>
+          <w:p>
+            <w:r>
+              <w:rPr>
+                <w:rFonts w:ascii="Malgun Gothic" w:cs="Malgun Gothic" w:eastAsia="Malgun Gothic" w:hAnsi="Malgun Gothic"/>
+                <w:b w:val="false"/>
+                <w:bCs w:val="false"/>
+                <w:sz w:val="19"/>
+                <w:szCs w:val="19"/>
+              </w:rPr>
+              <w:t xml:space="preserve">높이 기준으로 축소: 워드마크 48%, 심볼 10%, 간격 = 워드마크 높이 × 0.55. 효능 줄 없음</w:t>
+            </w:r>
+          </w:p>
+        </w:tc>
+      </w:tr>
+      <w:tr>
+        <w:trPr>
+          <w:tblHeader w:val="false"/>
+        </w:trPr>
+        <w:tc>
+          <w:tcPr>
+            <w:tcW w:type="dxa" w:w="963"/>
+            <w:tcBorders>
+              <w:top w:val="single" w:color="C8CCD8" w:sz="4"/>
+              <w:left w:val="single" w:color="C8CCD8" w:sz="4"/>
+              <w:bottom w:val="single" w:color="C8CCD8" w:sz="4"/>
+              <w:right w:val="single" w:color="C8CCD8" w:sz="4"/>
+            </w:tcBorders>
+            <w:tcMar>
+              <w:top w:type="dxa" w:w="60"/>
+              <w:left w:type="dxa" w:w="100"/>
+              <w:bottom w:type="dxa" w:w="60"/>
+              <w:right w:type="dxa" w:w="100"/>
+            </w:tcMar>
+          </w:tcPr>
+          <w:p>
+            <w:r>
+              <w:rPr>
+                <w:rFonts w:ascii="Malgun Gothic" w:cs="Malgun Gothic" w:eastAsia="Malgun Gothic" w:hAnsi="Malgun Gothic"/>
+                <w:b/>
+                <w:bCs/>
+                <w:sz w:val="19"/>
+                <w:szCs w:val="19"/>
+              </w:rPr>
+              <w:t xml:space="preserve">AD-7</w:t>
+            </w:r>
+          </w:p>
+        </w:tc>
+        <w:tc>
+          <w:tcPr>
+            <w:tcW w:type="dxa" w:w="3373"/>
+            <w:tcBorders>
+              <w:top w:val="single" w:color="C8CCD8" w:sz="4"/>
+              <w:left w:val="single" w:color="C8CCD8" w:sz="4"/>
+              <w:bottom w:val="single" w:color="C8CCD8" w:sz="4"/>
+              <w:right w:val="single" w:color="C8CCD8" w:sz="4"/>
+            </w:tcBorders>
+            <w:tcMar>
+              <w:top w:type="dxa" w:w="60"/>
+              <w:left w:type="dxa" w:w="100"/>
+              <w:bottom w:type="dxa" w:w="60"/>
+              <w:right w:type="dxa" w:w="100"/>
+            </w:tcMar>
+          </w:tcPr>
+          <w:p>
+            <w:r>
+              <w:rPr>
+                <w:rFonts w:ascii="Malgun Gothic" w:cs="Malgun Gothic" w:eastAsia="Malgun Gothic" w:hAnsi="Malgun Gothic"/>
+                <w:b w:val="false"/>
+                <w:bCs w:val="false"/>
+                <w:sz w:val="19"/>
+                <w:szCs w:val="19"/>
+              </w:rPr>
+              <w:t xml:space="preserve">SKU 일관성</w:t>
+            </w:r>
+          </w:p>
+        </w:tc>
+        <w:tc>
+          <w:tcPr>
+            <w:tcW w:type="dxa" w:w="5302"/>
+            <w:tcBorders>
+              <w:top w:val="single" w:color="C8CCD8" w:sz="4"/>
+              <w:left w:val="single" w:color="C8CCD8" w:sz="4"/>
+              <w:bottom w:val="single" w:color="C8CCD8" w:sz="4"/>
+              <w:right w:val="single" w:color="C8CCD8" w:sz="4"/>
+            </w:tcBorders>
+            <w:tcMar>
+              <w:top w:type="dxa" w:w="60"/>
+              <w:left w:type="dxa" w:w="100"/>
+              <w:bottom w:type="dxa" w:w="60"/>
+              <w:right w:type="dxa" w:w="100"/>
+            </w:tcMar>
+          </w:tcPr>
+          <w:p>
+            <w:r>
+              <w:rPr>
+                <w:rFonts w:ascii="Malgun Gothic" w:cs="Malgun Gothic" w:eastAsia="Malgun Gothic" w:hAnsi="Malgun Gothic"/>
+                <w:b w:val="false"/>
+                <w:bCs w:val="false"/>
+                <w:sz w:val="19"/>
+                <w:szCs w:val="19"/>
+              </w:rPr>
+              <w:t xml:space="preserve">같은 서체·굵기·자간·상대 비율. AI가 그린 글자와 코드 합성 글자를 한 라인업에 섞지 않음</w:t>
             </w:r>
           </w:p>
         </w:tc>

--- a/turnova-design-guide-v5.docx
+++ b/turnova-design-guide-v5.docx
@@ -15,7 +15,7 @@
           <w:sz w:val="34"/>
           <w:szCs w:val="34"/>
         </w:rPr>
-        <w:t xml:space="preserve">TURNOVA 디자인 가이드 v6.1 — Augustinus Bader 벤치마크</w:t>
+        <w:t xml:space="preserve">TURNOVA 디자인 가이드 v7.0 — Augustinus Bader 벤치마크</w:t>
       </w:r>
     </w:p>
     <w:p>
@@ -29,7 +29,7 @@
           <w:sz w:val="18"/>
           <w:szCs w:val="18"/>
         </w:rPr>
-        <w:t xml:space="preserve">디자인·마케팅팀 정리 · 2026년 10월 6일 (v6.1: 아트디렉터 검수 — v12 라벨 코드 합성, 최소 글자·위계 규정) · @Jin · v4까지의 "AB 거리두기" 방향을 폐기하고 다시 잡음</w:t>
+        <w:t xml:space="preserve">디자인·마케팅팀 정리 · 2026년 10월 6일 (v7.0: 로고 크게 — 배치·비율 샤넬, 디자인 DUA·AB) · @Jin · v4까지의 "AB 거리두기" 방향을 폐기하고 다시 잡음</w:t>
       </w:r>
     </w:p>
     <w:p>
@@ -1875,7 +1875,7 @@
                 <w:sz w:val="19"/>
                 <w:szCs w:val="19"/>
               </w:rPr>
-              <w:t xml:space="preserve">아트디렉터 기준 확인 검수 요청</w:t>
+              <w:t xml:space="preserve">브랜드 로고는 무조건 크게, 배치·비율은 샤넬, 디자인은 DUA·AB 벤치마킹</w:t>
             </w:r>
           </w:p>
         </w:tc>
@@ -1904,7 +1904,7 @@
                 <w:sz w:val="19"/>
                 <w:szCs w:val="19"/>
               </w:rPr>
-              <w:t xml:space="preserve">반려 4종+자 재작업 → v12 5종(라벨 코드 합성), 8장 AD-1~7 신설, 측정 스크립트 패널 인식 버그 수정</w:t>
+              <w:t xml:space="preserve">★ 벤치마크 체계 신설, 8장 워드마크 55~68%(하한 신설)·샤넬식 2단 배치, v13 라인업·단상자 2색(AB/DUA)</w:t>
             </w:r>
           </w:p>
         </w:tc>
@@ -1967,7 +1967,7 @@
                 <w:sz w:val="19"/>
                 <w:szCs w:val="19"/>
               </w:rPr>
-              <w:t xml:space="preserve">기준을 매번 묻지 않아도 전문가가 먼저 피드백하는 정책</w:t>
+              <w:t xml:space="preserve">아트디렉터 기준 확인 검수 요청</w:t>
             </w:r>
           </w:p>
         </w:tc>
@@ -1996,7 +1996,7 @@
                 <w:sz w:val="19"/>
                 <w:szCs w:val="19"/>
               </w:rPr>
-              <w:t xml:space="preserve">★ 전문가 검수 정책 신설 + turnova-review 스킬 + measure_front.py</w:t>
+              <w:t xml:space="preserve">반려 4종+자 재작업 → v12 5종(라벨 코드 합성), 8장 AD-1~7 신설, 측정 스크립트 패널 인식 버그 수정</w:t>
             </w:r>
           </w:p>
         </w:tc>
@@ -2059,6 +2059,98 @@
                 <w:sz w:val="19"/>
                 <w:szCs w:val="19"/>
               </w:rPr>
+              <w:t xml:space="preserve">기준을 매번 묻지 않아도 전문가가 먼저 피드백하는 정책</w:t>
+            </w:r>
+          </w:p>
+        </w:tc>
+        <w:tc>
+          <w:tcPr>
+            <w:tcW w:type="dxa" w:w="4338"/>
+            <w:tcBorders>
+              <w:top w:val="single" w:color="C8CCD8" w:sz="4"/>
+              <w:left w:val="single" w:color="C8CCD8" w:sz="4"/>
+              <w:bottom w:val="single" w:color="C8CCD8" w:sz="4"/>
+              <w:right w:val="single" w:color="C8CCD8" w:sz="4"/>
+            </w:tcBorders>
+            <w:tcMar>
+              <w:top w:type="dxa" w:w="60"/>
+              <w:left w:type="dxa" w:w="100"/>
+              <w:bottom w:type="dxa" w:w="60"/>
+              <w:right w:type="dxa" w:w="100"/>
+            </w:tcMar>
+          </w:tcPr>
+          <w:p>
+            <w:r>
+              <w:rPr>
+                <w:rFonts w:ascii="Malgun Gothic" w:cs="Malgun Gothic" w:eastAsia="Malgun Gothic" w:hAnsi="Malgun Gothic"/>
+                <w:b w:val="false"/>
+                <w:bCs w:val="false"/>
+                <w:sz w:val="19"/>
+                <w:szCs w:val="19"/>
+              </w:rPr>
+              <w:t xml:space="preserve">★ 전문가 검수 정책 신설 + turnova-review 스킬 + measure_front.py</w:t>
+            </w:r>
+          </w:p>
+        </w:tc>
+      </w:tr>
+      <w:tr>
+        <w:trPr>
+          <w:tblHeader w:val="false"/>
+        </w:trPr>
+        <w:tc>
+          <w:tcPr>
+            <w:tcW w:type="dxa" w:w="963"/>
+            <w:tcBorders>
+              <w:top w:val="single" w:color="C8CCD8" w:sz="4"/>
+              <w:left w:val="single" w:color="C8CCD8" w:sz="4"/>
+              <w:bottom w:val="single" w:color="C8CCD8" w:sz="4"/>
+              <w:right w:val="single" w:color="C8CCD8" w:sz="4"/>
+            </w:tcBorders>
+            <w:tcMar>
+              <w:top w:type="dxa" w:w="60"/>
+              <w:left w:type="dxa" w:w="100"/>
+              <w:bottom w:type="dxa" w:w="60"/>
+              <w:right w:type="dxa" w:w="100"/>
+            </w:tcMar>
+          </w:tcPr>
+          <w:p>
+            <w:r>
+              <w:rPr>
+                <w:rFonts w:ascii="Malgun Gothic" w:cs="Malgun Gothic" w:eastAsia="Malgun Gothic" w:hAnsi="Malgun Gothic"/>
+                <w:b/>
+                <w:bCs/>
+                <w:sz w:val="19"/>
+                <w:szCs w:val="19"/>
+              </w:rPr>
+              <w:t xml:space="preserve">10/6</w:t>
+            </w:r>
+          </w:p>
+        </w:tc>
+        <w:tc>
+          <w:tcPr>
+            <w:tcW w:type="dxa" w:w="4337"/>
+            <w:tcBorders>
+              <w:top w:val="single" w:color="C8CCD8" w:sz="4"/>
+              <w:left w:val="single" w:color="C8CCD8" w:sz="4"/>
+              <w:bottom w:val="single" w:color="C8CCD8" w:sz="4"/>
+              <w:right w:val="single" w:color="C8CCD8" w:sz="4"/>
+            </w:tcBorders>
+            <w:tcMar>
+              <w:top w:type="dxa" w:w="60"/>
+              <w:left w:type="dxa" w:w="100"/>
+              <w:bottom w:type="dxa" w:w="60"/>
+              <w:right w:type="dxa" w:w="100"/>
+            </w:tcMar>
+          </w:tcPr>
+          <w:p>
+            <w:r>
+              <w:rPr>
+                <w:rFonts w:ascii="Malgun Gothic" w:cs="Malgun Gothic" w:eastAsia="Malgun Gothic" w:hAnsi="Malgun Gothic"/>
+                <w:b w:val="false"/>
+                <w:bCs w:val="false"/>
+                <w:sz w:val="19"/>
+                <w:szCs w:val="19"/>
+              </w:rPr>
               <w:t xml:space="preserve">샤넬 관점 비율·심볼 크기·브랜드 스토리 점검 요청 (심볼 크다)</w:t>
             </w:r>
           </w:p>
@@ -2253,6 +2345,151 @@
           <w:rFonts w:ascii="Malgun Gothic" w:cs="Malgun Gothic" w:eastAsia="Malgun Gothic" w:hAnsi="Malgun Gothic"/>
         </w:rPr>
         <w:t xml:space="preserve">보고 형식: 종합 판정 → 관점별 판정·근거·조치 표 → 이미 고친 것 → 오너 결정 필요(최대 3개)</w:t>
+      </w:r>
+    </w:p>
+    <w:p>
+      <w:pPr>
+        <w:pStyle w:val="Heading1"/>
+        <w:spacing w:after="120" w:before="280"/>
+      </w:pPr>
+      <w:r>
+        <w:rPr>
+          <w:rFonts w:ascii="Malgun Gothic" w:cs="Malgun Gothic" w:eastAsia="Malgun Gothic" w:hAnsi="Malgun Gothic"/>
+          <w:b/>
+          <w:bCs/>
+          <w:color w:val="1E22AA"/>
+          <w:sz w:val="28"/>
+          <w:szCs w:val="28"/>
+        </w:rPr>
+        <w:t xml:space="preserve">★ 벤치마크 체계 — 배치·비율 샤넬 / 디자인 DUA·AB</w:t>
+      </w:r>
+    </w:p>
+    <w:p>
+      <w:pPr>
+        <w:pStyle w:val="ListParagraph"/>
+        <w:numPr>
+          <w:ilvl w:val="0"/>
+          <w:numId w:val="2"/>
+        </w:numPr>
+        <w:spacing w:after="40"/>
+      </w:pPr>
+      <w:r>
+        <w:rPr>
+          <w:rFonts w:ascii="Malgun Gothic" w:cs="Malgun Gothic" w:eastAsia="Malgun Gothic" w:hAnsi="Malgun Gothic"/>
+        </w:rPr>
+        <w:t xml:space="preserve">역할 분담 (오너 확정 10/6): 배치·크기 비율 = 샤넬 / 디자인(색·재질·서체 감도) = DUA(AB×두아 리파) + 오거스티너스 바더</w:t>
+      </w:r>
+    </w:p>
+    <w:p>
+      <w:pPr>
+        <w:pStyle w:val="ListParagraph"/>
+        <w:numPr>
+          <w:ilvl w:val="0"/>
+          <w:numId w:val="2"/>
+        </w:numPr>
+        <w:spacing w:after="40"/>
+      </w:pPr>
+      <w:r>
+        <w:rPr>
+          <w:rFonts w:ascii="Malgun Gothic" w:cs="Malgun Gothic" w:eastAsia="Malgun Gothic" w:hAnsi="Malgun Gothic"/>
+        </w:rPr>
+        <w:t xml:space="preserve">샤넬 실측(N°1 로션·세럼·아이세럼): 워드마크 폭 45% · 52% · 65% — 용기가 좁을수록 로고가 큼. 로고 묶음은 위 12~32% 구간, 가운데 30~80% 구간은 비움, 설명은 아래 80~95%에 고정. 워드마크 : 설명 글자 높이 ≈ 2.2 : 1</w:t>
+      </w:r>
+    </w:p>
+    <w:p>
+      <w:pPr>
+        <w:pStyle w:val="ListParagraph"/>
+        <w:numPr>
+          <w:ilvl w:val="0"/>
+          <w:numId w:val="2"/>
+        </w:numPr>
+        <w:spacing w:after="40"/>
+      </w:pPr>
+      <w:r>
+        <w:rPr>
+          <w:rFonts w:ascii="Malgun Gothic" w:cs="Malgun Gothic" w:eastAsia="Malgun Gothic" w:hAnsi="Malgun Gothic"/>
+        </w:rPr>
+        <w:t xml:space="preserve">"브랜드 로고는 무조건 크게" (오너 10/6) → 워드마크 하한 신설: 50% 미만이면 반려. SKU별 기준 — 앰플(22 mm) 67% · 세럼 61% · 튜브 59% · 스틱 59% · 자(낮고 넓음) 55% · 단상자 54~62%</w:t>
+      </w:r>
+    </w:p>
+    <w:p>
+      <w:pPr>
+        <w:pStyle w:val="ListParagraph"/>
+        <w:numPr>
+          <w:ilvl w:val="0"/>
+          <w:numId w:val="2"/>
+        </w:numPr>
+        <w:spacing w:after="40"/>
+      </w:pPr>
+      <w:r>
+        <w:rPr>
+          <w:rFonts w:ascii="Malgun Gothic" w:cs="Malgun Gothic" w:eastAsia="Malgun Gothic" w:hAnsi="Malgun Gothic"/>
+        </w:rPr>
+        <w:t xml:space="preserve">배치(샤넬식 2단): ① 위 1/3 — TURNOVA 워드마크 + 바로 아래 작은 8잎 심볼(샤넬 "DE" 자리, 10% 내외) ② 가운데 — 비움 ③ 아래 — 제품명 · TRX-8™ · 효능 · 용량. 오너 배치 순서는 그대로, 간격만 샤넬식</w:t>
+      </w:r>
+    </w:p>
+    <w:p>
+      <w:pPr>
+        <w:pStyle w:val="ListParagraph"/>
+        <w:numPr>
+          <w:ilvl w:val="0"/>
+          <w:numId w:val="2"/>
+        </w:numPr>
+        <w:spacing w:after="40"/>
+      </w:pPr>
+      <w:r>
+        <w:rPr>
+          <w:rFonts w:ascii="Malgun Gothic" w:cs="Malgun Gothic" w:eastAsia="Malgun Gothic" w:hAnsi="Malgun Gothic"/>
+        </w:rPr>
+        <w:t xml:space="preserve">DUA에서 가져올 것: 굵은 산세리프 대형 워드마크(TURNOVA 로고와 같은 계열), 색 반전 — 애프리콧 코퍼 무광 보드 + 로열블루 글자 (단상자·키트·한정판 옵션). 로고는 블루 고광택 스팟 UV</w:t>
+      </w:r>
+    </w:p>
+    <w:p>
+      <w:pPr>
+        <w:pStyle w:val="ListParagraph"/>
+        <w:numPr>
+          <w:ilvl w:val="0"/>
+          <w:numId w:val="2"/>
+        </w:numPr>
+        <w:spacing w:after="40"/>
+      </w:pPr>
+      <w:r>
+        <w:rPr>
+          <w:rFonts w:ascii="Malgun Gothic" w:cs="Malgun Gothic" w:eastAsia="Malgun Gothic" w:hAnsi="Malgun Gothic"/>
+        </w:rPr>
+        <w:t xml:space="preserve">AB에서 가져올 것: 로열블루 + 코퍼 메탈(캡·뚜껑·밴드), 무광 바디, 대문자 제품명 위계, 라인 전체 같은 배치</w:t>
+      </w:r>
+    </w:p>
+    <w:p>
+      <w:pPr>
+        <w:pStyle w:val="ListParagraph"/>
+        <w:numPr>
+          <w:ilvl w:val="0"/>
+          <w:numId w:val="2"/>
+        </w:numPr>
+        <w:spacing w:after="40"/>
+      </w:pPr>
+      <w:r>
+        <w:rPr>
+          <w:rFonts w:ascii="Malgun Gothic" w:cs="Malgun Gothic" w:eastAsia="Malgun Gothic" w:hAnsi="Malgun Gothic"/>
+        </w:rPr>
+        <w:t xml:space="preserve">가져오지 않을 것: AB 세리프 모노그램·물결 엠블럼, DUA의 비스듬한 좌하단 배치·"Powered by" 문구, 샤넬 흑백 — 비율만 차용</w:t>
+      </w:r>
+    </w:p>
+    <w:p>
+      <w:pPr>
+        <w:pStyle w:val="ListParagraph"/>
+        <w:numPr>
+          <w:ilvl w:val="0"/>
+          <w:numId w:val="2"/>
+        </w:numPr>
+        <w:spacing w:after="40"/>
+      </w:pPr>
+      <w:r>
+        <w:rPr>
+          <w:rFonts w:ascii="Malgun Gothic" w:cs="Malgun Gothic" w:eastAsia="Malgun Gothic" w:hAnsi="Malgun Gothic"/>
+        </w:rPr>
+        <w:t xml:space="preserve">비교안(오너 결정): 워드마크 DUA 스케일 약 78~80% — 샤넬 최대치(65%)를 넘으므로 기본안이 아닌 옵션 (v13_tube_xl_option, v13_carton_dua_xl_option)</w:t>
       </w:r>
     </w:p>
     <w:p>
@@ -5851,7 +6088,7 @@
                 <w:sz w:val="19"/>
                 <w:szCs w:val="19"/>
               </w:rPr>
-              <w:t xml:space="preserve">패널 폭 약 62% 이하(좌우 여백 각 19% 이상 — 샤넬식 여백), 윗선 높이 20%. 유광 코퍼 포일. 실측 결과 슬림 용기 시안은 83~92%로 가장자리까지 꽉 참 → 반려 대상</w:t>
+              <w:t xml:space="preserve">크게 — 패널 폭 55~68% (샤넬 실측 45~65%, 좁은 용기일수록 크게). 50% 미만·68% 초과 반려. 위 1/3 구간(패널 높이 12% 지점부터). 유광 코퍼 포일 (10/6 오너 "로고는 무조건 크게")</w:t>
             </w:r>
           </w:p>
         </w:tc>

--- a/turnova-design-guide-v5.docx
+++ b/turnova-design-guide-v5.docx
@@ -15,7 +15,7 @@
           <w:sz w:val="34"/>
           <w:szCs w:val="34"/>
         </w:rPr>
-        <w:t xml:space="preserve">TURNOVA 디자인 가이드 v7.0 — Augustinus Bader 벤치마크</w:t>
+        <w:t xml:space="preserve">TURNOVA 디자인 가이드 v7.1 — Augustinus Bader 벤치마크</w:t>
       </w:r>
     </w:p>
     <w:p>
@@ -29,7 +29,7 @@
           <w:sz w:val="18"/>
           <w:szCs w:val="18"/>
         </w:rPr>
-        <w:t xml:space="preserve">디자인·마케팅팀 정리 · 2026년 10월 6일 (v7.0: 로고 크게 — 배치·비율 샤넬, 디자인 DUA·AB) · @Jin · v4까지의 "AB 거리두기" 방향을 폐기하고 다시 잡음</w:t>
+        <w:t xml:space="preserve">디자인·마케팅팀 정리 · 2026년 10월 6일 (v7.1: 로고 크기 = 오너 기준 스틱 87%, 위치 샤넬, 나머지 글자 키움) · @Jin · v4까지의 "AB 거리두기" 방향을 폐기하고 다시 잡음</w:t>
       </w:r>
     </w:p>
     <w:p>
@@ -1875,7 +1875,7 @@
                 <w:sz w:val="19"/>
                 <w:szCs w:val="19"/>
               </w:rPr>
-              <w:t xml:space="preserve">브랜드 로고는 무조건 크게, 배치·비율은 샤넬, 디자인은 DUA·AB 벤치마킹</w:t>
+              <w:t xml:space="preserve">v10_4 스틱 정도 로고 크기가 좋다, 위치는 샤넬 비율로 안정적이게, 나머지는 너무 작아졌다</w:t>
             </w:r>
           </w:p>
         </w:tc>
@@ -1904,7 +1904,7 @@
                 <w:sz w:val="19"/>
                 <w:szCs w:val="19"/>
               </w:rPr>
-              <w:t xml:space="preserve">★ 벤치마크 체계 신설, 8장 워드마크 55~68%(하한 신설)·샤넬식 2단 배치, v13 라인업·단상자 2색(AB/DUA)</w:t>
+              <w:t xml:space="preserve">8장 1·1-1 개정(워드마크 75~92%, 글자 크기 기준 스틱 실측), v14 라인업·단상자</w:t>
             </w:r>
           </w:p>
         </w:tc>
@@ -1967,7 +1967,7 @@
                 <w:sz w:val="19"/>
                 <w:szCs w:val="19"/>
               </w:rPr>
-              <w:t xml:space="preserve">아트디렉터 기준 확인 검수 요청</w:t>
+              <w:t xml:space="preserve">브랜드 로고는 무조건 크게, 배치·비율은 샤넬, 디자인은 DUA·AB 벤치마킹</w:t>
             </w:r>
           </w:p>
         </w:tc>
@@ -1996,7 +1996,7 @@
                 <w:sz w:val="19"/>
                 <w:szCs w:val="19"/>
               </w:rPr>
-              <w:t xml:space="preserve">반려 4종+자 재작업 → v12 5종(라벨 코드 합성), 8장 AD-1~7 신설, 측정 스크립트 패널 인식 버그 수정</w:t>
+              <w:t xml:space="preserve">★ 벤치마크 체계 신설, 8장 워드마크 55~68%(하한 신설)·샤넬식 2단 배치, v13 라인업·단상자 2색(AB/DUA)</w:t>
             </w:r>
           </w:p>
         </w:tc>
@@ -2059,7 +2059,7 @@
                 <w:sz w:val="19"/>
                 <w:szCs w:val="19"/>
               </w:rPr>
-              <w:t xml:space="preserve">기준을 매번 묻지 않아도 전문가가 먼저 피드백하는 정책</w:t>
+              <w:t xml:space="preserve">아트디렉터 기준 확인 검수 요청</w:t>
             </w:r>
           </w:p>
         </w:tc>
@@ -2088,7 +2088,7 @@
                 <w:sz w:val="19"/>
                 <w:szCs w:val="19"/>
               </w:rPr>
-              <w:t xml:space="preserve">★ 전문가 검수 정책 신설 + turnova-review 스킬 + measure_front.py</w:t>
+              <w:t xml:space="preserve">반려 4종+자 재작업 → v12 5종(라벨 코드 합성), 8장 AD-1~7 신설, 측정 스크립트 패널 인식 버그 수정</w:t>
             </w:r>
           </w:p>
         </w:tc>
@@ -2151,6 +2151,98 @@
                 <w:sz w:val="19"/>
                 <w:szCs w:val="19"/>
               </w:rPr>
+              <w:t xml:space="preserve">기준을 매번 묻지 않아도 전문가가 먼저 피드백하는 정책</w:t>
+            </w:r>
+          </w:p>
+        </w:tc>
+        <w:tc>
+          <w:tcPr>
+            <w:tcW w:type="dxa" w:w="4338"/>
+            <w:tcBorders>
+              <w:top w:val="single" w:color="C8CCD8" w:sz="4"/>
+              <w:left w:val="single" w:color="C8CCD8" w:sz="4"/>
+              <w:bottom w:val="single" w:color="C8CCD8" w:sz="4"/>
+              <w:right w:val="single" w:color="C8CCD8" w:sz="4"/>
+            </w:tcBorders>
+            <w:tcMar>
+              <w:top w:type="dxa" w:w="60"/>
+              <w:left w:type="dxa" w:w="100"/>
+              <w:bottom w:type="dxa" w:w="60"/>
+              <w:right w:type="dxa" w:w="100"/>
+            </w:tcMar>
+          </w:tcPr>
+          <w:p>
+            <w:r>
+              <w:rPr>
+                <w:rFonts w:ascii="Malgun Gothic" w:cs="Malgun Gothic" w:eastAsia="Malgun Gothic" w:hAnsi="Malgun Gothic"/>
+                <w:b w:val="false"/>
+                <w:bCs w:val="false"/>
+                <w:sz w:val="19"/>
+                <w:szCs w:val="19"/>
+              </w:rPr>
+              <w:t xml:space="preserve">★ 전문가 검수 정책 신설 + turnova-review 스킬 + measure_front.py</w:t>
+            </w:r>
+          </w:p>
+        </w:tc>
+      </w:tr>
+      <w:tr>
+        <w:trPr>
+          <w:tblHeader w:val="false"/>
+        </w:trPr>
+        <w:tc>
+          <w:tcPr>
+            <w:tcW w:type="dxa" w:w="963"/>
+            <w:tcBorders>
+              <w:top w:val="single" w:color="C8CCD8" w:sz="4"/>
+              <w:left w:val="single" w:color="C8CCD8" w:sz="4"/>
+              <w:bottom w:val="single" w:color="C8CCD8" w:sz="4"/>
+              <w:right w:val="single" w:color="C8CCD8" w:sz="4"/>
+            </w:tcBorders>
+            <w:tcMar>
+              <w:top w:type="dxa" w:w="60"/>
+              <w:left w:type="dxa" w:w="100"/>
+              <w:bottom w:type="dxa" w:w="60"/>
+              <w:right w:type="dxa" w:w="100"/>
+            </w:tcMar>
+          </w:tcPr>
+          <w:p>
+            <w:r>
+              <w:rPr>
+                <w:rFonts w:ascii="Malgun Gothic" w:cs="Malgun Gothic" w:eastAsia="Malgun Gothic" w:hAnsi="Malgun Gothic"/>
+                <w:b/>
+                <w:bCs/>
+                <w:sz w:val="19"/>
+                <w:szCs w:val="19"/>
+              </w:rPr>
+              <w:t xml:space="preserve">10/6</w:t>
+            </w:r>
+          </w:p>
+        </w:tc>
+        <w:tc>
+          <w:tcPr>
+            <w:tcW w:type="dxa" w:w="4337"/>
+            <w:tcBorders>
+              <w:top w:val="single" w:color="C8CCD8" w:sz="4"/>
+              <w:left w:val="single" w:color="C8CCD8" w:sz="4"/>
+              <w:bottom w:val="single" w:color="C8CCD8" w:sz="4"/>
+              <w:right w:val="single" w:color="C8CCD8" w:sz="4"/>
+            </w:tcBorders>
+            <w:tcMar>
+              <w:top w:type="dxa" w:w="60"/>
+              <w:left w:type="dxa" w:w="100"/>
+              <w:bottom w:type="dxa" w:w="60"/>
+              <w:right w:type="dxa" w:w="100"/>
+            </w:tcMar>
+          </w:tcPr>
+          <w:p>
+            <w:r>
+              <w:rPr>
+                <w:rFonts w:ascii="Malgun Gothic" w:cs="Malgun Gothic" w:eastAsia="Malgun Gothic" w:hAnsi="Malgun Gothic"/>
+                <w:b w:val="false"/>
+                <w:bCs w:val="false"/>
+                <w:sz w:val="19"/>
+                <w:szCs w:val="19"/>
+              </w:rPr>
               <w:t xml:space="preserve">샤넬 관점 비율·심볼 크기·브랜드 스토리 점검 요청 (심볼 크다)</w:t>
             </w:r>
           </w:p>
@@ -2409,7 +2501,7 @@
         <w:rPr>
           <w:rFonts w:ascii="Malgun Gothic" w:cs="Malgun Gothic" w:eastAsia="Malgun Gothic" w:hAnsi="Malgun Gothic"/>
         </w:rPr>
-        <w:t xml:space="preserve">"브랜드 로고는 무조건 크게" (오너 10/6) → 워드마크 하한 신설: 50% 미만이면 반려. SKU별 기준 — 앰플(22 mm) 67% · 세럼 61% · 튜브 59% · 스틱 59% · 자(낮고 넓음) 55% · 단상자 54~62%</w:t>
+        <w:t xml:space="preserve">"브랜드 로고는 무조건 크게" (오너 10/6) → 크기는 오너 기준 스틱(87%)을 따르고 샤넬에서는 위치·여백만 가져옴: 실측 튜브 85 · 스틱 84 · 앰플 83 · 세럼 83 · 단상자 79 · 자 62(예외)%. (v13의 55~68% 기준은 폐기)</w:t>
       </w:r>
     </w:p>
     <w:p>
@@ -6088,7 +6180,99 @@
                 <w:sz w:val="19"/>
                 <w:szCs w:val="19"/>
               </w:rPr>
-              <w:t xml:space="preserve">크게 — 패널 폭 55~68% (샤넬 실측 45~65%, 좁은 용기일수록 크게). 50% 미만·68% 초과 반려. 위 1/3 구간(패널 높이 12% 지점부터). 유광 코퍼 포일 (10/6 오너 "로고는 무조건 크게")</w:t>
+              <w:t xml:space="preserve">오너 기준 이미지(v10_4 스틱, 10/6 "이 정도 로고 크기 좋다") = 패널 폭 87%. 기준: 실측 75~92%, 75% 미만 반려. 위치는 샤넬 비율 — 워드마크 윗선이 패널 높이 13% (샤넬 12~15%). 예외: 낮고 넓은 자는 높이 한계로 62%. 유광 코퍼 포일</w:t>
+            </w:r>
+          </w:p>
+        </w:tc>
+      </w:tr>
+      <w:tr>
+        <w:trPr>
+          <w:tblHeader w:val="false"/>
+        </w:trPr>
+        <w:tc>
+          <w:tcPr>
+            <w:tcW w:type="dxa" w:w="963"/>
+            <w:tcBorders>
+              <w:top w:val="single" w:color="C8CCD8" w:sz="4"/>
+              <w:left w:val="single" w:color="C8CCD8" w:sz="4"/>
+              <w:bottom w:val="single" w:color="C8CCD8" w:sz="4"/>
+              <w:right w:val="single" w:color="C8CCD8" w:sz="4"/>
+            </w:tcBorders>
+            <w:tcMar>
+              <w:top w:type="dxa" w:w="60"/>
+              <w:left w:type="dxa" w:w="100"/>
+              <w:bottom w:type="dxa" w:w="60"/>
+              <w:right w:type="dxa" w:w="100"/>
+            </w:tcMar>
+          </w:tcPr>
+          <w:p>
+            <w:r>
+              <w:rPr>
+                <w:rFonts w:ascii="Malgun Gothic" w:cs="Malgun Gothic" w:eastAsia="Malgun Gothic" w:hAnsi="Malgun Gothic"/>
+                <w:b/>
+                <w:bCs/>
+                <w:sz w:val="19"/>
+                <w:szCs w:val="19"/>
+              </w:rPr>
+              <w:t xml:space="preserve">1-1</w:t>
+            </w:r>
+          </w:p>
+        </w:tc>
+        <w:tc>
+          <w:tcPr>
+            <w:tcW w:type="dxa" w:w="3373"/>
+            <w:tcBorders>
+              <w:top w:val="single" w:color="C8CCD8" w:sz="4"/>
+              <w:left w:val="single" w:color="C8CCD8" w:sz="4"/>
+              <w:bottom w:val="single" w:color="C8CCD8" w:sz="4"/>
+              <w:right w:val="single" w:color="C8CCD8" w:sz="4"/>
+            </w:tcBorders>
+            <w:tcMar>
+              <w:top w:type="dxa" w:w="60"/>
+              <w:left w:type="dxa" w:w="100"/>
+              <w:bottom w:type="dxa" w:w="60"/>
+              <w:right w:type="dxa" w:w="100"/>
+            </w:tcMar>
+          </w:tcPr>
+          <w:p>
+            <w:r>
+              <w:rPr>
+                <w:rFonts w:ascii="Malgun Gothic" w:cs="Malgun Gothic" w:eastAsia="Malgun Gothic" w:hAnsi="Malgun Gothic"/>
+                <w:b w:val="false"/>
+                <w:bCs w:val="false"/>
+                <w:sz w:val="19"/>
+                <w:szCs w:val="19"/>
+              </w:rPr>
+              <w:t xml:space="preserve">나머지 글자 크기 (10/6 오너 "나머지가 너무 다 작아졌다")</w:t>
+            </w:r>
+          </w:p>
+        </w:tc>
+        <w:tc>
+          <w:tcPr>
+            <w:tcW w:type="dxa" w:w="5302"/>
+            <w:tcBorders>
+              <w:top w:val="single" w:color="C8CCD8" w:sz="4"/>
+              <w:left w:val="single" w:color="C8CCD8" w:sz="4"/>
+              <w:bottom w:val="single" w:color="C8CCD8" w:sz="4"/>
+              <w:right w:val="single" w:color="C8CCD8" w:sz="4"/>
+            </w:tcBorders>
+            <w:tcMar>
+              <w:top w:type="dxa" w:w="60"/>
+              <w:left w:type="dxa" w:w="100"/>
+              <w:bottom w:type="dxa" w:w="60"/>
+              <w:right w:type="dxa" w:w="100"/>
+            </w:tcMar>
+          </w:tcPr>
+          <w:p>
+            <w:r>
+              <w:rPr>
+                <w:rFonts w:ascii="Malgun Gothic" w:cs="Malgun Gothic" w:eastAsia="Malgun Gothic" w:hAnsi="Malgun Gothic"/>
+                <w:b w:val="false"/>
+                <w:bCs w:val="false"/>
+                <w:sz w:val="19"/>
+                <w:szCs w:val="19"/>
+              </w:rPr>
+              <w:t xml:space="preserve">기준 스틱 실측을 따름 — 제품명 대문자 높이 = 패널 폭의 5.0%(기준 4.5%), TRX-8™·용량 4.4%(기준 4.3%), 효능 3.4%. 긴 제품명은 줄이지 말고 2줄로(THE PEELING BALM / CREAM). 낮은 자는 0.62배</w:t>
             </w:r>
           </w:p>
         </w:tc>

--- a/turnova-design-guide-v5.docx
+++ b/turnova-design-guide-v5.docx
@@ -15,7 +15,7 @@
           <w:sz w:val="34"/>
           <w:szCs w:val="34"/>
         </w:rPr>
-        <w:t xml:space="preserve">TURNOVA 디자인 가이드 v7.1 — Augustinus Bader 벤치마크</w:t>
+        <w:t xml:space="preserve">TURNOVA 디자인 가이드 v7.2 — Augustinus Bader 벤치마크</w:t>
       </w:r>
     </w:p>
     <w:p>
@@ -29,7 +29,7 @@
           <w:sz w:val="18"/>
           <w:szCs w:val="18"/>
         </w:rPr>
-        <w:t xml:space="preserve">디자인·마케팅팀 정리 · 2026년 10월 6일 (v7.1: 로고 크기 = 오너 기준 스틱 87%, 위치 샤넬, 나머지 글자 키움) · @Jin · v4까지의 "AB 거리두기" 방향을 폐기하고 다시 잡음</w:t>
+        <w:t xml:space="preserve">디자인·마케팅팀 정리 · 2026년 10월 7일 (v7.2: 황금비 — 심볼 위치·크기, 글자 위계) · @Jin · v4까지의 "AB 거리두기" 방향을 폐기하고 다시 잡음</w:t>
       </w:r>
     </w:p>
     <w:p>
@@ -1813,6 +1813,190 @@
                 <w:szCs w:val="19"/>
               </w:rPr>
               <w:t xml:space="preserve">9-0 스틱 항목에 올 블루 기본안 + v11_2</w:t>
+            </w:r>
+          </w:p>
+        </w:tc>
+      </w:tr>
+      <w:tr>
+        <w:trPr>
+          <w:tblHeader w:val="false"/>
+        </w:trPr>
+        <w:tc>
+          <w:tcPr>
+            <w:tcW w:type="dxa" w:w="963"/>
+            <w:tcBorders>
+              <w:top w:val="single" w:color="C8CCD8" w:sz="4"/>
+              <w:left w:val="single" w:color="C8CCD8" w:sz="4"/>
+              <w:bottom w:val="single" w:color="C8CCD8" w:sz="4"/>
+              <w:right w:val="single" w:color="C8CCD8" w:sz="4"/>
+            </w:tcBorders>
+            <w:tcMar>
+              <w:top w:type="dxa" w:w="60"/>
+              <w:left w:type="dxa" w:w="100"/>
+              <w:bottom w:type="dxa" w:w="60"/>
+              <w:right w:type="dxa" w:w="100"/>
+            </w:tcMar>
+          </w:tcPr>
+          <w:p>
+            <w:r>
+              <w:rPr>
+                <w:rFonts w:ascii="Malgun Gothic" w:cs="Malgun Gothic" w:eastAsia="Malgun Gothic" w:hAnsi="Malgun Gothic"/>
+                <w:b/>
+                <w:bCs/>
+                <w:sz w:val="19"/>
+                <w:szCs w:val="19"/>
+              </w:rPr>
+              <w:t xml:space="preserve">10/7</w:t>
+            </w:r>
+          </w:p>
+        </w:tc>
+        <w:tc>
+          <w:tcPr>
+            <w:tcW w:type="dxa" w:w="4337"/>
+            <w:tcBorders>
+              <w:top w:val="single" w:color="C8CCD8" w:sz="4"/>
+              <w:left w:val="single" w:color="C8CCD8" w:sz="4"/>
+              <w:bottom w:val="single" w:color="C8CCD8" w:sz="4"/>
+              <w:right w:val="single" w:color="C8CCD8" w:sz="4"/>
+            </w:tcBorders>
+            <w:tcMar>
+              <w:top w:type="dxa" w:w="60"/>
+              <w:left w:type="dxa" w:w="100"/>
+              <w:bottom w:type="dxa" w:w="60"/>
+              <w:right w:type="dxa" w:w="100"/>
+            </w:tcMar>
+          </w:tcPr>
+          <w:p>
+            <w:r>
+              <w:rPr>
+                <w:rFonts w:ascii="Malgun Gothic" w:cs="Malgun Gothic" w:eastAsia="Malgun Gothic" w:hAnsi="Malgun Gothic"/>
+                <w:b w:val="false"/>
+                <w:bCs w:val="false"/>
+                <w:sz w:val="19"/>
+                <w:szCs w:val="19"/>
+              </w:rPr>
+              <w:t xml:space="preserve">심볼 위치 균형이 안 맞다 — 안정감 있는 비율 이론이 뭐였지</w:t>
+            </w:r>
+          </w:p>
+        </w:tc>
+        <w:tc>
+          <w:tcPr>
+            <w:tcW w:type="dxa" w:w="4338"/>
+            <w:tcBorders>
+              <w:top w:val="single" w:color="C8CCD8" w:sz="4"/>
+              <w:left w:val="single" w:color="C8CCD8" w:sz="4"/>
+              <w:bottom w:val="single" w:color="C8CCD8" w:sz="4"/>
+              <w:right w:val="single" w:color="C8CCD8" w:sz="4"/>
+            </w:tcBorders>
+            <w:tcMar>
+              <w:top w:type="dxa" w:w="60"/>
+              <w:left w:type="dxa" w:w="100"/>
+              <w:bottom w:type="dxa" w:w="60"/>
+              <w:right w:type="dxa" w:w="100"/>
+            </w:tcMar>
+          </w:tcPr>
+          <w:p>
+            <w:r>
+              <w:rPr>
+                <w:rFonts w:ascii="Malgun Gothic" w:cs="Malgun Gothic" w:eastAsia="Malgun Gothic" w:hAnsi="Malgun Gothic"/>
+                <w:b w:val="false"/>
+                <w:bCs w:val="false"/>
+                <w:sz w:val="19"/>
+                <w:szCs w:val="19"/>
+              </w:rPr>
+              <w:t xml:space="preserve">8장 2·1-2: 황금비(1 : 1.618)로 심볼 위치 결정, v15→v16</w:t>
+            </w:r>
+          </w:p>
+        </w:tc>
+      </w:tr>
+      <w:tr>
+        <w:trPr>
+          <w:tblHeader w:val="false"/>
+        </w:trPr>
+        <w:tc>
+          <w:tcPr>
+            <w:tcW w:type="dxa" w:w="963"/>
+            <w:tcBorders>
+              <w:top w:val="single" w:color="C8CCD8" w:sz="4"/>
+              <w:left w:val="single" w:color="C8CCD8" w:sz="4"/>
+              <w:bottom w:val="single" w:color="C8CCD8" w:sz="4"/>
+              <w:right w:val="single" w:color="C8CCD8" w:sz="4"/>
+            </w:tcBorders>
+            <w:tcMar>
+              <w:top w:type="dxa" w:w="60"/>
+              <w:left w:type="dxa" w:w="100"/>
+              <w:bottom w:type="dxa" w:w="60"/>
+              <w:right w:type="dxa" w:w="100"/>
+            </w:tcMar>
+          </w:tcPr>
+          <w:p>
+            <w:r>
+              <w:rPr>
+                <w:rFonts w:ascii="Malgun Gothic" w:cs="Malgun Gothic" w:eastAsia="Malgun Gothic" w:hAnsi="Malgun Gothic"/>
+                <w:b/>
+                <w:bCs/>
+                <w:sz w:val="19"/>
+                <w:szCs w:val="19"/>
+              </w:rPr>
+              <w:t xml:space="preserve">10/7</w:t>
+            </w:r>
+          </w:p>
+        </w:tc>
+        <w:tc>
+          <w:tcPr>
+            <w:tcW w:type="dxa" w:w="4337"/>
+            <w:tcBorders>
+              <w:top w:val="single" w:color="C8CCD8" w:sz="4"/>
+              <w:left w:val="single" w:color="C8CCD8" w:sz="4"/>
+              <w:bottom w:val="single" w:color="C8CCD8" w:sz="4"/>
+              <w:right w:val="single" w:color="C8CCD8" w:sz="4"/>
+            </w:tcBorders>
+            <w:tcMar>
+              <w:top w:type="dxa" w:w="60"/>
+              <w:left w:type="dxa" w:w="100"/>
+              <w:bottom w:type="dxa" w:w="60"/>
+              <w:right w:type="dxa" w:w="100"/>
+            </w:tcMar>
+          </w:tcPr>
+          <w:p>
+            <w:r>
+              <w:rPr>
+                <w:rFonts w:ascii="Malgun Gothic" w:cs="Malgun Gothic" w:eastAsia="Malgun Gothic" w:hAnsi="Malgun Gothic"/>
+                <w:b w:val="false"/>
+                <w:bCs w:val="false"/>
+                <w:sz w:val="19"/>
+                <w:szCs w:val="19"/>
+              </w:rPr>
+              <w:t xml:space="preserve">심볼이 너무 작다, 로고 밑 제품명이 너무 작다</w:t>
+            </w:r>
+          </w:p>
+        </w:tc>
+        <w:tc>
+          <w:tcPr>
+            <w:tcW w:type="dxa" w:w="4338"/>
+            <w:tcBorders>
+              <w:top w:val="single" w:color="C8CCD8" w:sz="4"/>
+              <w:left w:val="single" w:color="C8CCD8" w:sz="4"/>
+              <w:bottom w:val="single" w:color="C8CCD8" w:sz="4"/>
+              <w:right w:val="single" w:color="C8CCD8" w:sz="4"/>
+            </w:tcBorders>
+            <w:tcMar>
+              <w:top w:type="dxa" w:w="60"/>
+              <w:left w:type="dxa" w:w="100"/>
+              <w:bottom w:type="dxa" w:w="60"/>
+              <w:right w:type="dxa" w:w="100"/>
+            </w:tcMar>
+          </w:tcPr>
+          <w:p>
+            <w:r>
+              <w:rPr>
+                <w:rFonts w:ascii="Malgun Gothic" w:cs="Malgun Gothic" w:eastAsia="Malgun Gothic" w:hAnsi="Malgun Gothic"/>
+                <w:b w:val="false"/>
+                <w:bCs w:val="false"/>
+                <w:sz w:val="19"/>
+                <w:szCs w:val="19"/>
+              </w:rPr>
+              <w:t xml:space="preserve">8장 2·1-1: 심볼 = 워드마크/φ³(실측 17~19%), 글자 = 황금비 모듈 스케일, v16 라인업</w:t>
             </w:r>
           </w:p>
         </w:tc>
@@ -6243,7 +6427,7 @@
                 <w:sz w:val="19"/>
                 <w:szCs w:val="19"/>
               </w:rPr>
-              <w:t xml:space="preserve">나머지 글자 크기 (10/6 오너 "나머지가 너무 다 작아졌다")</w:t>
+              <w:t xml:space="preserve">글자 크기 — 황금비 모듈 스케일 (10/7 "제품명 너무 작다")</w:t>
             </w:r>
           </w:p>
         </w:tc>
@@ -6272,7 +6456,7 @@
                 <w:sz w:val="19"/>
                 <w:szCs w:val="19"/>
               </w:rPr>
-              <w:t xml:space="preserve">기준 스틱 실측을 따름 — 제품명 대문자 높이 = 패널 폭의 5.0%(기준 4.5%), TRX-8™·용량 4.4%(기준 4.3%), 효능 3.4%. 긴 제품명은 줄이지 말고 2줄로(THE PEELING BALM / CREAM). 낮은 자는 0.62배</w:t>
+              <w:t xml:space="preserve">워드마크 높이 → ÷φ → 제품명 → ÷φ → TRX-8™·용량 → ÷φ → 효능. 제품명은 줄이지 않고 균형 있게 2줄(THE PEELING / BALM CREAM, THE / AMPOULE). TRX-8™은 용량과 같은 최소 높이. 법정 최소(잉크 1.2 mm·용량 1.6 mm) 우선</w:t>
             </w:r>
           </w:p>
         </w:tc>
@@ -6306,6 +6490,98 @@
                 <w:sz w:val="19"/>
                 <w:szCs w:val="19"/>
               </w:rPr>
+              <w:t xml:space="preserve">1-2</w:t>
+            </w:r>
+          </w:p>
+        </w:tc>
+        <w:tc>
+          <w:tcPr>
+            <w:tcW w:type="dxa" w:w="3373"/>
+            <w:tcBorders>
+              <w:top w:val="single" w:color="C8CCD8" w:sz="4"/>
+              <w:left w:val="single" w:color="C8CCD8" w:sz="4"/>
+              <w:bottom w:val="single" w:color="C8CCD8" w:sz="4"/>
+              <w:right w:val="single" w:color="C8CCD8" w:sz="4"/>
+            </w:tcBorders>
+            <w:tcMar>
+              <w:top w:type="dxa" w:w="60"/>
+              <w:left w:type="dxa" w:w="100"/>
+              <w:bottom w:type="dxa" w:w="60"/>
+              <w:right w:type="dxa" w:w="100"/>
+            </w:tcMar>
+          </w:tcPr>
+          <w:p>
+            <w:r>
+              <w:rPr>
+                <w:rFonts w:ascii="Malgun Gothic" w:cs="Malgun Gothic" w:eastAsia="Malgun Gothic" w:hAnsi="Malgun Gothic"/>
+                <w:b w:val="false"/>
+                <w:bCs w:val="false"/>
+                <w:sz w:val="19"/>
+                <w:szCs w:val="19"/>
+              </w:rPr>
+              <w:t xml:space="preserve">황금비를 쓰는 이유</w:t>
+            </w:r>
+          </w:p>
+        </w:tc>
+        <w:tc>
+          <w:tcPr>
+            <w:tcW w:type="dxa" w:w="5302"/>
+            <w:tcBorders>
+              <w:top w:val="single" w:color="C8CCD8" w:sz="4"/>
+              <w:left w:val="single" w:color="C8CCD8" w:sz="4"/>
+              <w:bottom w:val="single" w:color="C8CCD8" w:sz="4"/>
+              <w:right w:val="single" w:color="C8CCD8" w:sz="4"/>
+            </w:tcBorders>
+            <w:tcMar>
+              <w:top w:type="dxa" w:w="60"/>
+              <w:left w:type="dxa" w:w="100"/>
+              <w:bottom w:type="dxa" w:w="60"/>
+              <w:right w:type="dxa" w:w="100"/>
+            </w:tcMar>
+          </w:tcPr>
+          <w:p>
+            <w:r>
+              <w:rPr>
+                <w:rFonts w:ascii="Malgun Gothic" w:cs="Malgun Gothic" w:eastAsia="Malgun Gothic" w:hAnsi="Malgun Gothic"/>
+                <w:b w:val="false"/>
+                <w:bCs w:val="false"/>
+                <w:sz w:val="19"/>
+                <w:szCs w:val="19"/>
+              </w:rPr>
+              <w:t xml:space="preserve">1 : 1.618은 고전 건축·샤넬 N°5 병 비율 등에서 "안정감 있다"고 느끼는 대표 비율. 크기(φ 단계 위계)와 위치(빈 공간 1 : 1.618 분할) 두 곳에 같은 비율을 써서 라인 전체 리듬을 통일. 보조 원리: 광학 중심(기하 중심보다 약간 위), 3분할 법칙</w:t>
+            </w:r>
+          </w:p>
+        </w:tc>
+      </w:tr>
+      <w:tr>
+        <w:trPr>
+          <w:tblHeader w:val="false"/>
+        </w:trPr>
+        <w:tc>
+          <w:tcPr>
+            <w:tcW w:type="dxa" w:w="963"/>
+            <w:tcBorders>
+              <w:top w:val="single" w:color="C8CCD8" w:sz="4"/>
+              <w:left w:val="single" w:color="C8CCD8" w:sz="4"/>
+              <w:bottom w:val="single" w:color="C8CCD8" w:sz="4"/>
+              <w:right w:val="single" w:color="C8CCD8" w:sz="4"/>
+            </w:tcBorders>
+            <w:tcMar>
+              <w:top w:type="dxa" w:w="60"/>
+              <w:left w:type="dxa" w:w="100"/>
+              <w:bottom w:type="dxa" w:w="60"/>
+              <w:right w:type="dxa" w:w="100"/>
+            </w:tcMar>
+          </w:tcPr>
+          <w:p>
+            <w:r>
+              <w:rPr>
+                <w:rFonts w:ascii="Malgun Gothic" w:cs="Malgun Gothic" w:eastAsia="Malgun Gothic" w:hAnsi="Malgun Gothic"/>
+                <w:b/>
+                <w:bCs/>
+                <w:sz w:val="19"/>
+                <w:szCs w:val="19"/>
+              </w:rPr>
               <w:t xml:space="preserve">2</w:t>
             </w:r>
           </w:p>
@@ -6364,7 +6640,7 @@
                 <w:sz w:val="19"/>
                 <w:szCs w:val="19"/>
               </w:rPr>
-              <w:t xml:space="preserve">패널 폭 약 12% (워드마크 폭의 약 1/5) — 오너 확정(10/4, 18%→12%). 선 굵기는 크기별 마스터로 보정. 워드마크↔심볼 간격 = 심볼↔제품명 간격</w:t>
+              <w:t xml:space="preserve">크기 = 워드마크 폭 / φ³(0.236) → 실측 17~19% (오너 기준 스틱 22%, 10/7 "심볼 너무 작다"로 12%→약 20%). 위치 = 황금비: 워드마크와 설명 묶음 사이 빈 공간을 1 : 1.618로 나누는 점 (10/7 "심볼 위치 균형")</w:t>
             </w:r>
           </w:p>
         </w:tc>
